--- a/docs/package/01_Sales/iNXT_BrokerVerse_FAQ_and_Objection_Handling.docx
+++ b/docs/package/01_Sales/iNXT_BrokerVerse_FAQ_and_Objection_Handling.docx
@@ -789,7 +789,7 @@
             </w:rPr>
             <w:fldChar w:fldCharType="separate"/>
           </w:r>
-          <w:hyperlink w:anchor="__RefHeading___Toc11569_4049217194">
+          <w:hyperlink w:anchor="__RefHeading___Toc11569_3199679052">
             <w:r>
               <w:rPr>
                 <w:webHidden/>
@@ -824,7 +824,7 @@
             </w:tabs>
             <w:rPr/>
           </w:pPr>
-          <w:hyperlink w:anchor="__RefHeading___Toc11571_4049217194">
+          <w:hyperlink w:anchor="__RefHeading___Toc11571_3199679052">
             <w:r>
               <w:rPr>
                 <w:webHidden/>
@@ -853,7 +853,7 @@
             </w:tabs>
             <w:rPr/>
           </w:pPr>
-          <w:hyperlink w:anchor="__RefHeading___Toc11573_4049217194">
+          <w:hyperlink w:anchor="__RefHeading___Toc11573_3199679052">
             <w:r>
               <w:rPr>
                 <w:webHidden/>
@@ -875,7 +875,7 @@
             </w:tabs>
             <w:rPr/>
           </w:pPr>
-          <w:hyperlink w:anchor="__RefHeading___Toc11575_4049217194">
+          <w:hyperlink w:anchor="__RefHeading___Toc11575_3199679052">
             <w:r>
               <w:rPr>
                 <w:webHidden/>
@@ -897,7 +897,7 @@
             </w:tabs>
             <w:rPr/>
           </w:pPr>
-          <w:hyperlink w:anchor="__RefHeading___Toc11577_4049217194">
+          <w:hyperlink w:anchor="__RefHeading___Toc11577_3199679052">
             <w:r>
               <w:rPr>
                 <w:webHidden/>
@@ -919,7 +919,7 @@
             </w:tabs>
             <w:rPr/>
           </w:pPr>
-          <w:hyperlink w:anchor="__RefHeading___Toc11579_4049217194">
+          <w:hyperlink w:anchor="__RefHeading___Toc11579_3199679052">
             <w:r>
               <w:rPr>
                 <w:webHidden/>
@@ -941,7 +941,7 @@
             </w:tabs>
             <w:rPr/>
           </w:pPr>
-          <w:hyperlink w:anchor="__RefHeading___Toc11581_4049217194">
+          <w:hyperlink w:anchor="__RefHeading___Toc11581_3199679052">
             <w:r>
               <w:rPr>
                 <w:webHidden/>
@@ -963,7 +963,7 @@
             </w:tabs>
             <w:rPr/>
           </w:pPr>
-          <w:hyperlink w:anchor="__RefHeading___Toc11583_4049217194">
+          <w:hyperlink w:anchor="__RefHeading___Toc11583_3199679052">
             <w:r>
               <w:rPr>
                 <w:webHidden/>
@@ -985,7 +985,7 @@
             </w:tabs>
             <w:rPr/>
           </w:pPr>
-          <w:hyperlink w:anchor="__RefHeading___Toc11585_4049217194">
+          <w:hyperlink w:anchor="__RefHeading___Toc11585_3199679052">
             <w:r>
               <w:rPr>
                 <w:webHidden/>
@@ -1007,7 +1007,7 @@
             </w:tabs>
             <w:rPr/>
           </w:pPr>
-          <w:hyperlink w:anchor="__RefHeading___Toc11587_4049217194">
+          <w:hyperlink w:anchor="__RefHeading___Toc11587_3199679052">
             <w:r>
               <w:rPr>
                 <w:webHidden/>
@@ -1029,7 +1029,7 @@
             </w:tabs>
             <w:rPr/>
           </w:pPr>
-          <w:hyperlink w:anchor="__RefHeading___Toc11589_4049217194">
+          <w:hyperlink w:anchor="__RefHeading___Toc11589_3199679052">
             <w:r>
               <w:rPr>
                 <w:webHidden/>
@@ -1051,7 +1051,7 @@
             </w:tabs>
             <w:rPr/>
           </w:pPr>
-          <w:hyperlink w:anchor="__RefHeading___Toc11591_4049217194">
+          <w:hyperlink w:anchor="__RefHeading___Toc11591_3199679052">
             <w:r>
               <w:rPr>
                 <w:webHidden/>
@@ -1073,7 +1073,7 @@
             </w:tabs>
             <w:rPr/>
           </w:pPr>
-          <w:hyperlink w:anchor="__RefHeading___Toc11593_4049217194">
+          <w:hyperlink w:anchor="__RefHeading___Toc11593_3199679052">
             <w:r>
               <w:rPr>
                 <w:webHidden/>
@@ -1095,7 +1095,7 @@
             </w:tabs>
             <w:rPr/>
           </w:pPr>
-          <w:hyperlink w:anchor="__RefHeading___Toc11595_4049217194">
+          <w:hyperlink w:anchor="__RefHeading___Toc11595_3199679052">
             <w:r>
               <w:rPr>
                 <w:webHidden/>
@@ -1117,7 +1117,7 @@
             </w:tabs>
             <w:rPr/>
           </w:pPr>
-          <w:hyperlink w:anchor="__RefHeading___Toc11597_4049217194">
+          <w:hyperlink w:anchor="__RefHeading___Toc11597_3199679052">
             <w:r>
               <w:rPr>
                 <w:webHidden/>
@@ -1139,7 +1139,7 @@
             </w:tabs>
             <w:rPr/>
           </w:pPr>
-          <w:hyperlink w:anchor="__RefHeading___Toc11599_4049217194">
+          <w:hyperlink w:anchor="__RefHeading___Toc11599_3199679052">
             <w:r>
               <w:rPr>
                 <w:webHidden/>
@@ -1161,7 +1161,7 @@
             </w:tabs>
             <w:rPr/>
           </w:pPr>
-          <w:hyperlink w:anchor="__RefHeading___Toc11601_4049217194">
+          <w:hyperlink w:anchor="__RefHeading___Toc11601_3199679052">
             <w:r>
               <w:rPr>
                 <w:webHidden/>
@@ -1183,7 +1183,7 @@
             </w:tabs>
             <w:rPr/>
           </w:pPr>
-          <w:hyperlink w:anchor="__RefHeading___Toc11603_4049217194">
+          <w:hyperlink w:anchor="__RefHeading___Toc11603_3199679052">
             <w:r>
               <w:rPr>
                 <w:webHidden/>
@@ -1205,7 +1205,7 @@
             </w:tabs>
             <w:rPr/>
           </w:pPr>
-          <w:hyperlink w:anchor="__RefHeading___Toc11605_4049217194">
+          <w:hyperlink w:anchor="__RefHeading___Toc11605_3199679052">
             <w:r>
               <w:rPr>
                 <w:webHidden/>
@@ -1227,7 +1227,7 @@
             </w:tabs>
             <w:rPr/>
           </w:pPr>
-          <w:hyperlink w:anchor="__RefHeading___Toc11607_4049217194">
+          <w:hyperlink w:anchor="__RefHeading___Toc11607_3199679052">
             <w:r>
               <w:rPr>
                 <w:webHidden/>
@@ -1249,7 +1249,7 @@
             </w:tabs>
             <w:rPr/>
           </w:pPr>
-          <w:hyperlink w:anchor="__RefHeading___Toc11609_4049217194">
+          <w:hyperlink w:anchor="__RefHeading___Toc11609_3199679052">
             <w:r>
               <w:rPr>
                 <w:webHidden/>
@@ -1271,7 +1271,7 @@
             </w:tabs>
             <w:rPr/>
           </w:pPr>
-          <w:hyperlink w:anchor="__RefHeading___Toc11611_4049217194">
+          <w:hyperlink w:anchor="__RefHeading___Toc11611_3199679052">
             <w:r>
               <w:rPr>
                 <w:webHidden/>
@@ -1293,7 +1293,7 @@
             </w:tabs>
             <w:rPr/>
           </w:pPr>
-          <w:hyperlink w:anchor="__RefHeading___Toc11613_4049217194">
+          <w:hyperlink w:anchor="__RefHeading___Toc11613_3199679052">
             <w:r>
               <w:rPr>
                 <w:webHidden/>
@@ -1315,7 +1315,7 @@
             </w:tabs>
             <w:rPr/>
           </w:pPr>
-          <w:hyperlink w:anchor="__RefHeading___Toc11615_4049217194">
+          <w:hyperlink w:anchor="__RefHeading___Toc11615_3199679052">
             <w:r>
               <w:rPr>
                 <w:webHidden/>
@@ -1337,7 +1337,7 @@
             </w:tabs>
             <w:rPr/>
           </w:pPr>
-          <w:hyperlink w:anchor="__RefHeading___Toc11617_4049217194">
+          <w:hyperlink w:anchor="__RefHeading___Toc11617_3199679052">
             <w:r>
               <w:rPr>
                 <w:webHidden/>
@@ -1359,7 +1359,7 @@
             </w:tabs>
             <w:rPr/>
           </w:pPr>
-          <w:hyperlink w:anchor="__RefHeading___Toc11619_4049217194">
+          <w:hyperlink w:anchor="__RefHeading___Toc11619_3199679052">
             <w:r>
               <w:rPr>
                 <w:webHidden/>
@@ -1381,7 +1381,7 @@
             </w:tabs>
             <w:rPr/>
           </w:pPr>
-          <w:hyperlink w:anchor="__RefHeading___Toc11621_4049217194">
+          <w:hyperlink w:anchor="__RefHeading___Toc11621_3199679052">
             <w:r>
               <w:rPr>
                 <w:webHidden/>
@@ -1403,7 +1403,7 @@
             </w:tabs>
             <w:rPr/>
           </w:pPr>
-          <w:hyperlink w:anchor="__RefHeading___Toc11623_4049217194">
+          <w:hyperlink w:anchor="__RefHeading___Toc11623_3199679052">
             <w:r>
               <w:rPr>
                 <w:webHidden/>
@@ -1425,7 +1425,7 @@
             </w:tabs>
             <w:rPr/>
           </w:pPr>
-          <w:hyperlink w:anchor="__RefHeading___Toc11625_4049217194">
+          <w:hyperlink w:anchor="__RefHeading___Toc11625_3199679052">
             <w:r>
               <w:rPr>
                 <w:webHidden/>
@@ -1447,7 +1447,7 @@
             </w:tabs>
             <w:rPr/>
           </w:pPr>
-          <w:hyperlink w:anchor="__RefHeading___Toc11627_4049217194">
+          <w:hyperlink w:anchor="__RefHeading___Toc11627_3199679052">
             <w:r>
               <w:rPr>
                 <w:webHidden/>
@@ -1469,7 +1469,7 @@
             </w:tabs>
             <w:rPr/>
           </w:pPr>
-          <w:hyperlink w:anchor="__RefHeading___Toc11629_4049217194">
+          <w:hyperlink w:anchor="__RefHeading___Toc11629_3199679052">
             <w:r>
               <w:rPr>
                 <w:webHidden/>
@@ -1491,7 +1491,7 @@
             </w:tabs>
             <w:rPr/>
           </w:pPr>
-          <w:hyperlink w:anchor="__RefHeading___Toc11631_4049217194">
+          <w:hyperlink w:anchor="__RefHeading___Toc11631_3199679052">
             <w:r>
               <w:rPr>
                 <w:webHidden/>
@@ -1513,7 +1513,7 @@
             </w:tabs>
             <w:rPr/>
           </w:pPr>
-          <w:hyperlink w:anchor="__RefHeading___Toc11633_4049217194">
+          <w:hyperlink w:anchor="__RefHeading___Toc11633_3199679052">
             <w:r>
               <w:rPr>
                 <w:webHidden/>
@@ -1535,7 +1535,7 @@
             </w:tabs>
             <w:rPr/>
           </w:pPr>
-          <w:hyperlink w:anchor="__RefHeading___Toc11635_4049217194">
+          <w:hyperlink w:anchor="__RefHeading___Toc11635_3199679052">
             <w:r>
               <w:rPr>
                 <w:webHidden/>
@@ -1557,7 +1557,7 @@
             </w:tabs>
             <w:rPr/>
           </w:pPr>
-          <w:hyperlink w:anchor="__RefHeading___Toc11637_4049217194">
+          <w:hyperlink w:anchor="__RefHeading___Toc11637_3199679052">
             <w:r>
               <w:rPr>
                 <w:webHidden/>
@@ -1579,7 +1579,7 @@
             </w:tabs>
             <w:rPr/>
           </w:pPr>
-          <w:hyperlink w:anchor="__RefHeading___Toc11639_4049217194">
+          <w:hyperlink w:anchor="__RefHeading___Toc11639_3199679052">
             <w:r>
               <w:rPr>
                 <w:webHidden/>
@@ -1601,7 +1601,7 @@
             </w:tabs>
             <w:rPr/>
           </w:pPr>
-          <w:hyperlink w:anchor="__RefHeading___Toc11641_4049217194">
+          <w:hyperlink w:anchor="__RefHeading___Toc11641_3199679052">
             <w:r>
               <w:rPr>
                 <w:webHidden/>
@@ -1623,7 +1623,7 @@
             </w:tabs>
             <w:rPr/>
           </w:pPr>
-          <w:hyperlink w:anchor="__RefHeading___Toc11643_4049217194">
+          <w:hyperlink w:anchor="__RefHeading___Toc11643_3199679052">
             <w:r>
               <w:rPr>
                 <w:webHidden/>
@@ -1645,7 +1645,7 @@
             </w:tabs>
             <w:rPr/>
           </w:pPr>
-          <w:hyperlink w:anchor="__RefHeading___Toc11645_4049217194">
+          <w:hyperlink w:anchor="__RefHeading___Toc11645_3199679052">
             <w:r>
               <w:rPr>
                 <w:webHidden/>
@@ -1667,7 +1667,7 @@
             </w:tabs>
             <w:rPr/>
           </w:pPr>
-          <w:hyperlink w:anchor="__RefHeading___Toc11647_4049217194">
+          <w:hyperlink w:anchor="__RefHeading___Toc11647_3199679052">
             <w:r>
               <w:rPr>
                 <w:webHidden/>
@@ -1689,7 +1689,7 @@
             </w:tabs>
             <w:rPr/>
           </w:pPr>
-          <w:hyperlink w:anchor="__RefHeading___Toc11649_4049217194">
+          <w:hyperlink w:anchor="__RefHeading___Toc11649_3199679052">
             <w:r>
               <w:rPr>
                 <w:webHidden/>
@@ -1711,7 +1711,7 @@
             </w:tabs>
             <w:rPr/>
           </w:pPr>
-          <w:hyperlink w:anchor="__RefHeading___Toc11651_4049217194">
+          <w:hyperlink w:anchor="__RefHeading___Toc11651_3199679052">
             <w:r>
               <w:rPr>
                 <w:webHidden/>
@@ -1733,7 +1733,7 @@
             </w:tabs>
             <w:rPr/>
           </w:pPr>
-          <w:hyperlink w:anchor="__RefHeading___Toc11653_4049217194">
+          <w:hyperlink w:anchor="__RefHeading___Toc11653_3199679052">
             <w:r>
               <w:rPr>
                 <w:webHidden/>
@@ -1755,7 +1755,7 @@
             </w:tabs>
             <w:rPr/>
           </w:pPr>
-          <w:hyperlink w:anchor="__RefHeading___Toc11655_4049217194">
+          <w:hyperlink w:anchor="__RefHeading___Toc11655_3199679052">
             <w:r>
               <w:rPr>
                 <w:webHidden/>
@@ -1777,7 +1777,7 @@
             </w:tabs>
             <w:rPr/>
           </w:pPr>
-          <w:hyperlink w:anchor="__RefHeading___Toc11657_4049217194">
+          <w:hyperlink w:anchor="__RefHeading___Toc11657_3199679052">
             <w:r>
               <w:rPr>
                 <w:webHidden/>
@@ -1799,7 +1799,7 @@
             </w:tabs>
             <w:rPr/>
           </w:pPr>
-          <w:hyperlink w:anchor="__RefHeading___Toc11659_4049217194">
+          <w:hyperlink w:anchor="__RefHeading___Toc11659_3199679052">
             <w:r>
               <w:rPr>
                 <w:webHidden/>
@@ -1821,7 +1821,7 @@
             </w:tabs>
             <w:rPr/>
           </w:pPr>
-          <w:hyperlink w:anchor="__RefHeading___Toc11661_4049217194">
+          <w:hyperlink w:anchor="__RefHeading___Toc11661_3199679052">
             <w:r>
               <w:rPr>
                 <w:webHidden/>
@@ -1843,7 +1843,7 @@
             </w:tabs>
             <w:rPr/>
           </w:pPr>
-          <w:hyperlink w:anchor="__RefHeading___Toc11663_4049217194">
+          <w:hyperlink w:anchor="__RefHeading___Toc11663_3199679052">
             <w:r>
               <w:rPr>
                 <w:webHidden/>
@@ -1865,7 +1865,7 @@
             </w:tabs>
             <w:rPr/>
           </w:pPr>
-          <w:hyperlink w:anchor="__RefHeading___Toc11665_4049217194">
+          <w:hyperlink w:anchor="__RefHeading___Toc11665_3199679052">
             <w:r>
               <w:rPr>
                 <w:webHidden/>
@@ -1887,7 +1887,7 @@
             </w:tabs>
             <w:rPr/>
           </w:pPr>
-          <w:hyperlink w:anchor="__RefHeading___Toc11667_4049217194">
+          <w:hyperlink w:anchor="__RefHeading___Toc11667_3199679052">
             <w:r>
               <w:rPr>
                 <w:webHidden/>
@@ -1909,7 +1909,7 @@
             </w:tabs>
             <w:rPr/>
           </w:pPr>
-          <w:hyperlink w:anchor="__RefHeading___Toc11669_4049217194">
+          <w:hyperlink w:anchor="__RefHeading___Toc11669_3199679052">
             <w:r>
               <w:rPr>
                 <w:webHidden/>
@@ -1931,7 +1931,7 @@
             </w:tabs>
             <w:rPr/>
           </w:pPr>
-          <w:hyperlink w:anchor="__RefHeading___Toc11671_4049217194">
+          <w:hyperlink w:anchor="__RefHeading___Toc11671_3199679052">
             <w:r>
               <w:rPr>
                 <w:webHidden/>
@@ -1953,7 +1953,7 @@
             </w:tabs>
             <w:rPr/>
           </w:pPr>
-          <w:hyperlink w:anchor="__RefHeading___Toc11673_4049217194">
+          <w:hyperlink w:anchor="__RefHeading___Toc11673_3199679052">
             <w:r>
               <w:rPr>
                 <w:webHidden/>
@@ -1975,7 +1975,7 @@
             </w:tabs>
             <w:rPr/>
           </w:pPr>
-          <w:hyperlink w:anchor="__RefHeading___Toc11675_4049217194">
+          <w:hyperlink w:anchor="__RefHeading___Toc11675_3199679052">
             <w:r>
               <w:rPr>
                 <w:webHidden/>
@@ -1997,7 +1997,7 @@
             </w:tabs>
             <w:rPr/>
           </w:pPr>
-          <w:hyperlink w:anchor="__RefHeading___Toc11677_4049217194">
+          <w:hyperlink w:anchor="__RefHeading___Toc11677_3199679052">
             <w:r>
               <w:rPr>
                 <w:webHidden/>
@@ -2019,7 +2019,7 @@
             </w:tabs>
             <w:rPr/>
           </w:pPr>
-          <w:hyperlink w:anchor="__RefHeading___Toc11679_4049217194">
+          <w:hyperlink w:anchor="__RefHeading___Toc11679_3199679052">
             <w:r>
               <w:rPr>
                 <w:webHidden/>
@@ -2041,7 +2041,7 @@
             </w:tabs>
             <w:rPr/>
           </w:pPr>
-          <w:hyperlink w:anchor="__RefHeading___Toc11681_4049217194">
+          <w:hyperlink w:anchor="__RefHeading___Toc11681_3199679052">
             <w:r>
               <w:rPr>
                 <w:webHidden/>
@@ -2063,7 +2063,7 @@
             </w:tabs>
             <w:rPr/>
           </w:pPr>
-          <w:hyperlink w:anchor="__RefHeading___Toc11683_4049217194">
+          <w:hyperlink w:anchor="__RefHeading___Toc11683_3199679052">
             <w:r>
               <w:rPr>
                 <w:webHidden/>
@@ -2085,7 +2085,7 @@
             </w:tabs>
             <w:rPr/>
           </w:pPr>
-          <w:hyperlink w:anchor="__RefHeading___Toc11685_4049217194">
+          <w:hyperlink w:anchor="__RefHeading___Toc11685_3199679052">
             <w:r>
               <w:rPr>
                 <w:webHidden/>
@@ -2107,7 +2107,7 @@
             </w:tabs>
             <w:rPr/>
           </w:pPr>
-          <w:hyperlink w:anchor="__RefHeading___Toc11687_4049217194">
+          <w:hyperlink w:anchor="__RefHeading___Toc11687_3199679052">
             <w:r>
               <w:rPr>
                 <w:webHidden/>
@@ -2129,7 +2129,7 @@
             </w:tabs>
             <w:rPr/>
           </w:pPr>
-          <w:hyperlink w:anchor="__RefHeading___Toc11689_4049217194">
+          <w:hyperlink w:anchor="__RefHeading___Toc11689_3199679052">
             <w:r>
               <w:rPr>
                 <w:webHidden/>
@@ -2151,7 +2151,7 @@
             </w:tabs>
             <w:rPr/>
           </w:pPr>
-          <w:hyperlink w:anchor="__RefHeading___Toc11691_4049217194">
+          <w:hyperlink w:anchor="__RefHeading___Toc11691_3199679052">
             <w:r>
               <w:rPr>
                 <w:webHidden/>
@@ -2173,7 +2173,7 @@
             </w:tabs>
             <w:rPr/>
           </w:pPr>
-          <w:hyperlink w:anchor="__RefHeading___Toc11693_4049217194">
+          <w:hyperlink w:anchor="__RefHeading___Toc11693_3199679052">
             <w:r>
               <w:rPr>
                 <w:webHidden/>
@@ -2195,7 +2195,7 @@
             </w:tabs>
             <w:rPr/>
           </w:pPr>
-          <w:hyperlink w:anchor="__RefHeading___Toc11695_4049217194">
+          <w:hyperlink w:anchor="__RefHeading___Toc11695_3199679052">
             <w:r>
               <w:rPr>
                 <w:webHidden/>
@@ -2217,7 +2217,7 @@
             </w:tabs>
             <w:rPr/>
           </w:pPr>
-          <w:hyperlink w:anchor="__RefHeading___Toc11697_4049217194">
+          <w:hyperlink w:anchor="__RefHeading___Toc11697_3199679052">
             <w:r>
               <w:rPr>
                 <w:webHidden/>
@@ -2239,7 +2239,7 @@
             </w:tabs>
             <w:rPr/>
           </w:pPr>
-          <w:hyperlink w:anchor="__RefHeading___Toc11699_4049217194">
+          <w:hyperlink w:anchor="__RefHeading___Toc11699_3199679052">
             <w:r>
               <w:rPr>
                 <w:webHidden/>
@@ -2261,7 +2261,7 @@
             </w:tabs>
             <w:rPr/>
           </w:pPr>
-          <w:hyperlink w:anchor="__RefHeading___Toc11701_4049217194">
+          <w:hyperlink w:anchor="__RefHeading___Toc11701_3199679052">
             <w:r>
               <w:rPr>
                 <w:webHidden/>
@@ -2283,7 +2283,7 @@
             </w:tabs>
             <w:rPr/>
           </w:pPr>
-          <w:hyperlink w:anchor="__RefHeading___Toc11703_4049217194">
+          <w:hyperlink w:anchor="__RefHeading___Toc11703_3199679052">
             <w:r>
               <w:rPr>
                 <w:webHidden/>
@@ -2305,7 +2305,7 @@
             </w:tabs>
             <w:rPr/>
           </w:pPr>
-          <w:hyperlink w:anchor="__RefHeading___Toc11705_4049217194">
+          <w:hyperlink w:anchor="__RefHeading___Toc11705_3199679052">
             <w:r>
               <w:rPr>
                 <w:webHidden/>
@@ -2327,7 +2327,7 @@
             </w:tabs>
             <w:rPr/>
           </w:pPr>
-          <w:hyperlink w:anchor="__RefHeading___Toc11707_4049217194">
+          <w:hyperlink w:anchor="__RefHeading___Toc11707_3199679052">
             <w:r>
               <w:rPr>
                 <w:webHidden/>
@@ -2349,7 +2349,7 @@
             </w:tabs>
             <w:rPr/>
           </w:pPr>
-          <w:hyperlink w:anchor="__RefHeading___Toc11709_4049217194">
+          <w:hyperlink w:anchor="__RefHeading___Toc11709_3199679052">
             <w:r>
               <w:rPr>
                 <w:webHidden/>
@@ -2371,7 +2371,7 @@
             </w:tabs>
             <w:rPr/>
           </w:pPr>
-          <w:hyperlink w:anchor="__RefHeading___Toc11711_4049217194">
+          <w:hyperlink w:anchor="__RefHeading___Toc11711_3199679052">
             <w:r>
               <w:rPr>
                 <w:webHidden/>
@@ -2419,7 +2419,7 @@
       <w:r>
         <w:br w:type="page"/>
       </w:r>
-      <w:bookmarkStart w:id="0" w:name="__RefHeading___Toc11569_4049217194"/>
+      <w:bookmarkStart w:id="0" w:name="__RefHeading___Toc11569_3199679052"/>
       <w:bookmarkStart w:id="1" w:name="_Toc48319687"/>
       <w:bookmarkStart w:id="2" w:name="_Toc11824118"/>
       <w:bookmarkEnd w:id="0"/>
@@ -3064,7 +3064,7 @@
           <w:spacing w:val="0"/>
         </w:rPr>
       </w:pPr>
-      <w:bookmarkStart w:id="4" w:name="__RefHeading___Toc11571_4049217194"/>
+      <w:bookmarkStart w:id="4" w:name="__RefHeading___Toc11571_3199679052"/>
       <w:bookmarkStart w:id="5" w:name="_Toc233203388"/>
       <w:bookmarkEnd w:id="4"/>
       <w:r>
@@ -4685,7 +4685,7 @@
         <w:pageBreakBefore w:val="false"/>
         <w:rPr/>
       </w:pPr>
-      <w:bookmarkStart w:id="6" w:name="__RefHeading___Toc11573_4049217194"/>
+      <w:bookmarkStart w:id="6" w:name="__RefHeading___Toc11573_3199679052"/>
       <w:bookmarkEnd w:id="6"/>
       <w:r>
         <w:rPr>
@@ -4702,7 +4702,7 @@
         <w:pStyle w:val="Heading2"/>
         <w:rPr/>
       </w:pPr>
-      <w:bookmarkStart w:id="7" w:name="__RefHeading___Toc11575_4049217194"/>
+      <w:bookmarkStart w:id="7" w:name="__RefHeading___Toc11575_3199679052"/>
       <w:bookmarkEnd w:id="7"/>
       <w:r>
         <w:rPr>
@@ -4734,7 +4734,7 @@
         <w:pStyle w:val="Heading2"/>
         <w:rPr/>
       </w:pPr>
-      <w:bookmarkStart w:id="8" w:name="__RefHeading___Toc11577_4049217194"/>
+      <w:bookmarkStart w:id="8" w:name="__RefHeading___Toc11577_3199679052"/>
       <w:bookmarkEnd w:id="8"/>
       <w:r>
         <w:rPr>
@@ -4849,7 +4849,7 @@
         <w:pStyle w:val="Heading1"/>
         <w:rPr/>
       </w:pPr>
-      <w:bookmarkStart w:id="9" w:name="__RefHeading___Toc11579_4049217194"/>
+      <w:bookmarkStart w:id="9" w:name="__RefHeading___Toc11579_3199679052"/>
       <w:bookmarkEnd w:id="9"/>
       <w:r>
         <w:rPr>
@@ -4866,7 +4866,7 @@
         <w:pStyle w:val="Heading2"/>
         <w:rPr/>
       </w:pPr>
-      <w:bookmarkStart w:id="10" w:name="__RefHeading___Toc11581_4049217194"/>
+      <w:bookmarkStart w:id="10" w:name="__RefHeading___Toc11581_3199679052"/>
       <w:bookmarkEnd w:id="10"/>
       <w:r>
         <w:rPr>
@@ -4898,7 +4898,7 @@
         <w:pStyle w:val="Heading2"/>
         <w:rPr/>
       </w:pPr>
-      <w:bookmarkStart w:id="11" w:name="__RefHeading___Toc11583_4049217194"/>
+      <w:bookmarkStart w:id="11" w:name="__RefHeading___Toc11583_3199679052"/>
       <w:bookmarkEnd w:id="11"/>
       <w:r>
         <w:rPr>
@@ -4930,7 +4930,7 @@
         <w:pStyle w:val="Heading2"/>
         <w:rPr/>
       </w:pPr>
-      <w:bookmarkStart w:id="12" w:name="__RefHeading___Toc11585_4049217194"/>
+      <w:bookmarkStart w:id="12" w:name="__RefHeading___Toc11585_3199679052"/>
       <w:bookmarkEnd w:id="12"/>
       <w:r>
         <w:rPr>
@@ -4962,7 +4962,7 @@
         <w:pStyle w:val="Heading2"/>
         <w:rPr/>
       </w:pPr>
-      <w:bookmarkStart w:id="13" w:name="__RefHeading___Toc11587_4049217194"/>
+      <w:bookmarkStart w:id="13" w:name="__RefHeading___Toc11587_3199679052"/>
       <w:bookmarkEnd w:id="13"/>
       <w:r>
         <w:rPr>
@@ -4994,7 +4994,7 @@
         <w:pStyle w:val="Heading2"/>
         <w:rPr/>
       </w:pPr>
-      <w:bookmarkStart w:id="14" w:name="__RefHeading___Toc11589_4049217194"/>
+      <w:bookmarkStart w:id="14" w:name="__RefHeading___Toc11589_3199679052"/>
       <w:bookmarkEnd w:id="14"/>
       <w:r>
         <w:rPr>
@@ -5026,7 +5026,7 @@
         <w:pStyle w:val="Heading2"/>
         <w:rPr/>
       </w:pPr>
-      <w:bookmarkStart w:id="15" w:name="__RefHeading___Toc11591_4049217194"/>
+      <w:bookmarkStart w:id="15" w:name="__RefHeading___Toc11591_3199679052"/>
       <w:bookmarkEnd w:id="15"/>
       <w:r>
         <w:rPr>
@@ -5058,7 +5058,7 @@
         <w:pStyle w:val="Heading2"/>
         <w:rPr/>
       </w:pPr>
-      <w:bookmarkStart w:id="16" w:name="__RefHeading___Toc11593_4049217194"/>
+      <w:bookmarkStart w:id="16" w:name="__RefHeading___Toc11593_3199679052"/>
       <w:bookmarkEnd w:id="16"/>
       <w:r>
         <w:rPr>
@@ -5090,7 +5090,7 @@
         <w:pStyle w:val="Heading2"/>
         <w:rPr/>
       </w:pPr>
-      <w:bookmarkStart w:id="17" w:name="__RefHeading___Toc11595_4049217194"/>
+      <w:bookmarkStart w:id="17" w:name="__RefHeading___Toc11595_3199679052"/>
       <w:bookmarkEnd w:id="17"/>
       <w:r>
         <w:rPr>
@@ -5122,7 +5122,7 @@
         <w:pStyle w:val="Heading2"/>
         <w:rPr/>
       </w:pPr>
-      <w:bookmarkStart w:id="18" w:name="__RefHeading___Toc11597_4049217194"/>
+      <w:bookmarkStart w:id="18" w:name="__RefHeading___Toc11597_3199679052"/>
       <w:bookmarkEnd w:id="18"/>
       <w:r>
         <w:rPr>
@@ -5154,7 +5154,7 @@
         <w:pStyle w:val="Heading2"/>
         <w:rPr/>
       </w:pPr>
-      <w:bookmarkStart w:id="19" w:name="__RefHeading___Toc11599_4049217194"/>
+      <w:bookmarkStart w:id="19" w:name="__RefHeading___Toc11599_3199679052"/>
       <w:bookmarkEnd w:id="19"/>
       <w:r>
         <w:rPr>
@@ -5189,7 +5189,7 @@
         <w:pStyle w:val="Heading1"/>
         <w:rPr/>
       </w:pPr>
-      <w:bookmarkStart w:id="20" w:name="__RefHeading___Toc11601_4049217194"/>
+      <w:bookmarkStart w:id="20" w:name="__RefHeading___Toc11601_3199679052"/>
       <w:bookmarkEnd w:id="20"/>
       <w:r>
         <w:rPr>
@@ -5206,7 +5206,7 @@
         <w:pStyle w:val="Heading2"/>
         <w:rPr/>
       </w:pPr>
-      <w:bookmarkStart w:id="21" w:name="__RefHeading___Toc11603_4049217194"/>
+      <w:bookmarkStart w:id="21" w:name="__RefHeading___Toc11603_3199679052"/>
       <w:bookmarkEnd w:id="21"/>
       <w:r>
         <w:rPr>
@@ -5238,7 +5238,7 @@
         <w:pStyle w:val="Heading2"/>
         <w:rPr/>
       </w:pPr>
-      <w:bookmarkStart w:id="22" w:name="__RefHeading___Toc11605_4049217194"/>
+      <w:bookmarkStart w:id="22" w:name="__RefHeading___Toc11605_3199679052"/>
       <w:bookmarkEnd w:id="22"/>
       <w:r>
         <w:rPr>
@@ -5270,7 +5270,7 @@
         <w:pStyle w:val="Heading2"/>
         <w:rPr/>
       </w:pPr>
-      <w:bookmarkStart w:id="23" w:name="__RefHeading___Toc11607_4049217194"/>
+      <w:bookmarkStart w:id="23" w:name="__RefHeading___Toc11607_3199679052"/>
       <w:bookmarkEnd w:id="23"/>
       <w:r>
         <w:rPr>
@@ -5302,7 +5302,7 @@
         <w:pStyle w:val="Heading2"/>
         <w:rPr/>
       </w:pPr>
-      <w:bookmarkStart w:id="24" w:name="__RefHeading___Toc11609_4049217194"/>
+      <w:bookmarkStart w:id="24" w:name="__RefHeading___Toc11609_3199679052"/>
       <w:bookmarkEnd w:id="24"/>
       <w:r>
         <w:rPr>
@@ -5334,7 +5334,7 @@
         <w:pStyle w:val="Heading2"/>
         <w:rPr/>
       </w:pPr>
-      <w:bookmarkStart w:id="25" w:name="__RefHeading___Toc11611_4049217194"/>
+      <w:bookmarkStart w:id="25" w:name="__RefHeading___Toc11611_3199679052"/>
       <w:bookmarkEnd w:id="25"/>
       <w:r>
         <w:rPr>
@@ -5366,7 +5366,7 @@
         <w:pStyle w:val="Heading2"/>
         <w:rPr/>
       </w:pPr>
-      <w:bookmarkStart w:id="26" w:name="__RefHeading___Toc11613_4049217194"/>
+      <w:bookmarkStart w:id="26" w:name="__RefHeading___Toc11613_3199679052"/>
       <w:bookmarkEnd w:id="26"/>
       <w:r>
         <w:rPr>
@@ -5508,7 +5508,7 @@
         <w:pStyle w:val="Heading2"/>
         <w:rPr/>
       </w:pPr>
-      <w:bookmarkStart w:id="27" w:name="__RefHeading___Toc11615_4049217194"/>
+      <w:bookmarkStart w:id="27" w:name="__RefHeading___Toc11615_3199679052"/>
       <w:bookmarkEnd w:id="27"/>
       <w:r>
         <w:rPr>
@@ -5543,7 +5543,7 @@
         <w:pStyle w:val="Heading1"/>
         <w:rPr/>
       </w:pPr>
-      <w:bookmarkStart w:id="28" w:name="__RefHeading___Toc11617_4049217194"/>
+      <w:bookmarkStart w:id="28" w:name="__RefHeading___Toc11617_3199679052"/>
       <w:bookmarkEnd w:id="28"/>
       <w:r>
         <w:rPr>
@@ -5560,7 +5560,7 @@
         <w:pStyle w:val="Heading2"/>
         <w:rPr/>
       </w:pPr>
-      <w:bookmarkStart w:id="29" w:name="__RefHeading___Toc11619_4049217194"/>
+      <w:bookmarkStart w:id="29" w:name="__RefHeading___Toc11619_3199679052"/>
       <w:bookmarkEnd w:id="29"/>
       <w:r>
         <w:rPr>
@@ -5592,7 +5592,7 @@
         <w:pStyle w:val="Heading2"/>
         <w:rPr/>
       </w:pPr>
-      <w:bookmarkStart w:id="30" w:name="__RefHeading___Toc11621_4049217194"/>
+      <w:bookmarkStart w:id="30" w:name="__RefHeading___Toc11621_3199679052"/>
       <w:bookmarkEnd w:id="30"/>
       <w:r>
         <w:rPr>
@@ -5624,7 +5624,7 @@
         <w:pStyle w:val="Heading2"/>
         <w:rPr/>
       </w:pPr>
-      <w:bookmarkStart w:id="31" w:name="__RefHeading___Toc11623_4049217194"/>
+      <w:bookmarkStart w:id="31" w:name="__RefHeading___Toc11623_3199679052"/>
       <w:bookmarkEnd w:id="31"/>
       <w:r>
         <w:rPr>
@@ -5656,7 +5656,7 @@
         <w:pStyle w:val="Heading2"/>
         <w:rPr/>
       </w:pPr>
-      <w:bookmarkStart w:id="32" w:name="__RefHeading___Toc11625_4049217194"/>
+      <w:bookmarkStart w:id="32" w:name="__RefHeading___Toc11625_3199679052"/>
       <w:bookmarkEnd w:id="32"/>
       <w:r>
         <w:rPr>
@@ -5688,7 +5688,7 @@
         <w:pStyle w:val="Heading2"/>
         <w:rPr/>
       </w:pPr>
-      <w:bookmarkStart w:id="33" w:name="__RefHeading___Toc11627_4049217194"/>
+      <w:bookmarkStart w:id="33" w:name="__RefHeading___Toc11627_3199679052"/>
       <w:bookmarkEnd w:id="33"/>
       <w:r>
         <w:rPr>
@@ -5723,7 +5723,7 @@
         <w:pStyle w:val="Heading1"/>
         <w:rPr/>
       </w:pPr>
-      <w:bookmarkStart w:id="34" w:name="__RefHeading___Toc11629_4049217194"/>
+      <w:bookmarkStart w:id="34" w:name="__RefHeading___Toc11629_3199679052"/>
       <w:bookmarkEnd w:id="34"/>
       <w:r>
         <w:rPr>
@@ -5740,7 +5740,7 @@
         <w:pStyle w:val="Heading2"/>
         <w:rPr/>
       </w:pPr>
-      <w:bookmarkStart w:id="35" w:name="__RefHeading___Toc11631_4049217194"/>
+      <w:bookmarkStart w:id="35" w:name="__RefHeading___Toc11631_3199679052"/>
       <w:bookmarkEnd w:id="35"/>
       <w:r>
         <w:rPr>
@@ -5772,7 +5772,7 @@
         <w:pStyle w:val="Heading2"/>
         <w:rPr/>
       </w:pPr>
-      <w:bookmarkStart w:id="36" w:name="__RefHeading___Toc11633_4049217194"/>
+      <w:bookmarkStart w:id="36" w:name="__RefHeading___Toc11633_3199679052"/>
       <w:bookmarkEnd w:id="36"/>
       <w:r>
         <w:rPr>
@@ -5804,7 +5804,7 @@
         <w:pStyle w:val="Heading2"/>
         <w:rPr/>
       </w:pPr>
-      <w:bookmarkStart w:id="37" w:name="__RefHeading___Toc11635_4049217194"/>
+      <w:bookmarkStart w:id="37" w:name="__RefHeading___Toc11635_3199679052"/>
       <w:bookmarkEnd w:id="37"/>
       <w:r>
         <w:rPr>
@@ -5836,7 +5836,7 @@
         <w:pStyle w:val="Heading2"/>
         <w:rPr/>
       </w:pPr>
-      <w:bookmarkStart w:id="38" w:name="__RefHeading___Toc11637_4049217194"/>
+      <w:bookmarkStart w:id="38" w:name="__RefHeading___Toc11637_3199679052"/>
       <w:bookmarkEnd w:id="38"/>
       <w:r>
         <w:rPr>
@@ -5868,7 +5868,7 @@
         <w:pStyle w:val="Heading2"/>
         <w:rPr/>
       </w:pPr>
-      <w:bookmarkStart w:id="39" w:name="__RefHeading___Toc11639_4049217194"/>
+      <w:bookmarkStart w:id="39" w:name="__RefHeading___Toc11639_3199679052"/>
       <w:bookmarkEnd w:id="39"/>
       <w:r>
         <w:rPr>
@@ -5900,7 +5900,7 @@
         <w:pStyle w:val="Heading2"/>
         <w:rPr/>
       </w:pPr>
-      <w:bookmarkStart w:id="40" w:name="__RefHeading___Toc11641_4049217194"/>
+      <w:bookmarkStart w:id="40" w:name="__RefHeading___Toc11641_3199679052"/>
       <w:bookmarkEnd w:id="40"/>
       <w:r>
         <w:rPr>
@@ -5935,7 +5935,7 @@
         <w:pStyle w:val="Heading1"/>
         <w:rPr/>
       </w:pPr>
-      <w:bookmarkStart w:id="41" w:name="__RefHeading___Toc11643_4049217194"/>
+      <w:bookmarkStart w:id="41" w:name="__RefHeading___Toc11643_3199679052"/>
       <w:bookmarkEnd w:id="41"/>
       <w:r>
         <w:rPr>
@@ -5952,7 +5952,7 @@
         <w:pStyle w:val="Heading2"/>
         <w:rPr/>
       </w:pPr>
-      <w:bookmarkStart w:id="42" w:name="__RefHeading___Toc11645_4049217194"/>
+      <w:bookmarkStart w:id="42" w:name="__RefHeading___Toc11645_3199679052"/>
       <w:bookmarkEnd w:id="42"/>
       <w:r>
         <w:rPr>
@@ -5984,7 +5984,7 @@
         <w:pStyle w:val="Heading2"/>
         <w:rPr/>
       </w:pPr>
-      <w:bookmarkStart w:id="43" w:name="__RefHeading___Toc11647_4049217194"/>
+      <w:bookmarkStart w:id="43" w:name="__RefHeading___Toc11647_3199679052"/>
       <w:bookmarkEnd w:id="43"/>
       <w:r>
         <w:rPr>
@@ -6016,7 +6016,7 @@
         <w:pStyle w:val="Heading2"/>
         <w:rPr/>
       </w:pPr>
-      <w:bookmarkStart w:id="44" w:name="__RefHeading___Toc11649_4049217194"/>
+      <w:bookmarkStart w:id="44" w:name="__RefHeading___Toc11649_3199679052"/>
       <w:bookmarkEnd w:id="44"/>
       <w:r>
         <w:rPr>
@@ -6048,7 +6048,7 @@
         <w:pStyle w:val="Heading2"/>
         <w:rPr/>
       </w:pPr>
-      <w:bookmarkStart w:id="45" w:name="__RefHeading___Toc11651_4049217194"/>
+      <w:bookmarkStart w:id="45" w:name="__RefHeading___Toc11651_3199679052"/>
       <w:bookmarkEnd w:id="45"/>
       <w:r>
         <w:rPr>
@@ -6083,7 +6083,7 @@
         <w:pStyle w:val="Heading1"/>
         <w:rPr/>
       </w:pPr>
-      <w:bookmarkStart w:id="46" w:name="__RefHeading___Toc11653_4049217194"/>
+      <w:bookmarkStart w:id="46" w:name="__RefHeading___Toc11653_3199679052"/>
       <w:bookmarkEnd w:id="46"/>
       <w:r>
         <w:rPr>
@@ -6100,7 +6100,7 @@
         <w:pStyle w:val="Heading2"/>
         <w:rPr/>
       </w:pPr>
-      <w:bookmarkStart w:id="47" w:name="__RefHeading___Toc11655_4049217194"/>
+      <w:bookmarkStart w:id="47" w:name="__RefHeading___Toc11655_3199679052"/>
       <w:bookmarkEnd w:id="47"/>
       <w:r>
         <w:rPr>
@@ -6132,7 +6132,7 @@
         <w:pStyle w:val="Heading2"/>
         <w:rPr/>
       </w:pPr>
-      <w:bookmarkStart w:id="48" w:name="__RefHeading___Toc11657_4049217194"/>
+      <w:bookmarkStart w:id="48" w:name="__RefHeading___Toc11657_3199679052"/>
       <w:bookmarkEnd w:id="48"/>
       <w:r>
         <w:rPr>
@@ -6164,7 +6164,7 @@
         <w:pStyle w:val="Heading2"/>
         <w:rPr/>
       </w:pPr>
-      <w:bookmarkStart w:id="49" w:name="__RefHeading___Toc11659_4049217194"/>
+      <w:bookmarkStart w:id="49" w:name="__RefHeading___Toc11659_3199679052"/>
       <w:bookmarkEnd w:id="49"/>
       <w:r>
         <w:rPr>
@@ -6199,7 +6199,7 @@
         <w:pStyle w:val="Heading1"/>
         <w:rPr/>
       </w:pPr>
-      <w:bookmarkStart w:id="50" w:name="__RefHeading___Toc11661_4049217194"/>
+      <w:bookmarkStart w:id="50" w:name="__RefHeading___Toc11661_3199679052"/>
       <w:bookmarkEnd w:id="50"/>
       <w:r>
         <w:rPr>
@@ -6216,7 +6216,7 @@
         <w:pStyle w:val="Heading2"/>
         <w:rPr/>
       </w:pPr>
-      <w:bookmarkStart w:id="51" w:name="__RefHeading___Toc11663_4049217194"/>
+      <w:bookmarkStart w:id="51" w:name="__RefHeading___Toc11663_3199679052"/>
       <w:bookmarkEnd w:id="51"/>
       <w:r>
         <w:rPr>
@@ -6248,7 +6248,7 @@
         <w:pStyle w:val="Heading2"/>
         <w:rPr/>
       </w:pPr>
-      <w:bookmarkStart w:id="52" w:name="__RefHeading___Toc11665_4049217194"/>
+      <w:bookmarkStart w:id="52" w:name="__RefHeading___Toc11665_3199679052"/>
       <w:bookmarkEnd w:id="52"/>
       <w:r>
         <w:rPr>
@@ -6280,7 +6280,7 @@
         <w:pStyle w:val="Heading2"/>
         <w:rPr/>
       </w:pPr>
-      <w:bookmarkStart w:id="53" w:name="__RefHeading___Toc11667_4049217194"/>
+      <w:bookmarkStart w:id="53" w:name="__RefHeading___Toc11667_3199679052"/>
       <w:bookmarkEnd w:id="53"/>
       <w:r>
         <w:rPr>
@@ -6312,7 +6312,7 @@
         <w:pStyle w:val="Heading2"/>
         <w:rPr/>
       </w:pPr>
-      <w:bookmarkStart w:id="54" w:name="__RefHeading___Toc11669_4049217194"/>
+      <w:bookmarkStart w:id="54" w:name="__RefHeading___Toc11669_3199679052"/>
       <w:bookmarkEnd w:id="54"/>
       <w:r>
         <w:rPr>
@@ -6344,7 +6344,7 @@
         <w:pStyle w:val="Heading2"/>
         <w:rPr/>
       </w:pPr>
-      <w:bookmarkStart w:id="55" w:name="__RefHeading___Toc11671_4049217194"/>
+      <w:bookmarkStart w:id="55" w:name="__RefHeading___Toc11671_3199679052"/>
       <w:bookmarkEnd w:id="55"/>
       <w:r>
         <w:rPr>
@@ -6376,7 +6376,7 @@
         <w:pStyle w:val="Heading2"/>
         <w:rPr/>
       </w:pPr>
-      <w:bookmarkStart w:id="56" w:name="__RefHeading___Toc11673_4049217194"/>
+      <w:bookmarkStart w:id="56" w:name="__RefHeading___Toc11673_3199679052"/>
       <w:bookmarkEnd w:id="56"/>
       <w:r>
         <w:rPr>
@@ -6411,7 +6411,7 @@
         <w:pStyle w:val="Heading1"/>
         <w:rPr/>
       </w:pPr>
-      <w:bookmarkStart w:id="57" w:name="__RefHeading___Toc11675_4049217194"/>
+      <w:bookmarkStart w:id="57" w:name="__RefHeading___Toc11675_3199679052"/>
       <w:bookmarkEnd w:id="57"/>
       <w:r>
         <w:rPr>
@@ -6428,7 +6428,7 @@
         <w:pStyle w:val="Heading2"/>
         <w:rPr/>
       </w:pPr>
-      <w:bookmarkStart w:id="58" w:name="__RefHeading___Toc11677_4049217194"/>
+      <w:bookmarkStart w:id="58" w:name="__RefHeading___Toc11677_3199679052"/>
       <w:bookmarkEnd w:id="58"/>
       <w:r>
         <w:rPr>
@@ -6521,7 +6521,7 @@
         <w:pStyle w:val="Heading2"/>
         <w:rPr/>
       </w:pPr>
-      <w:bookmarkStart w:id="59" w:name="__RefHeading___Toc11679_4049217194"/>
+      <w:bookmarkStart w:id="59" w:name="__RefHeading___Toc11679_3199679052"/>
       <w:bookmarkEnd w:id="59"/>
       <w:r>
         <w:rPr>
@@ -6610,7 +6610,7 @@
         <w:pStyle w:val="Heading2"/>
         <w:rPr/>
       </w:pPr>
-      <w:bookmarkStart w:id="60" w:name="__RefHeading___Toc11681_4049217194"/>
+      <w:bookmarkStart w:id="60" w:name="__RefHeading___Toc11681_3199679052"/>
       <w:bookmarkEnd w:id="60"/>
       <w:r>
         <w:rPr>
@@ -6699,7 +6699,7 @@
         <w:pStyle w:val="Heading2"/>
         <w:rPr/>
       </w:pPr>
-      <w:bookmarkStart w:id="61" w:name="__RefHeading___Toc11683_4049217194"/>
+      <w:bookmarkStart w:id="61" w:name="__RefHeading___Toc11683_3199679052"/>
       <w:bookmarkEnd w:id="61"/>
       <w:r>
         <w:rPr>
@@ -6788,7 +6788,7 @@
         <w:pStyle w:val="Heading2"/>
         <w:rPr/>
       </w:pPr>
-      <w:bookmarkStart w:id="62" w:name="__RefHeading___Toc11685_4049217194"/>
+      <w:bookmarkStart w:id="62" w:name="__RefHeading___Toc11685_3199679052"/>
       <w:bookmarkEnd w:id="62"/>
       <w:r>
         <w:rPr>
@@ -6877,7 +6877,7 @@
         <w:pStyle w:val="Heading2"/>
         <w:rPr/>
       </w:pPr>
-      <w:bookmarkStart w:id="63" w:name="__RefHeading___Toc11687_4049217194"/>
+      <w:bookmarkStart w:id="63" w:name="__RefHeading___Toc11687_3199679052"/>
       <w:bookmarkEnd w:id="63"/>
       <w:r>
         <w:rPr>
@@ -6966,7 +6966,7 @@
         <w:pStyle w:val="Heading2"/>
         <w:rPr/>
       </w:pPr>
-      <w:bookmarkStart w:id="64" w:name="__RefHeading___Toc11689_4049217194"/>
+      <w:bookmarkStart w:id="64" w:name="__RefHeading___Toc11689_3199679052"/>
       <w:bookmarkEnd w:id="64"/>
       <w:r>
         <w:rPr>
@@ -7055,7 +7055,7 @@
         <w:pStyle w:val="Heading2"/>
         <w:rPr/>
       </w:pPr>
-      <w:bookmarkStart w:id="65" w:name="__RefHeading___Toc11691_4049217194"/>
+      <w:bookmarkStart w:id="65" w:name="__RefHeading___Toc11691_3199679052"/>
       <w:bookmarkEnd w:id="65"/>
       <w:r>
         <w:rPr>
@@ -7144,7 +7144,7 @@
         <w:pStyle w:val="Heading2"/>
         <w:rPr/>
       </w:pPr>
-      <w:bookmarkStart w:id="66" w:name="__RefHeading___Toc11693_4049217194"/>
+      <w:bookmarkStart w:id="66" w:name="__RefHeading___Toc11693_3199679052"/>
       <w:bookmarkEnd w:id="66"/>
       <w:r>
         <w:rPr>
@@ -7233,7 +7233,7 @@
         <w:pStyle w:val="Heading2"/>
         <w:rPr/>
       </w:pPr>
-      <w:bookmarkStart w:id="67" w:name="__RefHeading___Toc11695_4049217194"/>
+      <w:bookmarkStart w:id="67" w:name="__RefHeading___Toc11695_3199679052"/>
       <w:bookmarkEnd w:id="67"/>
       <w:r>
         <w:rPr>
@@ -7322,7 +7322,7 @@
         <w:pStyle w:val="Heading2"/>
         <w:rPr/>
       </w:pPr>
-      <w:bookmarkStart w:id="68" w:name="__RefHeading___Toc11697_4049217194"/>
+      <w:bookmarkStart w:id="68" w:name="__RefHeading___Toc11697_3199679052"/>
       <w:bookmarkEnd w:id="68"/>
       <w:r>
         <w:rPr>
@@ -7411,7 +7411,7 @@
         <w:pStyle w:val="Heading2"/>
         <w:rPr/>
       </w:pPr>
-      <w:bookmarkStart w:id="69" w:name="__RefHeading___Toc11699_4049217194"/>
+      <w:bookmarkStart w:id="69" w:name="__RefHeading___Toc11699_3199679052"/>
       <w:bookmarkEnd w:id="69"/>
       <w:r>
         <w:rPr>
@@ -7452,7 +7452,7 @@
         <w:pStyle w:val="Heading2"/>
         <w:rPr/>
       </w:pPr>
-      <w:bookmarkStart w:id="70" w:name="__RefHeading___Toc11701_4049217194"/>
+      <w:bookmarkStart w:id="70" w:name="__RefHeading___Toc11701_3199679052"/>
       <w:bookmarkEnd w:id="70"/>
       <w:r>
         <w:rPr>
@@ -7493,7 +7493,7 @@
         <w:pStyle w:val="Heading2"/>
         <w:rPr/>
       </w:pPr>
-      <w:bookmarkStart w:id="71" w:name="__RefHeading___Toc11703_4049217194"/>
+      <w:bookmarkStart w:id="71" w:name="__RefHeading___Toc11703_3199679052"/>
       <w:bookmarkEnd w:id="71"/>
       <w:r>
         <w:rPr>
@@ -7534,7 +7534,7 @@
         <w:pStyle w:val="Heading2"/>
         <w:rPr/>
       </w:pPr>
-      <w:bookmarkStart w:id="72" w:name="__RefHeading___Toc11705_4049217194"/>
+      <w:bookmarkStart w:id="72" w:name="__RefHeading___Toc11705_3199679052"/>
       <w:bookmarkEnd w:id="72"/>
       <w:r>
         <w:rPr>
@@ -7599,7 +7599,7 @@
         <w:pStyle w:val="Heading2"/>
         <w:rPr/>
       </w:pPr>
-      <w:bookmarkStart w:id="73" w:name="__RefHeading___Toc11707_4049217194"/>
+      <w:bookmarkStart w:id="73" w:name="__RefHeading___Toc11707_3199679052"/>
       <w:bookmarkEnd w:id="73"/>
       <w:r>
         <w:rPr>
@@ -7643,7 +7643,7 @@
         <w:pStyle w:val="Heading1"/>
         <w:rPr/>
       </w:pPr>
-      <w:bookmarkStart w:id="74" w:name="__RefHeading___Toc11709_4049217194"/>
+      <w:bookmarkStart w:id="74" w:name="__RefHeading___Toc11709_3199679052"/>
       <w:bookmarkEnd w:id="74"/>
       <w:r>
         <w:rPr>
@@ -8861,7 +8861,7 @@
       <w:r>
         <w:br w:type="page"/>
       </w:r>
-      <w:bookmarkStart w:id="75" w:name="__RefHeading___Toc11711_4049217194"/>
+      <w:bookmarkStart w:id="75" w:name="__RefHeading___Toc11711_3199679052"/>
       <w:bookmarkStart w:id="76" w:name="_Toc233203395"/>
       <w:bookmarkEnd w:id="75"/>
       <w:r>

--- a/docs/package/01_Sales/iNXT_BrokerVerse_FAQ_and_Objection_Handling.docx
+++ b/docs/package/01_Sales/iNXT_BrokerVerse_FAQ_and_Objection_Handling.docx
@@ -789,7 +789,7 @@
             </w:rPr>
             <w:fldChar w:fldCharType="separate"/>
           </w:r>
-          <w:hyperlink w:anchor="__RefHeading___Toc11569_3199679052">
+          <w:hyperlink w:anchor="__RefHeading___Toc9069_2913971107">
             <w:r>
               <w:rPr>
                 <w:webHidden/>
@@ -824,7 +824,7 @@
             </w:tabs>
             <w:rPr/>
           </w:pPr>
-          <w:hyperlink w:anchor="__RefHeading___Toc11571_3199679052">
+          <w:hyperlink w:anchor="__RefHeading___Toc9071_2913971107">
             <w:r>
               <w:rPr>
                 <w:webHidden/>
@@ -853,7 +853,7 @@
             </w:tabs>
             <w:rPr/>
           </w:pPr>
-          <w:hyperlink w:anchor="__RefHeading___Toc11573_3199679052">
+          <w:hyperlink w:anchor="__RefHeading___Toc9073_2913971107">
             <w:r>
               <w:rPr>
                 <w:webHidden/>
@@ -875,7 +875,7 @@
             </w:tabs>
             <w:rPr/>
           </w:pPr>
-          <w:hyperlink w:anchor="__RefHeading___Toc11575_3199679052">
+          <w:hyperlink w:anchor="__RefHeading___Toc9075_2913971107">
             <w:r>
               <w:rPr>
                 <w:webHidden/>
@@ -897,7 +897,7 @@
             </w:tabs>
             <w:rPr/>
           </w:pPr>
-          <w:hyperlink w:anchor="__RefHeading___Toc11577_3199679052">
+          <w:hyperlink w:anchor="__RefHeading___Toc9077_2913971107">
             <w:r>
               <w:rPr>
                 <w:webHidden/>
@@ -919,7 +919,7 @@
             </w:tabs>
             <w:rPr/>
           </w:pPr>
-          <w:hyperlink w:anchor="__RefHeading___Toc11579_3199679052">
+          <w:hyperlink w:anchor="__RefHeading___Toc9079_2913971107">
             <w:r>
               <w:rPr>
                 <w:webHidden/>
@@ -941,7 +941,7 @@
             </w:tabs>
             <w:rPr/>
           </w:pPr>
-          <w:hyperlink w:anchor="__RefHeading___Toc11581_3199679052">
+          <w:hyperlink w:anchor="__RefHeading___Toc9081_2913971107">
             <w:r>
               <w:rPr>
                 <w:webHidden/>
@@ -963,7 +963,7 @@
             </w:tabs>
             <w:rPr/>
           </w:pPr>
-          <w:hyperlink w:anchor="__RefHeading___Toc11583_3199679052">
+          <w:hyperlink w:anchor="__RefHeading___Toc9083_2913971107">
             <w:r>
               <w:rPr>
                 <w:webHidden/>
@@ -985,7 +985,7 @@
             </w:tabs>
             <w:rPr/>
           </w:pPr>
-          <w:hyperlink w:anchor="__RefHeading___Toc11585_3199679052">
+          <w:hyperlink w:anchor="__RefHeading___Toc9085_2913971107">
             <w:r>
               <w:rPr>
                 <w:webHidden/>
@@ -1007,7 +1007,7 @@
             </w:tabs>
             <w:rPr/>
           </w:pPr>
-          <w:hyperlink w:anchor="__RefHeading___Toc11587_3199679052">
+          <w:hyperlink w:anchor="__RefHeading___Toc9087_2913971107">
             <w:r>
               <w:rPr>
                 <w:webHidden/>
@@ -1029,7 +1029,7 @@
             </w:tabs>
             <w:rPr/>
           </w:pPr>
-          <w:hyperlink w:anchor="__RefHeading___Toc11589_3199679052">
+          <w:hyperlink w:anchor="__RefHeading___Toc9089_2913971107">
             <w:r>
               <w:rPr>
                 <w:webHidden/>
@@ -1051,7 +1051,7 @@
             </w:tabs>
             <w:rPr/>
           </w:pPr>
-          <w:hyperlink w:anchor="__RefHeading___Toc11591_3199679052">
+          <w:hyperlink w:anchor="__RefHeading___Toc9091_2913971107">
             <w:r>
               <w:rPr>
                 <w:webHidden/>
@@ -1073,7 +1073,7 @@
             </w:tabs>
             <w:rPr/>
           </w:pPr>
-          <w:hyperlink w:anchor="__RefHeading___Toc11593_3199679052">
+          <w:hyperlink w:anchor="__RefHeading___Toc9093_2913971107">
             <w:r>
               <w:rPr>
                 <w:webHidden/>
@@ -1095,7 +1095,7 @@
             </w:tabs>
             <w:rPr/>
           </w:pPr>
-          <w:hyperlink w:anchor="__RefHeading___Toc11595_3199679052">
+          <w:hyperlink w:anchor="__RefHeading___Toc9095_2913971107">
             <w:r>
               <w:rPr>
                 <w:webHidden/>
@@ -1117,7 +1117,7 @@
             </w:tabs>
             <w:rPr/>
           </w:pPr>
-          <w:hyperlink w:anchor="__RefHeading___Toc11597_3199679052">
+          <w:hyperlink w:anchor="__RefHeading___Toc9097_2913971107">
             <w:r>
               <w:rPr>
                 <w:webHidden/>
@@ -1139,7 +1139,7 @@
             </w:tabs>
             <w:rPr/>
           </w:pPr>
-          <w:hyperlink w:anchor="__RefHeading___Toc11599_3199679052">
+          <w:hyperlink w:anchor="__RefHeading___Toc9099_2913971107">
             <w:r>
               <w:rPr>
                 <w:webHidden/>
@@ -1161,7 +1161,7 @@
             </w:tabs>
             <w:rPr/>
           </w:pPr>
-          <w:hyperlink w:anchor="__RefHeading___Toc11601_3199679052">
+          <w:hyperlink w:anchor="__RefHeading___Toc9101_2913971107">
             <w:r>
               <w:rPr>
                 <w:webHidden/>
@@ -1183,7 +1183,7 @@
             </w:tabs>
             <w:rPr/>
           </w:pPr>
-          <w:hyperlink w:anchor="__RefHeading___Toc11603_3199679052">
+          <w:hyperlink w:anchor="__RefHeading___Toc9103_2913971107">
             <w:r>
               <w:rPr>
                 <w:webHidden/>
@@ -1205,7 +1205,7 @@
             </w:tabs>
             <w:rPr/>
           </w:pPr>
-          <w:hyperlink w:anchor="__RefHeading___Toc11605_3199679052">
+          <w:hyperlink w:anchor="__RefHeading___Toc9105_2913971107">
             <w:r>
               <w:rPr>
                 <w:webHidden/>
@@ -1227,7 +1227,7 @@
             </w:tabs>
             <w:rPr/>
           </w:pPr>
-          <w:hyperlink w:anchor="__RefHeading___Toc11607_3199679052">
+          <w:hyperlink w:anchor="__RefHeading___Toc9107_2913971107">
             <w:r>
               <w:rPr>
                 <w:webHidden/>
@@ -1249,7 +1249,7 @@
             </w:tabs>
             <w:rPr/>
           </w:pPr>
-          <w:hyperlink w:anchor="__RefHeading___Toc11609_3199679052">
+          <w:hyperlink w:anchor="__RefHeading___Toc9109_2913971107">
             <w:r>
               <w:rPr>
                 <w:webHidden/>
@@ -1271,7 +1271,7 @@
             </w:tabs>
             <w:rPr/>
           </w:pPr>
-          <w:hyperlink w:anchor="__RefHeading___Toc11611_3199679052">
+          <w:hyperlink w:anchor="__RefHeading___Toc9111_2913971107">
             <w:r>
               <w:rPr>
                 <w:webHidden/>
@@ -1293,7 +1293,7 @@
             </w:tabs>
             <w:rPr/>
           </w:pPr>
-          <w:hyperlink w:anchor="__RefHeading___Toc11613_3199679052">
+          <w:hyperlink w:anchor="__RefHeading___Toc9113_2913971107">
             <w:r>
               <w:rPr>
                 <w:webHidden/>
@@ -1315,7 +1315,7 @@
             </w:tabs>
             <w:rPr/>
           </w:pPr>
-          <w:hyperlink w:anchor="__RefHeading___Toc11615_3199679052">
+          <w:hyperlink w:anchor="__RefHeading___Toc9115_2913971107">
             <w:r>
               <w:rPr>
                 <w:webHidden/>
@@ -1337,7 +1337,7 @@
             </w:tabs>
             <w:rPr/>
           </w:pPr>
-          <w:hyperlink w:anchor="__RefHeading___Toc11617_3199679052">
+          <w:hyperlink w:anchor="__RefHeading___Toc9117_2913971107">
             <w:r>
               <w:rPr>
                 <w:webHidden/>
@@ -1359,7 +1359,7 @@
             </w:tabs>
             <w:rPr/>
           </w:pPr>
-          <w:hyperlink w:anchor="__RefHeading___Toc11619_3199679052">
+          <w:hyperlink w:anchor="__RefHeading___Toc9119_2913971107">
             <w:r>
               <w:rPr>
                 <w:webHidden/>
@@ -1381,7 +1381,7 @@
             </w:tabs>
             <w:rPr/>
           </w:pPr>
-          <w:hyperlink w:anchor="__RefHeading___Toc11621_3199679052">
+          <w:hyperlink w:anchor="__RefHeading___Toc9121_2913971107">
             <w:r>
               <w:rPr>
                 <w:webHidden/>
@@ -1403,7 +1403,7 @@
             </w:tabs>
             <w:rPr/>
           </w:pPr>
-          <w:hyperlink w:anchor="__RefHeading___Toc11623_3199679052">
+          <w:hyperlink w:anchor="__RefHeading___Toc9123_2913971107">
             <w:r>
               <w:rPr>
                 <w:webHidden/>
@@ -1425,7 +1425,7 @@
             </w:tabs>
             <w:rPr/>
           </w:pPr>
-          <w:hyperlink w:anchor="__RefHeading___Toc11625_3199679052">
+          <w:hyperlink w:anchor="__RefHeading___Toc9125_2913971107">
             <w:r>
               <w:rPr>
                 <w:webHidden/>
@@ -1447,7 +1447,7 @@
             </w:tabs>
             <w:rPr/>
           </w:pPr>
-          <w:hyperlink w:anchor="__RefHeading___Toc11627_3199679052">
+          <w:hyperlink w:anchor="__RefHeading___Toc9127_2913971107">
             <w:r>
               <w:rPr>
                 <w:webHidden/>
@@ -1469,7 +1469,7 @@
             </w:tabs>
             <w:rPr/>
           </w:pPr>
-          <w:hyperlink w:anchor="__RefHeading___Toc11629_3199679052">
+          <w:hyperlink w:anchor="__RefHeading___Toc9129_2913971107">
             <w:r>
               <w:rPr>
                 <w:webHidden/>
@@ -1491,7 +1491,7 @@
             </w:tabs>
             <w:rPr/>
           </w:pPr>
-          <w:hyperlink w:anchor="__RefHeading___Toc11631_3199679052">
+          <w:hyperlink w:anchor="__RefHeading___Toc9131_2913971107">
             <w:r>
               <w:rPr>
                 <w:webHidden/>
@@ -1513,7 +1513,7 @@
             </w:tabs>
             <w:rPr/>
           </w:pPr>
-          <w:hyperlink w:anchor="__RefHeading___Toc11633_3199679052">
+          <w:hyperlink w:anchor="__RefHeading___Toc9133_2913971107">
             <w:r>
               <w:rPr>
                 <w:webHidden/>
@@ -1535,7 +1535,7 @@
             </w:tabs>
             <w:rPr/>
           </w:pPr>
-          <w:hyperlink w:anchor="__RefHeading___Toc11635_3199679052">
+          <w:hyperlink w:anchor="__RefHeading___Toc9135_2913971107">
             <w:r>
               <w:rPr>
                 <w:webHidden/>
@@ -1557,7 +1557,7 @@
             </w:tabs>
             <w:rPr/>
           </w:pPr>
-          <w:hyperlink w:anchor="__RefHeading___Toc11637_3199679052">
+          <w:hyperlink w:anchor="__RefHeading___Toc9137_2913971107">
             <w:r>
               <w:rPr>
                 <w:webHidden/>
@@ -1579,7 +1579,7 @@
             </w:tabs>
             <w:rPr/>
           </w:pPr>
-          <w:hyperlink w:anchor="__RefHeading___Toc11639_3199679052">
+          <w:hyperlink w:anchor="__RefHeading___Toc9139_2913971107">
             <w:r>
               <w:rPr>
                 <w:webHidden/>
@@ -1601,7 +1601,7 @@
             </w:tabs>
             <w:rPr/>
           </w:pPr>
-          <w:hyperlink w:anchor="__RefHeading___Toc11641_3199679052">
+          <w:hyperlink w:anchor="__RefHeading___Toc9141_2913971107">
             <w:r>
               <w:rPr>
                 <w:webHidden/>
@@ -1623,7 +1623,7 @@
             </w:tabs>
             <w:rPr/>
           </w:pPr>
-          <w:hyperlink w:anchor="__RefHeading___Toc11643_3199679052">
+          <w:hyperlink w:anchor="__RefHeading___Toc9143_2913971107">
             <w:r>
               <w:rPr>
                 <w:webHidden/>
@@ -1645,7 +1645,7 @@
             </w:tabs>
             <w:rPr/>
           </w:pPr>
-          <w:hyperlink w:anchor="__RefHeading___Toc11645_3199679052">
+          <w:hyperlink w:anchor="__RefHeading___Toc9145_2913971107">
             <w:r>
               <w:rPr>
                 <w:webHidden/>
@@ -1667,7 +1667,7 @@
             </w:tabs>
             <w:rPr/>
           </w:pPr>
-          <w:hyperlink w:anchor="__RefHeading___Toc11647_3199679052">
+          <w:hyperlink w:anchor="__RefHeading___Toc9147_2913971107">
             <w:r>
               <w:rPr>
                 <w:webHidden/>
@@ -1689,7 +1689,7 @@
             </w:tabs>
             <w:rPr/>
           </w:pPr>
-          <w:hyperlink w:anchor="__RefHeading___Toc11649_3199679052">
+          <w:hyperlink w:anchor="__RefHeading___Toc9149_2913971107">
             <w:r>
               <w:rPr>
                 <w:webHidden/>
@@ -1711,7 +1711,7 @@
             </w:tabs>
             <w:rPr/>
           </w:pPr>
-          <w:hyperlink w:anchor="__RefHeading___Toc11651_3199679052">
+          <w:hyperlink w:anchor="__RefHeading___Toc9151_2913971107">
             <w:r>
               <w:rPr>
                 <w:webHidden/>
@@ -1733,7 +1733,7 @@
             </w:tabs>
             <w:rPr/>
           </w:pPr>
-          <w:hyperlink w:anchor="__RefHeading___Toc11653_3199679052">
+          <w:hyperlink w:anchor="__RefHeading___Toc9153_2913971107">
             <w:r>
               <w:rPr>
                 <w:webHidden/>
@@ -1755,7 +1755,7 @@
             </w:tabs>
             <w:rPr/>
           </w:pPr>
-          <w:hyperlink w:anchor="__RefHeading___Toc11655_3199679052">
+          <w:hyperlink w:anchor="__RefHeading___Toc9155_2913971107">
             <w:r>
               <w:rPr>
                 <w:webHidden/>
@@ -1777,7 +1777,7 @@
             </w:tabs>
             <w:rPr/>
           </w:pPr>
-          <w:hyperlink w:anchor="__RefHeading___Toc11657_3199679052">
+          <w:hyperlink w:anchor="__RefHeading___Toc9157_2913971107">
             <w:r>
               <w:rPr>
                 <w:webHidden/>
@@ -1799,7 +1799,7 @@
             </w:tabs>
             <w:rPr/>
           </w:pPr>
-          <w:hyperlink w:anchor="__RefHeading___Toc11659_3199679052">
+          <w:hyperlink w:anchor="__RefHeading___Toc9159_2913971107">
             <w:r>
               <w:rPr>
                 <w:webHidden/>
@@ -1821,7 +1821,7 @@
             </w:tabs>
             <w:rPr/>
           </w:pPr>
-          <w:hyperlink w:anchor="__RefHeading___Toc11661_3199679052">
+          <w:hyperlink w:anchor="__RefHeading___Toc9161_2913971107">
             <w:r>
               <w:rPr>
                 <w:webHidden/>
@@ -1843,7 +1843,7 @@
             </w:tabs>
             <w:rPr/>
           </w:pPr>
-          <w:hyperlink w:anchor="__RefHeading___Toc11663_3199679052">
+          <w:hyperlink w:anchor="__RefHeading___Toc9163_2913971107">
             <w:r>
               <w:rPr>
                 <w:webHidden/>
@@ -1865,7 +1865,7 @@
             </w:tabs>
             <w:rPr/>
           </w:pPr>
-          <w:hyperlink w:anchor="__RefHeading___Toc11665_3199679052">
+          <w:hyperlink w:anchor="__RefHeading___Toc9165_2913971107">
             <w:r>
               <w:rPr>
                 <w:webHidden/>
@@ -1887,7 +1887,7 @@
             </w:tabs>
             <w:rPr/>
           </w:pPr>
-          <w:hyperlink w:anchor="__RefHeading___Toc11667_3199679052">
+          <w:hyperlink w:anchor="__RefHeading___Toc9167_2913971107">
             <w:r>
               <w:rPr>
                 <w:webHidden/>
@@ -1909,7 +1909,7 @@
             </w:tabs>
             <w:rPr/>
           </w:pPr>
-          <w:hyperlink w:anchor="__RefHeading___Toc11669_3199679052">
+          <w:hyperlink w:anchor="__RefHeading___Toc9169_2913971107">
             <w:r>
               <w:rPr>
                 <w:webHidden/>
@@ -1931,7 +1931,7 @@
             </w:tabs>
             <w:rPr/>
           </w:pPr>
-          <w:hyperlink w:anchor="__RefHeading___Toc11671_3199679052">
+          <w:hyperlink w:anchor="__RefHeading___Toc9171_2913971107">
             <w:r>
               <w:rPr>
                 <w:webHidden/>
@@ -1953,7 +1953,7 @@
             </w:tabs>
             <w:rPr/>
           </w:pPr>
-          <w:hyperlink w:anchor="__RefHeading___Toc11673_3199679052">
+          <w:hyperlink w:anchor="__RefHeading___Toc9173_2913971107">
             <w:r>
               <w:rPr>
                 <w:webHidden/>
@@ -1975,7 +1975,7 @@
             </w:tabs>
             <w:rPr/>
           </w:pPr>
-          <w:hyperlink w:anchor="__RefHeading___Toc11675_3199679052">
+          <w:hyperlink w:anchor="__RefHeading___Toc9175_2913971107">
             <w:r>
               <w:rPr>
                 <w:webHidden/>
@@ -1997,7 +1997,7 @@
             </w:tabs>
             <w:rPr/>
           </w:pPr>
-          <w:hyperlink w:anchor="__RefHeading___Toc11677_3199679052">
+          <w:hyperlink w:anchor="__RefHeading___Toc9177_2913971107">
             <w:r>
               <w:rPr>
                 <w:webHidden/>
@@ -2019,7 +2019,7 @@
             </w:tabs>
             <w:rPr/>
           </w:pPr>
-          <w:hyperlink w:anchor="__RefHeading___Toc11679_3199679052">
+          <w:hyperlink w:anchor="__RefHeading___Toc9179_2913971107">
             <w:r>
               <w:rPr>
                 <w:webHidden/>
@@ -2041,7 +2041,7 @@
             </w:tabs>
             <w:rPr/>
           </w:pPr>
-          <w:hyperlink w:anchor="__RefHeading___Toc11681_3199679052">
+          <w:hyperlink w:anchor="__RefHeading___Toc9181_2913971107">
             <w:r>
               <w:rPr>
                 <w:webHidden/>
@@ -2063,7 +2063,7 @@
             </w:tabs>
             <w:rPr/>
           </w:pPr>
-          <w:hyperlink w:anchor="__RefHeading___Toc11683_3199679052">
+          <w:hyperlink w:anchor="__RefHeading___Toc9183_2913971107">
             <w:r>
               <w:rPr>
                 <w:webHidden/>
@@ -2085,7 +2085,7 @@
             </w:tabs>
             <w:rPr/>
           </w:pPr>
-          <w:hyperlink w:anchor="__RefHeading___Toc11685_3199679052">
+          <w:hyperlink w:anchor="__RefHeading___Toc9185_2913971107">
             <w:r>
               <w:rPr>
                 <w:webHidden/>
@@ -2107,7 +2107,7 @@
             </w:tabs>
             <w:rPr/>
           </w:pPr>
-          <w:hyperlink w:anchor="__RefHeading___Toc11687_3199679052">
+          <w:hyperlink w:anchor="__RefHeading___Toc9187_2913971107">
             <w:r>
               <w:rPr>
                 <w:webHidden/>
@@ -2129,7 +2129,7 @@
             </w:tabs>
             <w:rPr/>
           </w:pPr>
-          <w:hyperlink w:anchor="__RefHeading___Toc11689_3199679052">
+          <w:hyperlink w:anchor="__RefHeading___Toc9189_2913971107">
             <w:r>
               <w:rPr>
                 <w:webHidden/>
@@ -2151,7 +2151,7 @@
             </w:tabs>
             <w:rPr/>
           </w:pPr>
-          <w:hyperlink w:anchor="__RefHeading___Toc11691_3199679052">
+          <w:hyperlink w:anchor="__RefHeading___Toc9191_2913971107">
             <w:r>
               <w:rPr>
                 <w:webHidden/>
@@ -2173,7 +2173,7 @@
             </w:tabs>
             <w:rPr/>
           </w:pPr>
-          <w:hyperlink w:anchor="__RefHeading___Toc11693_3199679052">
+          <w:hyperlink w:anchor="__RefHeading___Toc9193_2913971107">
             <w:r>
               <w:rPr>
                 <w:webHidden/>
@@ -2195,7 +2195,7 @@
             </w:tabs>
             <w:rPr/>
           </w:pPr>
-          <w:hyperlink w:anchor="__RefHeading___Toc11695_3199679052">
+          <w:hyperlink w:anchor="__RefHeading___Toc9195_2913971107">
             <w:r>
               <w:rPr>
                 <w:webHidden/>
@@ -2217,7 +2217,7 @@
             </w:tabs>
             <w:rPr/>
           </w:pPr>
-          <w:hyperlink w:anchor="__RefHeading___Toc11697_3199679052">
+          <w:hyperlink w:anchor="__RefHeading___Toc9197_2913971107">
             <w:r>
               <w:rPr>
                 <w:webHidden/>
@@ -2239,7 +2239,7 @@
             </w:tabs>
             <w:rPr/>
           </w:pPr>
-          <w:hyperlink w:anchor="__RefHeading___Toc11699_3199679052">
+          <w:hyperlink w:anchor="__RefHeading___Toc9199_2913971107">
             <w:r>
               <w:rPr>
                 <w:webHidden/>
@@ -2261,7 +2261,7 @@
             </w:tabs>
             <w:rPr/>
           </w:pPr>
-          <w:hyperlink w:anchor="__RefHeading___Toc11701_3199679052">
+          <w:hyperlink w:anchor="__RefHeading___Toc9201_2913971107">
             <w:r>
               <w:rPr>
                 <w:webHidden/>
@@ -2283,7 +2283,7 @@
             </w:tabs>
             <w:rPr/>
           </w:pPr>
-          <w:hyperlink w:anchor="__RefHeading___Toc11703_3199679052">
+          <w:hyperlink w:anchor="__RefHeading___Toc9203_2913971107">
             <w:r>
               <w:rPr>
                 <w:webHidden/>
@@ -2305,7 +2305,7 @@
             </w:tabs>
             <w:rPr/>
           </w:pPr>
-          <w:hyperlink w:anchor="__RefHeading___Toc11705_3199679052">
+          <w:hyperlink w:anchor="__RefHeading___Toc9205_2913971107">
             <w:r>
               <w:rPr>
                 <w:webHidden/>
@@ -2327,7 +2327,7 @@
             </w:tabs>
             <w:rPr/>
           </w:pPr>
-          <w:hyperlink w:anchor="__RefHeading___Toc11707_3199679052">
+          <w:hyperlink w:anchor="__RefHeading___Toc9207_2913971107">
             <w:r>
               <w:rPr>
                 <w:webHidden/>
@@ -2349,7 +2349,7 @@
             </w:tabs>
             <w:rPr/>
           </w:pPr>
-          <w:hyperlink w:anchor="__RefHeading___Toc11709_3199679052">
+          <w:hyperlink w:anchor="__RefHeading___Toc9209_2913971107">
             <w:r>
               <w:rPr>
                 <w:webHidden/>
@@ -2371,7 +2371,7 @@
             </w:tabs>
             <w:rPr/>
           </w:pPr>
-          <w:hyperlink w:anchor="__RefHeading___Toc11711_3199679052">
+          <w:hyperlink w:anchor="__RefHeading___Toc9211_2913971107">
             <w:r>
               <w:rPr>
                 <w:webHidden/>
@@ -2419,7 +2419,7 @@
       <w:r>
         <w:br w:type="page"/>
       </w:r>
-      <w:bookmarkStart w:id="0" w:name="__RefHeading___Toc11569_3199679052"/>
+      <w:bookmarkStart w:id="0" w:name="__RefHeading___Toc9069_2913971107"/>
       <w:bookmarkStart w:id="1" w:name="_Toc48319687"/>
       <w:bookmarkStart w:id="2" w:name="_Toc11824118"/>
       <w:bookmarkEnd w:id="0"/>
@@ -3064,7 +3064,7 @@
           <w:spacing w:val="0"/>
         </w:rPr>
       </w:pPr>
-      <w:bookmarkStart w:id="4" w:name="__RefHeading___Toc11571_3199679052"/>
+      <w:bookmarkStart w:id="4" w:name="__RefHeading___Toc9071_2913971107"/>
       <w:bookmarkStart w:id="5" w:name="_Toc233203388"/>
       <w:bookmarkEnd w:id="4"/>
       <w:r>
@@ -4685,7 +4685,7 @@
         <w:pageBreakBefore w:val="false"/>
         <w:rPr/>
       </w:pPr>
-      <w:bookmarkStart w:id="6" w:name="__RefHeading___Toc11573_3199679052"/>
+      <w:bookmarkStart w:id="6" w:name="__RefHeading___Toc9073_2913971107"/>
       <w:bookmarkEnd w:id="6"/>
       <w:r>
         <w:rPr>
@@ -4702,7 +4702,7 @@
         <w:pStyle w:val="Heading2"/>
         <w:rPr/>
       </w:pPr>
-      <w:bookmarkStart w:id="7" w:name="__RefHeading___Toc11575_3199679052"/>
+      <w:bookmarkStart w:id="7" w:name="__RefHeading___Toc9075_2913971107"/>
       <w:bookmarkEnd w:id="7"/>
       <w:r>
         <w:rPr>
@@ -4734,7 +4734,7 @@
         <w:pStyle w:val="Heading2"/>
         <w:rPr/>
       </w:pPr>
-      <w:bookmarkStart w:id="8" w:name="__RefHeading___Toc11577_3199679052"/>
+      <w:bookmarkStart w:id="8" w:name="__RefHeading___Toc9077_2913971107"/>
       <w:bookmarkEnd w:id="8"/>
       <w:r>
         <w:rPr>
@@ -4849,7 +4849,7 @@
         <w:pStyle w:val="Heading1"/>
         <w:rPr/>
       </w:pPr>
-      <w:bookmarkStart w:id="9" w:name="__RefHeading___Toc11579_3199679052"/>
+      <w:bookmarkStart w:id="9" w:name="__RefHeading___Toc9079_2913971107"/>
       <w:bookmarkEnd w:id="9"/>
       <w:r>
         <w:rPr>
@@ -4866,7 +4866,7 @@
         <w:pStyle w:val="Heading2"/>
         <w:rPr/>
       </w:pPr>
-      <w:bookmarkStart w:id="10" w:name="__RefHeading___Toc11581_3199679052"/>
+      <w:bookmarkStart w:id="10" w:name="__RefHeading___Toc9081_2913971107"/>
       <w:bookmarkEnd w:id="10"/>
       <w:r>
         <w:rPr>
@@ -4898,7 +4898,7 @@
         <w:pStyle w:val="Heading2"/>
         <w:rPr/>
       </w:pPr>
-      <w:bookmarkStart w:id="11" w:name="__RefHeading___Toc11583_3199679052"/>
+      <w:bookmarkStart w:id="11" w:name="__RefHeading___Toc9083_2913971107"/>
       <w:bookmarkEnd w:id="11"/>
       <w:r>
         <w:rPr>
@@ -4930,7 +4930,7 @@
         <w:pStyle w:val="Heading2"/>
         <w:rPr/>
       </w:pPr>
-      <w:bookmarkStart w:id="12" w:name="__RefHeading___Toc11585_3199679052"/>
+      <w:bookmarkStart w:id="12" w:name="__RefHeading___Toc9085_2913971107"/>
       <w:bookmarkEnd w:id="12"/>
       <w:r>
         <w:rPr>
@@ -4962,7 +4962,7 @@
         <w:pStyle w:val="Heading2"/>
         <w:rPr/>
       </w:pPr>
-      <w:bookmarkStart w:id="13" w:name="__RefHeading___Toc11587_3199679052"/>
+      <w:bookmarkStart w:id="13" w:name="__RefHeading___Toc9087_2913971107"/>
       <w:bookmarkEnd w:id="13"/>
       <w:r>
         <w:rPr>
@@ -4994,7 +4994,7 @@
         <w:pStyle w:val="Heading2"/>
         <w:rPr/>
       </w:pPr>
-      <w:bookmarkStart w:id="14" w:name="__RefHeading___Toc11589_3199679052"/>
+      <w:bookmarkStart w:id="14" w:name="__RefHeading___Toc9089_2913971107"/>
       <w:bookmarkEnd w:id="14"/>
       <w:r>
         <w:rPr>
@@ -5026,7 +5026,7 @@
         <w:pStyle w:val="Heading2"/>
         <w:rPr/>
       </w:pPr>
-      <w:bookmarkStart w:id="15" w:name="__RefHeading___Toc11591_3199679052"/>
+      <w:bookmarkStart w:id="15" w:name="__RefHeading___Toc9091_2913971107"/>
       <w:bookmarkEnd w:id="15"/>
       <w:r>
         <w:rPr>
@@ -5058,7 +5058,7 @@
         <w:pStyle w:val="Heading2"/>
         <w:rPr/>
       </w:pPr>
-      <w:bookmarkStart w:id="16" w:name="__RefHeading___Toc11593_3199679052"/>
+      <w:bookmarkStart w:id="16" w:name="__RefHeading___Toc9093_2913971107"/>
       <w:bookmarkEnd w:id="16"/>
       <w:r>
         <w:rPr>
@@ -5090,7 +5090,7 @@
         <w:pStyle w:val="Heading2"/>
         <w:rPr/>
       </w:pPr>
-      <w:bookmarkStart w:id="17" w:name="__RefHeading___Toc11595_3199679052"/>
+      <w:bookmarkStart w:id="17" w:name="__RefHeading___Toc9095_2913971107"/>
       <w:bookmarkEnd w:id="17"/>
       <w:r>
         <w:rPr>
@@ -5122,7 +5122,7 @@
         <w:pStyle w:val="Heading2"/>
         <w:rPr/>
       </w:pPr>
-      <w:bookmarkStart w:id="18" w:name="__RefHeading___Toc11597_3199679052"/>
+      <w:bookmarkStart w:id="18" w:name="__RefHeading___Toc9097_2913971107"/>
       <w:bookmarkEnd w:id="18"/>
       <w:r>
         <w:rPr>
@@ -5154,7 +5154,7 @@
         <w:pStyle w:val="Heading2"/>
         <w:rPr/>
       </w:pPr>
-      <w:bookmarkStart w:id="19" w:name="__RefHeading___Toc11599_3199679052"/>
+      <w:bookmarkStart w:id="19" w:name="__RefHeading___Toc9099_2913971107"/>
       <w:bookmarkEnd w:id="19"/>
       <w:r>
         <w:rPr>
@@ -5189,7 +5189,7 @@
         <w:pStyle w:val="Heading1"/>
         <w:rPr/>
       </w:pPr>
-      <w:bookmarkStart w:id="20" w:name="__RefHeading___Toc11601_3199679052"/>
+      <w:bookmarkStart w:id="20" w:name="__RefHeading___Toc9101_2913971107"/>
       <w:bookmarkEnd w:id="20"/>
       <w:r>
         <w:rPr>
@@ -5206,7 +5206,7 @@
         <w:pStyle w:val="Heading2"/>
         <w:rPr/>
       </w:pPr>
-      <w:bookmarkStart w:id="21" w:name="__RefHeading___Toc11603_3199679052"/>
+      <w:bookmarkStart w:id="21" w:name="__RefHeading___Toc9103_2913971107"/>
       <w:bookmarkEnd w:id="21"/>
       <w:r>
         <w:rPr>
@@ -5238,7 +5238,7 @@
         <w:pStyle w:val="Heading2"/>
         <w:rPr/>
       </w:pPr>
-      <w:bookmarkStart w:id="22" w:name="__RefHeading___Toc11605_3199679052"/>
+      <w:bookmarkStart w:id="22" w:name="__RefHeading___Toc9105_2913971107"/>
       <w:bookmarkEnd w:id="22"/>
       <w:r>
         <w:rPr>
@@ -5270,7 +5270,7 @@
         <w:pStyle w:val="Heading2"/>
         <w:rPr/>
       </w:pPr>
-      <w:bookmarkStart w:id="23" w:name="__RefHeading___Toc11607_3199679052"/>
+      <w:bookmarkStart w:id="23" w:name="__RefHeading___Toc9107_2913971107"/>
       <w:bookmarkEnd w:id="23"/>
       <w:r>
         <w:rPr>
@@ -5302,7 +5302,7 @@
         <w:pStyle w:val="Heading2"/>
         <w:rPr/>
       </w:pPr>
-      <w:bookmarkStart w:id="24" w:name="__RefHeading___Toc11609_3199679052"/>
+      <w:bookmarkStart w:id="24" w:name="__RefHeading___Toc9109_2913971107"/>
       <w:bookmarkEnd w:id="24"/>
       <w:r>
         <w:rPr>
@@ -5334,7 +5334,7 @@
         <w:pStyle w:val="Heading2"/>
         <w:rPr/>
       </w:pPr>
-      <w:bookmarkStart w:id="25" w:name="__RefHeading___Toc11611_3199679052"/>
+      <w:bookmarkStart w:id="25" w:name="__RefHeading___Toc9111_2913971107"/>
       <w:bookmarkEnd w:id="25"/>
       <w:r>
         <w:rPr>
@@ -5366,7 +5366,7 @@
         <w:pStyle w:val="Heading2"/>
         <w:rPr/>
       </w:pPr>
-      <w:bookmarkStart w:id="26" w:name="__RefHeading___Toc11613_3199679052"/>
+      <w:bookmarkStart w:id="26" w:name="__RefHeading___Toc9113_2913971107"/>
       <w:bookmarkEnd w:id="26"/>
       <w:r>
         <w:rPr>
@@ -5508,7 +5508,7 @@
         <w:pStyle w:val="Heading2"/>
         <w:rPr/>
       </w:pPr>
-      <w:bookmarkStart w:id="27" w:name="__RefHeading___Toc11615_3199679052"/>
+      <w:bookmarkStart w:id="27" w:name="__RefHeading___Toc9115_2913971107"/>
       <w:bookmarkEnd w:id="27"/>
       <w:r>
         <w:rPr>
@@ -5543,7 +5543,7 @@
         <w:pStyle w:val="Heading1"/>
         <w:rPr/>
       </w:pPr>
-      <w:bookmarkStart w:id="28" w:name="__RefHeading___Toc11617_3199679052"/>
+      <w:bookmarkStart w:id="28" w:name="__RefHeading___Toc9117_2913971107"/>
       <w:bookmarkEnd w:id="28"/>
       <w:r>
         <w:rPr>
@@ -5560,7 +5560,7 @@
         <w:pStyle w:val="Heading2"/>
         <w:rPr/>
       </w:pPr>
-      <w:bookmarkStart w:id="29" w:name="__RefHeading___Toc11619_3199679052"/>
+      <w:bookmarkStart w:id="29" w:name="__RefHeading___Toc9119_2913971107"/>
       <w:bookmarkEnd w:id="29"/>
       <w:r>
         <w:rPr>
@@ -5592,7 +5592,7 @@
         <w:pStyle w:val="Heading2"/>
         <w:rPr/>
       </w:pPr>
-      <w:bookmarkStart w:id="30" w:name="__RefHeading___Toc11621_3199679052"/>
+      <w:bookmarkStart w:id="30" w:name="__RefHeading___Toc9121_2913971107"/>
       <w:bookmarkEnd w:id="30"/>
       <w:r>
         <w:rPr>
@@ -5624,7 +5624,7 @@
         <w:pStyle w:val="Heading2"/>
         <w:rPr/>
       </w:pPr>
-      <w:bookmarkStart w:id="31" w:name="__RefHeading___Toc11623_3199679052"/>
+      <w:bookmarkStart w:id="31" w:name="__RefHeading___Toc9123_2913971107"/>
       <w:bookmarkEnd w:id="31"/>
       <w:r>
         <w:rPr>
@@ -5656,7 +5656,7 @@
         <w:pStyle w:val="Heading2"/>
         <w:rPr/>
       </w:pPr>
-      <w:bookmarkStart w:id="32" w:name="__RefHeading___Toc11625_3199679052"/>
+      <w:bookmarkStart w:id="32" w:name="__RefHeading___Toc9125_2913971107"/>
       <w:bookmarkEnd w:id="32"/>
       <w:r>
         <w:rPr>
@@ -5688,7 +5688,7 @@
         <w:pStyle w:val="Heading2"/>
         <w:rPr/>
       </w:pPr>
-      <w:bookmarkStart w:id="33" w:name="__RefHeading___Toc11627_3199679052"/>
+      <w:bookmarkStart w:id="33" w:name="__RefHeading___Toc9127_2913971107"/>
       <w:bookmarkEnd w:id="33"/>
       <w:r>
         <w:rPr>
@@ -5723,7 +5723,7 @@
         <w:pStyle w:val="Heading1"/>
         <w:rPr/>
       </w:pPr>
-      <w:bookmarkStart w:id="34" w:name="__RefHeading___Toc11629_3199679052"/>
+      <w:bookmarkStart w:id="34" w:name="__RefHeading___Toc9129_2913971107"/>
       <w:bookmarkEnd w:id="34"/>
       <w:r>
         <w:rPr>
@@ -5740,7 +5740,7 @@
         <w:pStyle w:val="Heading2"/>
         <w:rPr/>
       </w:pPr>
-      <w:bookmarkStart w:id="35" w:name="__RefHeading___Toc11631_3199679052"/>
+      <w:bookmarkStart w:id="35" w:name="__RefHeading___Toc9131_2913971107"/>
       <w:bookmarkEnd w:id="35"/>
       <w:r>
         <w:rPr>
@@ -5772,7 +5772,7 @@
         <w:pStyle w:val="Heading2"/>
         <w:rPr/>
       </w:pPr>
-      <w:bookmarkStart w:id="36" w:name="__RefHeading___Toc11633_3199679052"/>
+      <w:bookmarkStart w:id="36" w:name="__RefHeading___Toc9133_2913971107"/>
       <w:bookmarkEnd w:id="36"/>
       <w:r>
         <w:rPr>
@@ -5804,7 +5804,7 @@
         <w:pStyle w:val="Heading2"/>
         <w:rPr/>
       </w:pPr>
-      <w:bookmarkStart w:id="37" w:name="__RefHeading___Toc11635_3199679052"/>
+      <w:bookmarkStart w:id="37" w:name="__RefHeading___Toc9135_2913971107"/>
       <w:bookmarkEnd w:id="37"/>
       <w:r>
         <w:rPr>
@@ -5836,7 +5836,7 @@
         <w:pStyle w:val="Heading2"/>
         <w:rPr/>
       </w:pPr>
-      <w:bookmarkStart w:id="38" w:name="__RefHeading___Toc11637_3199679052"/>
+      <w:bookmarkStart w:id="38" w:name="__RefHeading___Toc9137_2913971107"/>
       <w:bookmarkEnd w:id="38"/>
       <w:r>
         <w:rPr>
@@ -5868,7 +5868,7 @@
         <w:pStyle w:val="Heading2"/>
         <w:rPr/>
       </w:pPr>
-      <w:bookmarkStart w:id="39" w:name="__RefHeading___Toc11639_3199679052"/>
+      <w:bookmarkStart w:id="39" w:name="__RefHeading___Toc9139_2913971107"/>
       <w:bookmarkEnd w:id="39"/>
       <w:r>
         <w:rPr>
@@ -5900,7 +5900,7 @@
         <w:pStyle w:val="Heading2"/>
         <w:rPr/>
       </w:pPr>
-      <w:bookmarkStart w:id="40" w:name="__RefHeading___Toc11641_3199679052"/>
+      <w:bookmarkStart w:id="40" w:name="__RefHeading___Toc9141_2913971107"/>
       <w:bookmarkEnd w:id="40"/>
       <w:r>
         <w:rPr>
@@ -5935,7 +5935,7 @@
         <w:pStyle w:val="Heading1"/>
         <w:rPr/>
       </w:pPr>
-      <w:bookmarkStart w:id="41" w:name="__RefHeading___Toc11643_3199679052"/>
+      <w:bookmarkStart w:id="41" w:name="__RefHeading___Toc9143_2913971107"/>
       <w:bookmarkEnd w:id="41"/>
       <w:r>
         <w:rPr>
@@ -5952,7 +5952,7 @@
         <w:pStyle w:val="Heading2"/>
         <w:rPr/>
       </w:pPr>
-      <w:bookmarkStart w:id="42" w:name="__RefHeading___Toc11645_3199679052"/>
+      <w:bookmarkStart w:id="42" w:name="__RefHeading___Toc9145_2913971107"/>
       <w:bookmarkEnd w:id="42"/>
       <w:r>
         <w:rPr>
@@ -5984,7 +5984,7 @@
         <w:pStyle w:val="Heading2"/>
         <w:rPr/>
       </w:pPr>
-      <w:bookmarkStart w:id="43" w:name="__RefHeading___Toc11647_3199679052"/>
+      <w:bookmarkStart w:id="43" w:name="__RefHeading___Toc9147_2913971107"/>
       <w:bookmarkEnd w:id="43"/>
       <w:r>
         <w:rPr>
@@ -6016,7 +6016,7 @@
         <w:pStyle w:val="Heading2"/>
         <w:rPr/>
       </w:pPr>
-      <w:bookmarkStart w:id="44" w:name="__RefHeading___Toc11649_3199679052"/>
+      <w:bookmarkStart w:id="44" w:name="__RefHeading___Toc9149_2913971107"/>
       <w:bookmarkEnd w:id="44"/>
       <w:r>
         <w:rPr>
@@ -6048,7 +6048,7 @@
         <w:pStyle w:val="Heading2"/>
         <w:rPr/>
       </w:pPr>
-      <w:bookmarkStart w:id="45" w:name="__RefHeading___Toc11651_3199679052"/>
+      <w:bookmarkStart w:id="45" w:name="__RefHeading___Toc9151_2913971107"/>
       <w:bookmarkEnd w:id="45"/>
       <w:r>
         <w:rPr>
@@ -6072,7 +6072,7 @@
           <w:color w:val="101820"/>
           <w:sz w:val="21"/>
         </w:rPr>
-        <w:t>Train-the-trainer for key users, then end-user training per role, using the user manual (199 pages) and the role guides for the seven roles. Training days are included per tier; extra trainer days are PHP 30,000.00.</w:t>
+        <w:t>Train-the-trainer for key users, then end-user training per role, using the user manual (186 pages) and the role guides for the seven roles. Training days are included per tier; extra trainer days are PHP 30,000.00.</w:t>
       </w:r>
       <w:r>
         <w:br w:type="page"/>
@@ -6083,7 +6083,7 @@
         <w:pStyle w:val="Heading1"/>
         <w:rPr/>
       </w:pPr>
-      <w:bookmarkStart w:id="46" w:name="__RefHeading___Toc11653_3199679052"/>
+      <w:bookmarkStart w:id="46" w:name="__RefHeading___Toc9153_2913971107"/>
       <w:bookmarkEnd w:id="46"/>
       <w:r>
         <w:rPr>
@@ -6100,7 +6100,7 @@
         <w:pStyle w:val="Heading2"/>
         <w:rPr/>
       </w:pPr>
-      <w:bookmarkStart w:id="47" w:name="__RefHeading___Toc11655_3199679052"/>
+      <w:bookmarkStart w:id="47" w:name="__RefHeading___Toc9155_2913971107"/>
       <w:bookmarkEnd w:id="47"/>
       <w:r>
         <w:rPr>
@@ -6132,7 +6132,7 @@
         <w:pStyle w:val="Heading2"/>
         <w:rPr/>
       </w:pPr>
-      <w:bookmarkStart w:id="48" w:name="__RefHeading___Toc11657_3199679052"/>
+      <w:bookmarkStart w:id="48" w:name="__RefHeading___Toc9157_2913971107"/>
       <w:bookmarkEnd w:id="48"/>
       <w:r>
         <w:rPr>
@@ -6164,7 +6164,7 @@
         <w:pStyle w:val="Heading2"/>
         <w:rPr/>
       </w:pPr>
-      <w:bookmarkStart w:id="49" w:name="__RefHeading___Toc11659_3199679052"/>
+      <w:bookmarkStart w:id="49" w:name="__RefHeading___Toc9159_2913971107"/>
       <w:bookmarkEnd w:id="49"/>
       <w:r>
         <w:rPr>
@@ -6199,7 +6199,7 @@
         <w:pStyle w:val="Heading1"/>
         <w:rPr/>
       </w:pPr>
-      <w:bookmarkStart w:id="50" w:name="__RefHeading___Toc11661_3199679052"/>
+      <w:bookmarkStart w:id="50" w:name="__RefHeading___Toc9161_2913971107"/>
       <w:bookmarkEnd w:id="50"/>
       <w:r>
         <w:rPr>
@@ -6216,7 +6216,7 @@
         <w:pStyle w:val="Heading2"/>
         <w:rPr/>
       </w:pPr>
-      <w:bookmarkStart w:id="51" w:name="__RefHeading___Toc11663_3199679052"/>
+      <w:bookmarkStart w:id="51" w:name="__RefHeading___Toc9163_2913971107"/>
       <w:bookmarkEnd w:id="51"/>
       <w:r>
         <w:rPr>
@@ -6248,7 +6248,7 @@
         <w:pStyle w:val="Heading2"/>
         <w:rPr/>
       </w:pPr>
-      <w:bookmarkStart w:id="52" w:name="__RefHeading___Toc11665_3199679052"/>
+      <w:bookmarkStart w:id="52" w:name="__RefHeading___Toc9165_2913971107"/>
       <w:bookmarkEnd w:id="52"/>
       <w:r>
         <w:rPr>
@@ -6280,7 +6280,7 @@
         <w:pStyle w:val="Heading2"/>
         <w:rPr/>
       </w:pPr>
-      <w:bookmarkStart w:id="53" w:name="__RefHeading___Toc11667_3199679052"/>
+      <w:bookmarkStart w:id="53" w:name="__RefHeading___Toc9167_2913971107"/>
       <w:bookmarkEnd w:id="53"/>
       <w:r>
         <w:rPr>
@@ -6312,7 +6312,7 @@
         <w:pStyle w:val="Heading2"/>
         <w:rPr/>
       </w:pPr>
-      <w:bookmarkStart w:id="54" w:name="__RefHeading___Toc11669_3199679052"/>
+      <w:bookmarkStart w:id="54" w:name="__RefHeading___Toc9169_2913971107"/>
       <w:bookmarkEnd w:id="54"/>
       <w:r>
         <w:rPr>
@@ -6344,7 +6344,7 @@
         <w:pStyle w:val="Heading2"/>
         <w:rPr/>
       </w:pPr>
-      <w:bookmarkStart w:id="55" w:name="__RefHeading___Toc11671_3199679052"/>
+      <w:bookmarkStart w:id="55" w:name="__RefHeading___Toc9171_2913971107"/>
       <w:bookmarkEnd w:id="55"/>
       <w:r>
         <w:rPr>
@@ -6376,7 +6376,7 @@
         <w:pStyle w:val="Heading2"/>
         <w:rPr/>
       </w:pPr>
-      <w:bookmarkStart w:id="56" w:name="__RefHeading___Toc11673_3199679052"/>
+      <w:bookmarkStart w:id="56" w:name="__RefHeading___Toc9173_2913971107"/>
       <w:bookmarkEnd w:id="56"/>
       <w:r>
         <w:rPr>
@@ -6411,7 +6411,7 @@
         <w:pStyle w:val="Heading1"/>
         <w:rPr/>
       </w:pPr>
-      <w:bookmarkStart w:id="57" w:name="__RefHeading___Toc11675_3199679052"/>
+      <w:bookmarkStart w:id="57" w:name="__RefHeading___Toc9175_2913971107"/>
       <w:bookmarkEnd w:id="57"/>
       <w:r>
         <w:rPr>
@@ -6428,7 +6428,7 @@
         <w:pStyle w:val="Heading2"/>
         <w:rPr/>
       </w:pPr>
-      <w:bookmarkStart w:id="58" w:name="__RefHeading___Toc11677_3199679052"/>
+      <w:bookmarkStart w:id="58" w:name="__RefHeading___Toc9177_2913971107"/>
       <w:bookmarkEnd w:id="58"/>
       <w:r>
         <w:rPr>
@@ -6521,7 +6521,7 @@
         <w:pStyle w:val="Heading2"/>
         <w:rPr/>
       </w:pPr>
-      <w:bookmarkStart w:id="59" w:name="__RefHeading___Toc11679_3199679052"/>
+      <w:bookmarkStart w:id="59" w:name="__RefHeading___Toc9179_2913971107"/>
       <w:bookmarkEnd w:id="59"/>
       <w:r>
         <w:rPr>
@@ -6610,7 +6610,7 @@
         <w:pStyle w:val="Heading2"/>
         <w:rPr/>
       </w:pPr>
-      <w:bookmarkStart w:id="60" w:name="__RefHeading___Toc11681_3199679052"/>
+      <w:bookmarkStart w:id="60" w:name="__RefHeading___Toc9181_2913971107"/>
       <w:bookmarkEnd w:id="60"/>
       <w:r>
         <w:rPr>
@@ -6699,7 +6699,7 @@
         <w:pStyle w:val="Heading2"/>
         <w:rPr/>
       </w:pPr>
-      <w:bookmarkStart w:id="61" w:name="__RefHeading___Toc11683_3199679052"/>
+      <w:bookmarkStart w:id="61" w:name="__RefHeading___Toc9183_2913971107"/>
       <w:bookmarkEnd w:id="61"/>
       <w:r>
         <w:rPr>
@@ -6788,7 +6788,7 @@
         <w:pStyle w:val="Heading2"/>
         <w:rPr/>
       </w:pPr>
-      <w:bookmarkStart w:id="62" w:name="__RefHeading___Toc11685_3199679052"/>
+      <w:bookmarkStart w:id="62" w:name="__RefHeading___Toc9185_2913971107"/>
       <w:bookmarkEnd w:id="62"/>
       <w:r>
         <w:rPr>
@@ -6877,7 +6877,7 @@
         <w:pStyle w:val="Heading2"/>
         <w:rPr/>
       </w:pPr>
-      <w:bookmarkStart w:id="63" w:name="__RefHeading___Toc11687_3199679052"/>
+      <w:bookmarkStart w:id="63" w:name="__RefHeading___Toc9187_2913971107"/>
       <w:bookmarkEnd w:id="63"/>
       <w:r>
         <w:rPr>
@@ -6966,7 +6966,7 @@
         <w:pStyle w:val="Heading2"/>
         <w:rPr/>
       </w:pPr>
-      <w:bookmarkStart w:id="64" w:name="__RefHeading___Toc11689_3199679052"/>
+      <w:bookmarkStart w:id="64" w:name="__RefHeading___Toc9189_2913971107"/>
       <w:bookmarkEnd w:id="64"/>
       <w:r>
         <w:rPr>
@@ -7055,7 +7055,7 @@
         <w:pStyle w:val="Heading2"/>
         <w:rPr/>
       </w:pPr>
-      <w:bookmarkStart w:id="65" w:name="__RefHeading___Toc11691_3199679052"/>
+      <w:bookmarkStart w:id="65" w:name="__RefHeading___Toc9191_2913971107"/>
       <w:bookmarkEnd w:id="65"/>
       <w:r>
         <w:rPr>
@@ -7144,7 +7144,7 @@
         <w:pStyle w:val="Heading2"/>
         <w:rPr/>
       </w:pPr>
-      <w:bookmarkStart w:id="66" w:name="__RefHeading___Toc11693_3199679052"/>
+      <w:bookmarkStart w:id="66" w:name="__RefHeading___Toc9193_2913971107"/>
       <w:bookmarkEnd w:id="66"/>
       <w:r>
         <w:rPr>
@@ -7233,7 +7233,7 @@
         <w:pStyle w:val="Heading2"/>
         <w:rPr/>
       </w:pPr>
-      <w:bookmarkStart w:id="67" w:name="__RefHeading___Toc11695_3199679052"/>
+      <w:bookmarkStart w:id="67" w:name="__RefHeading___Toc9195_2913971107"/>
       <w:bookmarkEnd w:id="67"/>
       <w:r>
         <w:rPr>
@@ -7322,7 +7322,7 @@
         <w:pStyle w:val="Heading2"/>
         <w:rPr/>
       </w:pPr>
-      <w:bookmarkStart w:id="68" w:name="__RefHeading___Toc11697_3199679052"/>
+      <w:bookmarkStart w:id="68" w:name="__RefHeading___Toc9197_2913971107"/>
       <w:bookmarkEnd w:id="68"/>
       <w:r>
         <w:rPr>
@@ -7411,7 +7411,7 @@
         <w:pStyle w:val="Heading2"/>
         <w:rPr/>
       </w:pPr>
-      <w:bookmarkStart w:id="69" w:name="__RefHeading___Toc11699_3199679052"/>
+      <w:bookmarkStart w:id="69" w:name="__RefHeading___Toc9199_2913971107"/>
       <w:bookmarkEnd w:id="69"/>
       <w:r>
         <w:rPr>
@@ -7452,7 +7452,7 @@
         <w:pStyle w:val="Heading2"/>
         <w:rPr/>
       </w:pPr>
-      <w:bookmarkStart w:id="70" w:name="__RefHeading___Toc11701_3199679052"/>
+      <w:bookmarkStart w:id="70" w:name="__RefHeading___Toc9201_2913971107"/>
       <w:bookmarkEnd w:id="70"/>
       <w:r>
         <w:rPr>
@@ -7493,7 +7493,7 @@
         <w:pStyle w:val="Heading2"/>
         <w:rPr/>
       </w:pPr>
-      <w:bookmarkStart w:id="71" w:name="__RefHeading___Toc11703_3199679052"/>
+      <w:bookmarkStart w:id="71" w:name="__RefHeading___Toc9203_2913971107"/>
       <w:bookmarkEnd w:id="71"/>
       <w:r>
         <w:rPr>
@@ -7534,7 +7534,7 @@
         <w:pStyle w:val="Heading2"/>
         <w:rPr/>
       </w:pPr>
-      <w:bookmarkStart w:id="72" w:name="__RefHeading___Toc11705_3199679052"/>
+      <w:bookmarkStart w:id="72" w:name="__RefHeading___Toc9205_2913971107"/>
       <w:bookmarkEnd w:id="72"/>
       <w:r>
         <w:rPr>
@@ -7599,7 +7599,7 @@
         <w:pStyle w:val="Heading2"/>
         <w:rPr/>
       </w:pPr>
-      <w:bookmarkStart w:id="73" w:name="__RefHeading___Toc11707_3199679052"/>
+      <w:bookmarkStart w:id="73" w:name="__RefHeading___Toc9207_2913971107"/>
       <w:bookmarkEnd w:id="73"/>
       <w:r>
         <w:rPr>
@@ -7643,7 +7643,7 @@
         <w:pStyle w:val="Heading1"/>
         <w:rPr/>
       </w:pPr>
-      <w:bookmarkStart w:id="74" w:name="__RefHeading___Toc11709_3199679052"/>
+      <w:bookmarkStart w:id="74" w:name="__RefHeading___Toc9209_2913971107"/>
       <w:bookmarkEnd w:id="74"/>
       <w:r>
         <w:rPr>
@@ -8861,7 +8861,7 @@
       <w:r>
         <w:br w:type="page"/>
       </w:r>
-      <w:bookmarkStart w:id="75" w:name="__RefHeading___Toc11711_3199679052"/>
+      <w:bookmarkStart w:id="75" w:name="__RefHeading___Toc9211_2913971107"/>
       <w:bookmarkStart w:id="76" w:name="_Toc233203395"/>
       <w:bookmarkEnd w:id="75"/>
       <w:r>

--- a/docs/package/01_Sales/iNXT_BrokerVerse_FAQ_and_Objection_Handling.docx
+++ b/docs/package/01_Sales/iNXT_BrokerVerse_FAQ_and_Objection_Handling.docx
@@ -10,7 +10,7 @@
       <w:r>
         <w:rPr/>
         <w:drawing>
-          <wp:anchor behindDoc="1" distT="0" distB="0" distL="0" distR="0" simplePos="0" locked="0" layoutInCell="0" allowOverlap="1" relativeHeight="24">
+          <wp:anchor behindDoc="1" distT="0" distB="0" distL="0" distR="0" simplePos="0" locked="0" layoutInCell="0" allowOverlap="1" relativeHeight="25">
             <wp:simplePos x="0" y="0"/>
             <wp:positionH relativeFrom="margin">
               <wp:posOffset>-914400</wp:posOffset>
@@ -55,7 +55,7 @@
           </wp:anchor>
         </w:drawing>
         <w:drawing>
-          <wp:anchor behindDoc="1" distT="0" distB="0" distL="0" distR="0" simplePos="0" locked="0" layoutInCell="0" allowOverlap="1" relativeHeight="35">
+          <wp:anchor behindDoc="1" distT="0" distB="0" distL="0" distR="0" simplePos="0" locked="0" layoutInCell="0" allowOverlap="1" relativeHeight="36">
             <wp:simplePos x="0" y="0"/>
             <wp:positionH relativeFrom="margin">
               <wp:align>center</wp:align>
@@ -111,7 +111,7 @@
         <mc:AlternateContent>
           <mc:Choice Requires="wps">
             <w:drawing>
-              <wp:anchor behindDoc="0" distT="45720" distB="45720" distL="114300" distR="114300" simplePos="0" locked="0" layoutInCell="0" allowOverlap="1" relativeHeight="25" wp14:anchorId="3D43415C">
+              <wp:anchor behindDoc="0" distT="45720" distB="45720" distL="114300" distR="114300" simplePos="0" locked="0" layoutInCell="0" allowOverlap="1" relativeHeight="26" wp14:anchorId="3D43415C">
                 <wp:simplePos x="0" y="0"/>
                 <wp:positionH relativeFrom="page">
                   <wp:posOffset>194310</wp:posOffset>
@@ -226,7 +226,7 @@
         <mc:AlternateContent>
           <mc:Choice Requires="wps">
             <w:drawing>
-              <wp:anchor behindDoc="0" distT="45720" distB="45720" distL="113030" distR="114935" simplePos="0" locked="0" layoutInCell="0" allowOverlap="1" relativeHeight="27" wp14:anchorId="58C23128">
+              <wp:anchor behindDoc="0" distT="45720" distB="45720" distL="113030" distR="114935" simplePos="0" locked="0" layoutInCell="0" allowOverlap="1" relativeHeight="28" wp14:anchorId="58C23128">
                 <wp:simplePos x="0" y="0"/>
                 <wp:positionH relativeFrom="page">
                   <wp:posOffset>3094990</wp:posOffset>
@@ -341,7 +341,7 @@
         <mc:AlternateContent>
           <mc:Choice Requires="wps">
             <w:drawing>
-              <wp:anchor behindDoc="0" distT="45720" distB="45720" distL="114300" distR="113665" simplePos="0" locked="0" layoutInCell="0" allowOverlap="1" relativeHeight="29" wp14:anchorId="1BF25123">
+              <wp:anchor behindDoc="0" distT="45720" distB="45720" distL="114300" distR="113665" simplePos="0" locked="0" layoutInCell="0" allowOverlap="1" relativeHeight="30" wp14:anchorId="1BF25123">
                 <wp:simplePos x="0" y="0"/>
                 <wp:positionH relativeFrom="page">
                   <wp:posOffset>4992370</wp:posOffset>
@@ -456,7 +456,7 @@
         <mc:AlternateContent>
           <mc:Choice Requires="wps">
             <w:drawing>
-              <wp:anchor behindDoc="0" distT="45720" distB="46355" distL="114300" distR="114300" simplePos="0" locked="0" layoutInCell="0" allowOverlap="1" relativeHeight="31" wp14:anchorId="01DE2BF4">
+              <wp:anchor behindDoc="0" distT="45720" distB="46355" distL="114300" distR="114300" simplePos="0" locked="0" layoutInCell="0" allowOverlap="1" relativeHeight="32" wp14:anchorId="01DE2BF4">
                 <wp:simplePos x="0" y="0"/>
                 <wp:positionH relativeFrom="margin">
                   <wp:align>center</wp:align>
@@ -601,7 +601,7 @@
         <mc:AlternateContent>
           <mc:Choice Requires="wps">
             <w:drawing>
-              <wp:anchor behindDoc="0" distT="45720" distB="50800" distL="114300" distR="114300" simplePos="0" locked="0" layoutInCell="0" allowOverlap="1" relativeHeight="33" wp14:anchorId="204C02CC">
+              <wp:anchor behindDoc="0" distT="45720" distB="50800" distL="114300" distR="114300" simplePos="0" locked="0" layoutInCell="0" allowOverlap="1" relativeHeight="34" wp14:anchorId="204C02CC">
                 <wp:simplePos x="0" y="0"/>
                 <wp:positionH relativeFrom="margin">
                   <wp:align>center</wp:align>
@@ -789,7 +789,7 @@
             </w:rPr>
             <w:fldChar w:fldCharType="separate"/>
           </w:r>
-          <w:hyperlink w:anchor="__RefHeading___Toc9069_2913971107">
+          <w:hyperlink w:anchor="__RefHeading___Toc1157_3066934455">
             <w:r>
               <w:rPr>
                 <w:webHidden/>
@@ -824,7 +824,7 @@
             </w:tabs>
             <w:rPr/>
           </w:pPr>
-          <w:hyperlink w:anchor="__RefHeading___Toc9071_2913971107">
+          <w:hyperlink w:anchor="__RefHeading___Toc1159_3066934455">
             <w:r>
               <w:rPr>
                 <w:webHidden/>
@@ -853,7 +853,7 @@
             </w:tabs>
             <w:rPr/>
           </w:pPr>
-          <w:hyperlink w:anchor="__RefHeading___Toc9073_2913971107">
+          <w:hyperlink w:anchor="__RefHeading___Toc1161_3066934455">
             <w:r>
               <w:rPr>
                 <w:webHidden/>
@@ -875,7 +875,7 @@
             </w:tabs>
             <w:rPr/>
           </w:pPr>
-          <w:hyperlink w:anchor="__RefHeading___Toc9075_2913971107">
+          <w:hyperlink w:anchor="__RefHeading___Toc1163_3066934455">
             <w:r>
               <w:rPr>
                 <w:webHidden/>
@@ -897,7 +897,7 @@
             </w:tabs>
             <w:rPr/>
           </w:pPr>
-          <w:hyperlink w:anchor="__RefHeading___Toc9077_2913971107">
+          <w:hyperlink w:anchor="__RefHeading___Toc1165_3066934455">
             <w:r>
               <w:rPr>
                 <w:webHidden/>
@@ -919,7 +919,7 @@
             </w:tabs>
             <w:rPr/>
           </w:pPr>
-          <w:hyperlink w:anchor="__RefHeading___Toc9079_2913971107">
+          <w:hyperlink w:anchor="__RefHeading___Toc1167_3066934455">
             <w:r>
               <w:rPr>
                 <w:webHidden/>
@@ -941,7 +941,7 @@
             </w:tabs>
             <w:rPr/>
           </w:pPr>
-          <w:hyperlink w:anchor="__RefHeading___Toc9081_2913971107">
+          <w:hyperlink w:anchor="__RefHeading___Toc1169_3066934455">
             <w:r>
               <w:rPr>
                 <w:webHidden/>
@@ -963,7 +963,7 @@
             </w:tabs>
             <w:rPr/>
           </w:pPr>
-          <w:hyperlink w:anchor="__RefHeading___Toc9083_2913971107">
+          <w:hyperlink w:anchor="__RefHeading___Toc1171_3066934455">
             <w:r>
               <w:rPr>
                 <w:webHidden/>
@@ -985,7 +985,7 @@
             </w:tabs>
             <w:rPr/>
           </w:pPr>
-          <w:hyperlink w:anchor="__RefHeading___Toc9085_2913971107">
+          <w:hyperlink w:anchor="__RefHeading___Toc1173_3066934455">
             <w:r>
               <w:rPr>
                 <w:webHidden/>
@@ -1007,7 +1007,7 @@
             </w:tabs>
             <w:rPr/>
           </w:pPr>
-          <w:hyperlink w:anchor="__RefHeading___Toc9087_2913971107">
+          <w:hyperlink w:anchor="__RefHeading___Toc1175_3066934455">
             <w:r>
               <w:rPr>
                 <w:webHidden/>
@@ -1029,7 +1029,7 @@
             </w:tabs>
             <w:rPr/>
           </w:pPr>
-          <w:hyperlink w:anchor="__RefHeading___Toc9089_2913971107">
+          <w:hyperlink w:anchor="__RefHeading___Toc1177_3066934455">
             <w:r>
               <w:rPr>
                 <w:webHidden/>
@@ -1051,7 +1051,7 @@
             </w:tabs>
             <w:rPr/>
           </w:pPr>
-          <w:hyperlink w:anchor="__RefHeading___Toc9091_2913971107">
+          <w:hyperlink w:anchor="__RefHeading___Toc1179_3066934455">
             <w:r>
               <w:rPr>
                 <w:webHidden/>
@@ -1073,7 +1073,7 @@
             </w:tabs>
             <w:rPr/>
           </w:pPr>
-          <w:hyperlink w:anchor="__RefHeading___Toc9093_2913971107">
+          <w:hyperlink w:anchor="__RefHeading___Toc1181_3066934455">
             <w:r>
               <w:rPr>
                 <w:webHidden/>
@@ -1095,7 +1095,7 @@
             </w:tabs>
             <w:rPr/>
           </w:pPr>
-          <w:hyperlink w:anchor="__RefHeading___Toc9095_2913971107">
+          <w:hyperlink w:anchor="__RefHeading___Toc1183_3066934455">
             <w:r>
               <w:rPr>
                 <w:webHidden/>
@@ -1117,7 +1117,7 @@
             </w:tabs>
             <w:rPr/>
           </w:pPr>
-          <w:hyperlink w:anchor="__RefHeading___Toc9097_2913971107">
+          <w:hyperlink w:anchor="__RefHeading___Toc1185_3066934455">
             <w:r>
               <w:rPr>
                 <w:webHidden/>
@@ -1139,7 +1139,7 @@
             </w:tabs>
             <w:rPr/>
           </w:pPr>
-          <w:hyperlink w:anchor="__RefHeading___Toc9099_2913971107">
+          <w:hyperlink w:anchor="__RefHeading___Toc1187_3066934455">
             <w:r>
               <w:rPr>
                 <w:webHidden/>
@@ -1161,7 +1161,7 @@
             </w:tabs>
             <w:rPr/>
           </w:pPr>
-          <w:hyperlink w:anchor="__RefHeading___Toc9101_2913971107">
+          <w:hyperlink w:anchor="__RefHeading___Toc1189_3066934455">
             <w:r>
               <w:rPr>
                 <w:webHidden/>
@@ -1183,7 +1183,7 @@
             </w:tabs>
             <w:rPr/>
           </w:pPr>
-          <w:hyperlink w:anchor="__RefHeading___Toc9103_2913971107">
+          <w:hyperlink w:anchor="__RefHeading___Toc1191_3066934455">
             <w:r>
               <w:rPr>
                 <w:webHidden/>
@@ -1205,7 +1205,7 @@
             </w:tabs>
             <w:rPr/>
           </w:pPr>
-          <w:hyperlink w:anchor="__RefHeading___Toc9105_2913971107">
+          <w:hyperlink w:anchor="__RefHeading___Toc1193_3066934455">
             <w:r>
               <w:rPr>
                 <w:webHidden/>
@@ -1227,7 +1227,7 @@
             </w:tabs>
             <w:rPr/>
           </w:pPr>
-          <w:hyperlink w:anchor="__RefHeading___Toc9107_2913971107">
+          <w:hyperlink w:anchor="__RefHeading___Toc1195_3066934455">
             <w:r>
               <w:rPr>
                 <w:webHidden/>
@@ -1249,7 +1249,7 @@
             </w:tabs>
             <w:rPr/>
           </w:pPr>
-          <w:hyperlink w:anchor="__RefHeading___Toc9109_2913971107">
+          <w:hyperlink w:anchor="__RefHeading___Toc1197_3066934455">
             <w:r>
               <w:rPr>
                 <w:webHidden/>
@@ -1271,7 +1271,7 @@
             </w:tabs>
             <w:rPr/>
           </w:pPr>
-          <w:hyperlink w:anchor="__RefHeading___Toc9111_2913971107">
+          <w:hyperlink w:anchor="__RefHeading___Toc1199_3066934455">
             <w:r>
               <w:rPr>
                 <w:webHidden/>
@@ -1293,7 +1293,7 @@
             </w:tabs>
             <w:rPr/>
           </w:pPr>
-          <w:hyperlink w:anchor="__RefHeading___Toc9113_2913971107">
+          <w:hyperlink w:anchor="__RefHeading___Toc1201_3066934455">
             <w:r>
               <w:rPr>
                 <w:webHidden/>
@@ -1315,7 +1315,7 @@
             </w:tabs>
             <w:rPr/>
           </w:pPr>
-          <w:hyperlink w:anchor="__RefHeading___Toc9115_2913971107">
+          <w:hyperlink w:anchor="__RefHeading___Toc1203_3066934455">
             <w:r>
               <w:rPr>
                 <w:webHidden/>
@@ -1337,7 +1337,7 @@
             </w:tabs>
             <w:rPr/>
           </w:pPr>
-          <w:hyperlink w:anchor="__RefHeading___Toc9117_2913971107">
+          <w:hyperlink w:anchor="__RefHeading___Toc1205_3066934455">
             <w:r>
               <w:rPr>
                 <w:webHidden/>
@@ -1359,7 +1359,7 @@
             </w:tabs>
             <w:rPr/>
           </w:pPr>
-          <w:hyperlink w:anchor="__RefHeading___Toc9119_2913971107">
+          <w:hyperlink w:anchor="__RefHeading___Toc1207_3066934455">
             <w:r>
               <w:rPr>
                 <w:webHidden/>
@@ -1381,7 +1381,7 @@
             </w:tabs>
             <w:rPr/>
           </w:pPr>
-          <w:hyperlink w:anchor="__RefHeading___Toc9121_2913971107">
+          <w:hyperlink w:anchor="__RefHeading___Toc1209_3066934455">
             <w:r>
               <w:rPr>
                 <w:webHidden/>
@@ -1403,7 +1403,7 @@
             </w:tabs>
             <w:rPr/>
           </w:pPr>
-          <w:hyperlink w:anchor="__RefHeading___Toc9123_2913971107">
+          <w:hyperlink w:anchor="__RefHeading___Toc1211_3066934455">
             <w:r>
               <w:rPr>
                 <w:webHidden/>
@@ -1425,7 +1425,7 @@
             </w:tabs>
             <w:rPr/>
           </w:pPr>
-          <w:hyperlink w:anchor="__RefHeading___Toc9125_2913971107">
+          <w:hyperlink w:anchor="__RefHeading___Toc1213_3066934455">
             <w:r>
               <w:rPr>
                 <w:webHidden/>
@@ -1447,7 +1447,7 @@
             </w:tabs>
             <w:rPr/>
           </w:pPr>
-          <w:hyperlink w:anchor="__RefHeading___Toc9127_2913971107">
+          <w:hyperlink w:anchor="__RefHeading___Toc1215_3066934455">
             <w:r>
               <w:rPr>
                 <w:webHidden/>
@@ -1469,7 +1469,7 @@
             </w:tabs>
             <w:rPr/>
           </w:pPr>
-          <w:hyperlink w:anchor="__RefHeading___Toc9129_2913971107">
+          <w:hyperlink w:anchor="__RefHeading___Toc1217_3066934455">
             <w:r>
               <w:rPr>
                 <w:webHidden/>
@@ -1491,7 +1491,7 @@
             </w:tabs>
             <w:rPr/>
           </w:pPr>
-          <w:hyperlink w:anchor="__RefHeading___Toc9131_2913971107">
+          <w:hyperlink w:anchor="__RefHeading___Toc1219_3066934455">
             <w:r>
               <w:rPr>
                 <w:webHidden/>
@@ -1513,7 +1513,7 @@
             </w:tabs>
             <w:rPr/>
           </w:pPr>
-          <w:hyperlink w:anchor="__RefHeading___Toc9133_2913971107">
+          <w:hyperlink w:anchor="__RefHeading___Toc1221_3066934455">
             <w:r>
               <w:rPr>
                 <w:webHidden/>
@@ -1535,7 +1535,7 @@
             </w:tabs>
             <w:rPr/>
           </w:pPr>
-          <w:hyperlink w:anchor="__RefHeading___Toc9135_2913971107">
+          <w:hyperlink w:anchor="__RefHeading___Toc1223_3066934455">
             <w:r>
               <w:rPr>
                 <w:webHidden/>
@@ -1557,7 +1557,7 @@
             </w:tabs>
             <w:rPr/>
           </w:pPr>
-          <w:hyperlink w:anchor="__RefHeading___Toc9137_2913971107">
+          <w:hyperlink w:anchor="__RefHeading___Toc1225_3066934455">
             <w:r>
               <w:rPr>
                 <w:webHidden/>
@@ -1579,7 +1579,7 @@
             </w:tabs>
             <w:rPr/>
           </w:pPr>
-          <w:hyperlink w:anchor="__RefHeading___Toc9139_2913971107">
+          <w:hyperlink w:anchor="__RefHeading___Toc1227_3066934455">
             <w:r>
               <w:rPr>
                 <w:webHidden/>
@@ -1601,7 +1601,7 @@
             </w:tabs>
             <w:rPr/>
           </w:pPr>
-          <w:hyperlink w:anchor="__RefHeading___Toc9141_2913971107">
+          <w:hyperlink w:anchor="__RefHeading___Toc1229_3066934455">
             <w:r>
               <w:rPr>
                 <w:webHidden/>
@@ -1623,7 +1623,7 @@
             </w:tabs>
             <w:rPr/>
           </w:pPr>
-          <w:hyperlink w:anchor="__RefHeading___Toc9143_2913971107">
+          <w:hyperlink w:anchor="__RefHeading___Toc1231_3066934455">
             <w:r>
               <w:rPr>
                 <w:webHidden/>
@@ -1631,7 +1631,7 @@
               </w:rPr>
               <w:t>8. Implementation</w:t>
               <w:tab/>
-              <w:t>12</w:t>
+              <w:t>13</w:t>
             </w:r>
           </w:hyperlink>
         </w:p>
@@ -1645,7 +1645,7 @@
             </w:tabs>
             <w:rPr/>
           </w:pPr>
-          <w:hyperlink w:anchor="__RefHeading___Toc9145_2913971107">
+          <w:hyperlink w:anchor="__RefHeading___Toc1233_3066934455">
             <w:r>
               <w:rPr>
                 <w:webHidden/>
@@ -1653,7 +1653,7 @@
               </w:rPr>
               <w:t>8.1 How long does it take?</w:t>
               <w:tab/>
-              <w:t>12</w:t>
+              <w:t>13</w:t>
             </w:r>
           </w:hyperlink>
         </w:p>
@@ -1667,7 +1667,7 @@
             </w:tabs>
             <w:rPr/>
           </w:pPr>
-          <w:hyperlink w:anchor="__RefHeading___Toc9147_2913971107">
+          <w:hyperlink w:anchor="__RefHeading___Toc1235_3066934455">
             <w:r>
               <w:rPr>
                 <w:webHidden/>
@@ -1675,7 +1675,7 @@
               </w:rPr>
               <w:t>8.2 What do you need from us?</w:t>
               <w:tab/>
-              <w:t>12</w:t>
+              <w:t>13</w:t>
             </w:r>
           </w:hyperlink>
         </w:p>
@@ -1689,7 +1689,7 @@
             </w:tabs>
             <w:rPr/>
           </w:pPr>
-          <w:hyperlink w:anchor="__RefHeading___Toc9149_2913971107">
+          <w:hyperlink w:anchor="__RefHeading___Toc1237_3066934455">
             <w:r>
               <w:rPr>
                 <w:webHidden/>
@@ -1697,7 +1697,7 @@
               </w:rPr>
               <w:t>8.3 Can you customise it to our process?</w:t>
               <w:tab/>
-              <w:t>12</w:t>
+              <w:t>13</w:t>
             </w:r>
           </w:hyperlink>
         </w:p>
@@ -1711,7 +1711,7 @@
             </w:tabs>
             <w:rPr/>
           </w:pPr>
-          <w:hyperlink w:anchor="__RefHeading___Toc9151_2913971107">
+          <w:hyperlink w:anchor="__RefHeading___Toc1239_3066934455">
             <w:r>
               <w:rPr>
                 <w:webHidden/>
@@ -1719,7 +1719,7 @@
               </w:rPr>
               <w:t>8.4 How are users trained?</w:t>
               <w:tab/>
-              <w:t>12</w:t>
+              <w:t>13</w:t>
             </w:r>
           </w:hyperlink>
         </w:p>
@@ -1733,7 +1733,7 @@
             </w:tabs>
             <w:rPr/>
           </w:pPr>
-          <w:hyperlink w:anchor="__RefHeading___Toc9153_2913971107">
+          <w:hyperlink w:anchor="__RefHeading___Toc1241_3066934455">
             <w:r>
               <w:rPr>
                 <w:webHidden/>
@@ -1741,7 +1741,7 @@
               </w:rPr>
               <w:t>9. Support and maintenance</w:t>
               <w:tab/>
-              <w:t>13</w:t>
+              <w:t>14</w:t>
             </w:r>
           </w:hyperlink>
         </w:p>
@@ -1755,7 +1755,7 @@
             </w:tabs>
             <w:rPr/>
           </w:pPr>
-          <w:hyperlink w:anchor="__RefHeading___Toc9155_2913971107">
+          <w:hyperlink w:anchor="__RefHeading___Toc1243_3066934455">
             <w:r>
               <w:rPr>
                 <w:webHidden/>
@@ -1763,7 +1763,7 @@
               </w:rPr>
               <w:t>9.1 How does support work?</w:t>
               <w:tab/>
-              <w:t>13</w:t>
+              <w:t>14</w:t>
             </w:r>
           </w:hyperlink>
         </w:p>
@@ -1777,7 +1777,7 @@
             </w:tabs>
             <w:rPr/>
           </w:pPr>
-          <w:hyperlink w:anchor="__RefHeading___Toc9157_2913971107">
+          <w:hyperlink w:anchor="__RefHeading___Toc1245_3066934455">
             <w:r>
               <w:rPr>
                 <w:webHidden/>
@@ -1785,7 +1785,7 @@
               </w:rPr>
               <w:t>9.2 What does the AMC cover?</w:t>
               <w:tab/>
-              <w:t>13</w:t>
+              <w:t>14</w:t>
             </w:r>
           </w:hyperlink>
         </w:p>
@@ -1799,7 +1799,7 @@
             </w:tabs>
             <w:rPr/>
           </w:pPr>
-          <w:hyperlink w:anchor="__RefHeading___Toc9159_2913971107">
+          <w:hyperlink w:anchor="__RefHeading___Toc1247_3066934455">
             <w:r>
               <w:rPr>
                 <w:webHidden/>
@@ -1807,7 +1807,7 @@
               </w:rPr>
               <w:t>9.3 Will we get updates for new BIR forms?</w:t>
               <w:tab/>
-              <w:t>13</w:t>
+              <w:t>14</w:t>
             </w:r>
           </w:hyperlink>
         </w:p>
@@ -1821,7 +1821,7 @@
             </w:tabs>
             <w:rPr/>
           </w:pPr>
-          <w:hyperlink w:anchor="__RefHeading___Toc9161_2913971107">
+          <w:hyperlink w:anchor="__RefHeading___Toc1249_3066934455">
             <w:r>
               <w:rPr>
                 <w:webHidden/>
@@ -1829,7 +1829,7 @@
               </w:rPr>
               <w:t>10. Commercials</w:t>
               <w:tab/>
-              <w:t>14</w:t>
+              <w:t>15</w:t>
             </w:r>
           </w:hyperlink>
         </w:p>
@@ -1843,7 +1843,7 @@
             </w:tabs>
             <w:rPr/>
           </w:pPr>
-          <w:hyperlink w:anchor="__RefHeading___Toc9163_2913971107">
+          <w:hyperlink w:anchor="__RefHeading___Toc1251_3066934455">
             <w:r>
               <w:rPr>
                 <w:webHidden/>
@@ -1851,7 +1851,7 @@
               </w:rPr>
               <w:t>10.1 How is iNXT BrokerVerse priced?</w:t>
               <w:tab/>
-              <w:t>14</w:t>
+              <w:t>15</w:t>
             </w:r>
           </w:hyperlink>
         </w:p>
@@ -1865,7 +1865,7 @@
             </w:tabs>
             <w:rPr/>
           </w:pPr>
-          <w:hyperlink w:anchor="__RefHeading___Toc9165_2913971107">
+          <w:hyperlink w:anchor="__RefHeading___Toc1253_3066934455">
             <w:r>
               <w:rPr>
                 <w:webHidden/>
@@ -1873,7 +1873,7 @@
               </w:rPr>
               <w:t>10.2 Which model should we choose?</w:t>
               <w:tab/>
-              <w:t>14</w:t>
+              <w:t>15</w:t>
             </w:r>
           </w:hyperlink>
         </w:p>
@@ -1887,7 +1887,7 @@
             </w:tabs>
             <w:rPr/>
           </w:pPr>
-          <w:hyperlink w:anchor="__RefHeading___Toc9167_2913971107">
+          <w:hyperlink w:anchor="__RefHeading___Toc1255_3066934455">
             <w:r>
               <w:rPr>
                 <w:webHidden/>
@@ -1895,7 +1895,7 @@
               </w:rPr>
               <w:t>10.3 Who counts as a user?</w:t>
               <w:tab/>
-              <w:t>14</w:t>
+              <w:t>15</w:t>
             </w:r>
           </w:hyperlink>
         </w:p>
@@ -1909,7 +1909,7 @@
             </w:tabs>
             <w:rPr/>
           </w:pPr>
-          <w:hyperlink w:anchor="__RefHeading___Toc9169_2913971107">
+          <w:hyperlink w:anchor="__RefHeading___Toc1257_3066934455">
             <w:r>
               <w:rPr>
                 <w:webHidden/>
@@ -1917,7 +1917,7 @@
               </w:rPr>
               <w:t>10.4 What are the payment terms?</w:t>
               <w:tab/>
-              <w:t>14</w:t>
+              <w:t>15</w:t>
             </w:r>
           </w:hyperlink>
         </w:p>
@@ -1931,7 +1931,7 @@
             </w:tabs>
             <w:rPr/>
           </w:pPr>
-          <w:hyperlink w:anchor="__RefHeading___Toc9171_2913971107">
+          <w:hyperlink w:anchor="__RefHeading___Toc1259_3066934455">
             <w:r>
               <w:rPr>
                 <w:webHidden/>
@@ -1939,7 +1939,7 @@
               </w:rPr>
               <w:t>10.5 Can we withhold tax on your invoices?</w:t>
               <w:tab/>
-              <w:t>14</w:t>
+              <w:t>15</w:t>
             </w:r>
           </w:hyperlink>
         </w:p>
@@ -1953,7 +1953,7 @@
             </w:tabs>
             <w:rPr/>
           </w:pPr>
-          <w:hyperlink w:anchor="__RefHeading___Toc9173_2913971107">
+          <w:hyperlink w:anchor="__RefHeading___Toc1261_3066934455">
             <w:r>
               <w:rPr>
                 <w:webHidden/>
@@ -1961,7 +1961,7 @@
               </w:rPr>
               <w:t>10.6 Is there a discount?</w:t>
               <w:tab/>
-              <w:t>14</w:t>
+              <w:t>15</w:t>
             </w:r>
           </w:hyperlink>
         </w:p>
@@ -1975,7 +1975,7 @@
             </w:tabs>
             <w:rPr/>
           </w:pPr>
-          <w:hyperlink w:anchor="__RefHeading___Toc9175_2913971107">
+          <w:hyperlink w:anchor="__RefHeading___Toc1263_3066934455">
             <w:r>
               <w:rPr>
                 <w:webHidden/>
@@ -1983,7 +1983,7 @@
               </w:rPr>
               <w:t>11. Objection handling</w:t>
               <w:tab/>
-              <w:t>15</w:t>
+              <w:t>16</w:t>
             </w:r>
           </w:hyperlink>
         </w:p>
@@ -1997,7 +1997,7 @@
             </w:tabs>
             <w:rPr/>
           </w:pPr>
-          <w:hyperlink w:anchor="__RefHeading___Toc9177_2913971107">
+          <w:hyperlink w:anchor="__RefHeading___Toc1265_3066934455">
             <w:r>
               <w:rPr>
                 <w:webHidden/>
@@ -2005,7 +2005,7 @@
               </w:rPr>
               <w:t>11.1 How to handle an objection</w:t>
               <w:tab/>
-              <w:t>15</w:t>
+              <w:t>16</w:t>
             </w:r>
           </w:hyperlink>
         </w:p>
@@ -2019,7 +2019,7 @@
             </w:tabs>
             <w:rPr/>
           </w:pPr>
-          <w:hyperlink w:anchor="__RefHeading___Toc9179_2913971107">
+          <w:hyperlink w:anchor="__RefHeading___Toc1267_3066934455">
             <w:r>
               <w:rPr>
                 <w:webHidden/>
@@ -2027,7 +2027,7 @@
               </w:rPr>
               <w:t>11.2 "Our spreadsheets and current system work well enough."</w:t>
               <w:tab/>
-              <w:t>15</w:t>
+              <w:t>16</w:t>
             </w:r>
           </w:hyperlink>
         </w:p>
@@ -2041,7 +2041,7 @@
             </w:tabs>
             <w:rPr/>
           </w:pPr>
-          <w:hyperlink w:anchor="__RefHeading___Toc9181_2913971107">
+          <w:hyperlink w:anchor="__RefHeading___Toc1269_3066934455">
             <w:r>
               <w:rPr>
                 <w:webHidden/>
@@ -2049,7 +2049,7 @@
               </w:rPr>
               <w:t>11.3 "It is too expensive."</w:t>
               <w:tab/>
-              <w:t>15</w:t>
+              <w:t>16</w:t>
             </w:r>
           </w:hyperlink>
         </w:p>
@@ -2063,7 +2063,7 @@
             </w:tabs>
             <w:rPr/>
           </w:pPr>
-          <w:hyperlink w:anchor="__RefHeading___Toc9183_2913971107">
+          <w:hyperlink w:anchor="__RefHeading___Toc1271_3066934455">
             <w:r>
               <w:rPr>
                 <w:webHidden/>
@@ -2071,7 +2071,7 @@
               </w:rPr>
               <w:t>11.4 "A global broker system has more features."</w:t>
               <w:tab/>
-              <w:t>15</w:t>
+              <w:t>16</w:t>
             </w:r>
           </w:hyperlink>
         </w:p>
@@ -2085,7 +2085,7 @@
             </w:tabs>
             <w:rPr/>
           </w:pPr>
-          <w:hyperlink w:anchor="__RefHeading___Toc9185_2913971107">
+          <w:hyperlink w:anchor="__RefHeading___Toc1273_3066934455">
             <w:r>
               <w:rPr>
                 <w:webHidden/>
@@ -2093,7 +2093,7 @@
               </w:rPr>
               <w:t>11.5 "We are too small for a system like this."</w:t>
               <w:tab/>
-              <w:t>15</w:t>
+              <w:t>16</w:t>
             </w:r>
           </w:hyperlink>
         </w:p>
@@ -2107,7 +2107,7 @@
             </w:tabs>
             <w:rPr/>
           </w:pPr>
-          <w:hyperlink w:anchor="__RefHeading___Toc9187_2913971107">
+          <w:hyperlink w:anchor="__RefHeading___Toc1275_3066934455">
             <w:r>
               <w:rPr>
                 <w:webHidden/>
@@ -2115,7 +2115,7 @@
               </w:rPr>
               <w:t>11.6 "We need it to work exactly like our current process."</w:t>
               <w:tab/>
-              <w:t>16</w:t>
+              <w:t>17</w:t>
             </w:r>
           </w:hyperlink>
         </w:p>
@@ -2129,7 +2129,7 @@
             </w:tabs>
             <w:rPr/>
           </w:pPr>
-          <w:hyperlink w:anchor="__RefHeading___Toc9189_2913971107">
+          <w:hyperlink w:anchor="__RefHeading___Toc1277_3066934455">
             <w:r>
               <w:rPr>
                 <w:webHidden/>
@@ -2137,7 +2137,7 @@
               </w:rPr>
               <w:t>11.7 "Implementation projects always run late."</w:t>
               <w:tab/>
-              <w:t>16</w:t>
+              <w:t>17</w:t>
             </w:r>
           </w:hyperlink>
         </w:p>
@@ -2151,7 +2151,7 @@
             </w:tabs>
             <w:rPr/>
           </w:pPr>
-          <w:hyperlink w:anchor="__RefHeading___Toc9191_2913971107">
+          <w:hyperlink w:anchor="__RefHeading___Toc1279_3066934455">
             <w:r>
               <w:rPr>
                 <w:webHidden/>
@@ -2159,7 +2159,7 @@
               </w:rPr>
               <w:t>11.8 "We do not want our data in the cloud abroad."</w:t>
               <w:tab/>
-              <w:t>16</w:t>
+              <w:t>17</w:t>
             </w:r>
           </w:hyperlink>
         </w:p>
@@ -2173,7 +2173,7 @@
             </w:tabs>
             <w:rPr/>
           </w:pPr>
-          <w:hyperlink w:anchor="__RefHeading___Toc9193_2913971107">
+          <w:hyperlink w:anchor="__RefHeading___Toc1281_3066934455">
             <w:r>
               <w:rPr>
                 <w:webHidden/>
@@ -2181,7 +2181,7 @@
               </w:rPr>
               <w:t>11.9 "We need direct integration with our insurers."</w:t>
               <w:tab/>
-              <w:t>16</w:t>
+              <w:t>17</w:t>
             </w:r>
           </w:hyperlink>
         </w:p>
@@ -2195,7 +2195,7 @@
             </w:tabs>
             <w:rPr/>
           </w:pPr>
-          <w:hyperlink w:anchor="__RefHeading___Toc9195_2913971107">
+          <w:hyperlink w:anchor="__RefHeading___Toc1283_3066934455">
             <w:r>
               <w:rPr>
                 <w:webHidden/>
@@ -2203,7 +2203,7 @@
               </w:rPr>
               <w:t>11.10 "Our finance team will not change the accounting system."</w:t>
               <w:tab/>
-              <w:t>17</w:t>
+              <w:t>18</w:t>
             </w:r>
           </w:hyperlink>
         </w:p>
@@ -2217,7 +2217,7 @@
             </w:tabs>
             <w:rPr/>
           </w:pPr>
-          <w:hyperlink w:anchor="__RefHeading___Toc9197_2913971107">
+          <w:hyperlink w:anchor="__RefHeading___Toc1285_3066934455">
             <w:r>
               <w:rPr>
                 <w:webHidden/>
@@ -2225,7 +2225,7 @@
               </w:rPr>
               <w:t>11.11 "Twenty-two percent AMC is high."</w:t>
               <w:tab/>
-              <w:t>17</w:t>
+              <w:t>18</w:t>
             </w:r>
           </w:hyperlink>
         </w:p>
@@ -2239,7 +2239,7 @@
             </w:tabs>
             <w:rPr/>
           </w:pPr>
-          <w:hyperlink w:anchor="__RefHeading___Toc9199_2913971107">
+          <w:hyperlink w:anchor="__RefHeading___Toc1287_3066934455">
             <w:r>
               <w:rPr>
                 <w:webHidden/>
@@ -2247,7 +2247,7 @@
               </w:rPr>
               <w:t>11.12 "The 5% yearly increase is a concern."</w:t>
               <w:tab/>
-              <w:t>17</w:t>
+              <w:t>18</w:t>
             </w:r>
           </w:hyperlink>
         </w:p>
@@ -2261,7 +2261,7 @@
             </w:tabs>
             <w:rPr/>
           </w:pPr>
-          <w:hyperlink w:anchor="__RefHeading___Toc9201_2913971107">
+          <w:hyperlink w:anchor="__RefHeading___Toc1289_3066934455">
             <w:r>
               <w:rPr>
                 <w:webHidden/>
@@ -2269,7 +2269,7 @@
               </w:rPr>
               <w:t>11.13 "Who are your other clients?"</w:t>
               <w:tab/>
-              <w:t>17</w:t>
+              <w:t>18</w:t>
             </w:r>
           </w:hyperlink>
         </w:p>
@@ -2283,7 +2283,7 @@
             </w:tabs>
             <w:rPr/>
           </w:pPr>
-          <w:hyperlink w:anchor="__RefHeading___Toc9203_2913971107">
+          <w:hyperlink w:anchor="__RefHeading___Toc1291_3066934455">
             <w:r>
               <w:rPr>
                 <w:webHidden/>
@@ -2291,7 +2291,7 @@
               </w:rPr>
               <w:t>11.14 "What happens if iorta TechNXT is no longer there?"</w:t>
               <w:tab/>
-              <w:t>17</w:t>
+              <w:t>18</w:t>
             </w:r>
           </w:hyperlink>
         </w:p>
@@ -2305,7 +2305,7 @@
             </w:tabs>
             <w:rPr/>
           </w:pPr>
-          <w:hyperlink w:anchor="__RefHeading___Toc9205_2913971107">
+          <w:hyperlink w:anchor="__RefHeading___Toc1293_3066934455">
             <w:r>
               <w:rPr>
                 <w:webHidden/>
@@ -2313,7 +2313,7 @@
               </w:rPr>
               <w:t>11.15 "Our users will not adopt a new system."</w:t>
               <w:tab/>
-              <w:t>17</w:t>
+              <w:t>18</w:t>
             </w:r>
           </w:hyperlink>
         </w:p>
@@ -2327,7 +2327,7 @@
             </w:tabs>
             <w:rPr/>
           </w:pPr>
-          <w:hyperlink w:anchor="__RefHeading___Toc9207_2913971107">
+          <w:hyperlink w:anchor="__RefHeading___Toc1295_3066934455">
             <w:r>
               <w:rPr>
                 <w:webHidden/>
@@ -2335,7 +2335,7 @@
               </w:rPr>
               <w:t>11.16 "The timing is not right. Maybe next year."</w:t>
               <w:tab/>
-              <w:t>18</w:t>
+              <w:t>19</w:t>
             </w:r>
           </w:hyperlink>
         </w:p>
@@ -2349,7 +2349,7 @@
             </w:tabs>
             <w:rPr/>
           </w:pPr>
-          <w:hyperlink w:anchor="__RefHeading___Toc9209_2913971107">
+          <w:hyperlink w:anchor="__RefHeading___Toc1297_3066934455">
             <w:r>
               <w:rPr>
                 <w:webHidden/>
@@ -2357,7 +2357,7 @@
               </w:rPr>
               <w:t>12. Known limits of the OOTB version</w:t>
               <w:tab/>
-              <w:t>19</w:t>
+              <w:t>20</w:t>
             </w:r>
           </w:hyperlink>
         </w:p>
@@ -2371,7 +2371,7 @@
             </w:tabs>
             <w:rPr/>
           </w:pPr>
-          <w:hyperlink w:anchor="__RefHeading___Toc9211_2913971107">
+          <w:hyperlink w:anchor="__RefHeading___Toc1299_3066934455">
             <w:r>
               <w:rPr>
                 <w:webHidden/>
@@ -2386,7 +2386,7 @@
                 <w:rStyle w:val="IndexLink"/>
               </w:rPr>
               <w:tab/>
-              <w:t>20</w:t>
+              <w:t>21</w:t>
             </w:r>
           </w:hyperlink>
           <w:r>
@@ -2419,7 +2419,7 @@
       <w:r>
         <w:br w:type="page"/>
       </w:r>
-      <w:bookmarkStart w:id="0" w:name="__RefHeading___Toc9069_2913971107"/>
+      <w:bookmarkStart w:id="0" w:name="__RefHeading___Toc1157_3066934455"/>
       <w:bookmarkStart w:id="1" w:name="_Toc48319687"/>
       <w:bookmarkStart w:id="2" w:name="_Toc11824118"/>
       <w:bookmarkEnd w:id="0"/>
@@ -3064,7 +3064,7 @@
           <w:spacing w:val="0"/>
         </w:rPr>
       </w:pPr>
-      <w:bookmarkStart w:id="4" w:name="__RefHeading___Toc9071_2913971107"/>
+      <w:bookmarkStart w:id="4" w:name="__RefHeading___Toc1159_3066934455"/>
       <w:bookmarkStart w:id="5" w:name="_Toc233203388"/>
       <w:bookmarkEnd w:id="4"/>
       <w:r>
@@ -4348,7 +4348,7 @@
                 <w:szCs w:val="24"/>
                 <w:lang w:val="en-US" w:eastAsia="ja-JP" w:bidi="ar-SA"/>
               </w:rPr>
-              <w:t>UAT</w:t>
+              <w:t>Dev</w:t>
             </w:r>
           </w:p>
         </w:tc>
@@ -4385,7 +4385,7 @@
                 <w:szCs w:val="24"/>
                 <w:lang w:val="en-US" w:eastAsia="ja-JP" w:bidi="ar-SA"/>
               </w:rPr>
-              <w:t>User acceptance test</w:t>
+              <w:t>Development environment</w:t>
             </w:r>
           </w:p>
         </w:tc>
@@ -4427,7 +4427,7 @@
                 <w:szCs w:val="24"/>
                 <w:lang w:val="en-US" w:eastAsia="ja-JP" w:bidi="ar-SA"/>
               </w:rPr>
-              <w:t>VAT</w:t>
+              <w:t>Pre-Prod</w:t>
             </w:r>
           </w:p>
         </w:tc>
@@ -4464,6 +4464,243 @@
                 <w:szCs w:val="24"/>
                 <w:lang w:val="en-US" w:eastAsia="ja-JP" w:bidi="ar-SA"/>
               </w:rPr>
+              <w:t>Pre-production environment</w:t>
+            </w:r>
+          </w:p>
+        </w:tc>
+      </w:tr>
+      <w:tr>
+        <w:trPr>
+          <w:trHeight w:val="449" w:hRule="atLeast"/>
+        </w:trPr>
+        <w:tc>
+          <w:tcPr>
+            <w:tcW w:w="2514" w:type="dxa"/>
+            <w:tcBorders>
+              <w:top w:val="single" w:sz="4" w:space="0" w:color="808080"/>
+              <w:left w:val="single" w:sz="4" w:space="0" w:color="808080"/>
+              <w:bottom w:val="single" w:sz="4" w:space="0" w:color="808080"/>
+              <w:right w:val="single" w:sz="4" w:space="0" w:color="808080"/>
+            </w:tcBorders>
+            <w:vAlign w:val="center"/>
+          </w:tcPr>
+          <w:p>
+            <w:pPr>
+              <w:pStyle w:val="Normal"/>
+              <w:widowControl/>
+              <w:spacing w:lineRule="auto" w:line="240" w:before="60" w:after="0"/>
+              <w:jc w:val="left"/>
+              <w:rPr>
+                <w:rFonts w:ascii="Segoe UI" w:hAnsi="Segoe UI" w:eastAsia="Arial" w:cs="Segoe UI"/>
+                <w:color w:val="101820"/>
+                <w:sz w:val="16"/>
+                <w:szCs w:val="16"/>
+              </w:rPr>
+            </w:pPr>
+            <w:r>
+              <w:rPr>
+                <w:rFonts w:eastAsia="Segoe UI" w:cs="Segoe UI" w:ascii="Segoe UI" w:hAnsi="Segoe UI"/>
+                <w:color w:val="101820"/>
+                <w:kern w:val="0"/>
+                <w:sz w:val="16"/>
+                <w:szCs w:val="24"/>
+                <w:lang w:val="en-US" w:eastAsia="ja-JP" w:bidi="ar-SA"/>
+              </w:rPr>
+              <w:t>SIT</w:t>
+            </w:r>
+          </w:p>
+        </w:tc>
+        <w:tc>
+          <w:tcPr>
+            <w:tcW w:w="3712" w:type="dxa"/>
+            <w:tcBorders>
+              <w:top w:val="single" w:sz="4" w:space="0" w:color="808080"/>
+              <w:left w:val="single" w:sz="4" w:space="0" w:color="808080"/>
+              <w:bottom w:val="single" w:sz="4" w:space="0" w:color="808080"/>
+              <w:right w:val="single" w:sz="4" w:space="0" w:color="808080"/>
+            </w:tcBorders>
+            <w:vAlign w:val="center"/>
+          </w:tcPr>
+          <w:p>
+            <w:pPr>
+              <w:pStyle w:val="Normal"/>
+              <w:widowControl/>
+              <w:spacing w:lineRule="auto" w:line="240" w:before="60" w:after="0"/>
+              <w:jc w:val="left"/>
+              <w:rPr>
+                <w:rFonts w:ascii="Segoe UI" w:hAnsi="Segoe UI" w:eastAsia="Arial" w:cs="Segoe UI"/>
+                <w:color w:val="101820"/>
+                <w:sz w:val="16"/>
+                <w:szCs w:val="16"/>
+              </w:rPr>
+            </w:pPr>
+            <w:r>
+              <w:rPr>
+                <w:rFonts w:eastAsia="Segoe UI" w:cs="Segoe UI" w:ascii="Segoe UI" w:hAnsi="Segoe UI"/>
+                <w:color w:val="101820"/>
+                <w:kern w:val="0"/>
+                <w:sz w:val="16"/>
+                <w:szCs w:val="24"/>
+                <w:lang w:val="en-US" w:eastAsia="ja-JP" w:bidi="ar-SA"/>
+              </w:rPr>
+              <w:t>System integration test</w:t>
+            </w:r>
+          </w:p>
+        </w:tc>
+      </w:tr>
+      <w:tr>
+        <w:trPr>
+          <w:trHeight w:val="449" w:hRule="atLeast"/>
+        </w:trPr>
+        <w:tc>
+          <w:tcPr>
+            <w:tcW w:w="2514" w:type="dxa"/>
+            <w:tcBorders>
+              <w:top w:val="single" w:sz="4" w:space="0" w:color="808080"/>
+              <w:left w:val="single" w:sz="4" w:space="0" w:color="808080"/>
+              <w:bottom w:val="single" w:sz="4" w:space="0" w:color="808080"/>
+              <w:right w:val="single" w:sz="4" w:space="0" w:color="808080"/>
+            </w:tcBorders>
+            <w:vAlign w:val="center"/>
+          </w:tcPr>
+          <w:p>
+            <w:pPr>
+              <w:pStyle w:val="Normal"/>
+              <w:widowControl/>
+              <w:spacing w:lineRule="auto" w:line="240" w:before="60" w:after="0"/>
+              <w:jc w:val="left"/>
+              <w:rPr>
+                <w:rFonts w:ascii="Segoe UI" w:hAnsi="Segoe UI" w:eastAsia="Arial" w:cs="Segoe UI"/>
+                <w:color w:val="101820"/>
+                <w:sz w:val="16"/>
+                <w:szCs w:val="16"/>
+              </w:rPr>
+            </w:pPr>
+            <w:r>
+              <w:rPr>
+                <w:rFonts w:eastAsia="Segoe UI" w:cs="Segoe UI" w:ascii="Segoe UI" w:hAnsi="Segoe UI"/>
+                <w:color w:val="101820"/>
+                <w:kern w:val="0"/>
+                <w:sz w:val="16"/>
+                <w:szCs w:val="24"/>
+                <w:lang w:val="en-US" w:eastAsia="ja-JP" w:bidi="ar-SA"/>
+              </w:rPr>
+              <w:t>UAT</w:t>
+            </w:r>
+          </w:p>
+        </w:tc>
+        <w:tc>
+          <w:tcPr>
+            <w:tcW w:w="3712" w:type="dxa"/>
+            <w:tcBorders>
+              <w:top w:val="single" w:sz="4" w:space="0" w:color="808080"/>
+              <w:left w:val="single" w:sz="4" w:space="0" w:color="808080"/>
+              <w:bottom w:val="single" w:sz="4" w:space="0" w:color="808080"/>
+              <w:right w:val="single" w:sz="4" w:space="0" w:color="808080"/>
+            </w:tcBorders>
+            <w:vAlign w:val="center"/>
+          </w:tcPr>
+          <w:p>
+            <w:pPr>
+              <w:pStyle w:val="Normal"/>
+              <w:widowControl/>
+              <w:spacing w:lineRule="auto" w:line="240" w:before="60" w:after="0"/>
+              <w:jc w:val="left"/>
+              <w:rPr>
+                <w:rFonts w:ascii="Segoe UI" w:hAnsi="Segoe UI" w:eastAsia="Arial" w:cs="Segoe UI"/>
+                <w:color w:val="101820"/>
+                <w:sz w:val="16"/>
+                <w:szCs w:val="16"/>
+              </w:rPr>
+            </w:pPr>
+            <w:r>
+              <w:rPr>
+                <w:rFonts w:eastAsia="Segoe UI" w:cs="Segoe UI" w:ascii="Segoe UI" w:hAnsi="Segoe UI"/>
+                <w:color w:val="101820"/>
+                <w:kern w:val="0"/>
+                <w:sz w:val="16"/>
+                <w:szCs w:val="24"/>
+                <w:lang w:val="en-US" w:eastAsia="ja-JP" w:bidi="ar-SA"/>
+              </w:rPr>
+              <w:t>User acceptance test</w:t>
+            </w:r>
+          </w:p>
+        </w:tc>
+      </w:tr>
+      <w:tr>
+        <w:trPr>
+          <w:trHeight w:val="449" w:hRule="atLeast"/>
+        </w:trPr>
+        <w:tc>
+          <w:tcPr>
+            <w:tcW w:w="2514" w:type="dxa"/>
+            <w:tcBorders>
+              <w:top w:val="single" w:sz="4" w:space="0" w:color="808080"/>
+              <w:left w:val="single" w:sz="4" w:space="0" w:color="808080"/>
+              <w:bottom w:val="single" w:sz="4" w:space="0" w:color="808080"/>
+              <w:right w:val="single" w:sz="4" w:space="0" w:color="808080"/>
+            </w:tcBorders>
+            <w:vAlign w:val="center"/>
+          </w:tcPr>
+          <w:p>
+            <w:pPr>
+              <w:pStyle w:val="Normal"/>
+              <w:widowControl/>
+              <w:spacing w:lineRule="auto" w:line="240" w:before="60" w:after="0"/>
+              <w:jc w:val="left"/>
+              <w:rPr>
+                <w:rFonts w:ascii="Segoe UI" w:hAnsi="Segoe UI" w:eastAsia="Arial" w:cs="Segoe UI"/>
+                <w:color w:val="101820"/>
+                <w:sz w:val="16"/>
+                <w:szCs w:val="16"/>
+              </w:rPr>
+            </w:pPr>
+            <w:r>
+              <w:rPr>
+                <w:rFonts w:eastAsia="Segoe UI" w:cs="Segoe UI" w:ascii="Segoe UI" w:hAnsi="Segoe UI"/>
+                <w:color w:val="101820"/>
+                <w:kern w:val="0"/>
+                <w:sz w:val="16"/>
+                <w:szCs w:val="24"/>
+                <w:lang w:val="en-US" w:eastAsia="ja-JP" w:bidi="ar-SA"/>
+              </w:rPr>
+              <w:t>VAT</w:t>
+            </w:r>
+          </w:p>
+        </w:tc>
+        <w:tc>
+          <w:tcPr>
+            <w:tcW w:w="3712" w:type="dxa"/>
+            <w:tcBorders>
+              <w:top w:val="single" w:sz="4" w:space="0" w:color="808080"/>
+              <w:left w:val="single" w:sz="4" w:space="0" w:color="808080"/>
+              <w:bottom w:val="single" w:sz="4" w:space="0" w:color="808080"/>
+              <w:right w:val="single" w:sz="4" w:space="0" w:color="808080"/>
+            </w:tcBorders>
+            <w:vAlign w:val="center"/>
+          </w:tcPr>
+          <w:p>
+            <w:pPr>
+              <w:pStyle w:val="Normal"/>
+              <w:widowControl/>
+              <w:spacing w:lineRule="auto" w:line="240" w:before="60" w:after="0"/>
+              <w:jc w:val="left"/>
+              <w:rPr>
+                <w:rFonts w:ascii="Segoe UI" w:hAnsi="Segoe UI" w:eastAsia="Arial" w:cs="Segoe UI"/>
+                <w:color w:val="101820"/>
+                <w:sz w:val="16"/>
+                <w:szCs w:val="16"/>
+              </w:rPr>
+            </w:pPr>
+            <w:r>
+              <w:rPr>
+                <w:rFonts w:eastAsia="Segoe UI" w:cs="Segoe UI" w:ascii="Segoe UI" w:hAnsi="Segoe UI"/>
+                <w:color w:val="101820"/>
+                <w:kern w:val="0"/>
+                <w:sz w:val="16"/>
+                <w:szCs w:val="24"/>
+                <w:lang w:val="en-US" w:eastAsia="ja-JP" w:bidi="ar-SA"/>
+              </w:rPr>
               <w:t>Value-added tax</w:t>
             </w:r>
           </w:p>
@@ -4685,7 +4922,7 @@
         <w:pageBreakBefore w:val="false"/>
         <w:rPr/>
       </w:pPr>
-      <w:bookmarkStart w:id="6" w:name="__RefHeading___Toc9073_2913971107"/>
+      <w:bookmarkStart w:id="6" w:name="__RefHeading___Toc1161_3066934455"/>
       <w:bookmarkEnd w:id="6"/>
       <w:r>
         <w:rPr>
@@ -4702,7 +4939,7 @@
         <w:pStyle w:val="Heading2"/>
         <w:rPr/>
       </w:pPr>
-      <w:bookmarkStart w:id="7" w:name="__RefHeading___Toc9075_2913971107"/>
+      <w:bookmarkStart w:id="7" w:name="__RefHeading___Toc1163_3066934455"/>
       <w:bookmarkEnd w:id="7"/>
       <w:r>
         <w:rPr>
@@ -4734,7 +4971,7 @@
         <w:pStyle w:val="Heading2"/>
         <w:rPr/>
       </w:pPr>
-      <w:bookmarkStart w:id="8" w:name="__RefHeading___Toc9077_2913971107"/>
+      <w:bookmarkStart w:id="8" w:name="__RefHeading___Toc1165_3066934455"/>
       <w:bookmarkEnd w:id="8"/>
       <w:r>
         <w:rPr>
@@ -4849,7 +5086,7 @@
         <w:pStyle w:val="Heading1"/>
         <w:rPr/>
       </w:pPr>
-      <w:bookmarkStart w:id="9" w:name="__RefHeading___Toc9079_2913971107"/>
+      <w:bookmarkStart w:id="9" w:name="__RefHeading___Toc1167_3066934455"/>
       <w:bookmarkEnd w:id="9"/>
       <w:r>
         <w:rPr>
@@ -4866,7 +5103,7 @@
         <w:pStyle w:val="Heading2"/>
         <w:rPr/>
       </w:pPr>
-      <w:bookmarkStart w:id="10" w:name="__RefHeading___Toc9081_2913971107"/>
+      <w:bookmarkStart w:id="10" w:name="__RefHeading___Toc1169_3066934455"/>
       <w:bookmarkEnd w:id="10"/>
       <w:r>
         <w:rPr>
@@ -4898,7 +5135,7 @@
         <w:pStyle w:val="Heading2"/>
         <w:rPr/>
       </w:pPr>
-      <w:bookmarkStart w:id="11" w:name="__RefHeading___Toc9083_2913971107"/>
+      <w:bookmarkStart w:id="11" w:name="__RefHeading___Toc1171_3066934455"/>
       <w:bookmarkEnd w:id="11"/>
       <w:r>
         <w:rPr>
@@ -4930,7 +5167,7 @@
         <w:pStyle w:val="Heading2"/>
         <w:rPr/>
       </w:pPr>
-      <w:bookmarkStart w:id="12" w:name="__RefHeading___Toc9085_2913971107"/>
+      <w:bookmarkStart w:id="12" w:name="__RefHeading___Toc1173_3066934455"/>
       <w:bookmarkEnd w:id="12"/>
       <w:r>
         <w:rPr>
@@ -4962,7 +5199,7 @@
         <w:pStyle w:val="Heading2"/>
         <w:rPr/>
       </w:pPr>
-      <w:bookmarkStart w:id="13" w:name="__RefHeading___Toc9087_2913971107"/>
+      <w:bookmarkStart w:id="13" w:name="__RefHeading___Toc1175_3066934455"/>
       <w:bookmarkEnd w:id="13"/>
       <w:r>
         <w:rPr>
@@ -4994,7 +5231,7 @@
         <w:pStyle w:val="Heading2"/>
         <w:rPr/>
       </w:pPr>
-      <w:bookmarkStart w:id="14" w:name="__RefHeading___Toc9089_2913971107"/>
+      <w:bookmarkStart w:id="14" w:name="__RefHeading___Toc1177_3066934455"/>
       <w:bookmarkEnd w:id="14"/>
       <w:r>
         <w:rPr>
@@ -5026,7 +5263,7 @@
         <w:pStyle w:val="Heading2"/>
         <w:rPr/>
       </w:pPr>
-      <w:bookmarkStart w:id="15" w:name="__RefHeading___Toc9091_2913971107"/>
+      <w:bookmarkStart w:id="15" w:name="__RefHeading___Toc1179_3066934455"/>
       <w:bookmarkEnd w:id="15"/>
       <w:r>
         <w:rPr>
@@ -5058,7 +5295,7 @@
         <w:pStyle w:val="Heading2"/>
         <w:rPr/>
       </w:pPr>
-      <w:bookmarkStart w:id="16" w:name="__RefHeading___Toc9093_2913971107"/>
+      <w:bookmarkStart w:id="16" w:name="__RefHeading___Toc1181_3066934455"/>
       <w:bookmarkEnd w:id="16"/>
       <w:r>
         <w:rPr>
@@ -5090,7 +5327,7 @@
         <w:pStyle w:val="Heading2"/>
         <w:rPr/>
       </w:pPr>
-      <w:bookmarkStart w:id="17" w:name="__RefHeading___Toc9095_2913971107"/>
+      <w:bookmarkStart w:id="17" w:name="__RefHeading___Toc1183_3066934455"/>
       <w:bookmarkEnd w:id="17"/>
       <w:r>
         <w:rPr>
@@ -5122,7 +5359,7 @@
         <w:pStyle w:val="Heading2"/>
         <w:rPr/>
       </w:pPr>
-      <w:bookmarkStart w:id="18" w:name="__RefHeading___Toc9097_2913971107"/>
+      <w:bookmarkStart w:id="18" w:name="__RefHeading___Toc1185_3066934455"/>
       <w:bookmarkEnd w:id="18"/>
       <w:r>
         <w:rPr>
@@ -5154,7 +5391,7 @@
         <w:pStyle w:val="Heading2"/>
         <w:rPr/>
       </w:pPr>
-      <w:bookmarkStart w:id="19" w:name="__RefHeading___Toc9099_2913971107"/>
+      <w:bookmarkStart w:id="19" w:name="__RefHeading___Toc1187_3066934455"/>
       <w:bookmarkEnd w:id="19"/>
       <w:r>
         <w:rPr>
@@ -5189,7 +5426,7 @@
         <w:pStyle w:val="Heading1"/>
         <w:rPr/>
       </w:pPr>
-      <w:bookmarkStart w:id="20" w:name="__RefHeading___Toc9101_2913971107"/>
+      <w:bookmarkStart w:id="20" w:name="__RefHeading___Toc1189_3066934455"/>
       <w:bookmarkEnd w:id="20"/>
       <w:r>
         <w:rPr>
@@ -5206,7 +5443,7 @@
         <w:pStyle w:val="Heading2"/>
         <w:rPr/>
       </w:pPr>
-      <w:bookmarkStart w:id="21" w:name="__RefHeading___Toc9103_2913971107"/>
+      <w:bookmarkStart w:id="21" w:name="__RefHeading___Toc1191_3066934455"/>
       <w:bookmarkEnd w:id="21"/>
       <w:r>
         <w:rPr>
@@ -5238,7 +5475,7 @@
         <w:pStyle w:val="Heading2"/>
         <w:rPr/>
       </w:pPr>
-      <w:bookmarkStart w:id="22" w:name="__RefHeading___Toc9105_2913971107"/>
+      <w:bookmarkStart w:id="22" w:name="__RefHeading___Toc1193_3066934455"/>
       <w:bookmarkEnd w:id="22"/>
       <w:r>
         <w:rPr>
@@ -5270,7 +5507,7 @@
         <w:pStyle w:val="Heading2"/>
         <w:rPr/>
       </w:pPr>
-      <w:bookmarkStart w:id="23" w:name="__RefHeading___Toc9107_2913971107"/>
+      <w:bookmarkStart w:id="23" w:name="__RefHeading___Toc1195_3066934455"/>
       <w:bookmarkEnd w:id="23"/>
       <w:r>
         <w:rPr>
@@ -5302,7 +5539,7 @@
         <w:pStyle w:val="Heading2"/>
         <w:rPr/>
       </w:pPr>
-      <w:bookmarkStart w:id="24" w:name="__RefHeading___Toc9109_2913971107"/>
+      <w:bookmarkStart w:id="24" w:name="__RefHeading___Toc1197_3066934455"/>
       <w:bookmarkEnd w:id="24"/>
       <w:r>
         <w:rPr>
@@ -5334,7 +5571,7 @@
         <w:pStyle w:val="Heading2"/>
         <w:rPr/>
       </w:pPr>
-      <w:bookmarkStart w:id="25" w:name="__RefHeading___Toc9111_2913971107"/>
+      <w:bookmarkStart w:id="25" w:name="__RefHeading___Toc1199_3066934455"/>
       <w:bookmarkEnd w:id="25"/>
       <w:r>
         <w:rPr>
@@ -5366,7 +5603,7 @@
         <w:pStyle w:val="Heading2"/>
         <w:rPr/>
       </w:pPr>
-      <w:bookmarkStart w:id="26" w:name="__RefHeading___Toc9113_2913971107"/>
+      <w:bookmarkStart w:id="26" w:name="__RefHeading___Toc1201_3066934455"/>
       <w:bookmarkEnd w:id="26"/>
       <w:r>
         <w:rPr>
@@ -5508,7 +5745,7 @@
         <w:pStyle w:val="Heading2"/>
         <w:rPr/>
       </w:pPr>
-      <w:bookmarkStart w:id="27" w:name="__RefHeading___Toc9115_2913971107"/>
+      <w:bookmarkStart w:id="27" w:name="__RefHeading___Toc1203_3066934455"/>
       <w:bookmarkEnd w:id="27"/>
       <w:r>
         <w:rPr>
@@ -5543,7 +5780,7 @@
         <w:pStyle w:val="Heading1"/>
         <w:rPr/>
       </w:pPr>
-      <w:bookmarkStart w:id="28" w:name="__RefHeading___Toc9117_2913971107"/>
+      <w:bookmarkStart w:id="28" w:name="__RefHeading___Toc1205_3066934455"/>
       <w:bookmarkEnd w:id="28"/>
       <w:r>
         <w:rPr>
@@ -5560,7 +5797,7 @@
         <w:pStyle w:val="Heading2"/>
         <w:rPr/>
       </w:pPr>
-      <w:bookmarkStart w:id="29" w:name="__RefHeading___Toc9119_2913971107"/>
+      <w:bookmarkStart w:id="29" w:name="__RefHeading___Toc1207_3066934455"/>
       <w:bookmarkEnd w:id="29"/>
       <w:r>
         <w:rPr>
@@ -5592,7 +5829,7 @@
         <w:pStyle w:val="Heading2"/>
         <w:rPr/>
       </w:pPr>
-      <w:bookmarkStart w:id="30" w:name="__RefHeading___Toc9121_2913971107"/>
+      <w:bookmarkStart w:id="30" w:name="__RefHeading___Toc1209_3066934455"/>
       <w:bookmarkEnd w:id="30"/>
       <w:r>
         <w:rPr>
@@ -5624,7 +5861,7 @@
         <w:pStyle w:val="Heading2"/>
         <w:rPr/>
       </w:pPr>
-      <w:bookmarkStart w:id="31" w:name="__RefHeading___Toc9123_2913971107"/>
+      <w:bookmarkStart w:id="31" w:name="__RefHeading___Toc1211_3066934455"/>
       <w:bookmarkEnd w:id="31"/>
       <w:r>
         <w:rPr>
@@ -5656,7 +5893,7 @@
         <w:pStyle w:val="Heading2"/>
         <w:rPr/>
       </w:pPr>
-      <w:bookmarkStart w:id="32" w:name="__RefHeading___Toc9125_2913971107"/>
+      <w:bookmarkStart w:id="32" w:name="__RefHeading___Toc1213_3066934455"/>
       <w:bookmarkEnd w:id="32"/>
       <w:r>
         <w:rPr>
@@ -5688,7 +5925,7 @@
         <w:pStyle w:val="Heading2"/>
         <w:rPr/>
       </w:pPr>
-      <w:bookmarkStart w:id="33" w:name="__RefHeading___Toc9127_2913971107"/>
+      <w:bookmarkStart w:id="33" w:name="__RefHeading___Toc1215_3066934455"/>
       <w:bookmarkEnd w:id="33"/>
       <w:r>
         <w:rPr>
@@ -5723,7 +5960,7 @@
         <w:pStyle w:val="Heading1"/>
         <w:rPr/>
       </w:pPr>
-      <w:bookmarkStart w:id="34" w:name="__RefHeading___Toc9129_2913971107"/>
+      <w:bookmarkStart w:id="34" w:name="__RefHeading___Toc1217_3066934455"/>
       <w:bookmarkEnd w:id="34"/>
       <w:r>
         <w:rPr>
@@ -5740,7 +5977,7 @@
         <w:pStyle w:val="Heading2"/>
         <w:rPr/>
       </w:pPr>
-      <w:bookmarkStart w:id="35" w:name="__RefHeading___Toc9131_2913971107"/>
+      <w:bookmarkStart w:id="35" w:name="__RefHeading___Toc1219_3066934455"/>
       <w:bookmarkEnd w:id="35"/>
       <w:r>
         <w:rPr>
@@ -5772,7 +6009,7 @@
         <w:pStyle w:val="Heading2"/>
         <w:rPr/>
       </w:pPr>
-      <w:bookmarkStart w:id="36" w:name="__RefHeading___Toc9133_2913971107"/>
+      <w:bookmarkStart w:id="36" w:name="__RefHeading___Toc1221_3066934455"/>
       <w:bookmarkEnd w:id="36"/>
       <w:r>
         <w:rPr>
@@ -5796,7 +6033,7 @@
           <w:color w:val="101820"/>
           <w:sz w:val="21"/>
         </w:rPr>
-        <w:t>Four options: AWS (Singapore region), Microsoft Azure (Southeast Asia, Singapore), a Philippine hosting partner, or the broker's own data centre. Hosting by iorta TechNXT is optional and priced separately; a broker that hosts itself pays no hosting fee and receives the deployment guide, with set-up support at day rates.</w:t>
+        <w:t>Four options: AWS (Singapore region), Microsoft Azure (Southeast Asia, Singapore), a Philippine hosting partner, or the broker's own data centre. Hosting by iorta TechNXT is optional and priced separately, per environment set: Dev, UAT and Production for a small or medium broker; Dev, SIT, UAT and Production for a large broker. A temporary Pre-Prod, restored from a production backup for the go-live rehearsal and each major release, is billed only for the months it exists. On AWS the standing set costs PHP 43,000.00 a month for a small broker and PHP 143,000.00 for a large one (Rate Card). A broker that hosts itself pays no hosting fee and receives the deployment guide, with set-up support at day rates.</w:t>
       </w:r>
     </w:p>
     <w:p>
@@ -5804,7 +6041,7 @@
         <w:pStyle w:val="Heading2"/>
         <w:rPr/>
       </w:pPr>
-      <w:bookmarkStart w:id="37" w:name="__RefHeading___Toc9135_2913971107"/>
+      <w:bookmarkStart w:id="37" w:name="__RefHeading___Toc1223_3066934455"/>
       <w:bookmarkEnd w:id="37"/>
       <w:r>
         <w:rPr>
@@ -5836,7 +6073,7 @@
         <w:pStyle w:val="Heading2"/>
         <w:rPr/>
       </w:pPr>
-      <w:bookmarkStart w:id="38" w:name="__RefHeading___Toc9137_2913971107"/>
+      <w:bookmarkStart w:id="38" w:name="__RefHeading___Toc1225_3066934455"/>
       <w:bookmarkEnd w:id="38"/>
       <w:r>
         <w:rPr>
@@ -5868,7 +6105,7 @@
         <w:pStyle w:val="Heading2"/>
         <w:rPr/>
       </w:pPr>
-      <w:bookmarkStart w:id="39" w:name="__RefHeading___Toc9139_2913971107"/>
+      <w:bookmarkStart w:id="39" w:name="__RefHeading___Toc1227_3066934455"/>
       <w:bookmarkEnd w:id="39"/>
       <w:r>
         <w:rPr>
@@ -5900,7 +6137,7 @@
         <w:pStyle w:val="Heading2"/>
         <w:rPr/>
       </w:pPr>
-      <w:bookmarkStart w:id="40" w:name="__RefHeading___Toc9141_2913971107"/>
+      <w:bookmarkStart w:id="40" w:name="__RefHeading___Toc1229_3066934455"/>
       <w:bookmarkEnd w:id="40"/>
       <w:r>
         <w:rPr>
@@ -5935,7 +6172,7 @@
         <w:pStyle w:val="Heading1"/>
         <w:rPr/>
       </w:pPr>
-      <w:bookmarkStart w:id="41" w:name="__RefHeading___Toc9143_2913971107"/>
+      <w:bookmarkStart w:id="41" w:name="__RefHeading___Toc1231_3066934455"/>
       <w:bookmarkEnd w:id="41"/>
       <w:r>
         <w:rPr>
@@ -5952,7 +6189,7 @@
         <w:pStyle w:val="Heading2"/>
         <w:rPr/>
       </w:pPr>
-      <w:bookmarkStart w:id="42" w:name="__RefHeading___Toc9145_2913971107"/>
+      <w:bookmarkStart w:id="42" w:name="__RefHeading___Toc1233_3066934455"/>
       <w:bookmarkEnd w:id="42"/>
       <w:r>
         <w:rPr>
@@ -5984,7 +6221,7 @@
         <w:pStyle w:val="Heading2"/>
         <w:rPr/>
       </w:pPr>
-      <w:bookmarkStart w:id="43" w:name="__RefHeading___Toc9147_2913971107"/>
+      <w:bookmarkStart w:id="43" w:name="__RefHeading___Toc1235_3066934455"/>
       <w:bookmarkEnd w:id="43"/>
       <w:r>
         <w:rPr>
@@ -6016,7 +6253,7 @@
         <w:pStyle w:val="Heading2"/>
         <w:rPr/>
       </w:pPr>
-      <w:bookmarkStart w:id="44" w:name="__RefHeading___Toc9149_2913971107"/>
+      <w:bookmarkStart w:id="44" w:name="__RefHeading___Toc1237_3066934455"/>
       <w:bookmarkEnd w:id="44"/>
       <w:r>
         <w:rPr>
@@ -6048,7 +6285,7 @@
         <w:pStyle w:val="Heading2"/>
         <w:rPr/>
       </w:pPr>
-      <w:bookmarkStart w:id="45" w:name="__RefHeading___Toc9151_2913971107"/>
+      <w:bookmarkStart w:id="45" w:name="__RefHeading___Toc1239_3066934455"/>
       <w:bookmarkEnd w:id="45"/>
       <w:r>
         <w:rPr>
@@ -6083,7 +6320,7 @@
         <w:pStyle w:val="Heading1"/>
         <w:rPr/>
       </w:pPr>
-      <w:bookmarkStart w:id="46" w:name="__RefHeading___Toc9153_2913971107"/>
+      <w:bookmarkStart w:id="46" w:name="__RefHeading___Toc1241_3066934455"/>
       <w:bookmarkEnd w:id="46"/>
       <w:r>
         <w:rPr>
@@ -6100,7 +6337,7 @@
         <w:pStyle w:val="Heading2"/>
         <w:rPr/>
       </w:pPr>
-      <w:bookmarkStart w:id="47" w:name="__RefHeading___Toc9155_2913971107"/>
+      <w:bookmarkStart w:id="47" w:name="__RefHeading___Toc1243_3066934455"/>
       <w:bookmarkEnd w:id="47"/>
       <w:r>
         <w:rPr>
@@ -6132,7 +6369,7 @@
         <w:pStyle w:val="Heading2"/>
         <w:rPr/>
       </w:pPr>
-      <w:bookmarkStart w:id="48" w:name="__RefHeading___Toc9157_2913971107"/>
+      <w:bookmarkStart w:id="48" w:name="__RefHeading___Toc1245_3066934455"/>
       <w:bookmarkEnd w:id="48"/>
       <w:r>
         <w:rPr>
@@ -6164,7 +6401,7 @@
         <w:pStyle w:val="Heading2"/>
         <w:rPr/>
       </w:pPr>
-      <w:bookmarkStart w:id="49" w:name="__RefHeading___Toc9159_2913971107"/>
+      <w:bookmarkStart w:id="49" w:name="__RefHeading___Toc1247_3066934455"/>
       <w:bookmarkEnd w:id="49"/>
       <w:r>
         <w:rPr>
@@ -6199,7 +6436,7 @@
         <w:pStyle w:val="Heading1"/>
         <w:rPr/>
       </w:pPr>
-      <w:bookmarkStart w:id="50" w:name="__RefHeading___Toc9161_2913971107"/>
+      <w:bookmarkStart w:id="50" w:name="__RefHeading___Toc1249_3066934455"/>
       <w:bookmarkEnd w:id="50"/>
       <w:r>
         <w:rPr>
@@ -6216,7 +6453,7 @@
         <w:pStyle w:val="Heading2"/>
         <w:rPr/>
       </w:pPr>
-      <w:bookmarkStart w:id="51" w:name="__RefHeading___Toc9163_2913971107"/>
+      <w:bookmarkStart w:id="51" w:name="__RefHeading___Toc1251_3066934455"/>
       <w:bookmarkEnd w:id="51"/>
       <w:r>
         <w:rPr>
@@ -6248,7 +6485,7 @@
         <w:pStyle w:val="Heading2"/>
         <w:rPr/>
       </w:pPr>
-      <w:bookmarkStart w:id="52" w:name="__RefHeading___Toc9165_2913971107"/>
+      <w:bookmarkStart w:id="52" w:name="__RefHeading___Toc1253_3066934455"/>
       <w:bookmarkEnd w:id="52"/>
       <w:r>
         <w:rPr>
@@ -6280,7 +6517,7 @@
         <w:pStyle w:val="Heading2"/>
         <w:rPr/>
       </w:pPr>
-      <w:bookmarkStart w:id="53" w:name="__RefHeading___Toc9167_2913971107"/>
+      <w:bookmarkStart w:id="53" w:name="__RefHeading___Toc1255_3066934455"/>
       <w:bookmarkEnd w:id="53"/>
       <w:r>
         <w:rPr>
@@ -6312,7 +6549,7 @@
         <w:pStyle w:val="Heading2"/>
         <w:rPr/>
       </w:pPr>
-      <w:bookmarkStart w:id="54" w:name="__RefHeading___Toc9169_2913971107"/>
+      <w:bookmarkStart w:id="54" w:name="__RefHeading___Toc1257_3066934455"/>
       <w:bookmarkEnd w:id="54"/>
       <w:r>
         <w:rPr>
@@ -6344,7 +6581,7 @@
         <w:pStyle w:val="Heading2"/>
         <w:rPr/>
       </w:pPr>
-      <w:bookmarkStart w:id="55" w:name="__RefHeading___Toc9171_2913971107"/>
+      <w:bookmarkStart w:id="55" w:name="__RefHeading___Toc1259_3066934455"/>
       <w:bookmarkEnd w:id="55"/>
       <w:r>
         <w:rPr>
@@ -6376,7 +6613,7 @@
         <w:pStyle w:val="Heading2"/>
         <w:rPr/>
       </w:pPr>
-      <w:bookmarkStart w:id="56" w:name="__RefHeading___Toc9173_2913971107"/>
+      <w:bookmarkStart w:id="56" w:name="__RefHeading___Toc1261_3066934455"/>
       <w:bookmarkEnd w:id="56"/>
       <w:r>
         <w:rPr>
@@ -6411,7 +6648,7 @@
         <w:pStyle w:val="Heading1"/>
         <w:rPr/>
       </w:pPr>
-      <w:bookmarkStart w:id="57" w:name="__RefHeading___Toc9175_2913971107"/>
+      <w:bookmarkStart w:id="57" w:name="__RefHeading___Toc1263_3066934455"/>
       <w:bookmarkEnd w:id="57"/>
       <w:r>
         <w:rPr>
@@ -6428,7 +6665,7 @@
         <w:pStyle w:val="Heading2"/>
         <w:rPr/>
       </w:pPr>
-      <w:bookmarkStart w:id="58" w:name="__RefHeading___Toc9177_2913971107"/>
+      <w:bookmarkStart w:id="58" w:name="__RefHeading___Toc1265_3066934455"/>
       <w:bookmarkEnd w:id="58"/>
       <w:r>
         <w:rPr>
@@ -6521,7 +6758,7 @@
         <w:pStyle w:val="Heading2"/>
         <w:rPr/>
       </w:pPr>
-      <w:bookmarkStart w:id="59" w:name="__RefHeading___Toc9179_2913971107"/>
+      <w:bookmarkStart w:id="59" w:name="__RefHeading___Toc1267_3066934455"/>
       <w:bookmarkEnd w:id="59"/>
       <w:r>
         <w:rPr>
@@ -6610,7 +6847,7 @@
         <w:pStyle w:val="Heading2"/>
         <w:rPr/>
       </w:pPr>
-      <w:bookmarkStart w:id="60" w:name="__RefHeading___Toc9181_2913971107"/>
+      <w:bookmarkStart w:id="60" w:name="__RefHeading___Toc1269_3066934455"/>
       <w:bookmarkEnd w:id="60"/>
       <w:r>
         <w:rPr>
@@ -6699,7 +6936,7 @@
         <w:pStyle w:val="Heading2"/>
         <w:rPr/>
       </w:pPr>
-      <w:bookmarkStart w:id="61" w:name="__RefHeading___Toc9183_2913971107"/>
+      <w:bookmarkStart w:id="61" w:name="__RefHeading___Toc1271_3066934455"/>
       <w:bookmarkEnd w:id="61"/>
       <w:r>
         <w:rPr>
@@ -6788,7 +7025,7 @@
         <w:pStyle w:val="Heading2"/>
         <w:rPr/>
       </w:pPr>
-      <w:bookmarkStart w:id="62" w:name="__RefHeading___Toc9185_2913971107"/>
+      <w:bookmarkStart w:id="62" w:name="__RefHeading___Toc1273_3066934455"/>
       <w:bookmarkEnd w:id="62"/>
       <w:r>
         <w:rPr>
@@ -6877,7 +7114,7 @@
         <w:pStyle w:val="Heading2"/>
         <w:rPr/>
       </w:pPr>
-      <w:bookmarkStart w:id="63" w:name="__RefHeading___Toc9187_2913971107"/>
+      <w:bookmarkStart w:id="63" w:name="__RefHeading___Toc1275_3066934455"/>
       <w:bookmarkEnd w:id="63"/>
       <w:r>
         <w:rPr>
@@ -6966,7 +7203,7 @@
         <w:pStyle w:val="Heading2"/>
         <w:rPr/>
       </w:pPr>
-      <w:bookmarkStart w:id="64" w:name="__RefHeading___Toc9189_2913971107"/>
+      <w:bookmarkStart w:id="64" w:name="__RefHeading___Toc1277_3066934455"/>
       <w:bookmarkEnd w:id="64"/>
       <w:r>
         <w:rPr>
@@ -7055,7 +7292,7 @@
         <w:pStyle w:val="Heading2"/>
         <w:rPr/>
       </w:pPr>
-      <w:bookmarkStart w:id="65" w:name="__RefHeading___Toc9191_2913971107"/>
+      <w:bookmarkStart w:id="65" w:name="__RefHeading___Toc1279_3066934455"/>
       <w:bookmarkEnd w:id="65"/>
       <w:r>
         <w:rPr>
@@ -7144,7 +7381,7 @@
         <w:pStyle w:val="Heading2"/>
         <w:rPr/>
       </w:pPr>
-      <w:bookmarkStart w:id="66" w:name="__RefHeading___Toc9193_2913971107"/>
+      <w:bookmarkStart w:id="66" w:name="__RefHeading___Toc1281_3066934455"/>
       <w:bookmarkEnd w:id="66"/>
       <w:r>
         <w:rPr>
@@ -7233,7 +7470,7 @@
         <w:pStyle w:val="Heading2"/>
         <w:rPr/>
       </w:pPr>
-      <w:bookmarkStart w:id="67" w:name="__RefHeading___Toc9195_2913971107"/>
+      <w:bookmarkStart w:id="67" w:name="__RefHeading___Toc1283_3066934455"/>
       <w:bookmarkEnd w:id="67"/>
       <w:r>
         <w:rPr>
@@ -7322,7 +7559,7 @@
         <w:pStyle w:val="Heading2"/>
         <w:rPr/>
       </w:pPr>
-      <w:bookmarkStart w:id="68" w:name="__RefHeading___Toc9197_2913971107"/>
+      <w:bookmarkStart w:id="68" w:name="__RefHeading___Toc1285_3066934455"/>
       <w:bookmarkEnd w:id="68"/>
       <w:r>
         <w:rPr>
@@ -7411,7 +7648,7 @@
         <w:pStyle w:val="Heading2"/>
         <w:rPr/>
       </w:pPr>
-      <w:bookmarkStart w:id="69" w:name="__RefHeading___Toc9199_2913971107"/>
+      <w:bookmarkStart w:id="69" w:name="__RefHeading___Toc1287_3066934455"/>
       <w:bookmarkEnd w:id="69"/>
       <w:r>
         <w:rPr>
@@ -7452,7 +7689,7 @@
         <w:pStyle w:val="Heading2"/>
         <w:rPr/>
       </w:pPr>
-      <w:bookmarkStart w:id="70" w:name="__RefHeading___Toc9201_2913971107"/>
+      <w:bookmarkStart w:id="70" w:name="__RefHeading___Toc1289_3066934455"/>
       <w:bookmarkEnd w:id="70"/>
       <w:r>
         <w:rPr>
@@ -7493,7 +7730,7 @@
         <w:pStyle w:val="Heading2"/>
         <w:rPr/>
       </w:pPr>
-      <w:bookmarkStart w:id="71" w:name="__RefHeading___Toc9203_2913971107"/>
+      <w:bookmarkStart w:id="71" w:name="__RefHeading___Toc1291_3066934455"/>
       <w:bookmarkEnd w:id="71"/>
       <w:r>
         <w:rPr>
@@ -7534,7 +7771,7 @@
         <w:pStyle w:val="Heading2"/>
         <w:rPr/>
       </w:pPr>
-      <w:bookmarkStart w:id="72" w:name="__RefHeading___Toc9205_2913971107"/>
+      <w:bookmarkStart w:id="72" w:name="__RefHeading___Toc1293_3066934455"/>
       <w:bookmarkEnd w:id="72"/>
       <w:r>
         <w:rPr>
@@ -7599,7 +7836,7 @@
         <w:pStyle w:val="Heading2"/>
         <w:rPr/>
       </w:pPr>
-      <w:bookmarkStart w:id="73" w:name="__RefHeading___Toc9207_2913971107"/>
+      <w:bookmarkStart w:id="73" w:name="__RefHeading___Toc1295_3066934455"/>
       <w:bookmarkEnd w:id="73"/>
       <w:r>
         <w:rPr>
@@ -7643,7 +7880,7 @@
         <w:pStyle w:val="Heading1"/>
         <w:rPr/>
       </w:pPr>
-      <w:bookmarkStart w:id="74" w:name="__RefHeading___Toc9209_2913971107"/>
+      <w:bookmarkStart w:id="74" w:name="__RefHeading___Toc1297_3066934455"/>
       <w:bookmarkEnd w:id="74"/>
       <w:r>
         <w:rPr>
@@ -8861,7 +9098,7 @@
       <w:r>
         <w:br w:type="page"/>
       </w:r>
-      <w:bookmarkStart w:id="75" w:name="__RefHeading___Toc9211_2913971107"/>
+      <w:bookmarkStart w:id="75" w:name="__RefHeading___Toc1299_3066934455"/>
       <w:bookmarkStart w:id="76" w:name="_Toc233203395"/>
       <w:bookmarkEnd w:id="75"/>
       <w:r>
@@ -10619,7 +10856,7 @@
       <w:r>
         <w:rPr/>
         <w:drawing>
-          <wp:anchor behindDoc="1" distT="0" distB="0" distL="0" distR="0" simplePos="0" locked="0" layoutInCell="0" allowOverlap="1" relativeHeight="23">
+          <wp:anchor behindDoc="1" distT="0" distB="0" distL="0" distR="0" simplePos="0" locked="0" layoutInCell="0" allowOverlap="1" relativeHeight="24">
             <wp:simplePos x="0" y="0"/>
             <wp:positionH relativeFrom="margin">
               <wp:align>center</wp:align>
@@ -10690,7 +10927,7 @@
     <w:r>
       <w:rPr/>
       <w:drawing>
-        <wp:anchor behindDoc="1" distT="0" distB="0" distL="0" distR="0" simplePos="0" locked="0" layoutInCell="0" allowOverlap="1" relativeHeight="22">
+        <wp:anchor behindDoc="1" distT="0" distB="0" distL="0" distR="0" simplePos="0" locked="0" layoutInCell="0" allowOverlap="1" relativeHeight="23">
           <wp:simplePos x="0" y="0"/>
           <wp:positionH relativeFrom="page">
             <wp:align>left</wp:align>
@@ -10749,7 +10986,7 @@
     <w:r>
       <w:rPr/>
       <w:drawing>
-        <wp:anchor behindDoc="1" distT="0" distB="0" distL="0" distR="0" simplePos="0" locked="0" layoutInCell="0" allowOverlap="1" relativeHeight="22">
+        <wp:anchor behindDoc="1" distT="0" distB="0" distL="0" distR="0" simplePos="0" locked="0" layoutInCell="0" allowOverlap="1" relativeHeight="23">
           <wp:simplePos x="0" y="0"/>
           <wp:positionH relativeFrom="page">
             <wp:align>left</wp:align>

--- a/docs/package/01_Sales/iNXT_BrokerVerse_FAQ_and_Objection_Handling.docx
+++ b/docs/package/01_Sales/iNXT_BrokerVerse_FAQ_and_Objection_Handling.docx
@@ -10,7 +10,7 @@
       <w:r>
         <w:rPr/>
         <w:drawing>
-          <wp:anchor behindDoc="1" distT="0" distB="0" distL="0" distR="0" simplePos="0" locked="0" layoutInCell="0" allowOverlap="1" relativeHeight="25">
+          <wp:anchor behindDoc="1" distT="0" distB="0" distL="0" distR="0" simplePos="0" locked="0" layoutInCell="0" allowOverlap="1" relativeHeight="30">
             <wp:simplePos x="0" y="0"/>
             <wp:positionH relativeFrom="margin">
               <wp:posOffset>-914400</wp:posOffset>
@@ -55,7 +55,7 @@
           </wp:anchor>
         </w:drawing>
         <w:drawing>
-          <wp:anchor behindDoc="1" distT="0" distB="0" distL="0" distR="0" simplePos="0" locked="0" layoutInCell="0" allowOverlap="1" relativeHeight="36">
+          <wp:anchor behindDoc="1" distT="0" distB="0" distL="0" distR="0" simplePos="0" locked="0" layoutInCell="0" allowOverlap="1" relativeHeight="41">
             <wp:simplePos x="0" y="0"/>
             <wp:positionH relativeFrom="margin">
               <wp:align>center</wp:align>
@@ -111,7 +111,7 @@
         <mc:AlternateContent>
           <mc:Choice Requires="wps">
             <w:drawing>
-              <wp:anchor behindDoc="0" distT="45720" distB="45720" distL="114300" distR="114300" simplePos="0" locked="0" layoutInCell="0" allowOverlap="1" relativeHeight="26" wp14:anchorId="3D43415C">
+              <wp:anchor behindDoc="0" distT="45720" distB="45720" distL="114300" distR="114300" simplePos="0" locked="0" layoutInCell="0" allowOverlap="1" relativeHeight="31" wp14:anchorId="3D43415C">
                 <wp:simplePos x="0" y="0"/>
                 <wp:positionH relativeFrom="page">
                   <wp:posOffset>194310</wp:posOffset>
@@ -226,7 +226,7 @@
         <mc:AlternateContent>
           <mc:Choice Requires="wps">
             <w:drawing>
-              <wp:anchor behindDoc="0" distT="45720" distB="45720" distL="113030" distR="114935" simplePos="0" locked="0" layoutInCell="0" allowOverlap="1" relativeHeight="28" wp14:anchorId="58C23128">
+              <wp:anchor behindDoc="0" distT="45720" distB="45720" distL="113030" distR="114935" simplePos="0" locked="0" layoutInCell="0" allowOverlap="1" relativeHeight="33" wp14:anchorId="58C23128">
                 <wp:simplePos x="0" y="0"/>
                 <wp:positionH relativeFrom="page">
                   <wp:posOffset>3094990</wp:posOffset>
@@ -285,7 +285,7 @@
                                 <w:bCs/>
                                 <w:color w:val="1D74BA"/>
                               </w:rPr>
-                              <w:t>1.0</w:t>
+                              <w:t>1.1</w:t>
                             </w:r>
                           </w:p>
                         </w:txbxContent>
@@ -328,7 +328,7 @@
                           <w:bCs/>
                           <w:color w:val="1D74BA"/>
                         </w:rPr>
-                        <w:t>1.0</w:t>
+                        <w:t>1.1</w:t>
                       </w:r>
                     </w:p>
                   </w:txbxContent>
@@ -341,7 +341,7 @@
         <mc:AlternateContent>
           <mc:Choice Requires="wps">
             <w:drawing>
-              <wp:anchor behindDoc="0" distT="45720" distB="45720" distL="114300" distR="113665" simplePos="0" locked="0" layoutInCell="0" allowOverlap="1" relativeHeight="30" wp14:anchorId="1BF25123">
+              <wp:anchor behindDoc="0" distT="45720" distB="45720" distL="114300" distR="113665" simplePos="0" locked="0" layoutInCell="0" allowOverlap="1" relativeHeight="35" wp14:anchorId="1BF25123">
                 <wp:simplePos x="0" y="0"/>
                 <wp:positionH relativeFrom="page">
                   <wp:posOffset>4992370</wp:posOffset>
@@ -400,7 +400,7 @@
                                 <w:bCs/>
                                 <w:color w:val="1D74BA"/>
                               </w:rPr>
-                              <w:t>03 October 2026</w:t>
+                              <w:t>04 October 2026</w:t>
                             </w:r>
                           </w:p>
                         </w:txbxContent>
@@ -443,7 +443,7 @@
                           <w:bCs/>
                           <w:color w:val="1D74BA"/>
                         </w:rPr>
-                        <w:t>03 October 2026</w:t>
+                        <w:t>04 October 2026</w:t>
                       </w:r>
                     </w:p>
                   </w:txbxContent>
@@ -456,7 +456,7 @@
         <mc:AlternateContent>
           <mc:Choice Requires="wps">
             <w:drawing>
-              <wp:anchor behindDoc="0" distT="45720" distB="46355" distL="114300" distR="114300" simplePos="0" locked="0" layoutInCell="0" allowOverlap="1" relativeHeight="32" wp14:anchorId="01DE2BF4">
+              <wp:anchor behindDoc="0" distT="45720" distB="46355" distL="114300" distR="114300" simplePos="0" locked="0" layoutInCell="0" allowOverlap="1" relativeHeight="37" wp14:anchorId="01DE2BF4">
                 <wp:simplePos x="0" y="0"/>
                 <wp:positionH relativeFrom="margin">
                   <wp:align>center</wp:align>
@@ -601,7 +601,7 @@
         <mc:AlternateContent>
           <mc:Choice Requires="wps">
             <w:drawing>
-              <wp:anchor behindDoc="0" distT="45720" distB="50800" distL="114300" distR="114300" simplePos="0" locked="0" layoutInCell="0" allowOverlap="1" relativeHeight="34" wp14:anchorId="204C02CC">
+              <wp:anchor behindDoc="0" distT="45720" distB="50800" distL="114300" distR="114300" simplePos="0" locked="0" layoutInCell="0" allowOverlap="1" relativeHeight="39" wp14:anchorId="204C02CC">
                 <wp:simplePos x="0" y="0"/>
                 <wp:positionH relativeFrom="margin">
                   <wp:align>center</wp:align>
@@ -789,7 +789,7 @@
             </w:rPr>
             <w:fldChar w:fldCharType="separate"/>
           </w:r>
-          <w:hyperlink w:anchor="__RefHeading___Toc1157_3066934455">
+          <w:hyperlink w:anchor="__RefHeading___Toc4032_1360963153">
             <w:r>
               <w:rPr>
                 <w:webHidden/>
@@ -810,7 +810,7 @@
                 <w:rStyle w:val="IndexLink"/>
               </w:rPr>
               <w:tab/>
-              <w:t>4</w:t>
+              <w:t>5</w:t>
             </w:r>
           </w:hyperlink>
         </w:p>
@@ -824,7 +824,7 @@
             </w:tabs>
             <w:rPr/>
           </w:pPr>
-          <w:hyperlink w:anchor="__RefHeading___Toc1159_3066934455">
+          <w:hyperlink w:anchor="__RefHeading___Toc4034_1360963153">
             <w:r>
               <w:rPr>
                 <w:webHidden/>
@@ -839,7 +839,7 @@
                 <w:rStyle w:val="IndexLink"/>
               </w:rPr>
               <w:tab/>
-              <w:t>4</w:t>
+              <w:t>5</w:t>
             </w:r>
           </w:hyperlink>
         </w:p>
@@ -853,7 +853,7 @@
             </w:tabs>
             <w:rPr/>
           </w:pPr>
-          <w:hyperlink w:anchor="__RefHeading___Toc1161_3066934455">
+          <w:hyperlink w:anchor="__RefHeading___Toc4036_1360963153">
             <w:r>
               <w:rPr>
                 <w:webHidden/>
@@ -861,7 +861,7 @@
               </w:rPr>
               <w:t>3. How to use this document</w:t>
               <w:tab/>
-              <w:t>5</w:t>
+              <w:t>6</w:t>
             </w:r>
           </w:hyperlink>
         </w:p>
@@ -875,7 +875,7 @@
             </w:tabs>
             <w:rPr/>
           </w:pPr>
-          <w:hyperlink w:anchor="__RefHeading___Toc1163_3066934455">
+          <w:hyperlink w:anchor="__RefHeading___Toc4038_1360963153">
             <w:r>
               <w:rPr>
                 <w:webHidden/>
@@ -883,7 +883,7 @@
               </w:rPr>
               <w:t>3.1 Purpose</w:t>
               <w:tab/>
-              <w:t>5</w:t>
+              <w:t>6</w:t>
             </w:r>
           </w:hyperlink>
         </w:p>
@@ -897,7 +897,7 @@
             </w:tabs>
             <w:rPr/>
           </w:pPr>
-          <w:hyperlink w:anchor="__RefHeading___Toc1165_3066934455">
+          <w:hyperlink w:anchor="__RefHeading___Toc4040_1360963153">
             <w:r>
               <w:rPr>
                 <w:webHidden/>
@@ -905,7 +905,7 @@
               </w:rPr>
               <w:t>3.2 Rules for the sales team</w:t>
               <w:tab/>
-              <w:t>5</w:t>
+              <w:t>7</w:t>
             </w:r>
           </w:hyperlink>
         </w:p>
@@ -919,7 +919,7 @@
             </w:tabs>
             <w:rPr/>
           </w:pPr>
-          <w:hyperlink w:anchor="__RefHeading___Toc1167_3066934455">
+          <w:hyperlink w:anchor="__RefHeading___Toc4042_1360963153">
             <w:r>
               <w:rPr>
                 <w:webHidden/>
@@ -927,7 +927,7 @@
               </w:rPr>
               <w:t>4. Product and scope</w:t>
               <w:tab/>
-              <w:t>6</w:t>
+              <w:t>8</w:t>
             </w:r>
           </w:hyperlink>
         </w:p>
@@ -941,7 +941,7 @@
             </w:tabs>
             <w:rPr/>
           </w:pPr>
-          <w:hyperlink w:anchor="__RefHeading___Toc1169_3066934455">
+          <w:hyperlink w:anchor="__RefHeading___Toc4044_1360963153">
             <w:r>
               <w:rPr>
                 <w:webHidden/>
@@ -949,7 +949,7 @@
               </w:rPr>
               <w:t>4.1 What is iNXT BrokerVerse OOTB?</w:t>
               <w:tab/>
-              <w:t>6</w:t>
+              <w:t>8</w:t>
             </w:r>
           </w:hyperlink>
         </w:p>
@@ -963,7 +963,7 @@
             </w:tabs>
             <w:rPr/>
           </w:pPr>
-          <w:hyperlink w:anchor="__RefHeading___Toc1171_3066934455">
+          <w:hyperlink w:anchor="__RefHeading___Toc4046_1360963153">
             <w:r>
               <w:rPr>
                 <w:webHidden/>
@@ -971,7 +971,7 @@
               </w:rPr>
               <w:t>4.2 Which lines of business does it support?</w:t>
               <w:tab/>
-              <w:t>6</w:t>
+              <w:t>8</w:t>
             </w:r>
           </w:hyperlink>
         </w:p>
@@ -985,7 +985,7 @@
             </w:tabs>
             <w:rPr/>
           </w:pPr>
-          <w:hyperlink w:anchor="__RefHeading___Toc1173_3066934455">
+          <w:hyperlink w:anchor="__RefHeading___Toc4048_1360963153">
             <w:r>
               <w:rPr>
                 <w:webHidden/>
@@ -993,7 +993,7 @@
               </w:rPr>
               <w:t>4.3 Does it handle co-insurance?</w:t>
               <w:tab/>
-              <w:t>6</w:t>
+              <w:t>8</w:t>
             </w:r>
           </w:hyperlink>
         </w:p>
@@ -1007,7 +1007,7 @@
             </w:tabs>
             <w:rPr/>
           </w:pPr>
-          <w:hyperlink w:anchor="__RefHeading___Toc1175_3066934455">
+          <w:hyperlink w:anchor="__RefHeading___Toc4050_1360963153">
             <w:r>
               <w:rPr>
                 <w:webHidden/>
@@ -1015,7 +1015,7 @@
               </w:rPr>
               <w:t>4.4 Does it handle direct bill as well as broker billed?</w:t>
               <w:tab/>
-              <w:t>6</w:t>
+              <w:t>8</w:t>
             </w:r>
           </w:hyperlink>
         </w:p>
@@ -1029,7 +1029,7 @@
             </w:tabs>
             <w:rPr/>
           </w:pPr>
-          <w:hyperlink w:anchor="__RefHeading___Toc1177_3066934455">
+          <w:hyperlink w:anchor="__RefHeading___Toc4052_1360963153">
             <w:r>
               <w:rPr>
                 <w:webHidden/>
@@ -1037,7 +1037,7 @@
               </w:rPr>
               <w:t>4.5 Do referrers and sub-agents need a login?</w:t>
               <w:tab/>
-              <w:t>6</w:t>
+              <w:t>8</w:t>
             </w:r>
           </w:hyperlink>
         </w:p>
@@ -1051,7 +1051,7 @@
             </w:tabs>
             <w:rPr/>
           </w:pPr>
-          <w:hyperlink w:anchor="__RefHeading___Toc1179_3066934455">
+          <w:hyperlink w:anchor="__RefHeading___Toc4054_1360963153">
             <w:r>
               <w:rPr>
                 <w:webHidden/>
@@ -1059,7 +1059,7 @@
               </w:rPr>
               <w:t>4.6 Which roles are delivered?</w:t>
               <w:tab/>
-              <w:t>6</w:t>
+              <w:t>9</w:t>
             </w:r>
           </w:hyperlink>
         </w:p>
@@ -1073,7 +1073,7 @@
             </w:tabs>
             <w:rPr/>
           </w:pPr>
-          <w:hyperlink w:anchor="__RefHeading___Toc1181_3066934455">
+          <w:hyperlink w:anchor="__RefHeading___Toc4056_1360963153">
             <w:r>
               <w:rPr>
                 <w:webHidden/>
@@ -1081,7 +1081,7 @@
               </w:rPr>
               <w:t>4.7 Can clients approve quotations or pay online?</w:t>
               <w:tab/>
-              <w:t>7</w:t>
+              <w:t>9</w:t>
             </w:r>
           </w:hyperlink>
         </w:p>
@@ -1095,7 +1095,7 @@
             </w:tabs>
             <w:rPr/>
           </w:pPr>
-          <w:hyperlink w:anchor="__RefHeading___Toc1183_3066934455">
+          <w:hyperlink w:anchor="__RefHeading___Toc4058_1360963153">
             <w:r>
               <w:rPr>
                 <w:webHidden/>
@@ -1103,7 +1103,7 @@
               </w:rPr>
               <w:t>4.8 Does the client receive documents by e-mail?</w:t>
               <w:tab/>
-              <w:t>7</w:t>
+              <w:t>9</w:t>
             </w:r>
           </w:hyperlink>
         </w:p>
@@ -1117,7 +1117,7 @@
             </w:tabs>
             <w:rPr/>
           </w:pPr>
-          <w:hyperlink w:anchor="__RefHeading___Toc1185_3066934455">
+          <w:hyperlink w:anchor="__RefHeading___Toc4060_1360963153">
             <w:r>
               <w:rPr>
                 <w:webHidden/>
@@ -1125,7 +1125,7 @@
               </w:rPr>
               <w:t>4.9 What reports come with the product?</w:t>
               <w:tab/>
-              <w:t>7</w:t>
+              <w:t>9</w:t>
             </w:r>
           </w:hyperlink>
         </w:p>
@@ -1139,15 +1139,59 @@
             </w:tabs>
             <w:rPr/>
           </w:pPr>
-          <w:hyperlink w:anchor="__RefHeading___Toc1187_3066934455">
+          <w:hyperlink w:anchor="__RefHeading___Toc4062_1360963153">
             <w:r>
               <w:rPr>
                 <w:webHidden/>
                 <w:rStyle w:val="IndexLink"/>
               </w:rPr>
-              <w:t>4.10 Is there a mobile app?</w:t>
+              <w:t>4.10 Can it carry our brand?</w:t>
               <w:tab/>
-              <w:t>7</w:t>
+              <w:t>9</w:t>
+            </w:r>
+          </w:hyperlink>
+        </w:p>
+        <w:p>
+          <w:pPr>
+            <w:pStyle w:val="TOC2"/>
+            <w:tabs>
+              <w:tab w:val="clear" w:pos="900"/>
+              <w:tab w:val="clear" w:pos="9350"/>
+              <w:tab w:val="right" w:pos="9025" w:leader="dot"/>
+            </w:tabs>
+            <w:rPr/>
+          </w:pPr>
+          <w:hyperlink w:anchor="__RefHeading___Toc4064_1360963153">
+            <w:r>
+              <w:rPr>
+                <w:webHidden/>
+                <w:rStyle w:val="IndexLink"/>
+              </w:rPr>
+              <w:t>4.11 Does it handle dealer programmes for brand-new vehicles?</w:t>
+              <w:tab/>
+              <w:t>10</w:t>
+            </w:r>
+          </w:hyperlink>
+        </w:p>
+        <w:p>
+          <w:pPr>
+            <w:pStyle w:val="TOC2"/>
+            <w:tabs>
+              <w:tab w:val="clear" w:pos="900"/>
+              <w:tab w:val="clear" w:pos="9350"/>
+              <w:tab w:val="right" w:pos="9025" w:leader="dot"/>
+            </w:tabs>
+            <w:rPr/>
+          </w:pPr>
+          <w:hyperlink w:anchor="__RefHeading___Toc4066_1360963153">
+            <w:r>
+              <w:rPr>
+                <w:webHidden/>
+                <w:rStyle w:val="IndexLink"/>
+              </w:rPr>
+              <w:t>4.12 Is there a mobile app?</w:t>
+              <w:tab/>
+              <w:t>10</w:t>
             </w:r>
           </w:hyperlink>
         </w:p>
@@ -1161,7 +1205,7 @@
             </w:tabs>
             <w:rPr/>
           </w:pPr>
-          <w:hyperlink w:anchor="__RefHeading___Toc1189_3066934455">
+          <w:hyperlink w:anchor="__RefHeading___Toc4068_1360963153">
             <w:r>
               <w:rPr>
                 <w:webHidden/>
@@ -1169,7 +1213,7 @@
               </w:rPr>
               <w:t>5. Regulation and compliance</w:t>
               <w:tab/>
-              <w:t>8</w:t>
+              <w:t>11</w:t>
             </w:r>
           </w:hyperlink>
         </w:p>
@@ -1183,7 +1227,7 @@
             </w:tabs>
             <w:rPr/>
           </w:pPr>
-          <w:hyperlink w:anchor="__RefHeading___Toc1191_3066934455">
+          <w:hyperlink w:anchor="__RefHeading___Toc4070_1360963153">
             <w:r>
               <w:rPr>
                 <w:webHidden/>
@@ -1191,7 +1235,7 @@
               </w:rPr>
               <w:t>5.1 Does it support Insurance Commission requirements?</w:t>
               <w:tab/>
-              <w:t>8</w:t>
+              <w:t>11</w:t>
             </w:r>
           </w:hyperlink>
         </w:p>
@@ -1205,7 +1249,7 @@
             </w:tabs>
             <w:rPr/>
           </w:pPr>
-          <w:hyperlink w:anchor="__RefHeading___Toc1193_3066934455">
+          <w:hyperlink w:anchor="__RefHeading___Toc4072_1360963153">
             <w:r>
               <w:rPr>
                 <w:webHidden/>
@@ -1213,7 +1257,7 @@
               </w:rPr>
               <w:t>5.2 Which BIR outputs are included?</w:t>
               <w:tab/>
-              <w:t>8</w:t>
+              <w:t>11</w:t>
             </w:r>
           </w:hyperlink>
         </w:p>
@@ -1227,7 +1271,7 @@
             </w:tabs>
             <w:rPr/>
           </w:pPr>
-          <w:hyperlink w:anchor="__RefHeading___Toc1195_3066934455">
+          <w:hyperlink w:anchor="__RefHeading___Toc4074_1360963153">
             <w:r>
               <w:rPr>
                 <w:webHidden/>
@@ -1235,7 +1279,7 @@
               </w:rPr>
               <w:t>5.3 Is the system registered with the BIR as a Computerized Accounting System?</w:t>
               <w:tab/>
-              <w:t>8</w:t>
+              <w:t>11</w:t>
             </w:r>
           </w:hyperlink>
         </w:p>
@@ -1249,7 +1293,7 @@
             </w:tabs>
             <w:rPr/>
           </w:pPr>
-          <w:hyperlink w:anchor="__RefHeading___Toc1197_3066934455">
+          <w:hyperlink w:anchor="__RefHeading___Toc4076_1360963153">
             <w:r>
               <w:rPr>
                 <w:webHidden/>
@@ -1257,7 +1301,7 @@
               </w:rPr>
               <w:t>5.4 How does it handle invoices and receipts under the EOPT Act?</w:t>
               <w:tab/>
-              <w:t>8</w:t>
+              <w:t>11</w:t>
             </w:r>
           </w:hyperlink>
         </w:p>
@@ -1271,7 +1315,7 @@
             </w:tabs>
             <w:rPr/>
           </w:pPr>
-          <w:hyperlink w:anchor="__RefHeading___Toc1199_3066934455">
+          <w:hyperlink w:anchor="__RefHeading___Toc4078_1360963153">
             <w:r>
               <w:rPr>
                 <w:webHidden/>
@@ -1279,7 +1323,7 @@
               </w:rPr>
               <w:t>5.5 How are premium taxes calculated?</w:t>
               <w:tab/>
-              <w:t>8</w:t>
+              <w:t>12</w:t>
             </w:r>
           </w:hyperlink>
         </w:p>
@@ -1293,7 +1337,7 @@
             </w:tabs>
             <w:rPr/>
           </w:pPr>
-          <w:hyperlink w:anchor="__RefHeading___Toc1201_3066934455">
+          <w:hyperlink w:anchor="__RefHeading___Toc4080_1360963153">
             <w:r>
               <w:rPr>
                 <w:webHidden/>
@@ -1301,7 +1345,7 @@
               </w:rPr>
               <w:t>5.6 What does it do for the Data Privacy Act?</w:t>
               <w:tab/>
-              <w:t>8</w:t>
+              <w:t>12</w:t>
             </w:r>
           </w:hyperlink>
         </w:p>
@@ -1315,7 +1359,7 @@
             </w:tabs>
             <w:rPr/>
           </w:pPr>
-          <w:hyperlink w:anchor="__RefHeading___Toc1203_3066934455">
+          <w:hyperlink w:anchor="__RefHeading___Toc4082_1360963153">
             <w:r>
               <w:rPr>
                 <w:webHidden/>
@@ -1323,7 +1367,7 @@
               </w:rPr>
               <w:t>5.7 Does it cover anti-money laundering?</w:t>
               <w:tab/>
-              <w:t>9</w:t>
+              <w:t>13</w:t>
             </w:r>
           </w:hyperlink>
         </w:p>
@@ -1337,7 +1381,7 @@
             </w:tabs>
             <w:rPr/>
           </w:pPr>
-          <w:hyperlink w:anchor="__RefHeading___Toc1205_3066934455">
+          <w:hyperlink w:anchor="__RefHeading___Toc4084_1360963153">
             <w:r>
               <w:rPr>
                 <w:webHidden/>
@@ -1345,7 +1389,7 @@
               </w:rPr>
               <w:t>6. Integration and data</w:t>
               <w:tab/>
-              <w:t>10</w:t>
+              <w:t>14</w:t>
             </w:r>
           </w:hyperlink>
         </w:p>
@@ -1359,7 +1403,7 @@
             </w:tabs>
             <w:rPr/>
           </w:pPr>
-          <w:hyperlink w:anchor="__RefHeading___Toc1207_3066934455">
+          <w:hyperlink w:anchor="__RefHeading___Toc4086_1360963153">
             <w:r>
               <w:rPr>
                 <w:webHidden/>
@@ -1367,7 +1411,7 @@
               </w:rPr>
               <w:t>6.1 Does it connect to insurers' systems?</w:t>
               <w:tab/>
-              <w:t>10</w:t>
+              <w:t>14</w:t>
             </w:r>
           </w:hyperlink>
         </w:p>
@@ -1381,7 +1425,7 @@
             </w:tabs>
             <w:rPr/>
           </w:pPr>
-          <w:hyperlink w:anchor="__RefHeading___Toc1209_3066934455">
+          <w:hyperlink w:anchor="__RefHeading___Toc4088_1360963153">
             <w:r>
               <w:rPr>
                 <w:webHidden/>
@@ -1389,7 +1433,7 @@
               </w:rPr>
               <w:t>6.2 Which banks are supported for reconciliation?</w:t>
               <w:tab/>
-              <w:t>10</w:t>
+              <w:t>14</w:t>
             </w:r>
           </w:hyperlink>
         </w:p>
@@ -1403,7 +1447,7 @@
             </w:tabs>
             <w:rPr/>
           </w:pPr>
-          <w:hyperlink w:anchor="__RefHeading___Toc1211_3066934455">
+          <w:hyperlink w:anchor="__RefHeading___Toc4090_1360963153">
             <w:r>
               <w:rPr>
                 <w:webHidden/>
@@ -1411,7 +1455,7 @@
               </w:rPr>
               <w:t>6.3 Does it connect to our accounting package?</w:t>
               <w:tab/>
-              <w:t>10</w:t>
+              <w:t>14</w:t>
             </w:r>
           </w:hyperlink>
         </w:p>
@@ -1425,7 +1469,7 @@
             </w:tabs>
             <w:rPr/>
           </w:pPr>
-          <w:hyperlink w:anchor="__RefHeading___Toc1213_3066934455">
+          <w:hyperlink w:anchor="__RefHeading___Toc4092_1360963153">
             <w:r>
               <w:rPr>
                 <w:webHidden/>
@@ -1433,7 +1477,7 @@
               </w:rPr>
               <w:t>6.4 How is our existing data loaded?</w:t>
               <w:tab/>
-              <w:t>10</w:t>
+              <w:t>14</w:t>
             </w:r>
           </w:hyperlink>
         </w:p>
@@ -1447,15 +1491,37 @@
             </w:tabs>
             <w:rPr/>
           </w:pPr>
-          <w:hyperlink w:anchor="__RefHeading___Toc1215_3066934455">
+          <w:hyperlink w:anchor="__RefHeading___Toc4094_1360963153">
             <w:r>
               <w:rPr>
                 <w:webHidden/>
                 <w:rStyle w:val="IndexLink"/>
               </w:rPr>
-              <w:t>6.5 Is there an API?</w:t>
+              <w:t>6.5 Does it send SMS or connect to the CTPL authentication provider?</w:t>
               <w:tab/>
-              <w:t>10</w:t>
+              <w:t>14</w:t>
+            </w:r>
+          </w:hyperlink>
+        </w:p>
+        <w:p>
+          <w:pPr>
+            <w:pStyle w:val="TOC2"/>
+            <w:tabs>
+              <w:tab w:val="clear" w:pos="900"/>
+              <w:tab w:val="clear" w:pos="9350"/>
+              <w:tab w:val="right" w:pos="9025" w:leader="dot"/>
+            </w:tabs>
+            <w:rPr/>
+          </w:pPr>
+          <w:hyperlink w:anchor="__RefHeading___Toc4096_1360963153">
+            <w:r>
+              <w:rPr>
+                <w:webHidden/>
+                <w:rStyle w:val="IndexLink"/>
+              </w:rPr>
+              <w:t>6.6 Is there an API?</w:t>
+              <w:tab/>
+              <w:t>15</w:t>
             </w:r>
           </w:hyperlink>
         </w:p>
@@ -1469,7 +1535,7 @@
             </w:tabs>
             <w:rPr/>
           </w:pPr>
-          <w:hyperlink w:anchor="__RefHeading___Toc1217_3066934455">
+          <w:hyperlink w:anchor="__RefHeading___Toc4098_1360963153">
             <w:r>
               <w:rPr>
                 <w:webHidden/>
@@ -1477,7 +1543,7 @@
               </w:rPr>
               <w:t>7. Technology, hosting and security</w:t>
               <w:tab/>
-              <w:t>11</w:t>
+              <w:t>16</w:t>
             </w:r>
           </w:hyperlink>
         </w:p>
@@ -1491,7 +1557,7 @@
             </w:tabs>
             <w:rPr/>
           </w:pPr>
-          <w:hyperlink w:anchor="__RefHeading___Toc1219_3066934455">
+          <w:hyperlink w:anchor="__RefHeading___Toc4100_1360963153">
             <w:r>
               <w:rPr>
                 <w:webHidden/>
@@ -1499,7 +1565,7 @@
               </w:rPr>
               <w:t>7.1 What is it built on?</w:t>
               <w:tab/>
-              <w:t>11</w:t>
+              <w:t>16</w:t>
             </w:r>
           </w:hyperlink>
         </w:p>
@@ -1513,7 +1579,7 @@
             </w:tabs>
             <w:rPr/>
           </w:pPr>
-          <w:hyperlink w:anchor="__RefHeading___Toc1221_3066934455">
+          <w:hyperlink w:anchor="__RefHeading___Toc4102_1360963153">
             <w:r>
               <w:rPr>
                 <w:webHidden/>
@@ -1521,7 +1587,7 @@
               </w:rPr>
               <w:t>7.2 Where can it be hosted?</w:t>
               <w:tab/>
-              <w:t>11</w:t>
+              <w:t>16</w:t>
             </w:r>
           </w:hyperlink>
         </w:p>
@@ -1535,7 +1601,7 @@
             </w:tabs>
             <w:rPr/>
           </w:pPr>
-          <w:hyperlink w:anchor="__RefHeading___Toc1223_3066934455">
+          <w:hyperlink w:anchor="__RefHeading___Toc4104_1360963153">
             <w:r>
               <w:rPr>
                 <w:webHidden/>
@@ -1543,7 +1609,7 @@
               </w:rPr>
               <w:t>7.3 Our data must stay in the Philippines. Can it?</w:t>
               <w:tab/>
-              <w:t>11</w:t>
+              <w:t>16</w:t>
             </w:r>
           </w:hyperlink>
         </w:p>
@@ -1557,7 +1623,7 @@
             </w:tabs>
             <w:rPr/>
           </w:pPr>
-          <w:hyperlink w:anchor="__RefHeading___Toc1225_3066934455">
+          <w:hyperlink w:anchor="__RefHeading___Toc4106_1360963153">
             <w:r>
               <w:rPr>
                 <w:webHidden/>
@@ -1565,7 +1631,7 @@
               </w:rPr>
               <w:t>7.4 How is the system secured?</w:t>
               <w:tab/>
-              <w:t>11</w:t>
+              <w:t>16</w:t>
             </w:r>
           </w:hyperlink>
         </w:p>
@@ -1579,7 +1645,7 @@
             </w:tabs>
             <w:rPr/>
           </w:pPr>
-          <w:hyperlink w:anchor="__RefHeading___Toc1227_3066934455">
+          <w:hyperlink w:anchor="__RefHeading___Toc4108_1360963153">
             <w:r>
               <w:rPr>
                 <w:webHidden/>
@@ -1587,7 +1653,7 @@
               </w:rPr>
               <w:t>7.5 What about backups and disaster recovery?</w:t>
               <w:tab/>
-              <w:t>11</w:t>
+              <w:t>16</w:t>
             </w:r>
           </w:hyperlink>
         </w:p>
@@ -1601,7 +1667,7 @@
             </w:tabs>
             <w:rPr/>
           </w:pPr>
-          <w:hyperlink w:anchor="__RefHeading___Toc1229_3066934455">
+          <w:hyperlink w:anchor="__RefHeading___Toc4110_1360963153">
             <w:r>
               <w:rPr>
                 <w:webHidden/>
@@ -1609,7 +1675,7 @@
               </w:rPr>
               <w:t>7.6 Has it been tested?</w:t>
               <w:tab/>
-              <w:t>11</w:t>
+              <w:t>17</w:t>
             </w:r>
           </w:hyperlink>
         </w:p>
@@ -1623,7 +1689,7 @@
             </w:tabs>
             <w:rPr/>
           </w:pPr>
-          <w:hyperlink w:anchor="__RefHeading___Toc1231_3066934455">
+          <w:hyperlink w:anchor="__RefHeading___Toc4112_1360963153">
             <w:r>
               <w:rPr>
                 <w:webHidden/>
@@ -1631,7 +1697,7 @@
               </w:rPr>
               <w:t>8. Implementation</w:t>
               <w:tab/>
-              <w:t>13</w:t>
+              <w:t>18</w:t>
             </w:r>
           </w:hyperlink>
         </w:p>
@@ -1645,7 +1711,7 @@
             </w:tabs>
             <w:rPr/>
           </w:pPr>
-          <w:hyperlink w:anchor="__RefHeading___Toc1233_3066934455">
+          <w:hyperlink w:anchor="__RefHeading___Toc4114_1360963153">
             <w:r>
               <w:rPr>
                 <w:webHidden/>
@@ -1653,7 +1719,7 @@
               </w:rPr>
               <w:t>8.1 How long does it take?</w:t>
               <w:tab/>
-              <w:t>13</w:t>
+              <w:t>18</w:t>
             </w:r>
           </w:hyperlink>
         </w:p>
@@ -1667,7 +1733,7 @@
             </w:tabs>
             <w:rPr/>
           </w:pPr>
-          <w:hyperlink w:anchor="__RefHeading___Toc1235_3066934455">
+          <w:hyperlink w:anchor="__RefHeading___Toc4116_1360963153">
             <w:r>
               <w:rPr>
                 <w:webHidden/>
@@ -1675,7 +1741,7 @@
               </w:rPr>
               <w:t>8.2 What do you need from us?</w:t>
               <w:tab/>
-              <w:t>13</w:t>
+              <w:t>18</w:t>
             </w:r>
           </w:hyperlink>
         </w:p>
@@ -1689,7 +1755,7 @@
             </w:tabs>
             <w:rPr/>
           </w:pPr>
-          <w:hyperlink w:anchor="__RefHeading___Toc1237_3066934455">
+          <w:hyperlink w:anchor="__RefHeading___Toc4118_1360963153">
             <w:r>
               <w:rPr>
                 <w:webHidden/>
@@ -1697,7 +1763,7 @@
               </w:rPr>
               <w:t>8.3 Can you customise it to our process?</w:t>
               <w:tab/>
-              <w:t>13</w:t>
+              <w:t>18</w:t>
             </w:r>
           </w:hyperlink>
         </w:p>
@@ -1711,7 +1777,7 @@
             </w:tabs>
             <w:rPr/>
           </w:pPr>
-          <w:hyperlink w:anchor="__RefHeading___Toc1239_3066934455">
+          <w:hyperlink w:anchor="__RefHeading___Toc4120_1360963153">
             <w:r>
               <w:rPr>
                 <w:webHidden/>
@@ -1719,7 +1785,7 @@
               </w:rPr>
               <w:t>8.4 How are users trained?</w:t>
               <w:tab/>
-              <w:t>13</w:t>
+              <w:t>18</w:t>
             </w:r>
           </w:hyperlink>
         </w:p>
@@ -1733,7 +1799,7 @@
             </w:tabs>
             <w:rPr/>
           </w:pPr>
-          <w:hyperlink w:anchor="__RefHeading___Toc1241_3066934455">
+          <w:hyperlink w:anchor="__RefHeading___Toc4122_1360963153">
             <w:r>
               <w:rPr>
                 <w:webHidden/>
@@ -1741,7 +1807,7 @@
               </w:rPr>
               <w:t>9. Support and maintenance</w:t>
               <w:tab/>
-              <w:t>14</w:t>
+              <w:t>19</w:t>
             </w:r>
           </w:hyperlink>
         </w:p>
@@ -1755,7 +1821,7 @@
             </w:tabs>
             <w:rPr/>
           </w:pPr>
-          <w:hyperlink w:anchor="__RefHeading___Toc1243_3066934455">
+          <w:hyperlink w:anchor="__RefHeading___Toc4124_1360963153">
             <w:r>
               <w:rPr>
                 <w:webHidden/>
@@ -1763,7 +1829,7 @@
               </w:rPr>
               <w:t>9.1 How does support work?</w:t>
               <w:tab/>
-              <w:t>14</w:t>
+              <w:t>19</w:t>
             </w:r>
           </w:hyperlink>
         </w:p>
@@ -1777,7 +1843,7 @@
             </w:tabs>
             <w:rPr/>
           </w:pPr>
-          <w:hyperlink w:anchor="__RefHeading___Toc1245_3066934455">
+          <w:hyperlink w:anchor="__RefHeading___Toc4126_1360963153">
             <w:r>
               <w:rPr>
                 <w:webHidden/>
@@ -1785,7 +1851,7 @@
               </w:rPr>
               <w:t>9.2 What does the AMC cover?</w:t>
               <w:tab/>
-              <w:t>14</w:t>
+              <w:t>19</w:t>
             </w:r>
           </w:hyperlink>
         </w:p>
@@ -1799,7 +1865,7 @@
             </w:tabs>
             <w:rPr/>
           </w:pPr>
-          <w:hyperlink w:anchor="__RefHeading___Toc1247_3066934455">
+          <w:hyperlink w:anchor="__RefHeading___Toc4128_1360963153">
             <w:r>
               <w:rPr>
                 <w:webHidden/>
@@ -1807,7 +1873,7 @@
               </w:rPr>
               <w:t>9.3 Will we get updates for new BIR forms?</w:t>
               <w:tab/>
-              <w:t>14</w:t>
+              <w:t>19</w:t>
             </w:r>
           </w:hyperlink>
         </w:p>
@@ -1821,7 +1887,7 @@
             </w:tabs>
             <w:rPr/>
           </w:pPr>
-          <w:hyperlink w:anchor="__RefHeading___Toc1249_3066934455">
+          <w:hyperlink w:anchor="__RefHeading___Toc4130_1360963153">
             <w:r>
               <w:rPr>
                 <w:webHidden/>
@@ -1829,7 +1895,7 @@
               </w:rPr>
               <w:t>10. Commercials</w:t>
               <w:tab/>
-              <w:t>15</w:t>
+              <w:t>20</w:t>
             </w:r>
           </w:hyperlink>
         </w:p>
@@ -1843,7 +1909,7 @@
             </w:tabs>
             <w:rPr/>
           </w:pPr>
-          <w:hyperlink w:anchor="__RefHeading___Toc1251_3066934455">
+          <w:hyperlink w:anchor="__RefHeading___Toc4132_1360963153">
             <w:r>
               <w:rPr>
                 <w:webHidden/>
@@ -1851,7 +1917,7 @@
               </w:rPr>
               <w:t>10.1 How is iNXT BrokerVerse priced?</w:t>
               <w:tab/>
-              <w:t>15</w:t>
+              <w:t>20</w:t>
             </w:r>
           </w:hyperlink>
         </w:p>
@@ -1865,7 +1931,7 @@
             </w:tabs>
             <w:rPr/>
           </w:pPr>
-          <w:hyperlink w:anchor="__RefHeading___Toc1253_3066934455">
+          <w:hyperlink w:anchor="__RefHeading___Toc4134_1360963153">
             <w:r>
               <w:rPr>
                 <w:webHidden/>
@@ -1873,7 +1939,7 @@
               </w:rPr>
               <w:t>10.2 Which model should we choose?</w:t>
               <w:tab/>
-              <w:t>15</w:t>
+              <w:t>20</w:t>
             </w:r>
           </w:hyperlink>
         </w:p>
@@ -1887,7 +1953,7 @@
             </w:tabs>
             <w:rPr/>
           </w:pPr>
-          <w:hyperlink w:anchor="__RefHeading___Toc1255_3066934455">
+          <w:hyperlink w:anchor="__RefHeading___Toc4136_1360963153">
             <w:r>
               <w:rPr>
                 <w:webHidden/>
@@ -1895,7 +1961,7 @@
               </w:rPr>
               <w:t>10.3 Who counts as a user?</w:t>
               <w:tab/>
-              <w:t>15</w:t>
+              <w:t>20</w:t>
             </w:r>
           </w:hyperlink>
         </w:p>
@@ -1909,7 +1975,7 @@
             </w:tabs>
             <w:rPr/>
           </w:pPr>
-          <w:hyperlink w:anchor="__RefHeading___Toc1257_3066934455">
+          <w:hyperlink w:anchor="__RefHeading___Toc4138_1360963153">
             <w:r>
               <w:rPr>
                 <w:webHidden/>
@@ -1917,7 +1983,7 @@
               </w:rPr>
               <w:t>10.4 What are the payment terms?</w:t>
               <w:tab/>
-              <w:t>15</w:t>
+              <w:t>20</w:t>
             </w:r>
           </w:hyperlink>
         </w:p>
@@ -1931,7 +1997,7 @@
             </w:tabs>
             <w:rPr/>
           </w:pPr>
-          <w:hyperlink w:anchor="__RefHeading___Toc1259_3066934455">
+          <w:hyperlink w:anchor="__RefHeading___Toc4140_1360963153">
             <w:r>
               <w:rPr>
                 <w:webHidden/>
@@ -1939,7 +2005,7 @@
               </w:rPr>
               <w:t>10.5 Can we withhold tax on your invoices?</w:t>
               <w:tab/>
-              <w:t>15</w:t>
+              <w:t>20</w:t>
             </w:r>
           </w:hyperlink>
         </w:p>
@@ -1953,7 +2019,7 @@
             </w:tabs>
             <w:rPr/>
           </w:pPr>
-          <w:hyperlink w:anchor="__RefHeading___Toc1261_3066934455">
+          <w:hyperlink w:anchor="__RefHeading___Toc4142_1360963153">
             <w:r>
               <w:rPr>
                 <w:webHidden/>
@@ -1961,7 +2027,7 @@
               </w:rPr>
               <w:t>10.6 Is there a discount?</w:t>
               <w:tab/>
-              <w:t>15</w:t>
+              <w:t>20</w:t>
             </w:r>
           </w:hyperlink>
         </w:p>
@@ -1975,7 +2041,7 @@
             </w:tabs>
             <w:rPr/>
           </w:pPr>
-          <w:hyperlink w:anchor="__RefHeading___Toc1263_3066934455">
+          <w:hyperlink w:anchor="__RefHeading___Toc4144_1360963153">
             <w:r>
               <w:rPr>
                 <w:webHidden/>
@@ -1983,7 +2049,7 @@
               </w:rPr>
               <w:t>11. Objection handling</w:t>
               <w:tab/>
-              <w:t>16</w:t>
+              <w:t>21</w:t>
             </w:r>
           </w:hyperlink>
         </w:p>
@@ -1997,7 +2063,7 @@
             </w:tabs>
             <w:rPr/>
           </w:pPr>
-          <w:hyperlink w:anchor="__RefHeading___Toc1265_3066934455">
+          <w:hyperlink w:anchor="__RefHeading___Toc4146_1360963153">
             <w:r>
               <w:rPr>
                 <w:webHidden/>
@@ -2005,7 +2071,7 @@
               </w:rPr>
               <w:t>11.1 How to handle an objection</w:t>
               <w:tab/>
-              <w:t>16</w:t>
+              <w:t>21</w:t>
             </w:r>
           </w:hyperlink>
         </w:p>
@@ -2019,7 +2085,7 @@
             </w:tabs>
             <w:rPr/>
           </w:pPr>
-          <w:hyperlink w:anchor="__RefHeading___Toc1267_3066934455">
+          <w:hyperlink w:anchor="__RefHeading___Toc4148_1360963153">
             <w:r>
               <w:rPr>
                 <w:webHidden/>
@@ -2027,7 +2093,7 @@
               </w:rPr>
               <w:t>11.2 "Our spreadsheets and current system work well enough."</w:t>
               <w:tab/>
-              <w:t>16</w:t>
+              <w:t>21</w:t>
             </w:r>
           </w:hyperlink>
         </w:p>
@@ -2041,7 +2107,7 @@
             </w:tabs>
             <w:rPr/>
           </w:pPr>
-          <w:hyperlink w:anchor="__RefHeading___Toc1269_3066934455">
+          <w:hyperlink w:anchor="__RefHeading___Toc4150_1360963153">
             <w:r>
               <w:rPr>
                 <w:webHidden/>
@@ -2049,7 +2115,7 @@
               </w:rPr>
               <w:t>11.3 "It is too expensive."</w:t>
               <w:tab/>
-              <w:t>16</w:t>
+              <w:t>21</w:t>
             </w:r>
           </w:hyperlink>
         </w:p>
@@ -2063,7 +2129,7 @@
             </w:tabs>
             <w:rPr/>
           </w:pPr>
-          <w:hyperlink w:anchor="__RefHeading___Toc1271_3066934455">
+          <w:hyperlink w:anchor="__RefHeading___Toc4152_1360963153">
             <w:r>
               <w:rPr>
                 <w:webHidden/>
@@ -2071,7 +2137,7 @@
               </w:rPr>
               <w:t>11.4 "A global broker system has more features."</w:t>
               <w:tab/>
-              <w:t>16</w:t>
+              <w:t>21</w:t>
             </w:r>
           </w:hyperlink>
         </w:p>
@@ -2085,7 +2151,7 @@
             </w:tabs>
             <w:rPr/>
           </w:pPr>
-          <w:hyperlink w:anchor="__RefHeading___Toc1273_3066934455">
+          <w:hyperlink w:anchor="__RefHeading___Toc4154_1360963153">
             <w:r>
               <w:rPr>
                 <w:webHidden/>
@@ -2093,7 +2159,7 @@
               </w:rPr>
               <w:t>11.5 "We are too small for a system like this."</w:t>
               <w:tab/>
-              <w:t>16</w:t>
+              <w:t>22</w:t>
             </w:r>
           </w:hyperlink>
         </w:p>
@@ -2107,7 +2173,7 @@
             </w:tabs>
             <w:rPr/>
           </w:pPr>
-          <w:hyperlink w:anchor="__RefHeading___Toc1275_3066934455">
+          <w:hyperlink w:anchor="__RefHeading___Toc4156_1360963153">
             <w:r>
               <w:rPr>
                 <w:webHidden/>
@@ -2115,7 +2181,7 @@
               </w:rPr>
               <w:t>11.6 "We need it to work exactly like our current process."</w:t>
               <w:tab/>
-              <w:t>17</w:t>
+              <w:t>22</w:t>
             </w:r>
           </w:hyperlink>
         </w:p>
@@ -2129,7 +2195,7 @@
             </w:tabs>
             <w:rPr/>
           </w:pPr>
-          <w:hyperlink w:anchor="__RefHeading___Toc1277_3066934455">
+          <w:hyperlink w:anchor="__RefHeading___Toc4158_1360963153">
             <w:r>
               <w:rPr>
                 <w:webHidden/>
@@ -2137,7 +2203,7 @@
               </w:rPr>
               <w:t>11.7 "Implementation projects always run late."</w:t>
               <w:tab/>
-              <w:t>17</w:t>
+              <w:t>22</w:t>
             </w:r>
           </w:hyperlink>
         </w:p>
@@ -2151,7 +2217,7 @@
             </w:tabs>
             <w:rPr/>
           </w:pPr>
-          <w:hyperlink w:anchor="__RefHeading___Toc1279_3066934455">
+          <w:hyperlink w:anchor="__RefHeading___Toc4160_1360963153">
             <w:r>
               <w:rPr>
                 <w:webHidden/>
@@ -2159,7 +2225,7 @@
               </w:rPr>
               <w:t>11.8 "We do not want our data in the cloud abroad."</w:t>
               <w:tab/>
-              <w:t>17</w:t>
+              <w:t>22</w:t>
             </w:r>
           </w:hyperlink>
         </w:p>
@@ -2173,7 +2239,7 @@
             </w:tabs>
             <w:rPr/>
           </w:pPr>
-          <w:hyperlink w:anchor="__RefHeading___Toc1281_3066934455">
+          <w:hyperlink w:anchor="__RefHeading___Toc4162_1360963153">
             <w:r>
               <w:rPr>
                 <w:webHidden/>
@@ -2181,7 +2247,7 @@
               </w:rPr>
               <w:t>11.9 "We need direct integration with our insurers."</w:t>
               <w:tab/>
-              <w:t>17</w:t>
+              <w:t>22</w:t>
             </w:r>
           </w:hyperlink>
         </w:p>
@@ -2195,7 +2261,7 @@
             </w:tabs>
             <w:rPr/>
           </w:pPr>
-          <w:hyperlink w:anchor="__RefHeading___Toc1283_3066934455">
+          <w:hyperlink w:anchor="__RefHeading___Toc4164_1360963153">
             <w:r>
               <w:rPr>
                 <w:webHidden/>
@@ -2203,7 +2269,7 @@
               </w:rPr>
               <w:t>11.10 "Our finance team will not change the accounting system."</w:t>
               <w:tab/>
-              <w:t>18</w:t>
+              <w:t>23</w:t>
             </w:r>
           </w:hyperlink>
         </w:p>
@@ -2217,7 +2283,7 @@
             </w:tabs>
             <w:rPr/>
           </w:pPr>
-          <w:hyperlink w:anchor="__RefHeading___Toc1285_3066934455">
+          <w:hyperlink w:anchor="__RefHeading___Toc4166_1360963153">
             <w:r>
               <w:rPr>
                 <w:webHidden/>
@@ -2225,7 +2291,7 @@
               </w:rPr>
               <w:t>11.11 "Twenty-two percent AMC is high."</w:t>
               <w:tab/>
-              <w:t>18</w:t>
+              <w:t>23</w:t>
             </w:r>
           </w:hyperlink>
         </w:p>
@@ -2239,7 +2305,7 @@
             </w:tabs>
             <w:rPr/>
           </w:pPr>
-          <w:hyperlink w:anchor="__RefHeading___Toc1287_3066934455">
+          <w:hyperlink w:anchor="__RefHeading___Toc4168_1360963153">
             <w:r>
               <w:rPr>
                 <w:webHidden/>
@@ -2247,7 +2313,7 @@
               </w:rPr>
               <w:t>11.12 "The 5% yearly increase is a concern."</w:t>
               <w:tab/>
-              <w:t>18</w:t>
+              <w:t>23</w:t>
             </w:r>
           </w:hyperlink>
         </w:p>
@@ -2261,7 +2327,7 @@
             </w:tabs>
             <w:rPr/>
           </w:pPr>
-          <w:hyperlink w:anchor="__RefHeading___Toc1289_3066934455">
+          <w:hyperlink w:anchor="__RefHeading___Toc4170_1360963153">
             <w:r>
               <w:rPr>
                 <w:webHidden/>
@@ -2269,7 +2335,7 @@
               </w:rPr>
               <w:t>11.13 "Who are your other clients?"</w:t>
               <w:tab/>
-              <w:t>18</w:t>
+              <w:t>23</w:t>
             </w:r>
           </w:hyperlink>
         </w:p>
@@ -2283,7 +2349,7 @@
             </w:tabs>
             <w:rPr/>
           </w:pPr>
-          <w:hyperlink w:anchor="__RefHeading___Toc1291_3066934455">
+          <w:hyperlink w:anchor="__RefHeading___Toc4172_1360963153">
             <w:r>
               <w:rPr>
                 <w:webHidden/>
@@ -2291,7 +2357,7 @@
               </w:rPr>
               <w:t>11.14 "What happens if iorta TechNXT is no longer there?"</w:t>
               <w:tab/>
-              <w:t>18</w:t>
+              <w:t>23</w:t>
             </w:r>
           </w:hyperlink>
         </w:p>
@@ -2305,7 +2371,7 @@
             </w:tabs>
             <w:rPr/>
           </w:pPr>
-          <w:hyperlink w:anchor="__RefHeading___Toc1293_3066934455">
+          <w:hyperlink w:anchor="__RefHeading___Toc4174_1360963153">
             <w:r>
               <w:rPr>
                 <w:webHidden/>
@@ -2313,7 +2379,7 @@
               </w:rPr>
               <w:t>11.15 "Our users will not adopt a new system."</w:t>
               <w:tab/>
-              <w:t>18</w:t>
+              <w:t>24</w:t>
             </w:r>
           </w:hyperlink>
         </w:p>
@@ -2327,7 +2393,7 @@
             </w:tabs>
             <w:rPr/>
           </w:pPr>
-          <w:hyperlink w:anchor="__RefHeading___Toc1295_3066934455">
+          <w:hyperlink w:anchor="__RefHeading___Toc4176_1360963153">
             <w:r>
               <w:rPr>
                 <w:webHidden/>
@@ -2335,7 +2401,7 @@
               </w:rPr>
               <w:t>11.16 "The timing is not right. Maybe next year."</w:t>
               <w:tab/>
-              <w:t>19</w:t>
+              <w:t>24</w:t>
             </w:r>
           </w:hyperlink>
         </w:p>
@@ -2349,7 +2415,7 @@
             </w:tabs>
             <w:rPr/>
           </w:pPr>
-          <w:hyperlink w:anchor="__RefHeading___Toc1297_3066934455">
+          <w:hyperlink w:anchor="__RefHeading___Toc4178_1360963153">
             <w:r>
               <w:rPr>
                 <w:webHidden/>
@@ -2357,7 +2423,7 @@
               </w:rPr>
               <w:t>12. Known limits of the OOTB version</w:t>
               <w:tab/>
-              <w:t>20</w:t>
+              <w:t>25</w:t>
             </w:r>
           </w:hyperlink>
         </w:p>
@@ -2371,7 +2437,7 @@
             </w:tabs>
             <w:rPr/>
           </w:pPr>
-          <w:hyperlink w:anchor="__RefHeading___Toc1299_3066934455">
+          <w:hyperlink w:anchor="__RefHeading___Toc4180_1360963153">
             <w:r>
               <w:rPr>
                 <w:webHidden/>
@@ -2386,7 +2452,7 @@
                 <w:rStyle w:val="IndexLink"/>
               </w:rPr>
               <w:tab/>
-              <w:t>21</w:t>
+              <w:t>26</w:t>
             </w:r>
           </w:hyperlink>
           <w:r>
@@ -2419,7 +2485,7 @@
       <w:r>
         <w:br w:type="page"/>
       </w:r>
-      <w:bookmarkStart w:id="0" w:name="__RefHeading___Toc1157_3066934455"/>
+      <w:bookmarkStart w:id="0" w:name="__RefHeading___Toc4032_1360963153"/>
       <w:bookmarkStart w:id="1" w:name="_Toc48319687"/>
       <w:bookmarkStart w:id="2" w:name="_Toc11824118"/>
       <w:bookmarkEnd w:id="0"/>
@@ -2776,7 +2842,7 @@
                 <w:szCs w:val="24"/>
                 <w:lang w:val="en-US" w:eastAsia="ja-JP" w:bidi="ar-SA"/>
               </w:rPr>
-              <w:t>03 October 2026</w:t>
+              <w:t>04 October 2026</w:t>
             </w:r>
           </w:p>
         </w:tc>
@@ -2813,7 +2879,7 @@
                 <w:szCs w:val="24"/>
                 <w:lang w:val="en-US" w:eastAsia="ja-JP" w:bidi="ar-SA"/>
               </w:rPr>
-              <w:t>1.0</w:t>
+              <w:t>1.1</w:t>
             </w:r>
           </w:p>
         </w:tc>
@@ -2961,7 +3027,7 @@
                 <w:szCs w:val="24"/>
                 <w:lang w:val="en-US" w:eastAsia="ja-JP" w:bidi="ar-SA"/>
               </w:rPr>
-              <w:t>Initial issue</w:t>
+              <w:t>Answers updated for AML/CFT, the IC and NPC compliance registers, BIR forms and EOPT invoices, integrations, dealer programmes, branding, My Work and the Report Builder; known limits revised</w:t>
             </w:r>
           </w:p>
         </w:tc>
@@ -3064,7 +3130,7 @@
           <w:spacing w:val="0"/>
         </w:rPr>
       </w:pPr>
-      <w:bookmarkStart w:id="4" w:name="__RefHeading___Toc1159_3066934455"/>
+      <w:bookmarkStart w:id="4" w:name="__RefHeading___Toc4034_1360963153"/>
       <w:bookmarkStart w:id="5" w:name="_Toc233203388"/>
       <w:bookmarkEnd w:id="4"/>
       <w:r>
@@ -3400,7 +3466,7 @@
                 <w:szCs w:val="24"/>
                 <w:lang w:val="en-US" w:eastAsia="ja-JP" w:bidi="ar-SA"/>
               </w:rPr>
-              <w:t>API</w:t>
+              <w:t>AMLC</w:t>
             </w:r>
           </w:p>
         </w:tc>
@@ -3437,7 +3503,7 @@
                 <w:szCs w:val="24"/>
                 <w:lang w:val="en-US" w:eastAsia="ja-JP" w:bidi="ar-SA"/>
               </w:rPr>
-              <w:t>Application programming interface</w:t>
+              <w:t>Anti-Money Laundering Council</w:t>
             </w:r>
           </w:p>
         </w:tc>
@@ -3479,7 +3545,7 @@
                 <w:szCs w:val="24"/>
                 <w:lang w:val="en-US" w:eastAsia="ja-JP" w:bidi="ar-SA"/>
               </w:rPr>
-              <w:t>BIR</w:t>
+              <w:t>CTR</w:t>
             </w:r>
           </w:p>
         </w:tc>
@@ -3516,7 +3582,7 @@
                 <w:szCs w:val="24"/>
                 <w:lang w:val="en-US" w:eastAsia="ja-JP" w:bidi="ar-SA"/>
               </w:rPr>
-              <w:t>Bureau of Internal Revenue</w:t>
+              <w:t>Covered transaction report</w:t>
             </w:r>
           </w:p>
         </w:tc>
@@ -3558,7 +3624,7 @@
                 <w:szCs w:val="24"/>
                 <w:lang w:val="en-US" w:eastAsia="ja-JP" w:bidi="ar-SA"/>
               </w:rPr>
-              <w:t>CAS</w:t>
+              <w:t>STR</w:t>
             </w:r>
           </w:p>
         </w:tc>
@@ -3595,7 +3661,7 @@
                 <w:szCs w:val="24"/>
                 <w:lang w:val="en-US" w:eastAsia="ja-JP" w:bidi="ar-SA"/>
               </w:rPr>
-              <w:t>Computerized Accounting System</w:t>
+              <w:t>Suspicious transaction report</w:t>
             </w:r>
           </w:p>
         </w:tc>
@@ -3637,7 +3703,7 @@
                 <w:szCs w:val="24"/>
                 <w:lang w:val="en-US" w:eastAsia="ja-JP" w:bidi="ar-SA"/>
               </w:rPr>
-              <w:t>CR</w:t>
+              <w:t>EDD</w:t>
             </w:r>
           </w:p>
         </w:tc>
@@ -3674,7 +3740,7 @@
                 <w:szCs w:val="24"/>
                 <w:lang w:val="en-US" w:eastAsia="ja-JP" w:bidi="ar-SA"/>
               </w:rPr>
-              <w:t>Change request</w:t>
+              <w:t>Enhanced due diligence</w:t>
             </w:r>
           </w:p>
         </w:tc>
@@ -3716,7 +3782,7 @@
                 <w:szCs w:val="24"/>
                 <w:lang w:val="en-US" w:eastAsia="ja-JP" w:bidi="ar-SA"/>
               </w:rPr>
-              <w:t>DPA</w:t>
+              <w:t>PEP</w:t>
             </w:r>
           </w:p>
         </w:tc>
@@ -3753,7 +3819,7 @@
                 <w:szCs w:val="24"/>
                 <w:lang w:val="en-US" w:eastAsia="ja-JP" w:bidi="ar-SA"/>
               </w:rPr>
-              <w:t>Data Privacy Act of 2012</w:t>
+              <w:t>Politically exposed person</w:t>
             </w:r>
           </w:p>
         </w:tc>
@@ -3795,7 +3861,7 @@
                 <w:szCs w:val="24"/>
                 <w:lang w:val="en-US" w:eastAsia="ja-JP" w:bidi="ar-SA"/>
               </w:rPr>
-              <w:t>DPO</w:t>
+              <w:t>EIS</w:t>
             </w:r>
           </w:p>
         </w:tc>
@@ -3832,7 +3898,7 @@
                 <w:szCs w:val="24"/>
                 <w:lang w:val="en-US" w:eastAsia="ja-JP" w:bidi="ar-SA"/>
               </w:rPr>
-              <w:t>Data protection officer</w:t>
+              <w:t>Electronic Invoicing System</w:t>
             </w:r>
           </w:p>
         </w:tc>
@@ -3874,7 +3940,7 @@
                 <w:szCs w:val="24"/>
                 <w:lang w:val="en-US" w:eastAsia="ja-JP" w:bidi="ar-SA"/>
               </w:rPr>
-              <w:t>EOPT</w:t>
+              <w:t>CTPL</w:t>
             </w:r>
           </w:p>
         </w:tc>
@@ -3911,7 +3977,7 @@
                 <w:szCs w:val="24"/>
                 <w:lang w:val="en-US" w:eastAsia="ja-JP" w:bidi="ar-SA"/>
               </w:rPr>
-              <w:t>Ease of Paying Taxes Act</w:t>
+              <w:t>Compulsory third party liability</w:t>
             </w:r>
           </w:p>
         </w:tc>
@@ -3953,7 +4019,7 @@
                 <w:szCs w:val="24"/>
                 <w:lang w:val="en-US" w:eastAsia="ja-JP" w:bidi="ar-SA"/>
               </w:rPr>
-              <w:t>EWT</w:t>
+              <w:t>COC</w:t>
             </w:r>
           </w:p>
         </w:tc>
@@ -3990,7 +4056,7 @@
                 <w:szCs w:val="24"/>
                 <w:lang w:val="en-US" w:eastAsia="ja-JP" w:bidi="ar-SA"/>
               </w:rPr>
-              <w:t>Expanded withholding tax</w:t>
+              <w:t>Certificate of cover</w:t>
             </w:r>
           </w:p>
         </w:tc>
@@ -4032,7 +4098,7 @@
                 <w:szCs w:val="24"/>
                 <w:lang w:val="en-US" w:eastAsia="ja-JP" w:bidi="ar-SA"/>
               </w:rPr>
-              <w:t>IC</w:t>
+              <w:t>LTO</w:t>
             </w:r>
           </w:p>
         </w:tc>
@@ -4069,7 +4135,7 @@
                 <w:szCs w:val="24"/>
                 <w:lang w:val="en-US" w:eastAsia="ja-JP" w:bidi="ar-SA"/>
               </w:rPr>
-              <w:t>Insurance Commission</w:t>
+              <w:t>Land Transportation Office</w:t>
             </w:r>
           </w:p>
         </w:tc>
@@ -4111,7 +4177,7 @@
                 <w:szCs w:val="24"/>
                 <w:lang w:val="en-US" w:eastAsia="ja-JP" w:bidi="ar-SA"/>
               </w:rPr>
-              <w:t>NPC</w:t>
+              <w:t>SMS</w:t>
             </w:r>
           </w:p>
         </w:tc>
@@ -4148,7 +4214,7 @@
                 <w:szCs w:val="24"/>
                 <w:lang w:val="en-US" w:eastAsia="ja-JP" w:bidi="ar-SA"/>
               </w:rPr>
-              <w:t>National Privacy Commission</w:t>
+              <w:t>Short message service</w:t>
             </w:r>
           </w:p>
         </w:tc>
@@ -4190,7 +4256,7 @@
                 <w:szCs w:val="24"/>
                 <w:lang w:val="en-US" w:eastAsia="ja-JP" w:bidi="ar-SA"/>
               </w:rPr>
-              <w:t>OOTB</w:t>
+              <w:t>API</w:t>
             </w:r>
           </w:p>
         </w:tc>
@@ -4227,7 +4293,7 @@
                 <w:szCs w:val="24"/>
                 <w:lang w:val="en-US" w:eastAsia="ja-JP" w:bidi="ar-SA"/>
               </w:rPr>
-              <w:t>Out of the box</w:t>
+              <w:t>Application programming interface</w:t>
             </w:r>
           </w:p>
         </w:tc>
@@ -4269,7 +4335,7 @@
                 <w:szCs w:val="24"/>
                 <w:lang w:val="en-US" w:eastAsia="ja-JP" w:bidi="ar-SA"/>
               </w:rPr>
-              <w:t>SoD</w:t>
+              <w:t>BIR</w:t>
             </w:r>
           </w:p>
         </w:tc>
@@ -4306,7 +4372,7 @@
                 <w:szCs w:val="24"/>
                 <w:lang w:val="en-US" w:eastAsia="ja-JP" w:bidi="ar-SA"/>
               </w:rPr>
-              <w:t>Segregation of duties</w:t>
+              <w:t>Bureau of Internal Revenue</w:t>
             </w:r>
           </w:p>
         </w:tc>
@@ -4348,7 +4414,7 @@
                 <w:szCs w:val="24"/>
                 <w:lang w:val="en-US" w:eastAsia="ja-JP" w:bidi="ar-SA"/>
               </w:rPr>
-              <w:t>Dev</w:t>
+              <w:t>CAS</w:t>
             </w:r>
           </w:p>
         </w:tc>
@@ -4385,7 +4451,7 @@
                 <w:szCs w:val="24"/>
                 <w:lang w:val="en-US" w:eastAsia="ja-JP" w:bidi="ar-SA"/>
               </w:rPr>
-              <w:t>Development environment</w:t>
+              <w:t>Computerized Accounting System</w:t>
             </w:r>
           </w:p>
         </w:tc>
@@ -4427,7 +4493,7 @@
                 <w:szCs w:val="24"/>
                 <w:lang w:val="en-US" w:eastAsia="ja-JP" w:bidi="ar-SA"/>
               </w:rPr>
-              <w:t>Pre-Prod</w:t>
+              <w:t>CR</w:t>
             </w:r>
           </w:p>
         </w:tc>
@@ -4464,7 +4530,7 @@
                 <w:szCs w:val="24"/>
                 <w:lang w:val="en-US" w:eastAsia="ja-JP" w:bidi="ar-SA"/>
               </w:rPr>
-              <w:t>Pre-production environment</w:t>
+              <w:t>Change request</w:t>
             </w:r>
           </w:p>
         </w:tc>
@@ -4506,7 +4572,7 @@
                 <w:szCs w:val="24"/>
                 <w:lang w:val="en-US" w:eastAsia="ja-JP" w:bidi="ar-SA"/>
               </w:rPr>
-              <w:t>SIT</w:t>
+              <w:t>DPA</w:t>
             </w:r>
           </w:p>
         </w:tc>
@@ -4543,7 +4609,7 @@
                 <w:szCs w:val="24"/>
                 <w:lang w:val="en-US" w:eastAsia="ja-JP" w:bidi="ar-SA"/>
               </w:rPr>
-              <w:t>System integration test</w:t>
+              <w:t>Data Privacy Act of 2012</w:t>
             </w:r>
           </w:p>
         </w:tc>
@@ -4585,7 +4651,7 @@
                 <w:szCs w:val="24"/>
                 <w:lang w:val="en-US" w:eastAsia="ja-JP" w:bidi="ar-SA"/>
               </w:rPr>
-              <w:t>UAT</w:t>
+              <w:t>DPO</w:t>
             </w:r>
           </w:p>
         </w:tc>
@@ -4622,7 +4688,7 @@
                 <w:szCs w:val="24"/>
                 <w:lang w:val="en-US" w:eastAsia="ja-JP" w:bidi="ar-SA"/>
               </w:rPr>
-              <w:t>User acceptance test</w:t>
+              <w:t>Data protection officer</w:t>
             </w:r>
           </w:p>
         </w:tc>
@@ -4664,7 +4730,7 @@
                 <w:szCs w:val="24"/>
                 <w:lang w:val="en-US" w:eastAsia="ja-JP" w:bidi="ar-SA"/>
               </w:rPr>
-              <w:t>VAT</w:t>
+              <w:t>EOPT</w:t>
             </w:r>
           </w:p>
         </w:tc>
@@ -4701,6 +4767,796 @@
                 <w:szCs w:val="24"/>
                 <w:lang w:val="en-US" w:eastAsia="ja-JP" w:bidi="ar-SA"/>
               </w:rPr>
+              <w:t>Ease of Paying Taxes Act</w:t>
+            </w:r>
+          </w:p>
+        </w:tc>
+      </w:tr>
+      <w:tr>
+        <w:trPr>
+          <w:trHeight w:val="449" w:hRule="atLeast"/>
+        </w:trPr>
+        <w:tc>
+          <w:tcPr>
+            <w:tcW w:w="2514" w:type="dxa"/>
+            <w:tcBorders>
+              <w:top w:val="single" w:sz="4" w:space="0" w:color="808080"/>
+              <w:left w:val="single" w:sz="4" w:space="0" w:color="808080"/>
+              <w:bottom w:val="single" w:sz="4" w:space="0" w:color="808080"/>
+              <w:right w:val="single" w:sz="4" w:space="0" w:color="808080"/>
+            </w:tcBorders>
+            <w:vAlign w:val="center"/>
+          </w:tcPr>
+          <w:p>
+            <w:pPr>
+              <w:pStyle w:val="Normal"/>
+              <w:widowControl/>
+              <w:spacing w:lineRule="auto" w:line="240" w:before="60" w:after="0"/>
+              <w:jc w:val="left"/>
+              <w:rPr>
+                <w:rFonts w:ascii="Segoe UI" w:hAnsi="Segoe UI" w:eastAsia="Arial" w:cs="Segoe UI"/>
+                <w:color w:val="101820"/>
+                <w:sz w:val="16"/>
+                <w:szCs w:val="16"/>
+              </w:rPr>
+            </w:pPr>
+            <w:r>
+              <w:rPr>
+                <w:rFonts w:eastAsia="Segoe UI" w:cs="Segoe UI" w:ascii="Segoe UI" w:hAnsi="Segoe UI"/>
+                <w:color w:val="101820"/>
+                <w:kern w:val="0"/>
+                <w:sz w:val="16"/>
+                <w:szCs w:val="24"/>
+                <w:lang w:val="en-US" w:eastAsia="ja-JP" w:bidi="ar-SA"/>
+              </w:rPr>
+              <w:t>EWT</w:t>
+            </w:r>
+          </w:p>
+        </w:tc>
+        <w:tc>
+          <w:tcPr>
+            <w:tcW w:w="3712" w:type="dxa"/>
+            <w:tcBorders>
+              <w:top w:val="single" w:sz="4" w:space="0" w:color="808080"/>
+              <w:left w:val="single" w:sz="4" w:space="0" w:color="808080"/>
+              <w:bottom w:val="single" w:sz="4" w:space="0" w:color="808080"/>
+              <w:right w:val="single" w:sz="4" w:space="0" w:color="808080"/>
+            </w:tcBorders>
+            <w:vAlign w:val="center"/>
+          </w:tcPr>
+          <w:p>
+            <w:pPr>
+              <w:pStyle w:val="Normal"/>
+              <w:widowControl/>
+              <w:spacing w:lineRule="auto" w:line="240" w:before="60" w:after="0"/>
+              <w:jc w:val="left"/>
+              <w:rPr>
+                <w:rFonts w:ascii="Segoe UI" w:hAnsi="Segoe UI" w:eastAsia="Arial" w:cs="Segoe UI"/>
+                <w:color w:val="101820"/>
+                <w:sz w:val="16"/>
+                <w:szCs w:val="16"/>
+              </w:rPr>
+            </w:pPr>
+            <w:r>
+              <w:rPr>
+                <w:rFonts w:eastAsia="Segoe UI" w:cs="Segoe UI" w:ascii="Segoe UI" w:hAnsi="Segoe UI"/>
+                <w:color w:val="101820"/>
+                <w:kern w:val="0"/>
+                <w:sz w:val="16"/>
+                <w:szCs w:val="24"/>
+                <w:lang w:val="en-US" w:eastAsia="ja-JP" w:bidi="ar-SA"/>
+              </w:rPr>
+              <w:t>Expanded withholding tax</w:t>
+            </w:r>
+          </w:p>
+        </w:tc>
+      </w:tr>
+      <w:tr>
+        <w:trPr>
+          <w:trHeight w:val="449" w:hRule="atLeast"/>
+        </w:trPr>
+        <w:tc>
+          <w:tcPr>
+            <w:tcW w:w="2514" w:type="dxa"/>
+            <w:tcBorders>
+              <w:top w:val="single" w:sz="4" w:space="0" w:color="808080"/>
+              <w:left w:val="single" w:sz="4" w:space="0" w:color="808080"/>
+              <w:bottom w:val="single" w:sz="4" w:space="0" w:color="808080"/>
+              <w:right w:val="single" w:sz="4" w:space="0" w:color="808080"/>
+            </w:tcBorders>
+            <w:vAlign w:val="center"/>
+          </w:tcPr>
+          <w:p>
+            <w:pPr>
+              <w:pStyle w:val="Normal"/>
+              <w:widowControl/>
+              <w:spacing w:lineRule="auto" w:line="240" w:before="60" w:after="0"/>
+              <w:jc w:val="left"/>
+              <w:rPr>
+                <w:rFonts w:ascii="Segoe UI" w:hAnsi="Segoe UI" w:eastAsia="Arial" w:cs="Segoe UI"/>
+                <w:color w:val="101820"/>
+                <w:sz w:val="16"/>
+                <w:szCs w:val="16"/>
+              </w:rPr>
+            </w:pPr>
+            <w:r>
+              <w:rPr>
+                <w:rFonts w:eastAsia="Segoe UI" w:cs="Segoe UI" w:ascii="Segoe UI" w:hAnsi="Segoe UI"/>
+                <w:color w:val="101820"/>
+                <w:kern w:val="0"/>
+                <w:sz w:val="16"/>
+                <w:szCs w:val="24"/>
+                <w:lang w:val="en-US" w:eastAsia="ja-JP" w:bidi="ar-SA"/>
+              </w:rPr>
+              <w:t>IC</w:t>
+            </w:r>
+          </w:p>
+        </w:tc>
+        <w:tc>
+          <w:tcPr>
+            <w:tcW w:w="3712" w:type="dxa"/>
+            <w:tcBorders>
+              <w:top w:val="single" w:sz="4" w:space="0" w:color="808080"/>
+              <w:left w:val="single" w:sz="4" w:space="0" w:color="808080"/>
+              <w:bottom w:val="single" w:sz="4" w:space="0" w:color="808080"/>
+              <w:right w:val="single" w:sz="4" w:space="0" w:color="808080"/>
+            </w:tcBorders>
+            <w:vAlign w:val="center"/>
+          </w:tcPr>
+          <w:p>
+            <w:pPr>
+              <w:pStyle w:val="Normal"/>
+              <w:widowControl/>
+              <w:spacing w:lineRule="auto" w:line="240" w:before="60" w:after="0"/>
+              <w:jc w:val="left"/>
+              <w:rPr>
+                <w:rFonts w:ascii="Segoe UI" w:hAnsi="Segoe UI" w:eastAsia="Arial" w:cs="Segoe UI"/>
+                <w:color w:val="101820"/>
+                <w:sz w:val="16"/>
+                <w:szCs w:val="16"/>
+              </w:rPr>
+            </w:pPr>
+            <w:r>
+              <w:rPr>
+                <w:rFonts w:eastAsia="Segoe UI" w:cs="Segoe UI" w:ascii="Segoe UI" w:hAnsi="Segoe UI"/>
+                <w:color w:val="101820"/>
+                <w:kern w:val="0"/>
+                <w:sz w:val="16"/>
+                <w:szCs w:val="24"/>
+                <w:lang w:val="en-US" w:eastAsia="ja-JP" w:bidi="ar-SA"/>
+              </w:rPr>
+              <w:t>Insurance Commission</w:t>
+            </w:r>
+          </w:p>
+        </w:tc>
+      </w:tr>
+      <w:tr>
+        <w:trPr>
+          <w:trHeight w:val="449" w:hRule="atLeast"/>
+        </w:trPr>
+        <w:tc>
+          <w:tcPr>
+            <w:tcW w:w="2514" w:type="dxa"/>
+            <w:tcBorders>
+              <w:top w:val="single" w:sz="4" w:space="0" w:color="808080"/>
+              <w:left w:val="single" w:sz="4" w:space="0" w:color="808080"/>
+              <w:bottom w:val="single" w:sz="4" w:space="0" w:color="808080"/>
+              <w:right w:val="single" w:sz="4" w:space="0" w:color="808080"/>
+            </w:tcBorders>
+            <w:vAlign w:val="center"/>
+          </w:tcPr>
+          <w:p>
+            <w:pPr>
+              <w:pStyle w:val="Normal"/>
+              <w:widowControl/>
+              <w:spacing w:lineRule="auto" w:line="240" w:before="60" w:after="0"/>
+              <w:jc w:val="left"/>
+              <w:rPr>
+                <w:rFonts w:ascii="Segoe UI" w:hAnsi="Segoe UI" w:eastAsia="Arial" w:cs="Segoe UI"/>
+                <w:color w:val="101820"/>
+                <w:sz w:val="16"/>
+                <w:szCs w:val="16"/>
+              </w:rPr>
+            </w:pPr>
+            <w:r>
+              <w:rPr>
+                <w:rFonts w:eastAsia="Segoe UI" w:cs="Segoe UI" w:ascii="Segoe UI" w:hAnsi="Segoe UI"/>
+                <w:color w:val="101820"/>
+                <w:kern w:val="0"/>
+                <w:sz w:val="16"/>
+                <w:szCs w:val="24"/>
+                <w:lang w:val="en-US" w:eastAsia="ja-JP" w:bidi="ar-SA"/>
+              </w:rPr>
+              <w:t>NPC</w:t>
+            </w:r>
+          </w:p>
+        </w:tc>
+        <w:tc>
+          <w:tcPr>
+            <w:tcW w:w="3712" w:type="dxa"/>
+            <w:tcBorders>
+              <w:top w:val="single" w:sz="4" w:space="0" w:color="808080"/>
+              <w:left w:val="single" w:sz="4" w:space="0" w:color="808080"/>
+              <w:bottom w:val="single" w:sz="4" w:space="0" w:color="808080"/>
+              <w:right w:val="single" w:sz="4" w:space="0" w:color="808080"/>
+            </w:tcBorders>
+            <w:vAlign w:val="center"/>
+          </w:tcPr>
+          <w:p>
+            <w:pPr>
+              <w:pStyle w:val="Normal"/>
+              <w:widowControl/>
+              <w:spacing w:lineRule="auto" w:line="240" w:before="60" w:after="0"/>
+              <w:jc w:val="left"/>
+              <w:rPr>
+                <w:rFonts w:ascii="Segoe UI" w:hAnsi="Segoe UI" w:eastAsia="Arial" w:cs="Segoe UI"/>
+                <w:color w:val="101820"/>
+                <w:sz w:val="16"/>
+                <w:szCs w:val="16"/>
+              </w:rPr>
+            </w:pPr>
+            <w:r>
+              <w:rPr>
+                <w:rFonts w:eastAsia="Segoe UI" w:cs="Segoe UI" w:ascii="Segoe UI" w:hAnsi="Segoe UI"/>
+                <w:color w:val="101820"/>
+                <w:kern w:val="0"/>
+                <w:sz w:val="16"/>
+                <w:szCs w:val="24"/>
+                <w:lang w:val="en-US" w:eastAsia="ja-JP" w:bidi="ar-SA"/>
+              </w:rPr>
+              <w:t>National Privacy Commission</w:t>
+            </w:r>
+          </w:p>
+        </w:tc>
+      </w:tr>
+      <w:tr>
+        <w:trPr>
+          <w:trHeight w:val="449" w:hRule="atLeast"/>
+        </w:trPr>
+        <w:tc>
+          <w:tcPr>
+            <w:tcW w:w="2514" w:type="dxa"/>
+            <w:tcBorders>
+              <w:top w:val="single" w:sz="4" w:space="0" w:color="808080"/>
+              <w:left w:val="single" w:sz="4" w:space="0" w:color="808080"/>
+              <w:bottom w:val="single" w:sz="4" w:space="0" w:color="808080"/>
+              <w:right w:val="single" w:sz="4" w:space="0" w:color="808080"/>
+            </w:tcBorders>
+            <w:vAlign w:val="center"/>
+          </w:tcPr>
+          <w:p>
+            <w:pPr>
+              <w:pStyle w:val="Normal"/>
+              <w:widowControl/>
+              <w:spacing w:lineRule="auto" w:line="240" w:before="60" w:after="0"/>
+              <w:jc w:val="left"/>
+              <w:rPr>
+                <w:rFonts w:ascii="Segoe UI" w:hAnsi="Segoe UI" w:eastAsia="Arial" w:cs="Segoe UI"/>
+                <w:color w:val="101820"/>
+                <w:sz w:val="16"/>
+                <w:szCs w:val="16"/>
+              </w:rPr>
+            </w:pPr>
+            <w:r>
+              <w:rPr>
+                <w:rFonts w:eastAsia="Segoe UI" w:cs="Segoe UI" w:ascii="Segoe UI" w:hAnsi="Segoe UI"/>
+                <w:color w:val="101820"/>
+                <w:kern w:val="0"/>
+                <w:sz w:val="16"/>
+                <w:szCs w:val="24"/>
+                <w:lang w:val="en-US" w:eastAsia="ja-JP" w:bidi="ar-SA"/>
+              </w:rPr>
+              <w:t>OOTB</w:t>
+            </w:r>
+          </w:p>
+        </w:tc>
+        <w:tc>
+          <w:tcPr>
+            <w:tcW w:w="3712" w:type="dxa"/>
+            <w:tcBorders>
+              <w:top w:val="single" w:sz="4" w:space="0" w:color="808080"/>
+              <w:left w:val="single" w:sz="4" w:space="0" w:color="808080"/>
+              <w:bottom w:val="single" w:sz="4" w:space="0" w:color="808080"/>
+              <w:right w:val="single" w:sz="4" w:space="0" w:color="808080"/>
+            </w:tcBorders>
+            <w:vAlign w:val="center"/>
+          </w:tcPr>
+          <w:p>
+            <w:pPr>
+              <w:pStyle w:val="Normal"/>
+              <w:widowControl/>
+              <w:spacing w:lineRule="auto" w:line="240" w:before="60" w:after="0"/>
+              <w:jc w:val="left"/>
+              <w:rPr>
+                <w:rFonts w:ascii="Segoe UI" w:hAnsi="Segoe UI" w:eastAsia="Arial" w:cs="Segoe UI"/>
+                <w:color w:val="101820"/>
+                <w:sz w:val="16"/>
+                <w:szCs w:val="16"/>
+              </w:rPr>
+            </w:pPr>
+            <w:r>
+              <w:rPr>
+                <w:rFonts w:eastAsia="Segoe UI" w:cs="Segoe UI" w:ascii="Segoe UI" w:hAnsi="Segoe UI"/>
+                <w:color w:val="101820"/>
+                <w:kern w:val="0"/>
+                <w:sz w:val="16"/>
+                <w:szCs w:val="24"/>
+                <w:lang w:val="en-US" w:eastAsia="ja-JP" w:bidi="ar-SA"/>
+              </w:rPr>
+              <w:t>Out of the box</w:t>
+            </w:r>
+          </w:p>
+        </w:tc>
+      </w:tr>
+      <w:tr>
+        <w:trPr>
+          <w:trHeight w:val="449" w:hRule="atLeast"/>
+        </w:trPr>
+        <w:tc>
+          <w:tcPr>
+            <w:tcW w:w="2514" w:type="dxa"/>
+            <w:tcBorders>
+              <w:top w:val="single" w:sz="4" w:space="0" w:color="808080"/>
+              <w:left w:val="single" w:sz="4" w:space="0" w:color="808080"/>
+              <w:bottom w:val="single" w:sz="4" w:space="0" w:color="808080"/>
+              <w:right w:val="single" w:sz="4" w:space="0" w:color="808080"/>
+            </w:tcBorders>
+            <w:vAlign w:val="center"/>
+          </w:tcPr>
+          <w:p>
+            <w:pPr>
+              <w:pStyle w:val="Normal"/>
+              <w:widowControl/>
+              <w:spacing w:lineRule="auto" w:line="240" w:before="60" w:after="0"/>
+              <w:jc w:val="left"/>
+              <w:rPr>
+                <w:rFonts w:ascii="Segoe UI" w:hAnsi="Segoe UI" w:eastAsia="Arial" w:cs="Segoe UI"/>
+                <w:color w:val="101820"/>
+                <w:sz w:val="16"/>
+                <w:szCs w:val="16"/>
+              </w:rPr>
+            </w:pPr>
+            <w:r>
+              <w:rPr>
+                <w:rFonts w:eastAsia="Segoe UI" w:cs="Segoe UI" w:ascii="Segoe UI" w:hAnsi="Segoe UI"/>
+                <w:color w:val="101820"/>
+                <w:kern w:val="0"/>
+                <w:sz w:val="16"/>
+                <w:szCs w:val="24"/>
+                <w:lang w:val="en-US" w:eastAsia="ja-JP" w:bidi="ar-SA"/>
+              </w:rPr>
+              <w:t>SoD</w:t>
+            </w:r>
+          </w:p>
+        </w:tc>
+        <w:tc>
+          <w:tcPr>
+            <w:tcW w:w="3712" w:type="dxa"/>
+            <w:tcBorders>
+              <w:top w:val="single" w:sz="4" w:space="0" w:color="808080"/>
+              <w:left w:val="single" w:sz="4" w:space="0" w:color="808080"/>
+              <w:bottom w:val="single" w:sz="4" w:space="0" w:color="808080"/>
+              <w:right w:val="single" w:sz="4" w:space="0" w:color="808080"/>
+            </w:tcBorders>
+            <w:vAlign w:val="center"/>
+          </w:tcPr>
+          <w:p>
+            <w:pPr>
+              <w:pStyle w:val="Normal"/>
+              <w:widowControl/>
+              <w:spacing w:lineRule="auto" w:line="240" w:before="60" w:after="0"/>
+              <w:jc w:val="left"/>
+              <w:rPr>
+                <w:rFonts w:ascii="Segoe UI" w:hAnsi="Segoe UI" w:eastAsia="Arial" w:cs="Segoe UI"/>
+                <w:color w:val="101820"/>
+                <w:sz w:val="16"/>
+                <w:szCs w:val="16"/>
+              </w:rPr>
+            </w:pPr>
+            <w:r>
+              <w:rPr>
+                <w:rFonts w:eastAsia="Segoe UI" w:cs="Segoe UI" w:ascii="Segoe UI" w:hAnsi="Segoe UI"/>
+                <w:color w:val="101820"/>
+                <w:kern w:val="0"/>
+                <w:sz w:val="16"/>
+                <w:szCs w:val="24"/>
+                <w:lang w:val="en-US" w:eastAsia="ja-JP" w:bidi="ar-SA"/>
+              </w:rPr>
+              <w:t>Segregation of duties</w:t>
+            </w:r>
+          </w:p>
+        </w:tc>
+      </w:tr>
+      <w:tr>
+        <w:trPr>
+          <w:trHeight w:val="449" w:hRule="atLeast"/>
+        </w:trPr>
+        <w:tc>
+          <w:tcPr>
+            <w:tcW w:w="2514" w:type="dxa"/>
+            <w:tcBorders>
+              <w:top w:val="single" w:sz="4" w:space="0" w:color="808080"/>
+              <w:left w:val="single" w:sz="4" w:space="0" w:color="808080"/>
+              <w:bottom w:val="single" w:sz="4" w:space="0" w:color="808080"/>
+              <w:right w:val="single" w:sz="4" w:space="0" w:color="808080"/>
+            </w:tcBorders>
+            <w:vAlign w:val="center"/>
+          </w:tcPr>
+          <w:p>
+            <w:pPr>
+              <w:pStyle w:val="Normal"/>
+              <w:widowControl/>
+              <w:spacing w:lineRule="auto" w:line="240" w:before="60" w:after="0"/>
+              <w:jc w:val="left"/>
+              <w:rPr>
+                <w:rFonts w:ascii="Segoe UI" w:hAnsi="Segoe UI" w:eastAsia="Arial" w:cs="Segoe UI"/>
+                <w:color w:val="101820"/>
+                <w:sz w:val="16"/>
+                <w:szCs w:val="16"/>
+              </w:rPr>
+            </w:pPr>
+            <w:r>
+              <w:rPr>
+                <w:rFonts w:eastAsia="Segoe UI" w:cs="Segoe UI" w:ascii="Segoe UI" w:hAnsi="Segoe UI"/>
+                <w:color w:val="101820"/>
+                <w:kern w:val="0"/>
+                <w:sz w:val="16"/>
+                <w:szCs w:val="24"/>
+                <w:lang w:val="en-US" w:eastAsia="ja-JP" w:bidi="ar-SA"/>
+              </w:rPr>
+              <w:t>Dev</w:t>
+            </w:r>
+          </w:p>
+        </w:tc>
+        <w:tc>
+          <w:tcPr>
+            <w:tcW w:w="3712" w:type="dxa"/>
+            <w:tcBorders>
+              <w:top w:val="single" w:sz="4" w:space="0" w:color="808080"/>
+              <w:left w:val="single" w:sz="4" w:space="0" w:color="808080"/>
+              <w:bottom w:val="single" w:sz="4" w:space="0" w:color="808080"/>
+              <w:right w:val="single" w:sz="4" w:space="0" w:color="808080"/>
+            </w:tcBorders>
+            <w:vAlign w:val="center"/>
+          </w:tcPr>
+          <w:p>
+            <w:pPr>
+              <w:pStyle w:val="Normal"/>
+              <w:widowControl/>
+              <w:spacing w:lineRule="auto" w:line="240" w:before="60" w:after="0"/>
+              <w:jc w:val="left"/>
+              <w:rPr>
+                <w:rFonts w:ascii="Segoe UI" w:hAnsi="Segoe UI" w:eastAsia="Arial" w:cs="Segoe UI"/>
+                <w:color w:val="101820"/>
+                <w:sz w:val="16"/>
+                <w:szCs w:val="16"/>
+              </w:rPr>
+            </w:pPr>
+            <w:r>
+              <w:rPr>
+                <w:rFonts w:eastAsia="Segoe UI" w:cs="Segoe UI" w:ascii="Segoe UI" w:hAnsi="Segoe UI"/>
+                <w:color w:val="101820"/>
+                <w:kern w:val="0"/>
+                <w:sz w:val="16"/>
+                <w:szCs w:val="24"/>
+                <w:lang w:val="en-US" w:eastAsia="ja-JP" w:bidi="ar-SA"/>
+              </w:rPr>
+              <w:t>Development environment</w:t>
+            </w:r>
+          </w:p>
+        </w:tc>
+      </w:tr>
+      <w:tr>
+        <w:trPr>
+          <w:trHeight w:val="449" w:hRule="atLeast"/>
+        </w:trPr>
+        <w:tc>
+          <w:tcPr>
+            <w:tcW w:w="2514" w:type="dxa"/>
+            <w:tcBorders>
+              <w:top w:val="single" w:sz="4" w:space="0" w:color="808080"/>
+              <w:left w:val="single" w:sz="4" w:space="0" w:color="808080"/>
+              <w:bottom w:val="single" w:sz="4" w:space="0" w:color="808080"/>
+              <w:right w:val="single" w:sz="4" w:space="0" w:color="808080"/>
+            </w:tcBorders>
+            <w:vAlign w:val="center"/>
+          </w:tcPr>
+          <w:p>
+            <w:pPr>
+              <w:pStyle w:val="Normal"/>
+              <w:widowControl/>
+              <w:spacing w:lineRule="auto" w:line="240" w:before="60" w:after="0"/>
+              <w:jc w:val="left"/>
+              <w:rPr>
+                <w:rFonts w:ascii="Segoe UI" w:hAnsi="Segoe UI" w:eastAsia="Arial" w:cs="Segoe UI"/>
+                <w:color w:val="101820"/>
+                <w:sz w:val="16"/>
+                <w:szCs w:val="16"/>
+              </w:rPr>
+            </w:pPr>
+            <w:r>
+              <w:rPr>
+                <w:rFonts w:eastAsia="Segoe UI" w:cs="Segoe UI" w:ascii="Segoe UI" w:hAnsi="Segoe UI"/>
+                <w:color w:val="101820"/>
+                <w:kern w:val="0"/>
+                <w:sz w:val="16"/>
+                <w:szCs w:val="24"/>
+                <w:lang w:val="en-US" w:eastAsia="ja-JP" w:bidi="ar-SA"/>
+              </w:rPr>
+              <w:t>Pre-Prod</w:t>
+            </w:r>
+          </w:p>
+        </w:tc>
+        <w:tc>
+          <w:tcPr>
+            <w:tcW w:w="3712" w:type="dxa"/>
+            <w:tcBorders>
+              <w:top w:val="single" w:sz="4" w:space="0" w:color="808080"/>
+              <w:left w:val="single" w:sz="4" w:space="0" w:color="808080"/>
+              <w:bottom w:val="single" w:sz="4" w:space="0" w:color="808080"/>
+              <w:right w:val="single" w:sz="4" w:space="0" w:color="808080"/>
+            </w:tcBorders>
+            <w:vAlign w:val="center"/>
+          </w:tcPr>
+          <w:p>
+            <w:pPr>
+              <w:pStyle w:val="Normal"/>
+              <w:widowControl/>
+              <w:spacing w:lineRule="auto" w:line="240" w:before="60" w:after="0"/>
+              <w:jc w:val="left"/>
+              <w:rPr>
+                <w:rFonts w:ascii="Segoe UI" w:hAnsi="Segoe UI" w:eastAsia="Arial" w:cs="Segoe UI"/>
+                <w:color w:val="101820"/>
+                <w:sz w:val="16"/>
+                <w:szCs w:val="16"/>
+              </w:rPr>
+            </w:pPr>
+            <w:r>
+              <w:rPr>
+                <w:rFonts w:eastAsia="Segoe UI" w:cs="Segoe UI" w:ascii="Segoe UI" w:hAnsi="Segoe UI"/>
+                <w:color w:val="101820"/>
+                <w:kern w:val="0"/>
+                <w:sz w:val="16"/>
+                <w:szCs w:val="24"/>
+                <w:lang w:val="en-US" w:eastAsia="ja-JP" w:bidi="ar-SA"/>
+              </w:rPr>
+              <w:t>Pre-production environment</w:t>
+            </w:r>
+          </w:p>
+        </w:tc>
+      </w:tr>
+      <w:tr>
+        <w:trPr>
+          <w:trHeight w:val="449" w:hRule="atLeast"/>
+        </w:trPr>
+        <w:tc>
+          <w:tcPr>
+            <w:tcW w:w="2514" w:type="dxa"/>
+            <w:tcBorders>
+              <w:top w:val="single" w:sz="4" w:space="0" w:color="808080"/>
+              <w:left w:val="single" w:sz="4" w:space="0" w:color="808080"/>
+              <w:bottom w:val="single" w:sz="4" w:space="0" w:color="808080"/>
+              <w:right w:val="single" w:sz="4" w:space="0" w:color="808080"/>
+            </w:tcBorders>
+            <w:vAlign w:val="center"/>
+          </w:tcPr>
+          <w:p>
+            <w:pPr>
+              <w:pStyle w:val="Normal"/>
+              <w:widowControl/>
+              <w:spacing w:lineRule="auto" w:line="240" w:before="60" w:after="0"/>
+              <w:jc w:val="left"/>
+              <w:rPr>
+                <w:rFonts w:ascii="Segoe UI" w:hAnsi="Segoe UI" w:eastAsia="Arial" w:cs="Segoe UI"/>
+                <w:color w:val="101820"/>
+                <w:sz w:val="16"/>
+                <w:szCs w:val="16"/>
+              </w:rPr>
+            </w:pPr>
+            <w:r>
+              <w:rPr>
+                <w:rFonts w:eastAsia="Segoe UI" w:cs="Segoe UI" w:ascii="Segoe UI" w:hAnsi="Segoe UI"/>
+                <w:color w:val="101820"/>
+                <w:kern w:val="0"/>
+                <w:sz w:val="16"/>
+                <w:szCs w:val="24"/>
+                <w:lang w:val="en-US" w:eastAsia="ja-JP" w:bidi="ar-SA"/>
+              </w:rPr>
+              <w:t>SIT</w:t>
+            </w:r>
+          </w:p>
+        </w:tc>
+        <w:tc>
+          <w:tcPr>
+            <w:tcW w:w="3712" w:type="dxa"/>
+            <w:tcBorders>
+              <w:top w:val="single" w:sz="4" w:space="0" w:color="808080"/>
+              <w:left w:val="single" w:sz="4" w:space="0" w:color="808080"/>
+              <w:bottom w:val="single" w:sz="4" w:space="0" w:color="808080"/>
+              <w:right w:val="single" w:sz="4" w:space="0" w:color="808080"/>
+            </w:tcBorders>
+            <w:vAlign w:val="center"/>
+          </w:tcPr>
+          <w:p>
+            <w:pPr>
+              <w:pStyle w:val="Normal"/>
+              <w:widowControl/>
+              <w:spacing w:lineRule="auto" w:line="240" w:before="60" w:after="0"/>
+              <w:jc w:val="left"/>
+              <w:rPr>
+                <w:rFonts w:ascii="Segoe UI" w:hAnsi="Segoe UI" w:eastAsia="Arial" w:cs="Segoe UI"/>
+                <w:color w:val="101820"/>
+                <w:sz w:val="16"/>
+                <w:szCs w:val="16"/>
+              </w:rPr>
+            </w:pPr>
+            <w:r>
+              <w:rPr>
+                <w:rFonts w:eastAsia="Segoe UI" w:cs="Segoe UI" w:ascii="Segoe UI" w:hAnsi="Segoe UI"/>
+                <w:color w:val="101820"/>
+                <w:kern w:val="0"/>
+                <w:sz w:val="16"/>
+                <w:szCs w:val="24"/>
+                <w:lang w:val="en-US" w:eastAsia="ja-JP" w:bidi="ar-SA"/>
+              </w:rPr>
+              <w:t>System integration test</w:t>
+            </w:r>
+          </w:p>
+        </w:tc>
+      </w:tr>
+      <w:tr>
+        <w:trPr>
+          <w:trHeight w:val="449" w:hRule="atLeast"/>
+        </w:trPr>
+        <w:tc>
+          <w:tcPr>
+            <w:tcW w:w="2514" w:type="dxa"/>
+            <w:tcBorders>
+              <w:top w:val="single" w:sz="4" w:space="0" w:color="808080"/>
+              <w:left w:val="single" w:sz="4" w:space="0" w:color="808080"/>
+              <w:bottom w:val="single" w:sz="4" w:space="0" w:color="808080"/>
+              <w:right w:val="single" w:sz="4" w:space="0" w:color="808080"/>
+            </w:tcBorders>
+            <w:vAlign w:val="center"/>
+          </w:tcPr>
+          <w:p>
+            <w:pPr>
+              <w:pStyle w:val="Normal"/>
+              <w:widowControl/>
+              <w:spacing w:lineRule="auto" w:line="240" w:before="60" w:after="0"/>
+              <w:jc w:val="left"/>
+              <w:rPr>
+                <w:rFonts w:ascii="Segoe UI" w:hAnsi="Segoe UI" w:eastAsia="Arial" w:cs="Segoe UI"/>
+                <w:color w:val="101820"/>
+                <w:sz w:val="16"/>
+                <w:szCs w:val="16"/>
+              </w:rPr>
+            </w:pPr>
+            <w:r>
+              <w:rPr>
+                <w:rFonts w:eastAsia="Segoe UI" w:cs="Segoe UI" w:ascii="Segoe UI" w:hAnsi="Segoe UI"/>
+                <w:color w:val="101820"/>
+                <w:kern w:val="0"/>
+                <w:sz w:val="16"/>
+                <w:szCs w:val="24"/>
+                <w:lang w:val="en-US" w:eastAsia="ja-JP" w:bidi="ar-SA"/>
+              </w:rPr>
+              <w:t>UAT</w:t>
+            </w:r>
+          </w:p>
+        </w:tc>
+        <w:tc>
+          <w:tcPr>
+            <w:tcW w:w="3712" w:type="dxa"/>
+            <w:tcBorders>
+              <w:top w:val="single" w:sz="4" w:space="0" w:color="808080"/>
+              <w:left w:val="single" w:sz="4" w:space="0" w:color="808080"/>
+              <w:bottom w:val="single" w:sz="4" w:space="0" w:color="808080"/>
+              <w:right w:val="single" w:sz="4" w:space="0" w:color="808080"/>
+            </w:tcBorders>
+            <w:vAlign w:val="center"/>
+          </w:tcPr>
+          <w:p>
+            <w:pPr>
+              <w:pStyle w:val="Normal"/>
+              <w:widowControl/>
+              <w:spacing w:lineRule="auto" w:line="240" w:before="60" w:after="0"/>
+              <w:jc w:val="left"/>
+              <w:rPr>
+                <w:rFonts w:ascii="Segoe UI" w:hAnsi="Segoe UI" w:eastAsia="Arial" w:cs="Segoe UI"/>
+                <w:color w:val="101820"/>
+                <w:sz w:val="16"/>
+                <w:szCs w:val="16"/>
+              </w:rPr>
+            </w:pPr>
+            <w:r>
+              <w:rPr>
+                <w:rFonts w:eastAsia="Segoe UI" w:cs="Segoe UI" w:ascii="Segoe UI" w:hAnsi="Segoe UI"/>
+                <w:color w:val="101820"/>
+                <w:kern w:val="0"/>
+                <w:sz w:val="16"/>
+                <w:szCs w:val="24"/>
+                <w:lang w:val="en-US" w:eastAsia="ja-JP" w:bidi="ar-SA"/>
+              </w:rPr>
+              <w:t>User acceptance test</w:t>
+            </w:r>
+          </w:p>
+        </w:tc>
+      </w:tr>
+      <w:tr>
+        <w:trPr>
+          <w:trHeight w:val="449" w:hRule="atLeast"/>
+        </w:trPr>
+        <w:tc>
+          <w:tcPr>
+            <w:tcW w:w="2514" w:type="dxa"/>
+            <w:tcBorders>
+              <w:top w:val="single" w:sz="4" w:space="0" w:color="808080"/>
+              <w:left w:val="single" w:sz="4" w:space="0" w:color="808080"/>
+              <w:bottom w:val="single" w:sz="4" w:space="0" w:color="808080"/>
+              <w:right w:val="single" w:sz="4" w:space="0" w:color="808080"/>
+            </w:tcBorders>
+            <w:vAlign w:val="center"/>
+          </w:tcPr>
+          <w:p>
+            <w:pPr>
+              <w:pStyle w:val="Normal"/>
+              <w:widowControl/>
+              <w:spacing w:lineRule="auto" w:line="240" w:before="60" w:after="0"/>
+              <w:jc w:val="left"/>
+              <w:rPr>
+                <w:rFonts w:ascii="Segoe UI" w:hAnsi="Segoe UI" w:eastAsia="Arial" w:cs="Segoe UI"/>
+                <w:color w:val="101820"/>
+                <w:sz w:val="16"/>
+                <w:szCs w:val="16"/>
+              </w:rPr>
+            </w:pPr>
+            <w:r>
+              <w:rPr>
+                <w:rFonts w:eastAsia="Segoe UI" w:cs="Segoe UI" w:ascii="Segoe UI" w:hAnsi="Segoe UI"/>
+                <w:color w:val="101820"/>
+                <w:kern w:val="0"/>
+                <w:sz w:val="16"/>
+                <w:szCs w:val="24"/>
+                <w:lang w:val="en-US" w:eastAsia="ja-JP" w:bidi="ar-SA"/>
+              </w:rPr>
+              <w:t>VAT</w:t>
+            </w:r>
+          </w:p>
+        </w:tc>
+        <w:tc>
+          <w:tcPr>
+            <w:tcW w:w="3712" w:type="dxa"/>
+            <w:tcBorders>
+              <w:top w:val="single" w:sz="4" w:space="0" w:color="808080"/>
+              <w:left w:val="single" w:sz="4" w:space="0" w:color="808080"/>
+              <w:bottom w:val="single" w:sz="4" w:space="0" w:color="808080"/>
+              <w:right w:val="single" w:sz="4" w:space="0" w:color="808080"/>
+            </w:tcBorders>
+            <w:vAlign w:val="center"/>
+          </w:tcPr>
+          <w:p>
+            <w:pPr>
+              <w:pStyle w:val="Normal"/>
+              <w:widowControl/>
+              <w:spacing w:lineRule="auto" w:line="240" w:before="60" w:after="0"/>
+              <w:jc w:val="left"/>
+              <w:rPr>
+                <w:rFonts w:ascii="Segoe UI" w:hAnsi="Segoe UI" w:eastAsia="Arial" w:cs="Segoe UI"/>
+                <w:color w:val="101820"/>
+                <w:sz w:val="16"/>
+                <w:szCs w:val="16"/>
+              </w:rPr>
+            </w:pPr>
+            <w:r>
+              <w:rPr>
+                <w:rFonts w:eastAsia="Segoe UI" w:cs="Segoe UI" w:ascii="Segoe UI" w:hAnsi="Segoe UI"/>
+                <w:color w:val="101820"/>
+                <w:kern w:val="0"/>
+                <w:sz w:val="16"/>
+                <w:szCs w:val="24"/>
+                <w:lang w:val="en-US" w:eastAsia="ja-JP" w:bidi="ar-SA"/>
+              </w:rPr>
               <w:t>Value-added tax</w:t>
             </w:r>
           </w:p>
@@ -4922,7 +5778,7 @@
         <w:pageBreakBefore w:val="false"/>
         <w:rPr/>
       </w:pPr>
-      <w:bookmarkStart w:id="6" w:name="__RefHeading___Toc1161_3066934455"/>
+      <w:bookmarkStart w:id="6" w:name="__RefHeading___Toc4036_1360963153"/>
       <w:bookmarkEnd w:id="6"/>
       <w:r>
         <w:rPr>
@@ -4939,7 +5795,7 @@
         <w:pStyle w:val="Heading2"/>
         <w:rPr/>
       </w:pPr>
-      <w:bookmarkStart w:id="7" w:name="__RefHeading___Toc1163_3066934455"/>
+      <w:bookmarkStart w:id="7" w:name="__RefHeading___Toc4038_1360963153"/>
       <w:bookmarkEnd w:id="7"/>
       <w:r>
         <w:rPr>
@@ -4971,7 +5827,7 @@
         <w:pStyle w:val="Heading2"/>
         <w:rPr/>
       </w:pPr>
-      <w:bookmarkStart w:id="8" w:name="__RefHeading___Toc1165_3066934455"/>
+      <w:bookmarkStart w:id="8" w:name="__RefHeading___Toc4040_1360963153"/>
       <w:bookmarkEnd w:id="8"/>
       <w:r>
         <w:rPr>
@@ -5086,7 +5942,7 @@
         <w:pStyle w:val="Heading1"/>
         <w:rPr/>
       </w:pPr>
-      <w:bookmarkStart w:id="9" w:name="__RefHeading___Toc1167_3066934455"/>
+      <w:bookmarkStart w:id="9" w:name="__RefHeading___Toc4042_1360963153"/>
       <w:bookmarkEnd w:id="9"/>
       <w:r>
         <w:rPr>
@@ -5103,7 +5959,7 @@
         <w:pStyle w:val="Heading2"/>
         <w:rPr/>
       </w:pPr>
-      <w:bookmarkStart w:id="10" w:name="__RefHeading___Toc1169_3066934455"/>
+      <w:bookmarkStart w:id="10" w:name="__RefHeading___Toc4044_1360963153"/>
       <w:bookmarkEnd w:id="10"/>
       <w:r>
         <w:rPr>
@@ -5127,7 +5983,7 @@
           <w:color w:val="101820"/>
           <w:sz w:val="21"/>
         </w:rPr>
-        <w:t>The out-of-the-box version of the iNXT BrokerVerse insurance broking platform, configured for Philippine non-life brokers. It covers prospects, quotations, placement with insurers, policy issue, endorsements, claims, renewals, billing, official receipts, collections and credit control, remittance to insurers, direct bill, commission and incentives, reinsurance, the general ledger, bank and insurer reconciliation, the month-end and year-end close, BIR working papers, reports and dashboards. "OOTB" means it is delivered as it is and fitted to the broker by configuration; changes to the product are change requests.</w:t>
+        <w:t>The out-of-the-box version of the iNXT BrokerVerse insurance broking platform, configured for Philippine non-life brokers. It covers prospects, quotations, placement with insurers, policy issue, cover notes, endorsements, cancellations, claims, renewals, billing, official receipts and sales invoices, collections and credit control, remittance to insurers, direct bill, commission and incentives, reinsurance, the general ledger, bank and insurer reconciliation, accounts payable and fixed assets, the month-end and year-end close, BIR forms and returns, anti-money laundering, the Insurance Commission and privacy registers, integrations with SMS gateways, the CTPL authentication provider, insurers and banks, dealer programmes, fleets and open covers, My Work, the Report Builder, reports and dashboards, and the broker's own branding. "OOTB" means it is delivered as it is and fitted to the broker by configuration; changes to the product are change requests.</w:t>
       </w:r>
     </w:p>
     <w:p>
@@ -5135,7 +5991,7 @@
         <w:pStyle w:val="Heading2"/>
         <w:rPr/>
       </w:pPr>
-      <w:bookmarkStart w:id="11" w:name="__RefHeading___Toc1171_3066934455"/>
+      <w:bookmarkStart w:id="11" w:name="__RefHeading___Toc4046_1360963153"/>
       <w:bookmarkEnd w:id="11"/>
       <w:r>
         <w:rPr>
@@ -5167,7 +6023,7 @@
         <w:pStyle w:val="Heading2"/>
         <w:rPr/>
       </w:pPr>
-      <w:bookmarkStart w:id="12" w:name="__RefHeading___Toc1173_3066934455"/>
+      <w:bookmarkStart w:id="12" w:name="__RefHeading___Toc4048_1360963153"/>
       <w:bookmarkEnd w:id="12"/>
       <w:r>
         <w:rPr>
@@ -5199,7 +6055,7 @@
         <w:pStyle w:val="Heading2"/>
         <w:rPr/>
       </w:pPr>
-      <w:bookmarkStart w:id="13" w:name="__RefHeading___Toc1175_3066934455"/>
+      <w:bookmarkStart w:id="13" w:name="__RefHeading___Toc4050_1360963153"/>
       <w:bookmarkEnd w:id="13"/>
       <w:r>
         <w:rPr>
@@ -5231,7 +6087,7 @@
         <w:pStyle w:val="Heading2"/>
         <w:rPr/>
       </w:pPr>
-      <w:bookmarkStart w:id="14" w:name="__RefHeading___Toc1177_3066934455"/>
+      <w:bookmarkStart w:id="14" w:name="__RefHeading___Toc4052_1360963153"/>
       <w:bookmarkEnd w:id="14"/>
       <w:r>
         <w:rPr>
@@ -5263,7 +6119,7 @@
         <w:pStyle w:val="Heading2"/>
         <w:rPr/>
       </w:pPr>
-      <w:bookmarkStart w:id="15" w:name="__RefHeading___Toc1179_3066934455"/>
+      <w:bookmarkStart w:id="15" w:name="__RefHeading___Toc4054_1360963153"/>
       <w:bookmarkEnd w:id="15"/>
       <w:r>
         <w:rPr>
@@ -5287,7 +6143,7 @@
           <w:color w:val="101820"/>
           <w:sz w:val="21"/>
         </w:rPr>
-        <w:t>Seven: System Administrator, Sales &amp; Marketing, Processing Team, Operations, Claims, Accounting and Accounting Manager. Each has its own menus, landing dashboard and server-side permissions. Roles can be adjusted in Master &gt; Generals &gt; User Management.</w:t>
+        <w:t>Eight: System Administrator, Sales &amp; Marketing, Processing Team, Operations, Claims, Accounting, Accounting Manager and Compliance Officer (AML/CFT). Each has its own menus, landing page and server-side permissions. Roles can be adjusted in Master &gt; Generals &gt; User Management. Every user also has Operations &gt; My Work: the items waiting for them by category, their team's items for a manager, their tasks with reminders and a calendar.</w:t>
       </w:r>
     </w:p>
     <w:p>
@@ -5295,7 +6151,7 @@
         <w:pStyle w:val="Heading2"/>
         <w:rPr/>
       </w:pPr>
-      <w:bookmarkStart w:id="16" w:name="__RefHeading___Toc1181_3066934455"/>
+      <w:bookmarkStart w:id="16" w:name="__RefHeading___Toc4056_1360963153"/>
       <w:bookmarkEnd w:id="16"/>
       <w:r>
         <w:rPr>
@@ -5327,7 +6183,7 @@
         <w:pStyle w:val="Heading2"/>
         <w:rPr/>
       </w:pPr>
-      <w:bookmarkStart w:id="17" w:name="__RefHeading___Toc1183_3066934455"/>
+      <w:bookmarkStart w:id="17" w:name="__RefHeading___Toc4058_1360963153"/>
       <w:bookmarkEnd w:id="17"/>
       <w:r>
         <w:rPr>
@@ -5359,7 +6215,7 @@
         <w:pStyle w:val="Heading2"/>
         <w:rPr/>
       </w:pPr>
-      <w:bookmarkStart w:id="18" w:name="__RefHeading___Toc1185_3066934455"/>
+      <w:bookmarkStart w:id="18" w:name="__RefHeading___Toc4060_1360963153"/>
       <w:bookmarkEnd w:id="18"/>
       <w:r>
         <w:rPr>
@@ -5383,7 +6239,7 @@
           <w:color w:val="101820"/>
           <w:sz w:val="21"/>
         </w:rPr>
-        <w:t>39 catalogue reports in Reports &gt; All Reports, grouped as production and placement, claims and renewals, insurers and commission, receivables and cash, ledger and period end, BIR tax and bank. Each runs on screen with totals and downloads as Excel, CSV or PDF on the letterhead. There are also Executive, Sales, Processing, Claims and Commission dashboards. The Reports Book in the documentation package describes every report.</w:t>
+        <w:t>The catalogue reports in Reports &gt; All Reports, grouped as production and placement, claims and renewals, insurers and commission, receivables and cash, ledger and period end, BIR tax and bank, plus Dealer Production. Each runs on screen with totals and downloads as Excel, CSV or PDF on the broker's letterhead. The Report Builder answers ad hoc questions over curated datasets (policies, clients, bills, claims, commissions) without programming, with saved and shared reports and export to Excel; a nightly BI extract writes the same datasets as CSV files for a BI tool. There are also Executive, Sales, Processing, Claims and Commission dashboards. The Reports Book describes every report.</w:t>
       </w:r>
     </w:p>
     <w:p>
@@ -5391,7 +6247,7 @@
         <w:pStyle w:val="Heading2"/>
         <w:rPr/>
       </w:pPr>
-      <w:bookmarkStart w:id="19" w:name="__RefHeading___Toc1187_3066934455"/>
+      <w:bookmarkStart w:id="19" w:name="__RefHeading___Toc4062_1360963153"/>
       <w:bookmarkEnd w:id="19"/>
       <w:r>
         <w:rPr>
@@ -5400,7 +6256,7 @@
           <w:color w:val="0F4761"/>
           <w:sz w:val="26"/>
         </w:rPr>
-        <w:t>4.10  Is there a mobile app?</w:t>
+        <w:t>4.10  Can it carry our brand?</w:t>
       </w:r>
     </w:p>
     <w:p>
@@ -5415,36 +6271,16 @@
           <w:color w:val="101820"/>
           <w:sz w:val="21"/>
         </w:rPr>
-        <w:t>No. iNXT BrokerVerse is a web application used in a browser on a desktop or laptop. Mobile layouts were not part of the test cycle of this release.</w:t>
-      </w:r>
-      <w:r>
-        <w:br w:type="page"/>
-      </w:r>
-    </w:p>
-    <w:p>
-      <w:pPr>
-        <w:pStyle w:val="Heading1"/>
-        <w:rPr/>
-      </w:pPr>
-      <w:bookmarkStart w:id="20" w:name="__RefHeading___Toc1189_3066934455"/>
+        <w:t>Yes. The System Administrator sets the theme (colours, header and side bar style, font, density), the logo, the sign-in page picture and texts, the branding of printed documents, report files and e-mails on Master &gt; System Settings &gt; Theme and Branding, with a contrast check before saving. Signatories and approvers capture an e-signature once; it is mapped to the documents it signs (policy schedule, official receipt, payment voucher and others) and prints only once the document is issued or approved. A brand pack file moves the whole branding from UAT to Production. A brand pack carrying another company's marks is used only with that company's written permission.</w:t>
+      </w:r>
+    </w:p>
+    <w:p>
+      <w:pPr>
+        <w:pStyle w:val="Heading2"/>
+        <w:rPr/>
+      </w:pPr>
+      <w:bookmarkStart w:id="20" w:name="__RefHeading___Toc4064_1360963153"/>
       <w:bookmarkEnd w:id="20"/>
-      <w:r>
-        <w:rPr>
-          <w:rFonts w:eastAsia="Segoe UI" w:cs="Segoe UI" w:ascii="Segoe UI" w:hAnsi="Segoe UI"/>
-          <w:b/>
-          <w:color w:val="0F4761"/>
-          <w:sz w:val="32"/>
-        </w:rPr>
-        <w:t>5.  Regulation and compliance</w:t>
-      </w:r>
-    </w:p>
-    <w:p>
-      <w:pPr>
-        <w:pStyle w:val="Heading2"/>
-        <w:rPr/>
-      </w:pPr>
-      <w:bookmarkStart w:id="21" w:name="__RefHeading___Toc1191_3066934455"/>
-      <w:bookmarkEnd w:id="21"/>
       <w:r>
         <w:rPr>
           <w:rFonts w:eastAsia="Segoe UI" w:cs="Segoe UI"/>
@@ -5452,7 +6288,7 @@
           <w:color w:val="0F4761"/>
           <w:sz w:val="26"/>
         </w:rPr>
-        <w:t>5.1  Does it support Insurance Commission requirements?</w:t>
+        <w:t>4.11  Does it handle dealer programmes for brand-new vehicles?</w:t>
       </w:r>
     </w:p>
     <w:p>
@@ -5467,7 +6303,7 @@
           <w:color w:val="101820"/>
           <w:sz w:val="21"/>
         </w:rPr>
-        <w:t>It keeps the records a licensed broker must keep and produce on examination: broker slips and offers, quotations, Placement Slips with each insurer's confirmation, policies with participants, endorsements, claims and renewals, each numbered and in the audit trail. Premium due to each insurer is held in the ledger apart from commission income, and remittance terms per insurer drive the due dates. The financial statements and production reports give the figures for IC reports. There is no report in the IC's own format; the broker prepares and files IC reports from these figures.</w:t>
+        <w:t>Yes. Operations &gt; Sales &amp; Marketing &gt; Dealer Programmes holds the terms agreed with a dealer and its financing bank: rates, CTPL years, who pays (free first year or a dealer or bank subsidy) and whether an upload creates quotations or issued policies. The dealer's sales file is uploaded with the Dealer Sales template; each vehicle becomes a prospect, a quotation and, if chosen, an issued policy with the bank as mortgagee, billed to who pays. The bank endorsement letter prints or goes by e-mail. Distribution channels, lead assignment rules, fleet schedules, marine open covers and facultative placements are in the same release.</w:t>
       </w:r>
     </w:p>
     <w:p>
@@ -5475,8 +6311,8 @@
         <w:pStyle w:val="Heading2"/>
         <w:rPr/>
       </w:pPr>
-      <w:bookmarkStart w:id="22" w:name="__RefHeading___Toc1193_3066934455"/>
-      <w:bookmarkEnd w:id="22"/>
+      <w:bookmarkStart w:id="21" w:name="__RefHeading___Toc4066_1360963153"/>
+      <w:bookmarkEnd w:id="21"/>
       <w:r>
         <w:rPr>
           <w:rFonts w:eastAsia="Segoe UI" w:cs="Segoe UI"/>
@@ -5484,7 +6320,7 @@
           <w:color w:val="0F4761"/>
           <w:sz w:val="26"/>
         </w:rPr>
-        <w:t>5.2  Which BIR outputs are included?</w:t>
+        <w:t>4.12  Is there a mobile app?</w:t>
       </w:r>
     </w:p>
     <w:p>
@@ -5499,7 +6335,27 @@
           <w:color w:val="101820"/>
           <w:sz w:val="21"/>
         </w:rPr>
-        <w:t>BIR Form 2307 (issued to payees and received from insurers and clients), VAT Summary as the working paper for 2550M and 2550Q, SAWT, QAP for 1601-EQ, and SLSP Sales and Purchases, all in the BIR column order as CSV, Excel or PDF. The system does not file returns; the broker validates the files with the BIR's tools and files them.</w:t>
+        <w:t>No. iNXT BrokerVerse is a web application used in a browser on a desktop or laptop. Mobile layouts were not part of the test cycle of this release.</w:t>
+      </w:r>
+      <w:r>
+        <w:br w:type="page"/>
+      </w:r>
+    </w:p>
+    <w:p>
+      <w:pPr>
+        <w:pStyle w:val="Heading1"/>
+        <w:rPr/>
+      </w:pPr>
+      <w:bookmarkStart w:id="22" w:name="__RefHeading___Toc4068_1360963153"/>
+      <w:bookmarkEnd w:id="22"/>
+      <w:r>
+        <w:rPr>
+          <w:rFonts w:eastAsia="Segoe UI" w:cs="Segoe UI" w:ascii="Segoe UI" w:hAnsi="Segoe UI"/>
+          <w:b/>
+          <w:color w:val="0F4761"/>
+          <w:sz w:val="32"/>
+        </w:rPr>
+        <w:t>5.  Regulation and compliance</w:t>
       </w:r>
     </w:p>
     <w:p>
@@ -5507,7 +6363,7 @@
         <w:pStyle w:val="Heading2"/>
         <w:rPr/>
       </w:pPr>
-      <w:bookmarkStart w:id="23" w:name="__RefHeading___Toc1195_3066934455"/>
+      <w:bookmarkStart w:id="23" w:name="__RefHeading___Toc4070_1360963153"/>
       <w:bookmarkEnd w:id="23"/>
       <w:r>
         <w:rPr>
@@ -5516,7 +6372,7 @@
           <w:color w:val="0F4761"/>
           <w:sz w:val="26"/>
         </w:rPr>
-        <w:t>5.3  Is the system registered with the BIR as a Computerized Accounting System?</w:t>
+        <w:t>5.1  Does it support Insurance Commission requirements?</w:t>
       </w:r>
     </w:p>
     <w:p>
@@ -5531,7 +6387,7 @@
           <w:color w:val="101820"/>
           <w:sz w:val="21"/>
         </w:rPr>
-        <w:t>Registration of a computerised accounting system, or the acknowledgement the current rules provide for, is filed by the taxpayer, that is the broker. iNXT BrokerVerse provides what such a file typically needs: the system description, sample journals, ledgers, trial balance and receipts, the number series, the audit trail, user access controls and period locks. The current status of any registration or acknowledgement held for iNXT BrokerVerse: [to confirm].</w:t>
+        <w:t>It keeps the records a licensed broker must keep and produce on examination: broker slips and offers, quotations, Placement Slips with each insurer's confirmation, policies with participants, endorsements, claims and renewals, each numbered and in the audit trail. Premium due to each insurer is held in the ledger apart from commission income. The IC compliance registers add, under Compliance &gt; Insurance Commission: a licence register of the firm, officers and agents, with commission to an agent without a licence in force held (or warned, by setting); fit and proper records of directors and officers; a check of each insurer's IC certificate of authority when a request for quotation, a firm order or a policy is issued; the complaints register under RA 11765 with deadlines and letters; the IC annual statement schedules built from the ledger as a working paper; and the IC production report by insurer and line. The accountant confirms the figures and transcribes them onto the IC form set in force; the broker files with the IC. The deadlines, lists and declarations delivered are settings the compliance officer confirms against the IC rules in force.</w:t>
       </w:r>
     </w:p>
     <w:p>
@@ -5539,7 +6395,7 @@
         <w:pStyle w:val="Heading2"/>
         <w:rPr/>
       </w:pPr>
-      <w:bookmarkStart w:id="24" w:name="__RefHeading___Toc1197_3066934455"/>
+      <w:bookmarkStart w:id="24" w:name="__RefHeading___Toc4072_1360963153"/>
       <w:bookmarkEnd w:id="24"/>
       <w:r>
         <w:rPr>
@@ -5548,7 +6404,7 @@
           <w:color w:val="0F4761"/>
           <w:sz w:val="26"/>
         </w:rPr>
-        <w:t>5.4  How does it handle invoices and receipts under the EOPT Act?</w:t>
+        <w:t>5.2  Which BIR outputs are included?</w:t>
       </w:r>
     </w:p>
     <w:p>
@@ -5563,7 +6419,7 @@
           <w:color w:val="101820"/>
           <w:sz w:val="21"/>
         </w:rPr>
-        <w:t>The broker issues invoices (bills) and official receipts from their own number series, printed on the letterhead with the TIN, and the next number can continue the old system's numbering. Which documents the broker issues as primary and supplementary documents is decided with its tax adviser, and the series are registered with the BIR as required.</w:t>
+        <w:t>BIR Form 2307 (issued to payees and received from insurers and clients); the withholding returns 0619-E and 1601-EQ laid out as the BIR forms, reconciled to the QAP and the ledger, with their filing records; the annual 1604-E with the alphalist of payees; the percentage tax 2551Q for a non-VAT broker; VAT Summary as the working paper for 2550M and 2550Q; SAWT, QAP and SLSP; and the DAT files of the QAP, SAWT, SLSP and 1604-E alphalist in the BIR validation module layouts. Overriding, profit and contingent commission from insurers is computed, billed and invoiced. The system does not file returns: the broker validates the DAT files with the current BIR module, transfers the figures to eBIRForms or eFPS and files. The tax adviser confirms the ATCs, rates and form versions.</w:t>
       </w:r>
     </w:p>
     <w:p>
@@ -5571,7 +6427,7 @@
         <w:pStyle w:val="Heading2"/>
         <w:rPr/>
       </w:pPr>
-      <w:bookmarkStart w:id="25" w:name="__RefHeading___Toc1199_3066934455"/>
+      <w:bookmarkStart w:id="25" w:name="__RefHeading___Toc4074_1360963153"/>
       <w:bookmarkEnd w:id="25"/>
       <w:r>
         <w:rPr>
@@ -5580,7 +6436,7 @@
           <w:color w:val="0F4761"/>
           <w:sz w:val="26"/>
         </w:rPr>
-        <w:t>5.5  How are premium taxes calculated?</w:t>
+        <w:t>5.3  Is the system registered with the BIR as a Computerized Accounting System?</w:t>
       </w:r>
     </w:p>
     <w:p>
@@ -5595,6 +6451,70 @@
           <w:color w:val="101820"/>
           <w:sz w:val="21"/>
         </w:rPr>
+        <w:t>Registration of a computerised accounting system, or the acknowledgement the current rules provide for, is filed by the taxpayer, that is the broker. Accounts &gt; Tax &gt; CAS Books and Documents prepares the pack: a readiness list, the loose-leaf books (general journal, general ledger, cash receipts, cash disbursements, sales and purchase books) printed month by month with continuous page numbers and a print register, the system description, the backup procedure and the audit trail extract. The current status of any registration or acknowledgement held for iNXT BrokerVerse: [to confirm].</w:t>
+      </w:r>
+    </w:p>
+    <w:p>
+      <w:pPr>
+        <w:pStyle w:val="Heading2"/>
+        <w:rPr/>
+      </w:pPr>
+      <w:bookmarkStart w:id="26" w:name="__RefHeading___Toc4076_1360963153"/>
+      <w:bookmarkEnd w:id="26"/>
+      <w:r>
+        <w:rPr>
+          <w:rFonts w:eastAsia="Segoe UI" w:cs="Segoe UI"/>
+          <w:b/>
+          <w:color w:val="0F4761"/>
+          <w:sz w:val="26"/>
+        </w:rPr>
+        <w:t>5.4  How does it handle invoices and receipts under the EOPT Act?</w:t>
+      </w:r>
+    </w:p>
+    <w:p>
+      <w:pPr>
+        <w:pStyle w:val="Normal"/>
+        <w:spacing w:lineRule="auto" w:line="276" w:before="0" w:after="120"/>
+        <w:rPr/>
+      </w:pPr>
+      <w:r>
+        <w:rPr>
+          <w:rFonts w:eastAsia="Segoe UI" w:cs="Segoe UI" w:ascii="Segoe UI" w:hAnsi="Segoe UI"/>
+          <w:color w:val="101820"/>
+          <w:sz w:val="21"/>
+        </w:rPr>
+        <w:t>Accounts &gt; Tax &gt; Sales Invoices issues the broker's sales invoices for commission and fees under RA 11976 and RR 7-2024: sequential SI numbers within the registered serial range, the seller's and buyer's registered details, VATable, exempt and zero-rated sales with VAT shown separately, and a payment acknowledgement as a supplementary document. The title of premium collection receipts is a setting. An EIS connector queues each invoice for the BIR Electronic Invoicing System; it is delivered switched off and in test mode, and the EIS enrolment, certification and credentials stay with the BIR and the broker. Which documents are registered as invoices, the wording of the supplementary documents and the VAT treatment of each commission stream are confirmed by the broker's tax adviser.</w:t>
+      </w:r>
+    </w:p>
+    <w:p>
+      <w:pPr>
+        <w:pStyle w:val="Heading2"/>
+        <w:rPr/>
+      </w:pPr>
+      <w:bookmarkStart w:id="27" w:name="__RefHeading___Toc4078_1360963153"/>
+      <w:bookmarkEnd w:id="27"/>
+      <w:r>
+        <w:rPr>
+          <w:rFonts w:eastAsia="Segoe UI" w:cs="Segoe UI"/>
+          <w:b/>
+          <w:color w:val="0F4761"/>
+          <w:sz w:val="26"/>
+        </w:rPr>
+        <w:t>5.5  How are premium taxes calculated?</w:t>
+      </w:r>
+    </w:p>
+    <w:p>
+      <w:pPr>
+        <w:pStyle w:val="Normal"/>
+        <w:spacing w:lineRule="auto" w:line="276" w:before="0" w:after="120"/>
+        <w:rPr/>
+      </w:pPr>
+      <w:r>
+        <w:rPr>
+          <w:rFonts w:eastAsia="Segoe UI" w:cs="Segoe UI" w:ascii="Segoe UI" w:hAnsi="Segoe UI"/>
+          <w:color w:val="101820"/>
+          <w:sz w:val="21"/>
+        </w:rPr>
         <w:t>On every quotation, policy, endorsement and renewal: VAT 12% on the lines that carry it, documentary stamp tax of PHP 0.50 on each PHP 4.00 of net premium or fraction (NIRC section 184), local government tax (0.75% default, and a rate per city or municipality in Premium Taxes &amp; LGU Rates), and fire service tax 2% on fire and IAR. Rates and the lines they apply to are settings. CTPL comes from the tariff and is not taxed again.</w:t>
       </w:r>
     </w:p>
@@ -5603,8 +6523,8 @@
         <w:pStyle w:val="Heading2"/>
         <w:rPr/>
       </w:pPr>
-      <w:bookmarkStart w:id="26" w:name="__RefHeading___Toc1201_3066934455"/>
-      <w:bookmarkEnd w:id="26"/>
+      <w:bookmarkStart w:id="28" w:name="__RefHeading___Toc4080_1360963153"/>
+      <w:bookmarkEnd w:id="28"/>
       <w:r>
         <w:rPr>
           <w:rFonts w:eastAsia="Segoe UI" w:cs="Segoe UI"/>
@@ -5722,7 +6642,45 @@
           <w:color w:val="101820"/>
           <w:sz w:val="21"/>
         </w:rPr>
-        <w:t>anonymisation once the retention period is over (10 years after the last policy expiry in the delivered set-up); it is refused while there is open business or the records must still be kept, and amounts, numbers and dates stay for the books.</w:t>
+        <w:t>anonymisation once the retention period is over (10 years after the last policy expiry in the delivered set-up); it is refused while there is open business or the records must still be kept, and amounts, numbers and dates stay for the books;</w:t>
+      </w:r>
+    </w:p>
+    <w:p>
+      <w:pPr>
+        <w:pStyle w:val="Normal"/>
+        <w:numPr>
+          <w:ilvl w:val="0"/>
+          <w:numId w:val="1"/>
+        </w:numPr>
+        <w:spacing w:before="0" w:after="60"/>
+        <w:rPr/>
+      </w:pPr>
+      <w:r>
+        <w:rPr>
+          <w:rFonts w:eastAsia="Segoe UI" w:cs="Segoe UI" w:ascii="Segoe UI" w:hAnsi="Segoe UI"/>
+          <w:color w:val="101820"/>
+          <w:sz w:val="21"/>
+        </w:rPr>
+        <w:t>with the compliance registers: masking of TIN, ID numbers, mobile numbers, e-mail addresses, bank accounts and birth dates for roles without the permission to view them, on screens and exports; encryption at rest of TIN, ID and bank account numbers with a key held outside the database; and a breach register that runs the 72-hour NPC notification clock with reminders and gives the annual report;</w:t>
+      </w:r>
+    </w:p>
+    <w:p>
+      <w:pPr>
+        <w:pStyle w:val="Normal"/>
+        <w:numPr>
+          <w:ilvl w:val="0"/>
+          <w:numId w:val="1"/>
+        </w:numPr>
+        <w:spacing w:before="0" w:after="60"/>
+        <w:rPr/>
+      </w:pPr>
+      <w:r>
+        <w:rPr>
+          <w:rFonts w:eastAsia="Segoe UI" w:cs="Segoe UI" w:ascii="Segoe UI" w:hAnsi="Segoe UI"/>
+          <w:color w:val="101820"/>
+          <w:sz w:val="21"/>
+        </w:rPr>
+        <w:t>a masking tool for copies of production used in test and training environments.</w:t>
       </w:r>
     </w:p>
     <w:p>
@@ -5737,7 +6695,7 @@
           <w:color w:val="101820"/>
           <w:sz w:val="21"/>
         </w:rPr>
-        <w:t>The broker remains the personal information controller. Its DPO sets the due days, retention years and notice version, and handles NPC registration and breach notification. iorta TechNXT acts as personal information processor when it hosts or supports the system.</w:t>
+        <w:t>The broker remains the personal information controller. Its DPO sets the due days, retention years and notice version, and handles NPC registration and the breach notification itself. iorta TechNXT acts as personal information processor when it hosts or supports the system.</w:t>
       </w:r>
     </w:p>
     <w:p>
@@ -5745,8 +6703,8 @@
         <w:pStyle w:val="Heading2"/>
         <w:rPr/>
       </w:pPr>
-      <w:bookmarkStart w:id="27" w:name="__RefHeading___Toc1203_3066934455"/>
-      <w:bookmarkEnd w:id="27"/>
+      <w:bookmarkStart w:id="29" w:name="__RefHeading___Toc4082_1360963153"/>
+      <w:bookmarkEnd w:id="29"/>
       <w:r>
         <w:rPr>
           <w:rFonts w:eastAsia="Segoe UI" w:cs="Segoe UI"/>
@@ -5769,7 +6727,7 @@
           <w:color w:val="101820"/>
           <w:sz w:val="21"/>
         </w:rPr>
-        <w:t>Partly. KYC data for motor (government ID type, number and image) is required before issue, and the receipts, collections and client accounting history give transaction data for review. There is no transaction monitoring, sanctions or PEP screening, or AMLC reporting function. Whether and how the AMLA applies is for the broker's compliance officer.</w:t>
+        <w:t>Yes. The AML/CFT toolkit (Compliance menu, Compliance Officer role) covers onboarding before the first policy (individual and juridical clients, signatories and beneficial owners, KYC documents), a risk rating from configurable factors with enhanced due diligence for high-risk clients (no policy is issued until the EDD review is approved, by setting), screening against the lists the broker uploads (UN consolidated list, AMLC and ATC designations, PEP and internal lists) and optionally a commercial screening provider, daily covered and suspicious transaction monitoring, cases with due dates, and the CTR and STR report files. No list content is delivered: the broker loads the lists it is entitled to use. The report file layout, institution code and transaction codes are confirmed by the compliance officer against the AMLC's current reporting guidelines and tested in the AMLC portal before the first filing. The broker files with the AMLC.</w:t>
       </w:r>
       <w:r>
         <w:br w:type="page"/>
@@ -5780,8 +6738,8 @@
         <w:pStyle w:val="Heading1"/>
         <w:rPr/>
       </w:pPr>
-      <w:bookmarkStart w:id="28" w:name="__RefHeading___Toc1205_3066934455"/>
-      <w:bookmarkEnd w:id="28"/>
+      <w:bookmarkStart w:id="30" w:name="__RefHeading___Toc4084_1360963153"/>
+      <w:bookmarkEnd w:id="30"/>
       <w:r>
         <w:rPr>
           <w:rFonts w:eastAsia="Segoe UI" w:cs="Segoe UI" w:ascii="Segoe UI" w:hAnsi="Segoe UI"/>
@@ -5797,8 +6755,8 @@
         <w:pStyle w:val="Heading2"/>
         <w:rPr/>
       </w:pPr>
-      <w:bookmarkStart w:id="29" w:name="__RefHeading___Toc1207_3066934455"/>
-      <w:bookmarkEnd w:id="29"/>
+      <w:bookmarkStart w:id="31" w:name="__RefHeading___Toc4086_1360963153"/>
+      <w:bookmarkEnd w:id="31"/>
       <w:r>
         <w:rPr>
           <w:rFonts w:eastAsia="Segoe UI" w:cs="Segoe UI"/>
@@ -5821,7 +6779,7 @@
           <w:color w:val="101820"/>
           <w:sz w:val="21"/>
         </w:rPr>
-        <w:t>No insurer API is used. Broker slips, placement orders, remittance statements and commission debit notes go to insurers as PDF, CSV or Excel files and by e-mail. Insurer statements of account come back as CSV or Excel files and are matched in Insurer Reconciliation, with a column mapping per insurer. An insurer API integration is a change request (standard integration PHP 320,000.00, complex PHP 720,000.00).</w:t>
+        <w:t>Yes, through the integration framework. The INSURER_API connector sends policy issuance, policy and premium data and claim status requests, with a mapping per insurer (product codes, request and answer fields, claim statuses) set on Master &gt; System Configuration &gt; Insurer Integration; an insurer without an API sends a claim status file instead. Every message goes through a monitored outbox with retries. The connector is delivered in test mode: going live with an insurer needs the insurer's endpoint, credentials and acceptance of the requests, which is done with each insurer during onboarding (priced per connector, see the Rate Card). Slips, placement orders, remittance statements and debit notes still go by PDF and e-mail where the insurer prefers, and insurer statements of account are matched in Insurer Reconciliation.</w:t>
       </w:r>
     </w:p>
     <w:p>
@@ -5829,8 +6787,8 @@
         <w:pStyle w:val="Heading2"/>
         <w:rPr/>
       </w:pPr>
-      <w:bookmarkStart w:id="30" w:name="__RefHeading___Toc1209_3066934455"/>
-      <w:bookmarkEnd w:id="30"/>
+      <w:bookmarkStart w:id="32" w:name="__RefHeading___Toc4088_1360963153"/>
+      <w:bookmarkEnd w:id="32"/>
       <w:r>
         <w:rPr>
           <w:rFonts w:eastAsia="Segoe UI" w:cs="Segoe UI"/>
@@ -5853,7 +6811,7 @@
           <w:color w:val="101820"/>
           <w:sz w:val="21"/>
         </w:rPr>
-        <w:t>Bank statement formats for BDO, BPI and Metrobank and a generic layout are delivered. A new bank format is added in Master &gt; Finance &gt; Bank Statement Formats without code. Transfers to insurers are approved in the system and their bank result recorded; no bank payment file or bank API is generated.</w:t>
+        <w:t>Bank statement formats for BDO, BPI and Metrobank and a generic layout are delivered for reconciliation; a new format is added in Master &gt; Finance &gt; Bank Statement Formats without code. Payments go out by bank upload file (bulk credit, InstaPay or PESONet) from approved payment vouchers, with maker-checker on the batch and the bank's status file imported back. Starter file layouts for BDO, BPI, Metrobank, Landbank and UnionBank and a generic CSV are delivered as examples: each is validated against the bank's current specification and a test file accepted by the bank during onboarding. There is no direct bank API.</w:t>
       </w:r>
     </w:p>
     <w:p>
@@ -5861,8 +6819,8 @@
         <w:pStyle w:val="Heading2"/>
         <w:rPr/>
       </w:pPr>
-      <w:bookmarkStart w:id="31" w:name="__RefHeading___Toc1211_3066934455"/>
-      <w:bookmarkEnd w:id="31"/>
+      <w:bookmarkStart w:id="33" w:name="__RefHeading___Toc4090_1360963153"/>
+      <w:bookmarkEnd w:id="33"/>
       <w:r>
         <w:rPr>
           <w:rFonts w:eastAsia="Segoe UI" w:cs="Segoe UI"/>
@@ -5893,8 +6851,8 @@
         <w:pStyle w:val="Heading2"/>
         <w:rPr/>
       </w:pPr>
-      <w:bookmarkStart w:id="32" w:name="__RefHeading___Toc1213_3066934455"/>
-      <w:bookmarkEnd w:id="32"/>
+      <w:bookmarkStart w:id="34" w:name="__RefHeading___Toc4092_1360963153"/>
+      <w:bookmarkEnd w:id="34"/>
       <w:r>
         <w:rPr>
           <w:rFonts w:eastAsia="Segoe UI" w:cs="Segoe UI"/>
@@ -5917,7 +6875,7 @@
           <w:color w:val="101820"/>
           <w:sz w:val="21"/>
         </w:rPr>
-        <w:t>With the delivered upload templates (about 40), filled by the broker from its old system: masters, clients, in-force policies, open receivables (Import open items) and the opening trial balance (Import opening balances). Each load is rehearsed in mock loads and reconciled before cutover. One import file holds up to 20,000 rows; larger books are loaded in several files. Migration from a legacy source beyond the templates is PHP 240,000.00 per source.</w:t>
+        <w:t>With the Go-Live Data Load workbench: a configuration workbook (settings and masters, including the Philippine regions, provinces, cities and barangays, banks and ID types delivered) and a migration workbook (clients, in-force policies, open items, opening balances), each validated before loading with an errors workbook to correct, then loaded and reconciled. The upload templates of each master and opening balance are also delivered. An environment comparison report proves that configuration was promoted unchanged from UAT to Production. Each load is rehearsed and reconciled before cutover. One import file holds up to 20,000 rows; larger books are loaded in several files. Migration from a legacy source beyond the templates is PHP 240,000.00 per source.</w:t>
       </w:r>
     </w:p>
     <w:p>
@@ -5925,8 +6883,8 @@
         <w:pStyle w:val="Heading2"/>
         <w:rPr/>
       </w:pPr>
-      <w:bookmarkStart w:id="33" w:name="__RefHeading___Toc1215_3066934455"/>
-      <w:bookmarkEnd w:id="33"/>
+      <w:bookmarkStart w:id="35" w:name="__RefHeading___Toc4094_1360963153"/>
+      <w:bookmarkEnd w:id="35"/>
       <w:r>
         <w:rPr>
           <w:rFonts w:eastAsia="Segoe UI" w:cs="Segoe UI"/>
@@ -5934,7 +6892,7 @@
           <w:color w:val="0F4761"/>
           <w:sz w:val="26"/>
         </w:rPr>
-        <w:t>6.5  Is there an API?</w:t>
+        <w:t>6.5  Does it send SMS or connect to the CTPL authentication provider?</w:t>
       </w:r>
     </w:p>
     <w:p>
@@ -5949,27 +6907,7 @@
           <w:color w:val="101820"/>
           <w:sz w:val="21"/>
         </w:rPr>
-        <w:t>Yes. The application is built on a REST API with an OpenAPI description and a Postman collection. Every call is checked against the user's permissions.</w:t>
-      </w:r>
-      <w:r>
-        <w:br w:type="page"/>
-      </w:r>
-    </w:p>
-    <w:p>
-      <w:pPr>
-        <w:pStyle w:val="Heading1"/>
-        <w:rPr/>
-      </w:pPr>
-      <w:bookmarkStart w:id="34" w:name="__RefHeading___Toc1217_3066934455"/>
-      <w:bookmarkEnd w:id="34"/>
-      <w:r>
-        <w:rPr>
-          <w:rFonts w:eastAsia="Segoe UI" w:cs="Segoe UI" w:ascii="Segoe UI" w:hAnsi="Segoe UI"/>
-          <w:b/>
-          <w:color w:val="0F4761"/>
-          <w:sz w:val="32"/>
-        </w:rPr>
-        <w:t>7.  Technology, hosting and security</w:t>
+        <w:t>Yes. SMS (and optionally Viber business messages) through Semaphore-style, Globe Labs-style or any HTTP gateway: renewal notices, payment reminders and claim updates from templates, after a consent check. CTPL certificates of cover are authenticated through the connector of the IC-accredited provider, with the COC series and the LTO feed where the provider does not send it. Connectors are delivered in test mode; the broker contracts the provider, and the provider's acceptance of the interface is completed during onboarding.</w:t>
       </w:r>
     </w:p>
     <w:p>
@@ -5977,8 +6915,8 @@
         <w:pStyle w:val="Heading2"/>
         <w:rPr/>
       </w:pPr>
-      <w:bookmarkStart w:id="35" w:name="__RefHeading___Toc1219_3066934455"/>
-      <w:bookmarkEnd w:id="35"/>
+      <w:bookmarkStart w:id="36" w:name="__RefHeading___Toc4096_1360963153"/>
+      <w:bookmarkEnd w:id="36"/>
       <w:r>
         <w:rPr>
           <w:rFonts w:eastAsia="Segoe UI" w:cs="Segoe UI"/>
@@ -5986,7 +6924,7 @@
           <w:color w:val="0F4761"/>
           <w:sz w:val="26"/>
         </w:rPr>
-        <w:t>7.1  What is it built on?</w:t>
+        <w:t>6.6  Is there an API?</w:t>
       </w:r>
     </w:p>
     <w:p>
@@ -6001,7 +6939,27 @@
           <w:color w:val="101820"/>
           <w:sz w:val="21"/>
         </w:rPr>
-        <w:t>A React web application, a Node.js 22 API and a PostgreSQL 16 database, with a file store for documents. It runs in containers (Docker) or under a process manager. There is no proprietary middleware and no per-CPU database licence.</w:t>
+        <w:t>Yes. The application is built on a REST API with an OpenAPI description and a Postman collection. Every call is checked against the user's permissions. Third parties can push messages (for example claim statuses or CTPL results) to a signed inbound address per connector.</w:t>
+      </w:r>
+      <w:r>
+        <w:br w:type="page"/>
+      </w:r>
+    </w:p>
+    <w:p>
+      <w:pPr>
+        <w:pStyle w:val="Heading1"/>
+        <w:rPr/>
+      </w:pPr>
+      <w:bookmarkStart w:id="37" w:name="__RefHeading___Toc4098_1360963153"/>
+      <w:bookmarkEnd w:id="37"/>
+      <w:r>
+        <w:rPr>
+          <w:rFonts w:eastAsia="Segoe UI" w:cs="Segoe UI" w:ascii="Segoe UI" w:hAnsi="Segoe UI"/>
+          <w:b/>
+          <w:color w:val="0F4761"/>
+          <w:sz w:val="32"/>
+        </w:rPr>
+        <w:t>7.  Technology, hosting and security</w:t>
       </w:r>
     </w:p>
     <w:p>
@@ -6009,8 +6967,8 @@
         <w:pStyle w:val="Heading2"/>
         <w:rPr/>
       </w:pPr>
-      <w:bookmarkStart w:id="36" w:name="__RefHeading___Toc1221_3066934455"/>
-      <w:bookmarkEnd w:id="36"/>
+      <w:bookmarkStart w:id="38" w:name="__RefHeading___Toc4100_1360963153"/>
+      <w:bookmarkEnd w:id="38"/>
       <w:r>
         <w:rPr>
           <w:rFonts w:eastAsia="Segoe UI" w:cs="Segoe UI"/>
@@ -6018,7 +6976,7 @@
           <w:color w:val="0F4761"/>
           <w:sz w:val="26"/>
         </w:rPr>
-        <w:t>7.2  Where can it be hosted?</w:t>
+        <w:t>7.1  What is it built on?</w:t>
       </w:r>
     </w:p>
     <w:p>
@@ -6033,7 +6991,7 @@
           <w:color w:val="101820"/>
           <w:sz w:val="21"/>
         </w:rPr>
-        <w:t>Four options: AWS (Singapore region), Microsoft Azure (Southeast Asia, Singapore), a Philippine hosting partner, or the broker's own data centre. Hosting by iorta TechNXT is optional and priced separately, per environment set: Dev, UAT and Production for a small or medium broker; Dev, SIT, UAT and Production for a large broker. A temporary Pre-Prod, restored from a production backup for the go-live rehearsal and each major release, is billed only for the months it exists. On AWS the standing set costs PHP 43,000.00 a month for a small broker and PHP 143,000.00 for a large one (Rate Card). A broker that hosts itself pays no hosting fee and receives the deployment guide, with set-up support at day rates.</w:t>
+        <w:t>A React web application, a Node.js 22 API and a PostgreSQL 16 database, with a file store for documents. It runs in containers (Docker) or under a process manager. There is no proprietary middleware and no per-CPU database licence.</w:t>
       </w:r>
     </w:p>
     <w:p>
@@ -6041,8 +6999,8 @@
         <w:pStyle w:val="Heading2"/>
         <w:rPr/>
       </w:pPr>
-      <w:bookmarkStart w:id="37" w:name="__RefHeading___Toc1223_3066934455"/>
-      <w:bookmarkEnd w:id="37"/>
+      <w:bookmarkStart w:id="39" w:name="__RefHeading___Toc4102_1360963153"/>
+      <w:bookmarkEnd w:id="39"/>
       <w:r>
         <w:rPr>
           <w:rFonts w:eastAsia="Segoe UI" w:cs="Segoe UI"/>
@@ -6050,7 +7008,7 @@
           <w:color w:val="0F4761"/>
           <w:sz w:val="26"/>
         </w:rPr>
-        <w:t>7.3  Our data must stay in the Philippines. Can it?</w:t>
+        <w:t>7.2  Where can it be hosted?</w:t>
       </w:r>
     </w:p>
     <w:p>
@@ -6065,7 +7023,7 @@
           <w:color w:val="101820"/>
           <w:sz w:val="21"/>
         </w:rPr>
-        <w:t>Yes, with the local partner option or the broker's own data centre. The Data Privacy Act does not require personal data to be stored in the Philippines; it makes the broker accountable for data transferred abroad. Hosting in Singapore is therefore a documented cross-border transfer covered by contract. AWS has a Manila Local Zone with a limited set of services; the managed database and file services run in Singapore.</w:t>
+        <w:t>Four options: AWS (Singapore region), Microsoft Azure (Southeast Asia, Singapore), a Philippine hosting partner, or the broker's own data centre. Hosting by iorta TechNXT is optional and priced separately, per environment set: Dev, UAT and Production for a small or medium broker; Dev, SIT, UAT and Production for a large broker. A temporary Pre-Prod, restored from a production backup for the go-live rehearsal and each major release, is billed only for the months it exists. On AWS the standing set costs PHP 43,000.00 a month for a small broker and PHP 143,000.00 for a large one (Rate Card). A broker that hosts itself pays no hosting fee and receives the deployment guide, with set-up support at day rates.</w:t>
       </w:r>
     </w:p>
     <w:p>
@@ -6073,8 +7031,8 @@
         <w:pStyle w:val="Heading2"/>
         <w:rPr/>
       </w:pPr>
-      <w:bookmarkStart w:id="38" w:name="__RefHeading___Toc1225_3066934455"/>
-      <w:bookmarkEnd w:id="38"/>
+      <w:bookmarkStart w:id="40" w:name="__RefHeading___Toc4104_1360963153"/>
+      <w:bookmarkEnd w:id="40"/>
       <w:r>
         <w:rPr>
           <w:rFonts w:eastAsia="Segoe UI" w:cs="Segoe UI"/>
@@ -6082,7 +7040,7 @@
           <w:color w:val="0F4761"/>
           <w:sz w:val="26"/>
         </w:rPr>
-        <w:t>7.4  How is the system secured?</w:t>
+        <w:t>7.3  Our data must stay in the Philippines. Can it?</w:t>
       </w:r>
     </w:p>
     <w:p>
@@ -6097,7 +7055,7 @@
           <w:color w:val="101820"/>
           <w:sz w:val="21"/>
         </w:rPr>
-        <w:t>Named users only; password rules (8 characters or more, mixed case, digit and symbol, history of 5, 90-day age); lockout after 5 wrong passwords; two-factor sign-in with an authenticator app, compulsory for the roles the broker chooses; 30-minute access tokens with idle sign-out; permissions checked by the server on every request; TLS in transit; audit trail of every change with before and after values. Application controls are mapped to the OWASP Top 10. Storage encryption of the database, files and backups is recommended on every hosting option.</w:t>
+        <w:t>Yes, with the local partner option or the broker's own data centre. The Data Privacy Act does not require personal data to be stored in the Philippines; it makes the broker accountable for data transferred abroad. Hosting in Singapore is therefore a documented cross-border transfer covered by contract. AWS has a Manila Local Zone with a limited set of services; the managed database and file services run in Singapore.</w:t>
       </w:r>
     </w:p>
     <w:p>
@@ -6105,8 +7063,8 @@
         <w:pStyle w:val="Heading2"/>
         <w:rPr/>
       </w:pPr>
-      <w:bookmarkStart w:id="39" w:name="__RefHeading___Toc1227_3066934455"/>
-      <w:bookmarkEnd w:id="39"/>
+      <w:bookmarkStart w:id="41" w:name="__RefHeading___Toc4106_1360963153"/>
+      <w:bookmarkEnd w:id="41"/>
       <w:r>
         <w:rPr>
           <w:rFonts w:eastAsia="Segoe UI" w:cs="Segoe UI"/>
@@ -6114,7 +7072,7 @@
           <w:color w:val="0F4761"/>
           <w:sz w:val="26"/>
         </w:rPr>
-        <w:t>7.5  What about backups and disaster recovery?</w:t>
+        <w:t>7.4  How is the system secured?</w:t>
       </w:r>
     </w:p>
     <w:p>
@@ -6129,7 +7087,7 @@
           <w:color w:val="101820"/>
           <w:sz w:val="21"/>
         </w:rPr>
-        <w:t>Every hosting option includes daily backups with point-in-time restore, and production runs with two API instances and a standby database. A disaster recovery site is set up in a second region or a second Philippine site, depending on the option. Backup restores and DR drills are part of the support service.</w:t>
+        <w:t>Named users only; password rules (8 characters or more, mixed case, digit and symbol, history of 5, 90-day age); lockout after 5 wrong passwords; two-factor sign-in with an authenticator app, compulsory for the roles the broker chooses; 30-minute access tokens with idle sign-out; permissions checked by the server on every request; personal identifiers masked by role and TIN, ID and bank numbers encrypted at rest (compliance registers); connector credentials held in the server's secret store, never in the database; TLS in transit; audit trail of every change with before and after values, with an Audit Trail screen. Application controls are mapped to the OWASP Top 10. Storage encryption of the database, files and backups is recommended on every hosting option.</w:t>
       </w:r>
     </w:p>
     <w:p>
@@ -6137,8 +7095,8 @@
         <w:pStyle w:val="Heading2"/>
         <w:rPr/>
       </w:pPr>
-      <w:bookmarkStart w:id="40" w:name="__RefHeading___Toc1229_3066934455"/>
-      <w:bookmarkEnd w:id="40"/>
+      <w:bookmarkStart w:id="42" w:name="__RefHeading___Toc4108_1360963153"/>
+      <w:bookmarkEnd w:id="42"/>
       <w:r>
         <w:rPr>
           <w:rFonts w:eastAsia="Segoe UI" w:cs="Segoe UI"/>
@@ -6146,7 +7104,7 @@
           <w:color w:val="0F4761"/>
           <w:sz w:val="26"/>
         </w:rPr>
-        <w:t>7.6  Has it been tested?</w:t>
+        <w:t>7.5  What about backups and disaster recovery?</w:t>
       </w:r>
     </w:p>
     <w:p>
@@ -6161,27 +7119,7 @@
           <w:color w:val="101820"/>
           <w:sz w:val="21"/>
         </w:rPr>
-        <w:t>Yes. For this release, 497 test cases were prepared and, after the re-test of 03 October 2026, 486 passed; the remaining 11 are 2 open Medium items, 3 cases that need a mail server and 6 not yet run, each tracked in the test workbook. The backend business-rule regression has 717 tests. An end-to-end UAT cycle of 371 business steps ran on a fresh database with one user per role, from set-up to month-end close. An external penetration test was not part of this cycle and is recommended before go-live.</w:t>
-      </w:r>
-      <w:r>
-        <w:br w:type="page"/>
-      </w:r>
-    </w:p>
-    <w:p>
-      <w:pPr>
-        <w:pStyle w:val="Heading1"/>
-        <w:rPr/>
-      </w:pPr>
-      <w:bookmarkStart w:id="41" w:name="__RefHeading___Toc1231_3066934455"/>
-      <w:bookmarkEnd w:id="41"/>
-      <w:r>
-        <w:rPr>
-          <w:rFonts w:eastAsia="Segoe UI" w:cs="Segoe UI" w:ascii="Segoe UI" w:hAnsi="Segoe UI"/>
-          <w:b/>
-          <w:color w:val="0F4761"/>
-          <w:sz w:val="32"/>
-        </w:rPr>
-        <w:t>8.  Implementation</w:t>
+        <w:t>Every hosting option includes daily backups with point-in-time restore, and production runs with two API instances and a standby database. A disaster recovery site is set up in a second region or a second Philippine site, depending on the option. Backup restores and DR drills are part of the support service.</w:t>
       </w:r>
     </w:p>
     <w:p>
@@ -6189,8 +7127,8 @@
         <w:pStyle w:val="Heading2"/>
         <w:rPr/>
       </w:pPr>
-      <w:bookmarkStart w:id="42" w:name="__RefHeading___Toc1233_3066934455"/>
-      <w:bookmarkEnd w:id="42"/>
+      <w:bookmarkStart w:id="43" w:name="__RefHeading___Toc4110_1360963153"/>
+      <w:bookmarkEnd w:id="43"/>
       <w:r>
         <w:rPr>
           <w:rFonts w:eastAsia="Segoe UI" w:cs="Segoe UI"/>
@@ -6198,7 +7136,7 @@
           <w:color w:val="0F4761"/>
           <w:sz w:val="26"/>
         </w:rPr>
-        <w:t>8.1  How long does it take?</w:t>
+        <w:t>7.6  Has it been tested?</w:t>
       </w:r>
     </w:p>
     <w:p>
@@ -6213,7 +7151,27 @@
           <w:color w:val="101820"/>
           <w:sz w:val="21"/>
         </w:rPr>
-        <w:t>Small broker 8 weeks, medium 12 weeks, large 16 to 20 weeks, each to the end of hypercare. The size is agreed at mobilisation from users, offices, insurers and in-force policies. Hypercare always covers the first month-end close.</w:t>
+        <w:t>Yes. For this release, 497 test cases were prepared and, after the re-test of 03 October 2026, 486 passed; the remaining 11 are 2 open Medium items, 3 cases that need a mail server and 6 not yet run, each tracked in the test workbook. The backend business-rule regression has 717 tests. An end-to-end UAT cycle of 371 business steps ran on a fresh database with one user per role, from set-up to month-end close. An external penetration test was not part of this cycle and is recommended before go-live.</w:t>
+      </w:r>
+      <w:r>
+        <w:br w:type="page"/>
+      </w:r>
+    </w:p>
+    <w:p>
+      <w:pPr>
+        <w:pStyle w:val="Heading1"/>
+        <w:rPr/>
+      </w:pPr>
+      <w:bookmarkStart w:id="44" w:name="__RefHeading___Toc4112_1360963153"/>
+      <w:bookmarkEnd w:id="44"/>
+      <w:r>
+        <w:rPr>
+          <w:rFonts w:eastAsia="Segoe UI" w:cs="Segoe UI" w:ascii="Segoe UI" w:hAnsi="Segoe UI"/>
+          <w:b/>
+          <w:color w:val="0F4761"/>
+          <w:sz w:val="32"/>
+        </w:rPr>
+        <w:t>8.  Implementation</w:t>
       </w:r>
     </w:p>
     <w:p>
@@ -6221,8 +7179,8 @@
         <w:pStyle w:val="Heading2"/>
         <w:rPr/>
       </w:pPr>
-      <w:bookmarkStart w:id="43" w:name="__RefHeading___Toc1235_3066934455"/>
-      <w:bookmarkEnd w:id="43"/>
+      <w:bookmarkStart w:id="45" w:name="__RefHeading___Toc4114_1360963153"/>
+      <w:bookmarkEnd w:id="45"/>
       <w:r>
         <w:rPr>
           <w:rFonts w:eastAsia="Segoe UI" w:cs="Segoe UI"/>
@@ -6230,7 +7188,7 @@
           <w:color w:val="0F4761"/>
           <w:sz w:val="26"/>
         </w:rPr>
-        <w:t>8.2  What do you need from us?</w:t>
+        <w:t>8.1  How long does it take?</w:t>
       </w:r>
     </w:p>
     <w:p>
@@ -6245,7 +7203,7 @@
           <w:color w:val="101820"/>
           <w:sz w:val="21"/>
         </w:rPr>
-        <w:t>A project owner, one key user per team, the data in the upload templates (insurer agreements, commission rates, chart of accounts, in-force policies, open receivables, trial balance), the SMTP mailbox, the user list two weeks before training, and timely sign-offs. Data requests go out in week 1; late data is the most common reason for a delay.</w:t>
+        <w:t>Small broker 8 weeks, medium 12 weeks, large 16 to 20 weeks, each to the end of hypercare. The size is agreed at mobilisation from users, offices, insurers and in-force policies. Hypercare always covers the first month-end close.</w:t>
       </w:r>
     </w:p>
     <w:p>
@@ -6253,8 +7211,8 @@
         <w:pStyle w:val="Heading2"/>
         <w:rPr/>
       </w:pPr>
-      <w:bookmarkStart w:id="44" w:name="__RefHeading___Toc1237_3066934455"/>
-      <w:bookmarkEnd w:id="44"/>
+      <w:bookmarkStart w:id="46" w:name="__RefHeading___Toc4116_1360963153"/>
+      <w:bookmarkEnd w:id="46"/>
       <w:r>
         <w:rPr>
           <w:rFonts w:eastAsia="Segoe UI" w:cs="Segoe UI"/>
@@ -6262,7 +7220,7 @@
           <w:color w:val="0F4761"/>
           <w:sz w:val="26"/>
         </w:rPr>
-        <w:t>8.3  Can you customise it to our process?</w:t>
+        <w:t>8.2  What do you need from us?</w:t>
       </w:r>
     </w:p>
     <w:p>
@@ -6277,7 +7235,7 @@
           <w:color w:val="101820"/>
           <w:sz w:val="21"/>
         </w:rPr>
-        <w:t>The OOTB approach is to configure, not customise. Most broker differences are met by masters and settings: products, rates, taxes, commission rules, approval limits, maker-checker switches, document numbering, e-mail texts, schedules and the placement journey per line. A requirement that configuration cannot meet is recorded in the fit-gap register and priced as a change request at the published day rates. It enters the go-live scope only if the steering committee approves it.</w:t>
+        <w:t>A project owner, one key user per team, the data in the upload templates (insurer agreements, commission rates, chart of accounts, in-force policies, open receivables, trial balance), the SMTP mailbox, the user list two weeks before training, and timely sign-offs. Data requests go out in week 1; late data is the most common reason for a delay.</w:t>
       </w:r>
     </w:p>
     <w:p>
@@ -6285,8 +7243,8 @@
         <w:pStyle w:val="Heading2"/>
         <w:rPr/>
       </w:pPr>
-      <w:bookmarkStart w:id="45" w:name="__RefHeading___Toc1239_3066934455"/>
-      <w:bookmarkEnd w:id="45"/>
+      <w:bookmarkStart w:id="47" w:name="__RefHeading___Toc4118_1360963153"/>
+      <w:bookmarkEnd w:id="47"/>
       <w:r>
         <w:rPr>
           <w:rFonts w:eastAsia="Segoe UI" w:cs="Segoe UI"/>
@@ -6294,7 +7252,7 @@
           <w:color w:val="0F4761"/>
           <w:sz w:val="26"/>
         </w:rPr>
-        <w:t>8.4  How are users trained?</w:t>
+        <w:t>8.3  Can you customise it to our process?</w:t>
       </w:r>
     </w:p>
     <w:p>
@@ -6309,27 +7267,7 @@
           <w:color w:val="101820"/>
           <w:sz w:val="21"/>
         </w:rPr>
-        <w:t>Train-the-trainer for key users, then end-user training per role, using the user manual (186 pages) and the role guides for the seven roles. Training days are included per tier; extra trainer days are PHP 30,000.00.</w:t>
-      </w:r>
-      <w:r>
-        <w:br w:type="page"/>
-      </w:r>
-    </w:p>
-    <w:p>
-      <w:pPr>
-        <w:pStyle w:val="Heading1"/>
-        <w:rPr/>
-      </w:pPr>
-      <w:bookmarkStart w:id="46" w:name="__RefHeading___Toc1241_3066934455"/>
-      <w:bookmarkEnd w:id="46"/>
-      <w:r>
-        <w:rPr>
-          <w:rFonts w:eastAsia="Segoe UI" w:cs="Segoe UI" w:ascii="Segoe UI" w:hAnsi="Segoe UI"/>
-          <w:b/>
-          <w:color w:val="0F4761"/>
-          <w:sz w:val="32"/>
-        </w:rPr>
-        <w:t>9.  Support and maintenance</w:t>
+        <w:t>The OOTB approach is to configure, not customise. Most broker differences are met by masters and settings: products, rates, taxes, commission rules, approval limits, maker-checker switches, document numbering, e-mail texts, schedules and the placement journey per line. A requirement that configuration cannot meet is recorded in the fit-gap register and priced as a change request at the published day rates. It enters the go-live scope only if the steering committee approves it.</w:t>
       </w:r>
     </w:p>
     <w:p>
@@ -6337,8 +7275,8 @@
         <w:pStyle w:val="Heading2"/>
         <w:rPr/>
       </w:pPr>
-      <w:bookmarkStart w:id="47" w:name="__RefHeading___Toc1243_3066934455"/>
-      <w:bookmarkEnd w:id="47"/>
+      <w:bookmarkStart w:id="48" w:name="__RefHeading___Toc4120_1360963153"/>
+      <w:bookmarkEnd w:id="48"/>
       <w:r>
         <w:rPr>
           <w:rFonts w:eastAsia="Segoe UI" w:cs="Segoe UI"/>
@@ -6346,7 +7284,7 @@
           <w:color w:val="0F4761"/>
           <w:sz w:val="26"/>
         </w:rPr>
-        <w:t>9.1  How does support work?</w:t>
+        <w:t>8.4  How are users trained?</w:t>
       </w:r>
     </w:p>
     <w:p>
@@ -6361,7 +7299,27 @@
           <w:color w:val="101820"/>
           <w:sz w:val="21"/>
         </w:rPr>
-        <w:t>Three levels: the broker's key users and System Administrator (L1), iorta TechNXT application support (L2) and iorta TechNXT engineering (L3). Standard hours are 8:00 to 18:00 Manila time, Monday to Friday, except Philippine regular holidays; 24x7 for Severity 1 is an option. Standard targets: P1 first response in 30 minutes and service restored or a workaround in 4 service hours; P2 2 service hours and 2 business days. The support agreement fixes the final values.</w:t>
+        <w:t>Train-the-trainer for key users, then end-user training per role, using the user manual and the role guides. The Help panel (F1) opens the manual section of the screen the user is on. Training days are included per tier; extra trainer days are PHP 30,000.00.</w:t>
+      </w:r>
+      <w:r>
+        <w:br w:type="page"/>
+      </w:r>
+    </w:p>
+    <w:p>
+      <w:pPr>
+        <w:pStyle w:val="Heading1"/>
+        <w:rPr/>
+      </w:pPr>
+      <w:bookmarkStart w:id="49" w:name="__RefHeading___Toc4122_1360963153"/>
+      <w:bookmarkEnd w:id="49"/>
+      <w:r>
+        <w:rPr>
+          <w:rFonts w:eastAsia="Segoe UI" w:cs="Segoe UI" w:ascii="Segoe UI" w:hAnsi="Segoe UI"/>
+          <w:b/>
+          <w:color w:val="0F4761"/>
+          <w:sz w:val="32"/>
+        </w:rPr>
+        <w:t>9.  Support and maintenance</w:t>
       </w:r>
     </w:p>
     <w:p>
@@ -6369,8 +7327,8 @@
         <w:pStyle w:val="Heading2"/>
         <w:rPr/>
       </w:pPr>
-      <w:bookmarkStart w:id="48" w:name="__RefHeading___Toc1245_3066934455"/>
-      <w:bookmarkEnd w:id="48"/>
+      <w:bookmarkStart w:id="50" w:name="__RefHeading___Toc4124_1360963153"/>
+      <w:bookmarkEnd w:id="50"/>
       <w:r>
         <w:rPr>
           <w:rFonts w:eastAsia="Segoe UI" w:cs="Segoe UI"/>
@@ -6378,7 +7336,7 @@
           <w:color w:val="0F4761"/>
           <w:sz w:val="26"/>
         </w:rPr>
-        <w:t>9.2  What does the AMC cover?</w:t>
+        <w:t>9.1  How does support work?</w:t>
       </w:r>
     </w:p>
     <w:p>
@@ -6393,7 +7351,7 @@
           <w:color w:val="101820"/>
           <w:sz w:val="21"/>
         </w:rPr>
-        <w:t>Corrections, updates of the OOTB version, regulatory form updates released for all customers, and standard support in business hours. It does not cover change requests, extra environments, extra training or work caused by changes the broker made outside the agreed process.</w:t>
+        <w:t>Three levels: the broker's key users and System Administrator (L1), iorta TechNXT application support (L2) and iorta TechNXT engineering (L3). Standard hours are 8:00 to 18:00 Manila time, Monday to Friday, except Philippine regular holidays; 24x7 for Severity 1 is an option. Standard targets: P1 first response in 30 minutes and service restored or a workaround in 4 service hours; P2 2 service hours and 2 business days. The support agreement fixes the final values.</w:t>
       </w:r>
     </w:p>
     <w:p>
@@ -6401,8 +7359,8 @@
         <w:pStyle w:val="Heading2"/>
         <w:rPr/>
       </w:pPr>
-      <w:bookmarkStart w:id="49" w:name="__RefHeading___Toc1247_3066934455"/>
-      <w:bookmarkEnd w:id="49"/>
+      <w:bookmarkStart w:id="51" w:name="__RefHeading___Toc4126_1360963153"/>
+      <w:bookmarkEnd w:id="51"/>
       <w:r>
         <w:rPr>
           <w:rFonts w:eastAsia="Segoe UI" w:cs="Segoe UI"/>
@@ -6410,7 +7368,7 @@
           <w:color w:val="0F4761"/>
           <w:sz w:val="26"/>
         </w:rPr>
-        <w:t>9.3  Will we get updates for new BIR forms?</w:t>
+        <w:t>9.2  What does the AMC cover?</w:t>
       </w:r>
     </w:p>
     <w:p>
@@ -6425,27 +7383,7 @@
           <w:color w:val="101820"/>
           <w:sz w:val="21"/>
         </w:rPr>
-        <w:t>Regulatory form updates released for all customers are covered by the AMC or the subscription. A broker-specific report or form is a change request.</w:t>
-      </w:r>
-      <w:r>
-        <w:br w:type="page"/>
-      </w:r>
-    </w:p>
-    <w:p>
-      <w:pPr>
-        <w:pStyle w:val="Heading1"/>
-        <w:rPr/>
-      </w:pPr>
-      <w:bookmarkStart w:id="50" w:name="__RefHeading___Toc1249_3066934455"/>
-      <w:bookmarkEnd w:id="50"/>
-      <w:r>
-        <w:rPr>
-          <w:rFonts w:eastAsia="Segoe UI" w:cs="Segoe UI" w:ascii="Segoe UI" w:hAnsi="Segoe UI"/>
-          <w:b/>
-          <w:color w:val="0F4761"/>
-          <w:sz w:val="32"/>
-        </w:rPr>
-        <w:t>10.  Commercials</w:t>
+        <w:t>Corrections, updates of the OOTB version, regulatory form updates released for all customers, and standard support in business hours. It does not cover change requests, extra environments, extra training or work caused by changes the broker made outside the agreed process.</w:t>
       </w:r>
     </w:p>
     <w:p>
@@ -6453,8 +7391,8 @@
         <w:pStyle w:val="Heading2"/>
         <w:rPr/>
       </w:pPr>
-      <w:bookmarkStart w:id="51" w:name="__RefHeading___Toc1251_3066934455"/>
-      <w:bookmarkEnd w:id="51"/>
+      <w:bookmarkStart w:id="52" w:name="__RefHeading___Toc4128_1360963153"/>
+      <w:bookmarkEnd w:id="52"/>
       <w:r>
         <w:rPr>
           <w:rFonts w:eastAsia="Segoe UI" w:cs="Segoe UI"/>
@@ -6462,7 +7400,7 @@
           <w:color w:val="0F4761"/>
           <w:sz w:val="26"/>
         </w:rPr>
-        <w:t>10.1  How is iNXT BrokerVerse priced?</w:t>
+        <w:t>9.3  Will we get updates for new BIR forms?</w:t>
       </w:r>
     </w:p>
     <w:p>
@@ -6477,7 +7415,27 @@
           <w:color w:val="101820"/>
           <w:sz w:val="21"/>
         </w:rPr>
-        <w:t>Per named user, on graduated slabs, in two models. Perpetual: a one-time licence (PHP 90,000.00 per user for the first 25 users, PHP 78,000.00 for users 26 to 100, PHP 66,000.00 for 101 to 300, PHP 54,000.00 above 300), with AMC at 22% of the licence fee a year from Year 2, increasing 5% a year. Subscription: PHP 3,200.00, PHP 2,800.00, PHP 2,400.00 and PHP 2,000.00 per user per month for the same slabs, with a minimum of billable users per tier, increasing 5% at each anniversary. Implementation (or onboarding for subscription) is calculated from base man-days per tier plus 6 man-days per extra line of business at PHP 16,100.00 a day. All prices exclude 12% VAT.</w:t>
+        <w:t>Regulatory form updates released for all customers are covered by the AMC or the subscription, for the BIR forms, DAT file layouts and AMLC report file the product produces. A broker-specific report or form is a change request.</w:t>
+      </w:r>
+      <w:r>
+        <w:br w:type="page"/>
+      </w:r>
+    </w:p>
+    <w:p>
+      <w:pPr>
+        <w:pStyle w:val="Heading1"/>
+        <w:rPr/>
+      </w:pPr>
+      <w:bookmarkStart w:id="53" w:name="__RefHeading___Toc4130_1360963153"/>
+      <w:bookmarkEnd w:id="53"/>
+      <w:r>
+        <w:rPr>
+          <w:rFonts w:eastAsia="Segoe UI" w:cs="Segoe UI" w:ascii="Segoe UI" w:hAnsi="Segoe UI"/>
+          <w:b/>
+          <w:color w:val="0F4761"/>
+          <w:sz w:val="32"/>
+        </w:rPr>
+        <w:t>10.  Commercials</w:t>
       </w:r>
     </w:p>
     <w:p>
@@ -6485,8 +7443,8 @@
         <w:pStyle w:val="Heading2"/>
         <w:rPr/>
       </w:pPr>
-      <w:bookmarkStart w:id="52" w:name="__RefHeading___Toc1253_3066934455"/>
-      <w:bookmarkEnd w:id="52"/>
+      <w:bookmarkStart w:id="54" w:name="__RefHeading___Toc4132_1360963153"/>
+      <w:bookmarkEnd w:id="54"/>
       <w:r>
         <w:rPr>
           <w:rFonts w:eastAsia="Segoe UI" w:cs="Segoe UI"/>
@@ -6494,7 +7452,7 @@
           <w:color w:val="0F4761"/>
           <w:sz w:val="26"/>
         </w:rPr>
-        <w:t>10.2  Which model should we choose?</w:t>
+        <w:t>10.1  How is iNXT BrokerVerse priced?</w:t>
       </w:r>
     </w:p>
     <w:p>
@@ -6509,7 +7467,7 @@
           <w:color w:val="101820"/>
           <w:sz w:val="21"/>
         </w:rPr>
-        <w:t>Subscription costs less in cash for the first three years and needs no capital approval. Perpetual costs less over five years: for the reference user counts, 13% to 18% less, with break-even in Year 4. iorta TechNXT recommends subscription for small and medium brokers and perpetual for large and enterprise brokers, or for any broker planning four years or more ahead.</w:t>
+        <w:t>Per named user, on graduated slabs, in two models. Perpetual: a one-time licence (PHP 90,000.00 per user for the first 25 users, PHP 78,000.00 for users 26 to 100, PHP 66,000.00 for 101 to 300, PHP 54,000.00 above 300), with AMC at 22% of the licence fee a year from Year 2, increasing 5% a year. Subscription: PHP 3,200.00, PHP 2,800.00, PHP 2,400.00 and PHP 2,000.00 per user per month for the same slabs, with a minimum of billable users per tier, increasing 5% at each anniversary. Implementation (or onboarding for subscription) is calculated from base man-days per tier plus 6 man-days per extra line of business at PHP 16,100.00 a day. All prices exclude 12% VAT.</w:t>
       </w:r>
     </w:p>
     <w:p>
@@ -6517,8 +7475,8 @@
         <w:pStyle w:val="Heading2"/>
         <w:rPr/>
       </w:pPr>
-      <w:bookmarkStart w:id="53" w:name="__RefHeading___Toc1255_3066934455"/>
-      <w:bookmarkEnd w:id="53"/>
+      <w:bookmarkStart w:id="55" w:name="__RefHeading___Toc4134_1360963153"/>
+      <w:bookmarkEnd w:id="55"/>
       <w:r>
         <w:rPr>
           <w:rFonts w:eastAsia="Segoe UI" w:cs="Segoe UI"/>
@@ -6526,7 +7484,7 @@
           <w:color w:val="0F4761"/>
           <w:sz w:val="26"/>
         </w:rPr>
-        <w:t>10.3  Who counts as a user?</w:t>
+        <w:t>10.2  Which model should we choose?</w:t>
       </w:r>
     </w:p>
     <w:p>
@@ -6541,7 +7499,7 @@
           <w:color w:val="101820"/>
           <w:sz w:val="21"/>
         </w:rPr>
-        <w:t>A named person with a sign-in. Inactive users are not counted. Referrers do not sign in and are not users.</w:t>
+        <w:t>Subscription costs less in cash for the first three years and needs no capital approval. Perpetual costs less over five years: for the reference user counts, 13% to 18% less, with break-even in Year 4. iorta TechNXT recommends subscription for small and medium brokers and perpetual for large and enterprise brokers, or for any broker planning four years or more ahead.</w:t>
       </w:r>
     </w:p>
     <w:p>
@@ -6549,8 +7507,8 @@
         <w:pStyle w:val="Heading2"/>
         <w:rPr/>
       </w:pPr>
-      <w:bookmarkStart w:id="54" w:name="__RefHeading___Toc1257_3066934455"/>
-      <w:bookmarkEnd w:id="54"/>
+      <w:bookmarkStart w:id="56" w:name="__RefHeading___Toc4136_1360963153"/>
+      <w:bookmarkEnd w:id="56"/>
       <w:r>
         <w:rPr>
           <w:rFonts w:eastAsia="Segoe UI" w:cs="Segoe UI"/>
@@ -6558,7 +7516,7 @@
           <w:color w:val="0F4761"/>
           <w:sz w:val="26"/>
         </w:rPr>
-        <w:t>10.4  What are the payment terms?</w:t>
+        <w:t>10.3  Who counts as a user?</w:t>
       </w:r>
     </w:p>
     <w:p>
@@ -6573,7 +7531,7 @@
           <w:color w:val="101820"/>
           <w:sz w:val="21"/>
         </w:rPr>
-        <w:t>Implementation: 40% on signing, 40% on UAT sign-off, 20% on go-live. Perpetual licence: 100% on go-live. AMC: yearly in advance. Subscription and hosting: monthly in advance. Invoices are payable in 30 days. The recommended minimum subscription term is 12 months.</w:t>
+        <w:t>A named person with a sign-in. Inactive users are not counted. Referrers do not sign in and are not users.</w:t>
       </w:r>
     </w:p>
     <w:p>
@@ -6581,8 +7539,8 @@
         <w:pStyle w:val="Heading2"/>
         <w:rPr/>
       </w:pPr>
-      <w:bookmarkStart w:id="55" w:name="__RefHeading___Toc1259_3066934455"/>
-      <w:bookmarkEnd w:id="55"/>
+      <w:bookmarkStart w:id="57" w:name="__RefHeading___Toc4138_1360963153"/>
+      <w:bookmarkEnd w:id="57"/>
       <w:r>
         <w:rPr>
           <w:rFonts w:eastAsia="Segoe UI" w:cs="Segoe UI"/>
@@ -6590,7 +7548,7 @@
           <w:color w:val="0F4761"/>
           <w:sz w:val="26"/>
         </w:rPr>
-        <w:t>10.5  Can we withhold tax on your invoices?</w:t>
+        <w:t>10.4  What are the payment terms?</w:t>
       </w:r>
     </w:p>
     <w:p>
@@ -6605,7 +7563,7 @@
           <w:color w:val="101820"/>
           <w:sz w:val="21"/>
         </w:rPr>
-        <w:t>Yes, where the broker is a withholding agent; withholding does not reduce the invoice price and the broker issues BIR Form 2307. The treatment of the perpetual licence (sale of software or royalty) is confirmed by both parties' tax advisers before contract.</w:t>
+        <w:t>Implementation: 40% on signing, 40% on UAT sign-off, 20% on go-live. Perpetual licence: 100% on go-live. AMC: yearly in advance. Subscription and hosting: monthly in advance. Invoices are payable in 30 days. The recommended minimum subscription term is 12 months.</w:t>
       </w:r>
     </w:p>
     <w:p>
@@ -6613,8 +7571,8 @@
         <w:pStyle w:val="Heading2"/>
         <w:rPr/>
       </w:pPr>
-      <w:bookmarkStart w:id="56" w:name="__RefHeading___Toc1261_3066934455"/>
-      <w:bookmarkEnd w:id="56"/>
+      <w:bookmarkStart w:id="58" w:name="__RefHeading___Toc4140_1360963153"/>
+      <w:bookmarkEnd w:id="58"/>
       <w:r>
         <w:rPr>
           <w:rFonts w:eastAsia="Segoe UI" w:cs="Segoe UI"/>
@@ -6622,7 +7580,7 @@
           <w:color w:val="0F4761"/>
           <w:sz w:val="26"/>
         </w:rPr>
-        <w:t>10.6  Is there a discount?</w:t>
+        <w:t>10.5  Can we withhold tax on your invoices?</w:t>
       </w:r>
     </w:p>
     <w:p>
@@ -6637,6 +7595,38 @@
           <w:color w:val="101820"/>
           <w:sz w:val="21"/>
         </w:rPr>
+        <w:t>Yes, where the broker is a withholding agent; withholding does not reduce the invoice price and the broker issues BIR Form 2307. The treatment of the perpetual licence (sale of software or royalty) is confirmed by both parties' tax advisers before contract.</w:t>
+      </w:r>
+    </w:p>
+    <w:p>
+      <w:pPr>
+        <w:pStyle w:val="Heading2"/>
+        <w:rPr/>
+      </w:pPr>
+      <w:bookmarkStart w:id="59" w:name="__RefHeading___Toc4142_1360963153"/>
+      <w:bookmarkEnd w:id="59"/>
+      <w:r>
+        <w:rPr>
+          <w:rFonts w:eastAsia="Segoe UI" w:cs="Segoe UI"/>
+          <w:b/>
+          <w:color w:val="0F4761"/>
+          <w:sz w:val="26"/>
+        </w:rPr>
+        <w:t>10.6  Is there a discount?</w:t>
+      </w:r>
+    </w:p>
+    <w:p>
+      <w:pPr>
+        <w:pStyle w:val="Normal"/>
+        <w:spacing w:lineRule="auto" w:line="276" w:before="0" w:after="120"/>
+        <w:rPr/>
+      </w:pPr>
+      <w:r>
+        <w:rPr>
+          <w:rFonts w:eastAsia="Segoe UI" w:cs="Segoe UI" w:ascii="Segoe UI" w:hAnsi="Segoe UI"/>
+          <w:color w:val="101820"/>
+          <w:sz w:val="21"/>
+        </w:rPr>
         <w:t>The onboarding fee percentage for subscription is an input that can be reduced as a commercial concession, with approval. Any other concession needs approval from iorta TechNXT management: [to confirm the discount authority of the sales team].</w:t>
       </w:r>
       <w:r>
@@ -6648,8 +7638,8 @@
         <w:pStyle w:val="Heading1"/>
         <w:rPr/>
       </w:pPr>
-      <w:bookmarkStart w:id="57" w:name="__RefHeading___Toc1263_3066934455"/>
-      <w:bookmarkEnd w:id="57"/>
+      <w:bookmarkStart w:id="60" w:name="__RefHeading___Toc4144_1360963153"/>
+      <w:bookmarkEnd w:id="60"/>
       <w:r>
         <w:rPr>
           <w:rFonts w:eastAsia="Segoe UI" w:cs="Segoe UI" w:ascii="Segoe UI" w:hAnsi="Segoe UI"/>
@@ -6665,8 +7655,8 @@
         <w:pStyle w:val="Heading2"/>
         <w:rPr/>
       </w:pPr>
-      <w:bookmarkStart w:id="58" w:name="__RefHeading___Toc1265_3066934455"/>
-      <w:bookmarkEnd w:id="58"/>
+      <w:bookmarkStart w:id="61" w:name="__RefHeading___Toc4146_1360963153"/>
+      <w:bookmarkEnd w:id="61"/>
       <w:r>
         <w:rPr>
           <w:rFonts w:eastAsia="Segoe UI" w:cs="Segoe UI"/>
@@ -6758,8 +7748,8 @@
         <w:pStyle w:val="Heading2"/>
         <w:rPr/>
       </w:pPr>
-      <w:bookmarkStart w:id="59" w:name="__RefHeading___Toc1267_3066934455"/>
-      <w:bookmarkEnd w:id="59"/>
+      <w:bookmarkStart w:id="62" w:name="__RefHeading___Toc4148_1360963153"/>
+      <w:bookmarkEnd w:id="62"/>
       <w:r>
         <w:rPr>
           <w:rFonts w:eastAsia="Segoe UI" w:cs="Segoe UI"/>
@@ -6847,8 +7837,8 @@
         <w:pStyle w:val="Heading2"/>
         <w:rPr/>
       </w:pPr>
-      <w:bookmarkStart w:id="60" w:name="__RefHeading___Toc1269_3066934455"/>
-      <w:bookmarkEnd w:id="60"/>
+      <w:bookmarkStart w:id="63" w:name="__RefHeading___Toc4150_1360963153"/>
+      <w:bookmarkEnd w:id="63"/>
       <w:r>
         <w:rPr>
           <w:rFonts w:eastAsia="Segoe UI" w:cs="Segoe UI"/>
@@ -6936,8 +7926,8 @@
         <w:pStyle w:val="Heading2"/>
         <w:rPr/>
       </w:pPr>
-      <w:bookmarkStart w:id="61" w:name="__RefHeading___Toc1271_3066934455"/>
-      <w:bookmarkEnd w:id="61"/>
+      <w:bookmarkStart w:id="64" w:name="__RefHeading___Toc4152_1360963153"/>
+      <w:bookmarkEnd w:id="64"/>
       <w:r>
         <w:rPr>
           <w:rFonts w:eastAsia="Segoe UI" w:cs="Segoe UI"/>
@@ -6993,7 +7983,7 @@
           <w:color w:val="101820"/>
           <w:sz w:val="21"/>
         </w:rPr>
-        <w:t xml:space="preserve"> "Global broker systems are priced at about USD 125 to 300 per user per month in published estimates, and they are not localised for Philippine premium taxes, BIR working papers, local bank formats or the Data Privacy Act. iNXT BrokerVerse is built for that work, at USD 32 to 51 per user per month."</w:t>
+        <w:t xml:space="preserve"> "Global broker systems are priced at about USD 125 to 300 per user per month in published estimates, and they are not localised for Philippine premium taxes, BIR forms and DAT files, EOPT invoicing, AMLC reporting, IC registers, CTPL authentication, local bank files or the Data Privacy Act. iNXT BrokerVerse is built for that work, at USD 32 to 51 per user per month."</w:t>
       </w:r>
     </w:p>
     <w:p>
@@ -7017,7 +8007,7 @@
           <w:color w:val="101820"/>
           <w:sz w:val="21"/>
         </w:rPr>
-        <w:t xml:space="preserve"> BIR Form 2307, VAT Summary and the premium taxes on a quotation. Ask which feature of the other system the team would use every day.</w:t>
+        <w:t xml:space="preserve"> the 1601-EQ with its reconciliation, a sales invoice, the AML dashboard and the premium taxes on a quotation. Ask which feature of the other system the team would use every day.</w:t>
       </w:r>
     </w:p>
     <w:p>
@@ -7025,8 +8015,8 @@
         <w:pStyle w:val="Heading2"/>
         <w:rPr/>
       </w:pPr>
-      <w:bookmarkStart w:id="62" w:name="__RefHeading___Toc1273_3066934455"/>
-      <w:bookmarkEnd w:id="62"/>
+      <w:bookmarkStart w:id="65" w:name="__RefHeading___Toc4154_1360963153"/>
+      <w:bookmarkEnd w:id="65"/>
       <w:r>
         <w:rPr>
           <w:rFonts w:eastAsia="Segoe UI" w:cs="Segoe UI"/>
@@ -7114,8 +8104,8 @@
         <w:pStyle w:val="Heading2"/>
         <w:rPr/>
       </w:pPr>
-      <w:bookmarkStart w:id="63" w:name="__RefHeading___Toc1275_3066934455"/>
-      <w:bookmarkEnd w:id="63"/>
+      <w:bookmarkStart w:id="66" w:name="__RefHeading___Toc4156_1360963153"/>
+      <w:bookmarkEnd w:id="66"/>
       <w:r>
         <w:rPr>
           <w:rFonts w:eastAsia="Segoe UI" w:cs="Segoe UI"/>
@@ -7203,8 +8193,8 @@
         <w:pStyle w:val="Heading2"/>
         <w:rPr/>
       </w:pPr>
-      <w:bookmarkStart w:id="64" w:name="__RefHeading___Toc1277_3066934455"/>
-      <w:bookmarkEnd w:id="64"/>
+      <w:bookmarkStart w:id="67" w:name="__RefHeading___Toc4158_1360963153"/>
+      <w:bookmarkEnd w:id="67"/>
       <w:r>
         <w:rPr>
           <w:rFonts w:eastAsia="Segoe UI" w:cs="Segoe UI"/>
@@ -7292,8 +8282,8 @@
         <w:pStyle w:val="Heading2"/>
         <w:rPr/>
       </w:pPr>
-      <w:bookmarkStart w:id="65" w:name="__RefHeading___Toc1279_3066934455"/>
-      <w:bookmarkEnd w:id="65"/>
+      <w:bookmarkStart w:id="68" w:name="__RefHeading___Toc4160_1360963153"/>
+      <w:bookmarkEnd w:id="68"/>
       <w:r>
         <w:rPr>
           <w:rFonts w:eastAsia="Segoe UI" w:cs="Segoe UI"/>
@@ -7381,8 +8371,8 @@
         <w:pStyle w:val="Heading2"/>
         <w:rPr/>
       </w:pPr>
-      <w:bookmarkStart w:id="66" w:name="__RefHeading___Toc1281_3066934455"/>
-      <w:bookmarkEnd w:id="66"/>
+      <w:bookmarkStart w:id="69" w:name="__RefHeading___Toc4162_1360963153"/>
+      <w:bookmarkEnd w:id="69"/>
       <w:r>
         <w:rPr>
           <w:rFonts w:eastAsia="Segoe UI" w:cs="Segoe UI"/>
@@ -7438,7 +8428,7 @@
           <w:color w:val="101820"/>
           <w:sz w:val="21"/>
         </w:rPr>
-        <w:t xml:space="preserve"> "Philippine insurers do not share one API, so the product exchanges files and e-mails with insurers: slips, placement orders, remittance statements and debit notes out; statements of account in, matched in Insurer Reconciliation. Where an insurer offers an API you want to use, we price it as a standard or complex integration."</w:t>
+        <w:t xml:space="preserve"> "The insurer connector is in the product: issuance, premium data and claim status requests with a mapping per insurer, sent through a monitored outbox. Philippine insurers do not share one API, so each insurer is switched to live during onboarding with its endpoint, credentials and acceptance; insurers without an API keep exchanging files and e-mails, and their statements are matched in Insurer Reconciliation."</w:t>
       </w:r>
     </w:p>
     <w:p>
@@ -7462,7 +8452,7 @@
           <w:color w:val="101820"/>
           <w:sz w:val="21"/>
         </w:rPr>
-        <w:t xml:space="preserve"> Insurer Reconciliation with an imported statement; the integration prices in the commercial note.</w:t>
+        <w:t xml:space="preserve"> Insurer Integration with a mapping and the request preview; the Integrations outbox; the connector go-live price in the Rate Card.</w:t>
       </w:r>
     </w:p>
     <w:p>
@@ -7470,8 +8460,8 @@
         <w:pStyle w:val="Heading2"/>
         <w:rPr/>
       </w:pPr>
-      <w:bookmarkStart w:id="67" w:name="__RefHeading___Toc1283_3066934455"/>
-      <w:bookmarkEnd w:id="67"/>
+      <w:bookmarkStart w:id="70" w:name="__RefHeading___Toc4164_1360963153"/>
+      <w:bookmarkEnd w:id="70"/>
       <w:r>
         <w:rPr>
           <w:rFonts w:eastAsia="Segoe UI" w:cs="Segoe UI"/>
@@ -7559,8 +8549,8 @@
         <w:pStyle w:val="Heading2"/>
         <w:rPr/>
       </w:pPr>
-      <w:bookmarkStart w:id="68" w:name="__RefHeading___Toc1285_3066934455"/>
-      <w:bookmarkEnd w:id="68"/>
+      <w:bookmarkStart w:id="71" w:name="__RefHeading___Toc4166_1360963153"/>
+      <w:bookmarkEnd w:id="71"/>
       <w:r>
         <w:rPr>
           <w:rFonts w:eastAsia="Segoe UI" w:cs="Segoe UI"/>
@@ -7648,8 +8638,8 @@
         <w:pStyle w:val="Heading2"/>
         <w:rPr/>
       </w:pPr>
-      <w:bookmarkStart w:id="69" w:name="__RefHeading___Toc1287_3066934455"/>
-      <w:bookmarkEnd w:id="69"/>
+      <w:bookmarkStart w:id="72" w:name="__RefHeading___Toc4168_1360963153"/>
+      <w:bookmarkEnd w:id="72"/>
       <w:r>
         <w:rPr>
           <w:rFonts w:eastAsia="Segoe UI" w:cs="Segoe UI"/>
@@ -7689,8 +8679,8 @@
         <w:pStyle w:val="Heading2"/>
         <w:rPr/>
       </w:pPr>
-      <w:bookmarkStart w:id="70" w:name="__RefHeading___Toc1289_3066934455"/>
-      <w:bookmarkEnd w:id="70"/>
+      <w:bookmarkStart w:id="73" w:name="__RefHeading___Toc4170_1360963153"/>
+      <w:bookmarkEnd w:id="73"/>
       <w:r>
         <w:rPr>
           <w:rFonts w:eastAsia="Segoe UI" w:cs="Segoe UI"/>
@@ -7730,8 +8720,8 @@
         <w:pStyle w:val="Heading2"/>
         <w:rPr/>
       </w:pPr>
-      <w:bookmarkStart w:id="71" w:name="__RefHeading___Toc1291_3066934455"/>
-      <w:bookmarkEnd w:id="71"/>
+      <w:bookmarkStart w:id="74" w:name="__RefHeading___Toc4172_1360963153"/>
+      <w:bookmarkEnd w:id="74"/>
       <w:r>
         <w:rPr>
           <w:rFonts w:eastAsia="Segoe UI" w:cs="Segoe UI"/>
@@ -7771,8 +8761,8 @@
         <w:pStyle w:val="Heading2"/>
         <w:rPr/>
       </w:pPr>
-      <w:bookmarkStart w:id="72" w:name="__RefHeading___Toc1293_3066934455"/>
-      <w:bookmarkEnd w:id="72"/>
+      <w:bookmarkStart w:id="75" w:name="__RefHeading___Toc4174_1360963153"/>
+      <w:bookmarkEnd w:id="75"/>
       <w:r>
         <w:rPr>
           <w:rFonts w:eastAsia="Segoe UI" w:cs="Segoe UI"/>
@@ -7804,7 +8794,7 @@
           <w:color w:val="101820"/>
           <w:sz w:val="21"/>
         </w:rPr>
-        <w:t xml:space="preserve"> "Each role sees only its own menus and lands on its own dashboard. Training is per role, from key users who were part of the configuration. The user manual and a guide for each of the seven roles are delivered."</w:t>
+        <w:t xml:space="preserve"> "Each role sees only its own menus and lands on its own dashboard, and My Work shows each person what is waiting for them. Training is per role, from key users who were part of the configuration. The user manual opens on the screen in use with F1, and role guides are delivered."</w:t>
       </w:r>
     </w:p>
     <w:p>
@@ -7836,8 +8826,8 @@
         <w:pStyle w:val="Heading2"/>
         <w:rPr/>
       </w:pPr>
-      <w:bookmarkStart w:id="73" w:name="__RefHeading___Toc1295_3066934455"/>
-      <w:bookmarkEnd w:id="73"/>
+      <w:bookmarkStart w:id="76" w:name="__RefHeading___Toc4176_1360963153"/>
+      <w:bookmarkEnd w:id="76"/>
       <w:r>
         <w:rPr>
           <w:rFonts w:eastAsia="Segoe UI" w:cs="Segoe UI"/>
@@ -7880,8 +8870,8 @@
         <w:pStyle w:val="Heading1"/>
         <w:rPr/>
       </w:pPr>
-      <w:bookmarkStart w:id="74" w:name="__RefHeading___Toc1297_3066934455"/>
-      <w:bookmarkEnd w:id="74"/>
+      <w:bookmarkStart w:id="77" w:name="__RefHeading___Toc4178_1360963153"/>
+      <w:bookmarkEnd w:id="77"/>
       <w:r>
         <w:rPr>
           <w:rFonts w:eastAsia="Segoe UI" w:cs="Segoe UI" w:ascii="Segoe UI" w:hAnsi="Segoe UI"/>
@@ -7923,9 +8913,9 @@
         <w:tblLook w:val="04a0" w:noHBand="0" w:noVBand="1" w:firstColumn="1" w:lastRow="0" w:lastColumn="0" w:firstRow="1"/>
       </w:tblPr>
       <w:tblGrid>
-        <w:gridCol w:w="1618"/>
-        <w:gridCol w:w="3697"/>
-        <w:gridCol w:w="3699"/>
+        <w:gridCol w:w="1554"/>
+        <w:gridCol w:w="3730"/>
+        <w:gridCol w:w="3730"/>
       </w:tblGrid>
       <w:tr>
         <w:trPr>
@@ -7933,7 +8923,7 @@
         </w:trPr>
         <w:tc>
           <w:tcPr>
-            <w:tcW w:w="1618" w:type="dxa"/>
+            <w:tcW w:w="1554" w:type="dxa"/>
             <w:tcBorders>
               <w:top w:val="single" w:sz="4" w:space="0" w:color="BFC7D1"/>
               <w:left w:val="single" w:sz="4" w:space="0" w:color="BFC7D1"/>
@@ -7972,7 +8962,7 @@
         </w:tc>
         <w:tc>
           <w:tcPr>
-            <w:tcW w:w="3697" w:type="dxa"/>
+            <w:tcW w:w="3730" w:type="dxa"/>
             <w:tcBorders>
               <w:top w:val="single" w:sz="4" w:space="0" w:color="BFC7D1"/>
               <w:left w:val="single" w:sz="4" w:space="0" w:color="BFC7D1"/>
@@ -8011,7 +9001,7 @@
         </w:tc>
         <w:tc>
           <w:tcPr>
-            <w:tcW w:w="3699" w:type="dxa"/>
+            <w:tcW w:w="3730" w:type="dxa"/>
             <w:tcBorders>
               <w:top w:val="single" w:sz="4" w:space="0" w:color="BFC7D1"/>
               <w:left w:val="single" w:sz="4" w:space="0" w:color="BFC7D1"/>
@@ -8053,7 +9043,7 @@
         <w:trPr/>
         <w:tc>
           <w:tcPr>
-            <w:tcW w:w="1618" w:type="dxa"/>
+            <w:tcW w:w="1554" w:type="dxa"/>
             <w:tcBorders>
               <w:top w:val="single" w:sz="4" w:space="0" w:color="BFC7D1"/>
               <w:left w:val="single" w:sz="4" w:space="0" w:color="BFC7D1"/>
@@ -8084,13 +9074,13 @@
                 <w:szCs w:val="24"/>
                 <w:lang w:val="en-US" w:eastAsia="ja-JP" w:bidi="ar-SA"/>
               </w:rPr>
-              <w:t>Insurer systems</w:t>
-            </w:r>
-          </w:p>
-        </w:tc>
-        <w:tc>
-          <w:tcPr>
-            <w:tcW w:w="3697" w:type="dxa"/>
+              <w:t>Partner interfaces</w:t>
+            </w:r>
+          </w:p>
+        </w:tc>
+        <w:tc>
+          <w:tcPr>
+            <w:tcW w:w="3730" w:type="dxa"/>
             <w:tcBorders>
               <w:top w:val="single" w:sz="4" w:space="0" w:color="BFC7D1"/>
               <w:left w:val="single" w:sz="4" w:space="0" w:color="BFC7D1"/>
@@ -8121,13 +9111,13 @@
                 <w:szCs w:val="24"/>
                 <w:lang w:val="en-US" w:eastAsia="ja-JP" w:bidi="ar-SA"/>
               </w:rPr>
-              <w:t>No insurer API; files and e-mail</w:t>
-            </w:r>
-          </w:p>
-        </w:tc>
-        <w:tc>
-          <w:tcPr>
-            <w:tcW w:w="3699" w:type="dxa"/>
+              <w:t>Connectors for SMS, CTPL authentication, the LTO feed, insurer APIs, bank files and the BIR EIS are delivered in test mode</w:t>
+            </w:r>
+          </w:p>
+        </w:tc>
+        <w:tc>
+          <w:tcPr>
+            <w:tcW w:w="3730" w:type="dxa"/>
             <w:tcBorders>
               <w:top w:val="single" w:sz="4" w:space="0" w:color="BFC7D1"/>
               <w:left w:val="single" w:sz="4" w:space="0" w:color="BFC7D1"/>
@@ -8158,7 +9148,7 @@
                 <w:szCs w:val="24"/>
                 <w:lang w:val="en-US" w:eastAsia="ja-JP" w:bidi="ar-SA"/>
               </w:rPr>
-              <w:t>Change request for a named insurer API</w:t>
+              <w:t>Each partner's endpoint, credentials and acceptance of the interface are completed with the partner during onboarding; the partner certifies, not iorta TechNXT</w:t>
             </w:r>
           </w:p>
         </w:tc>
@@ -8167,7 +9157,7 @@
         <w:trPr/>
         <w:tc>
           <w:tcPr>
-            <w:tcW w:w="1618" w:type="dxa"/>
+            <w:tcW w:w="1554" w:type="dxa"/>
             <w:tcBorders>
               <w:top w:val="single" w:sz="4" w:space="0" w:color="BFC7D1"/>
               <w:left w:val="single" w:sz="4" w:space="0" w:color="BFC7D1"/>
@@ -8204,7 +9194,7 @@
         </w:tc>
         <w:tc>
           <w:tcPr>
-            <w:tcW w:w="3697" w:type="dxa"/>
+            <w:tcW w:w="3730" w:type="dxa"/>
             <w:tcBorders>
               <w:top w:val="single" w:sz="4" w:space="0" w:color="BFC7D1"/>
               <w:left w:val="single" w:sz="4" w:space="0" w:color="BFC7D1"/>
@@ -8235,13 +9225,13 @@
                 <w:szCs w:val="24"/>
                 <w:lang w:val="en-US" w:eastAsia="ja-JP" w:bidi="ar-SA"/>
               </w:rPr>
-              <w:t>Figures from financial statements and production reports; no IC-format report</w:t>
-            </w:r>
-          </w:p>
-        </w:tc>
-        <w:tc>
-          <w:tcPr>
-            <w:tcW w:w="3699" w:type="dxa"/>
+              <w:t>IC annual statement schedules and production report as working papers; the accountant confirms and transcribes onto the IC form set in force</w:t>
+            </w:r>
+          </w:p>
+        </w:tc>
+        <w:tc>
+          <w:tcPr>
+            <w:tcW w:w="3730" w:type="dxa"/>
             <w:tcBorders>
               <w:top w:val="single" w:sz="4" w:space="0" w:color="BFC7D1"/>
               <w:left w:val="single" w:sz="4" w:space="0" w:color="BFC7D1"/>
@@ -8272,7 +9262,7 @@
                 <w:szCs w:val="24"/>
                 <w:lang w:val="en-US" w:eastAsia="ja-JP" w:bidi="ar-SA"/>
               </w:rPr>
-              <w:t>Broker prepares the IC report from the figures; CR for a format</w:t>
+              <w:t>The broker files with the IC</w:t>
             </w:r>
           </w:p>
         </w:tc>
@@ -8281,7 +9271,7 @@
         <w:trPr/>
         <w:tc>
           <w:tcPr>
-            <w:tcW w:w="1618" w:type="dxa"/>
+            <w:tcW w:w="1554" w:type="dxa"/>
             <w:tcBorders>
               <w:top w:val="single" w:sz="4" w:space="0" w:color="BFC7D1"/>
               <w:left w:val="single" w:sz="4" w:space="0" w:color="BFC7D1"/>
@@ -8312,13 +9302,13 @@
                 <w:szCs w:val="24"/>
                 <w:lang w:val="en-US" w:eastAsia="ja-JP" w:bidi="ar-SA"/>
               </w:rPr>
-              <w:t>Percentage tax</w:t>
-            </w:r>
-          </w:p>
-        </w:tc>
-        <w:tc>
-          <w:tcPr>
-            <w:tcW w:w="3697" w:type="dxa"/>
+              <w:t>BIR filing</w:t>
+            </w:r>
+          </w:p>
+        </w:tc>
+        <w:tc>
+          <w:tcPr>
+            <w:tcW w:w="3730" w:type="dxa"/>
             <w:tcBorders>
               <w:top w:val="single" w:sz="4" w:space="0" w:color="BFC7D1"/>
               <w:left w:val="single" w:sz="4" w:space="0" w:color="BFC7D1"/>
@@ -8349,13 +9339,13 @@
                 <w:szCs w:val="24"/>
                 <w:lang w:val="en-US" w:eastAsia="ja-JP" w:bidi="ar-SA"/>
               </w:rPr>
-              <w:t>No working paper for a non-VAT broker's percentage tax</w:t>
-            </w:r>
-          </w:p>
-        </w:tc>
-        <w:tc>
-          <w:tcPr>
-            <w:tcW w:w="3699" w:type="dxa"/>
+              <w:t>Returns, alphalists and DAT files prepared; no direct e-filing</w:t>
+            </w:r>
+          </w:p>
+        </w:tc>
+        <w:tc>
+          <w:tcPr>
+            <w:tcW w:w="3730" w:type="dxa"/>
             <w:tcBorders>
               <w:top w:val="single" w:sz="4" w:space="0" w:color="BFC7D1"/>
               <w:left w:val="single" w:sz="4" w:space="0" w:color="BFC7D1"/>
@@ -8386,7 +9376,7 @@
                 <w:szCs w:val="24"/>
                 <w:lang w:val="en-US" w:eastAsia="ja-JP" w:bidi="ar-SA"/>
               </w:rPr>
-              <w:t>Ledger by insurer; CR if needed</w:t>
+              <w:t>The broker validates the DAT files with the BIR module and files through eBIRForms or eFPS; the tax adviser confirms ATCs and rates</w:t>
             </w:r>
           </w:p>
         </w:tc>
@@ -8395,7 +9385,7 @@
         <w:trPr/>
         <w:tc>
           <w:tcPr>
-            <w:tcW w:w="1618" w:type="dxa"/>
+            <w:tcW w:w="1554" w:type="dxa"/>
             <w:tcBorders>
               <w:top w:val="single" w:sz="4" w:space="0" w:color="BFC7D1"/>
               <w:left w:val="single" w:sz="4" w:space="0" w:color="BFC7D1"/>
@@ -8426,13 +9416,13 @@
                 <w:szCs w:val="24"/>
                 <w:lang w:val="en-US" w:eastAsia="ja-JP" w:bidi="ar-SA"/>
               </w:rPr>
-              <w:t>Anti-money laundering</w:t>
-            </w:r>
-          </w:p>
-        </w:tc>
-        <w:tc>
-          <w:tcPr>
-            <w:tcW w:w="3697" w:type="dxa"/>
+              <w:t>AMLC reporting</w:t>
+            </w:r>
+          </w:p>
+        </w:tc>
+        <w:tc>
+          <w:tcPr>
+            <w:tcW w:w="3730" w:type="dxa"/>
             <w:tcBorders>
               <w:top w:val="single" w:sz="4" w:space="0" w:color="BFC7D1"/>
               <w:left w:val="single" w:sz="4" w:space="0" w:color="BFC7D1"/>
@@ -8463,13 +9453,13 @@
                 <w:szCs w:val="24"/>
                 <w:lang w:val="en-US" w:eastAsia="ja-JP" w:bidi="ar-SA"/>
               </w:rPr>
-              <w:t>No transaction monitoring, sanctions or PEP screening</w:t>
-            </w:r>
-          </w:p>
-        </w:tc>
-        <w:tc>
-          <w:tcPr>
-            <w:tcW w:w="3699" w:type="dxa"/>
+              <w:t>Report files in the layout BV-AMLC-TXN 1.0; no list content delivered</w:t>
+            </w:r>
+          </w:p>
+        </w:tc>
+        <w:tc>
+          <w:tcPr>
+            <w:tcW w:w="3730" w:type="dxa"/>
             <w:tcBorders>
               <w:top w:val="single" w:sz="4" w:space="0" w:color="BFC7D1"/>
               <w:left w:val="single" w:sz="4" w:space="0" w:color="BFC7D1"/>
@@ -8500,7 +9490,7 @@
                 <w:szCs w:val="24"/>
                 <w:lang w:val="en-US" w:eastAsia="ja-JP" w:bidi="ar-SA"/>
               </w:rPr>
-              <w:t>Receipts and client accounting history for review</w:t>
+              <w:t>The compliance officer confirms the layout and codes against the AMLC guidelines, tests a file in the AMLC portal and loads the lists</w:t>
             </w:r>
           </w:p>
         </w:tc>
@@ -8509,7 +9499,7 @@
         <w:trPr/>
         <w:tc>
           <w:tcPr>
-            <w:tcW w:w="1618" w:type="dxa"/>
+            <w:tcW w:w="1554" w:type="dxa"/>
             <w:tcBorders>
               <w:top w:val="single" w:sz="4" w:space="0" w:color="BFC7D1"/>
               <w:left w:val="single" w:sz="4" w:space="0" w:color="BFC7D1"/>
@@ -8546,7 +9536,7 @@
         </w:tc>
         <w:tc>
           <w:tcPr>
-            <w:tcW w:w="3697" w:type="dxa"/>
+            <w:tcW w:w="3730" w:type="dxa"/>
             <w:tcBorders>
               <w:top w:val="single" w:sz="4" w:space="0" w:color="BFC7D1"/>
               <w:left w:val="single" w:sz="4" w:space="0" w:color="BFC7D1"/>
@@ -8583,7 +9573,7 @@
         </w:tc>
         <w:tc>
           <w:tcPr>
-            <w:tcW w:w="3699" w:type="dxa"/>
+            <w:tcW w:w="3730" w:type="dxa"/>
             <w:tcBorders>
               <w:top w:val="single" w:sz="4" w:space="0" w:color="BFC7D1"/>
               <w:left w:val="single" w:sz="4" w:space="0" w:color="BFC7D1"/>
@@ -8614,7 +9604,7 @@
                 <w:szCs w:val="24"/>
                 <w:lang w:val="en-US" w:eastAsia="ja-JP" w:bidi="ar-SA"/>
               </w:rPr>
-              <w:t>System Administrator sets schedules through the API</w:t>
+              <w:t>System Administrator sets schedules through the API; the Report Builder and BI extract cover ad hoc needs</w:t>
             </w:r>
           </w:p>
         </w:tc>
@@ -8623,7 +9613,7 @@
         <w:trPr/>
         <w:tc>
           <w:tcPr>
-            <w:tcW w:w="1618" w:type="dxa"/>
+            <w:tcW w:w="1554" w:type="dxa"/>
             <w:tcBorders>
               <w:top w:val="single" w:sz="4" w:space="0" w:color="BFC7D1"/>
               <w:left w:val="single" w:sz="4" w:space="0" w:color="BFC7D1"/>
@@ -8654,13 +9644,13 @@
                 <w:szCs w:val="24"/>
                 <w:lang w:val="en-US" w:eastAsia="ja-JP" w:bidi="ar-SA"/>
               </w:rPr>
-              <w:t>Bank payments</w:t>
-            </w:r>
-          </w:p>
-        </w:tc>
-        <w:tc>
-          <w:tcPr>
-            <w:tcW w:w="3697" w:type="dxa"/>
+              <w:t>Two-factor enrolment</w:t>
+            </w:r>
+          </w:p>
+        </w:tc>
+        <w:tc>
+          <w:tcPr>
+            <w:tcW w:w="3730" w:type="dxa"/>
             <w:tcBorders>
               <w:top w:val="single" w:sz="4" w:space="0" w:color="BFC7D1"/>
               <w:left w:val="single" w:sz="4" w:space="0" w:color="BFC7D1"/>
@@ -8691,13 +9681,13 @@
                 <w:szCs w:val="24"/>
                 <w:lang w:val="en-US" w:eastAsia="ja-JP" w:bidi="ar-SA"/>
               </w:rPr>
-              <w:t>Transfers approved and their result recorded; no bank payment file</w:t>
-            </w:r>
-          </w:p>
-        </w:tc>
-        <w:tc>
-          <w:tcPr>
-            <w:tcW w:w="3699" w:type="dxa"/>
+              <w:t>Shows the key and a link, not a QR code</w:t>
+            </w:r>
+          </w:p>
+        </w:tc>
+        <w:tc>
+          <w:tcPr>
+            <w:tcW w:w="3730" w:type="dxa"/>
             <w:tcBorders>
               <w:top w:val="single" w:sz="4" w:space="0" w:color="BFC7D1"/>
               <w:left w:val="single" w:sz="4" w:space="0" w:color="BFC7D1"/>
@@ -8728,7 +9718,7 @@
                 <w:szCs w:val="24"/>
                 <w:lang w:val="en-US" w:eastAsia="ja-JP" w:bidi="ar-SA"/>
               </w:rPr>
-              <w:t>CR for a bank file format</w:t>
+              <w:t>Users type the key in the authenticator app</w:t>
             </w:r>
           </w:p>
         </w:tc>
@@ -8737,7 +9727,7 @@
         <w:trPr/>
         <w:tc>
           <w:tcPr>
-            <w:tcW w:w="1618" w:type="dxa"/>
+            <w:tcW w:w="1554" w:type="dxa"/>
             <w:tcBorders>
               <w:top w:val="single" w:sz="4" w:space="0" w:color="BFC7D1"/>
               <w:left w:val="single" w:sz="4" w:space="0" w:color="BFC7D1"/>
@@ -8768,13 +9758,13 @@
                 <w:szCs w:val="24"/>
                 <w:lang w:val="en-US" w:eastAsia="ja-JP" w:bidi="ar-SA"/>
               </w:rPr>
-              <w:t>Two-factor enrolment</w:t>
-            </w:r>
-          </w:p>
-        </w:tc>
-        <w:tc>
-          <w:tcPr>
-            <w:tcW w:w="3697" w:type="dxa"/>
+              <w:t>Mobile</w:t>
+            </w:r>
+          </w:p>
+        </w:tc>
+        <w:tc>
+          <w:tcPr>
+            <w:tcW w:w="3730" w:type="dxa"/>
             <w:tcBorders>
               <w:top w:val="single" w:sz="4" w:space="0" w:color="BFC7D1"/>
               <w:left w:val="single" w:sz="4" w:space="0" w:color="BFC7D1"/>
@@ -8805,13 +9795,13 @@
                 <w:szCs w:val="24"/>
                 <w:lang w:val="en-US" w:eastAsia="ja-JP" w:bidi="ar-SA"/>
               </w:rPr>
-              <w:t>Shows the key and a link, not a QR code</w:t>
-            </w:r>
-          </w:p>
-        </w:tc>
-        <w:tc>
-          <w:tcPr>
-            <w:tcW w:w="3699" w:type="dxa"/>
+              <w:t>Web application for desktop and laptop browsers</w:t>
+            </w:r>
+          </w:p>
+        </w:tc>
+        <w:tc>
+          <w:tcPr>
+            <w:tcW w:w="3730" w:type="dxa"/>
             <w:tcBorders>
               <w:top w:val="single" w:sz="4" w:space="0" w:color="BFC7D1"/>
               <w:left w:val="single" w:sz="4" w:space="0" w:color="BFC7D1"/>
@@ -8842,7 +9832,7 @@
                 <w:szCs w:val="24"/>
                 <w:lang w:val="en-US" w:eastAsia="ja-JP" w:bidi="ar-SA"/>
               </w:rPr>
-              <w:t>Users type the key in the authenticator app</w:t>
+              <w:t>Mobile-friendly screens for sales and claims are on the later part of the indicative roadmap (Release Notes and Product Roadmap)</w:t>
             </w:r>
           </w:p>
         </w:tc>
@@ -8851,7 +9841,7 @@
         <w:trPr/>
         <w:tc>
           <w:tcPr>
-            <w:tcW w:w="1618" w:type="dxa"/>
+            <w:tcW w:w="1554" w:type="dxa"/>
             <w:tcBorders>
               <w:top w:val="single" w:sz="4" w:space="0" w:color="BFC7D1"/>
               <w:left w:val="single" w:sz="4" w:space="0" w:color="BFC7D1"/>
@@ -8882,13 +9872,13 @@
                 <w:szCs w:val="24"/>
                 <w:lang w:val="en-US" w:eastAsia="ja-JP" w:bidi="ar-SA"/>
               </w:rPr>
-              <w:t>Mobile</w:t>
-            </w:r>
-          </w:p>
-        </w:tc>
-        <w:tc>
-          <w:tcPr>
-            <w:tcW w:w="3697" w:type="dxa"/>
+              <w:t>E-mail</w:t>
+            </w:r>
+          </w:p>
+        </w:tc>
+        <w:tc>
+          <w:tcPr>
+            <w:tcW w:w="3730" w:type="dxa"/>
             <w:tcBorders>
               <w:top w:val="single" w:sz="4" w:space="0" w:color="BFC7D1"/>
               <w:left w:val="single" w:sz="4" w:space="0" w:color="BFC7D1"/>
@@ -8919,13 +9909,13 @@
                 <w:szCs w:val="24"/>
                 <w:lang w:val="en-US" w:eastAsia="ja-JP" w:bidi="ar-SA"/>
               </w:rPr>
-              <w:t>Web application for desktop and laptop browsers</w:t>
-            </w:r>
-          </w:p>
-        </w:tc>
-        <w:tc>
-          <w:tcPr>
-            <w:tcW w:w="3699" w:type="dxa"/>
+              <w:t>Needs the broker's SMTP mailbox and the "Send e-mails" switch</w:t>
+            </w:r>
+          </w:p>
+        </w:tc>
+        <w:tc>
+          <w:tcPr>
+            <w:tcW w:w="3730" w:type="dxa"/>
             <w:tcBorders>
               <w:top w:val="single" w:sz="4" w:space="0" w:color="BFC7D1"/>
               <w:left w:val="single" w:sz="4" w:space="0" w:color="BFC7D1"/>
@@ -8956,7 +9946,7 @@
                 <w:szCs w:val="24"/>
                 <w:lang w:val="en-US" w:eastAsia="ja-JP" w:bidi="ar-SA"/>
               </w:rPr>
-              <w:t>Mobile-friendly screens for sales and claims are on the later part of the indicative roadmap (Release Notes and Product Roadmap)</w:t>
+              <w:t>Set up during implementation</w:t>
             </w:r>
           </w:p>
         </w:tc>
@@ -8965,7 +9955,7 @@
         <w:trPr/>
         <w:tc>
           <w:tcPr>
-            <w:tcW w:w="1618" w:type="dxa"/>
+            <w:tcW w:w="1554" w:type="dxa"/>
             <w:tcBorders>
               <w:top w:val="single" w:sz="4" w:space="0" w:color="BFC7D1"/>
               <w:left w:val="single" w:sz="4" w:space="0" w:color="BFC7D1"/>
@@ -8996,13 +9986,13 @@
                 <w:szCs w:val="24"/>
                 <w:lang w:val="en-US" w:eastAsia="ja-JP" w:bidi="ar-SA"/>
               </w:rPr>
-              <w:t>E-mail</w:t>
-            </w:r>
-          </w:p>
-        </w:tc>
-        <w:tc>
-          <w:tcPr>
-            <w:tcW w:w="3697" w:type="dxa"/>
+              <w:t>In progress</w:t>
+            </w:r>
+          </w:p>
+        </w:tc>
+        <w:tc>
+          <w:tcPr>
+            <w:tcW w:w="3730" w:type="dxa"/>
             <w:tcBorders>
               <w:top w:val="single" w:sz="4" w:space="0" w:color="BFC7D1"/>
               <w:left w:val="single" w:sz="4" w:space="0" w:color="BFC7D1"/>
@@ -9033,13 +10023,13 @@
                 <w:szCs w:val="24"/>
                 <w:lang w:val="en-US" w:eastAsia="ja-JP" w:bidi="ar-SA"/>
               </w:rPr>
-              <w:t>Needs the broker's SMTP mailbox and the "Send e-mails" switch</w:t>
-            </w:r>
-          </w:p>
-        </w:tc>
-        <w:tc>
-          <w:tcPr>
-            <w:tcW w:w="3699" w:type="dxa"/>
+              <w:t>Sales activity log, quote wizard covers and risk fields from the Product Configurator, supplier BIR Form 2307 and fixed asset disposal are being completed for the next release</w:t>
+            </w:r>
+          </w:p>
+        </w:tc>
+        <w:tc>
+          <w:tcPr>
+            <w:tcW w:w="3730" w:type="dxa"/>
             <w:tcBorders>
               <w:top w:val="single" w:sz="4" w:space="0" w:color="BFC7D1"/>
               <w:left w:val="single" w:sz="4" w:space="0" w:color="BFC7D1"/>
@@ -9070,7 +10060,7 @@
                 <w:szCs w:val="24"/>
                 <w:lang w:val="en-US" w:eastAsia="ja-JP" w:bidi="ar-SA"/>
               </w:rPr>
-              <w:t>Set up during implementation</w:t>
+              <w:t>Confirm the delivery date before promising them</w:t>
             </w:r>
           </w:p>
         </w:tc>
@@ -9098,9 +10088,9 @@
       <w:r>
         <w:br w:type="page"/>
       </w:r>
-      <w:bookmarkStart w:id="75" w:name="__RefHeading___Toc1299_3066934455"/>
-      <w:bookmarkStart w:id="76" w:name="_Toc233203395"/>
-      <w:bookmarkEnd w:id="75"/>
+      <w:bookmarkStart w:id="78" w:name="__RefHeading___Toc4180_1360963153"/>
+      <w:bookmarkStart w:id="79" w:name="_Toc233203395"/>
+      <w:bookmarkEnd w:id="78"/>
       <w:r>
         <w:rPr>
           <w:rStyle w:val="BookTitle"/>
@@ -9111,7 +10101,7 @@
         </w:rPr>
         <w:t>13.  Document Sign-Off</w:t>
       </w:r>
-      <w:bookmarkEnd w:id="76"/>
+      <w:bookmarkEnd w:id="79"/>
     </w:p>
     <w:p>
       <w:pPr>
@@ -10856,7 +11846,7 @@
       <w:r>
         <w:rPr/>
         <w:drawing>
-          <wp:anchor behindDoc="1" distT="0" distB="0" distL="0" distR="0" simplePos="0" locked="0" layoutInCell="0" allowOverlap="1" relativeHeight="24">
+          <wp:anchor behindDoc="1" distT="0" distB="0" distL="0" distR="0" simplePos="0" locked="0" layoutInCell="0" allowOverlap="1" relativeHeight="29">
             <wp:simplePos x="0" y="0"/>
             <wp:positionH relativeFrom="margin">
               <wp:align>center</wp:align>
@@ -10927,7 +11917,7 @@
     <w:r>
       <w:rPr/>
       <w:drawing>
-        <wp:anchor behindDoc="1" distT="0" distB="0" distL="0" distR="0" simplePos="0" locked="0" layoutInCell="0" allowOverlap="1" relativeHeight="23">
+        <wp:anchor behindDoc="1" distT="0" distB="0" distL="0" distR="0" simplePos="0" locked="0" layoutInCell="0" allowOverlap="1" relativeHeight="28">
           <wp:simplePos x="0" y="0"/>
           <wp:positionH relativeFrom="page">
             <wp:align>left</wp:align>
@@ -10986,7 +11976,7 @@
     <w:r>
       <w:rPr/>
       <w:drawing>
-        <wp:anchor behindDoc="1" distT="0" distB="0" distL="0" distR="0" simplePos="0" locked="0" layoutInCell="0" allowOverlap="1" relativeHeight="23">
+        <wp:anchor behindDoc="1" distT="0" distB="0" distL="0" distR="0" simplePos="0" locked="0" layoutInCell="0" allowOverlap="1" relativeHeight="28">
           <wp:simplePos x="0" y="0"/>
           <wp:positionH relativeFrom="page">
             <wp:align>left</wp:align>

--- a/docs/package/01_Sales/iNXT_BrokerVerse_FAQ_and_Objection_Handling.docx
+++ b/docs/package/01_Sales/iNXT_BrokerVerse_FAQ_and_Objection_Handling.docx
@@ -789,7 +789,7 @@
             </w:rPr>
             <w:fldChar w:fldCharType="separate"/>
           </w:r>
-          <w:hyperlink w:anchor="__RefHeading___Toc4032_1360963153">
+          <w:hyperlink w:anchor="__RefHeading___Toc1305_3593330738">
             <w:r>
               <w:rPr>
                 <w:webHidden/>
@@ -824,7 +824,7 @@
             </w:tabs>
             <w:rPr/>
           </w:pPr>
-          <w:hyperlink w:anchor="__RefHeading___Toc4034_1360963153">
+          <w:hyperlink w:anchor="__RefHeading___Toc1307_3593330738">
             <w:r>
               <w:rPr>
                 <w:webHidden/>
@@ -853,7 +853,7 @@
             </w:tabs>
             <w:rPr/>
           </w:pPr>
-          <w:hyperlink w:anchor="__RefHeading___Toc4036_1360963153">
+          <w:hyperlink w:anchor="__RefHeading___Toc1309_3593330738">
             <w:r>
               <w:rPr>
                 <w:webHidden/>
@@ -861,7 +861,7 @@
               </w:rPr>
               <w:t>3. How to use this document</w:t>
               <w:tab/>
-              <w:t>6</w:t>
+              <w:t>7</w:t>
             </w:r>
           </w:hyperlink>
         </w:p>
@@ -875,7 +875,7 @@
             </w:tabs>
             <w:rPr/>
           </w:pPr>
-          <w:hyperlink w:anchor="__RefHeading___Toc4038_1360963153">
+          <w:hyperlink w:anchor="__RefHeading___Toc1311_3593330738">
             <w:r>
               <w:rPr>
                 <w:webHidden/>
@@ -883,7 +883,7 @@
               </w:rPr>
               <w:t>3.1 Purpose</w:t>
               <w:tab/>
-              <w:t>6</w:t>
+              <w:t>7</w:t>
             </w:r>
           </w:hyperlink>
         </w:p>
@@ -897,7 +897,7 @@
             </w:tabs>
             <w:rPr/>
           </w:pPr>
-          <w:hyperlink w:anchor="__RefHeading___Toc4040_1360963153">
+          <w:hyperlink w:anchor="__RefHeading___Toc1313_3593330738">
             <w:r>
               <w:rPr>
                 <w:webHidden/>
@@ -919,7 +919,7 @@
             </w:tabs>
             <w:rPr/>
           </w:pPr>
-          <w:hyperlink w:anchor="__RefHeading___Toc4042_1360963153">
+          <w:hyperlink w:anchor="__RefHeading___Toc1315_3593330738">
             <w:r>
               <w:rPr>
                 <w:webHidden/>
@@ -941,7 +941,7 @@
             </w:tabs>
             <w:rPr/>
           </w:pPr>
-          <w:hyperlink w:anchor="__RefHeading___Toc4044_1360963153">
+          <w:hyperlink w:anchor="__RefHeading___Toc1317_3593330738">
             <w:r>
               <w:rPr>
                 <w:webHidden/>
@@ -963,7 +963,7 @@
             </w:tabs>
             <w:rPr/>
           </w:pPr>
-          <w:hyperlink w:anchor="__RefHeading___Toc4046_1360963153">
+          <w:hyperlink w:anchor="__RefHeading___Toc1319_3593330738">
             <w:r>
               <w:rPr>
                 <w:webHidden/>
@@ -985,7 +985,7 @@
             </w:tabs>
             <w:rPr/>
           </w:pPr>
-          <w:hyperlink w:anchor="__RefHeading___Toc4048_1360963153">
+          <w:hyperlink w:anchor="__RefHeading___Toc1321_3593330738">
             <w:r>
               <w:rPr>
                 <w:webHidden/>
@@ -1007,7 +1007,7 @@
             </w:tabs>
             <w:rPr/>
           </w:pPr>
-          <w:hyperlink w:anchor="__RefHeading___Toc4050_1360963153">
+          <w:hyperlink w:anchor="__RefHeading___Toc1323_3593330738">
             <w:r>
               <w:rPr>
                 <w:webHidden/>
@@ -1029,7 +1029,7 @@
             </w:tabs>
             <w:rPr/>
           </w:pPr>
-          <w:hyperlink w:anchor="__RefHeading___Toc4052_1360963153">
+          <w:hyperlink w:anchor="__RefHeading___Toc1325_3593330738">
             <w:r>
               <w:rPr>
                 <w:webHidden/>
@@ -1051,7 +1051,7 @@
             </w:tabs>
             <w:rPr/>
           </w:pPr>
-          <w:hyperlink w:anchor="__RefHeading___Toc4054_1360963153">
+          <w:hyperlink w:anchor="__RefHeading___Toc1327_3593330738">
             <w:r>
               <w:rPr>
                 <w:webHidden/>
@@ -1073,7 +1073,7 @@
             </w:tabs>
             <w:rPr/>
           </w:pPr>
-          <w:hyperlink w:anchor="__RefHeading___Toc4056_1360963153">
+          <w:hyperlink w:anchor="__RefHeading___Toc1329_3593330738">
             <w:r>
               <w:rPr>
                 <w:webHidden/>
@@ -1095,7 +1095,7 @@
             </w:tabs>
             <w:rPr/>
           </w:pPr>
-          <w:hyperlink w:anchor="__RefHeading___Toc4058_1360963153">
+          <w:hyperlink w:anchor="__RefHeading___Toc1331_3593330738">
             <w:r>
               <w:rPr>
                 <w:webHidden/>
@@ -1117,7 +1117,7 @@
             </w:tabs>
             <w:rPr/>
           </w:pPr>
-          <w:hyperlink w:anchor="__RefHeading___Toc4060_1360963153">
+          <w:hyperlink w:anchor="__RefHeading___Toc1333_3593330738">
             <w:r>
               <w:rPr>
                 <w:webHidden/>
@@ -1139,7 +1139,7 @@
             </w:tabs>
             <w:rPr/>
           </w:pPr>
-          <w:hyperlink w:anchor="__RefHeading___Toc4062_1360963153">
+          <w:hyperlink w:anchor="__RefHeading___Toc1335_3593330738">
             <w:r>
               <w:rPr>
                 <w:webHidden/>
@@ -1161,7 +1161,7 @@
             </w:tabs>
             <w:rPr/>
           </w:pPr>
-          <w:hyperlink w:anchor="__RefHeading___Toc4064_1360963153">
+          <w:hyperlink w:anchor="__RefHeading___Toc1337_3593330738">
             <w:r>
               <w:rPr>
                 <w:webHidden/>
@@ -1183,7 +1183,7 @@
             </w:tabs>
             <w:rPr/>
           </w:pPr>
-          <w:hyperlink w:anchor="__RefHeading___Toc4066_1360963153">
+          <w:hyperlink w:anchor="__RefHeading___Toc1339_3593330738">
             <w:r>
               <w:rPr>
                 <w:webHidden/>
@@ -1205,7 +1205,7 @@
             </w:tabs>
             <w:rPr/>
           </w:pPr>
-          <w:hyperlink w:anchor="__RefHeading___Toc4068_1360963153">
+          <w:hyperlink w:anchor="__RefHeading___Toc1341_3593330738">
             <w:r>
               <w:rPr>
                 <w:webHidden/>
@@ -1227,7 +1227,7 @@
             </w:tabs>
             <w:rPr/>
           </w:pPr>
-          <w:hyperlink w:anchor="__RefHeading___Toc4070_1360963153">
+          <w:hyperlink w:anchor="__RefHeading___Toc1343_3593330738">
             <w:r>
               <w:rPr>
                 <w:webHidden/>
@@ -1249,7 +1249,7 @@
             </w:tabs>
             <w:rPr/>
           </w:pPr>
-          <w:hyperlink w:anchor="__RefHeading___Toc4072_1360963153">
+          <w:hyperlink w:anchor="__RefHeading___Toc1345_3593330738">
             <w:r>
               <w:rPr>
                 <w:webHidden/>
@@ -1271,7 +1271,7 @@
             </w:tabs>
             <w:rPr/>
           </w:pPr>
-          <w:hyperlink w:anchor="__RefHeading___Toc4074_1360963153">
+          <w:hyperlink w:anchor="__RefHeading___Toc1347_3593330738">
             <w:r>
               <w:rPr>
                 <w:webHidden/>
@@ -1293,7 +1293,7 @@
             </w:tabs>
             <w:rPr/>
           </w:pPr>
-          <w:hyperlink w:anchor="__RefHeading___Toc4076_1360963153">
+          <w:hyperlink w:anchor="__RefHeading___Toc1349_3593330738">
             <w:r>
               <w:rPr>
                 <w:webHidden/>
@@ -1315,7 +1315,7 @@
             </w:tabs>
             <w:rPr/>
           </w:pPr>
-          <w:hyperlink w:anchor="__RefHeading___Toc4078_1360963153">
+          <w:hyperlink w:anchor="__RefHeading___Toc1351_3593330738">
             <w:r>
               <w:rPr>
                 <w:webHidden/>
@@ -1337,7 +1337,7 @@
             </w:tabs>
             <w:rPr/>
           </w:pPr>
-          <w:hyperlink w:anchor="__RefHeading___Toc4080_1360963153">
+          <w:hyperlink w:anchor="__RefHeading___Toc1353_3593330738">
             <w:r>
               <w:rPr>
                 <w:webHidden/>
@@ -1359,7 +1359,7 @@
             </w:tabs>
             <w:rPr/>
           </w:pPr>
-          <w:hyperlink w:anchor="__RefHeading___Toc4082_1360963153">
+          <w:hyperlink w:anchor="__RefHeading___Toc1355_3593330738">
             <w:r>
               <w:rPr>
                 <w:webHidden/>
@@ -1381,7 +1381,7 @@
             </w:tabs>
             <w:rPr/>
           </w:pPr>
-          <w:hyperlink w:anchor="__RefHeading___Toc4084_1360963153">
+          <w:hyperlink w:anchor="__RefHeading___Toc1357_3593330738">
             <w:r>
               <w:rPr>
                 <w:webHidden/>
@@ -1403,7 +1403,7 @@
             </w:tabs>
             <w:rPr/>
           </w:pPr>
-          <w:hyperlink w:anchor="__RefHeading___Toc4086_1360963153">
+          <w:hyperlink w:anchor="__RefHeading___Toc1359_3593330738">
             <w:r>
               <w:rPr>
                 <w:webHidden/>
@@ -1425,7 +1425,7 @@
             </w:tabs>
             <w:rPr/>
           </w:pPr>
-          <w:hyperlink w:anchor="__RefHeading___Toc4088_1360963153">
+          <w:hyperlink w:anchor="__RefHeading___Toc1361_3593330738">
             <w:r>
               <w:rPr>
                 <w:webHidden/>
@@ -1447,7 +1447,7 @@
             </w:tabs>
             <w:rPr/>
           </w:pPr>
-          <w:hyperlink w:anchor="__RefHeading___Toc4090_1360963153">
+          <w:hyperlink w:anchor="__RefHeading___Toc1363_3593330738">
             <w:r>
               <w:rPr>
                 <w:webHidden/>
@@ -1469,7 +1469,7 @@
             </w:tabs>
             <w:rPr/>
           </w:pPr>
-          <w:hyperlink w:anchor="__RefHeading___Toc4092_1360963153">
+          <w:hyperlink w:anchor="__RefHeading___Toc1365_3593330738">
             <w:r>
               <w:rPr>
                 <w:webHidden/>
@@ -1491,7 +1491,7 @@
             </w:tabs>
             <w:rPr/>
           </w:pPr>
-          <w:hyperlink w:anchor="__RefHeading___Toc4094_1360963153">
+          <w:hyperlink w:anchor="__RefHeading___Toc1367_3593330738">
             <w:r>
               <w:rPr>
                 <w:webHidden/>
@@ -1513,7 +1513,7 @@
             </w:tabs>
             <w:rPr/>
           </w:pPr>
-          <w:hyperlink w:anchor="__RefHeading___Toc4096_1360963153">
+          <w:hyperlink w:anchor="__RefHeading___Toc1369_3593330738">
             <w:r>
               <w:rPr>
                 <w:webHidden/>
@@ -1535,7 +1535,7 @@
             </w:tabs>
             <w:rPr/>
           </w:pPr>
-          <w:hyperlink w:anchor="__RefHeading___Toc4098_1360963153">
+          <w:hyperlink w:anchor="__RefHeading___Toc1371_3593330738">
             <w:r>
               <w:rPr>
                 <w:webHidden/>
@@ -1557,7 +1557,7 @@
             </w:tabs>
             <w:rPr/>
           </w:pPr>
-          <w:hyperlink w:anchor="__RefHeading___Toc4100_1360963153">
+          <w:hyperlink w:anchor="__RefHeading___Toc1373_3593330738">
             <w:r>
               <w:rPr>
                 <w:webHidden/>
@@ -1579,7 +1579,7 @@
             </w:tabs>
             <w:rPr/>
           </w:pPr>
-          <w:hyperlink w:anchor="__RefHeading___Toc4102_1360963153">
+          <w:hyperlink w:anchor="__RefHeading___Toc1375_3593330738">
             <w:r>
               <w:rPr>
                 <w:webHidden/>
@@ -1601,7 +1601,7 @@
             </w:tabs>
             <w:rPr/>
           </w:pPr>
-          <w:hyperlink w:anchor="__RefHeading___Toc4104_1360963153">
+          <w:hyperlink w:anchor="__RefHeading___Toc1377_3593330738">
             <w:r>
               <w:rPr>
                 <w:webHidden/>
@@ -1623,7 +1623,7 @@
             </w:tabs>
             <w:rPr/>
           </w:pPr>
-          <w:hyperlink w:anchor="__RefHeading___Toc4106_1360963153">
+          <w:hyperlink w:anchor="__RefHeading___Toc1379_3593330738">
             <w:r>
               <w:rPr>
                 <w:webHidden/>
@@ -1645,7 +1645,7 @@
             </w:tabs>
             <w:rPr/>
           </w:pPr>
-          <w:hyperlink w:anchor="__RefHeading___Toc4108_1360963153">
+          <w:hyperlink w:anchor="__RefHeading___Toc1381_3593330738">
             <w:r>
               <w:rPr>
                 <w:webHidden/>
@@ -1667,7 +1667,7 @@
             </w:tabs>
             <w:rPr/>
           </w:pPr>
-          <w:hyperlink w:anchor="__RefHeading___Toc4110_1360963153">
+          <w:hyperlink w:anchor="__RefHeading___Toc1383_3593330738">
             <w:r>
               <w:rPr>
                 <w:webHidden/>
@@ -1689,7 +1689,7 @@
             </w:tabs>
             <w:rPr/>
           </w:pPr>
-          <w:hyperlink w:anchor="__RefHeading___Toc4112_1360963153">
+          <w:hyperlink w:anchor="__RefHeading___Toc1385_3593330738">
             <w:r>
               <w:rPr>
                 <w:webHidden/>
@@ -1711,7 +1711,7 @@
             </w:tabs>
             <w:rPr/>
           </w:pPr>
-          <w:hyperlink w:anchor="__RefHeading___Toc4114_1360963153">
+          <w:hyperlink w:anchor="__RefHeading___Toc1387_3593330738">
             <w:r>
               <w:rPr>
                 <w:webHidden/>
@@ -1733,7 +1733,7 @@
             </w:tabs>
             <w:rPr/>
           </w:pPr>
-          <w:hyperlink w:anchor="__RefHeading___Toc4116_1360963153">
+          <w:hyperlink w:anchor="__RefHeading___Toc1389_3593330738">
             <w:r>
               <w:rPr>
                 <w:webHidden/>
@@ -1755,7 +1755,7 @@
             </w:tabs>
             <w:rPr/>
           </w:pPr>
-          <w:hyperlink w:anchor="__RefHeading___Toc4118_1360963153">
+          <w:hyperlink w:anchor="__RefHeading___Toc1391_3593330738">
             <w:r>
               <w:rPr>
                 <w:webHidden/>
@@ -1777,7 +1777,7 @@
             </w:tabs>
             <w:rPr/>
           </w:pPr>
-          <w:hyperlink w:anchor="__RefHeading___Toc4120_1360963153">
+          <w:hyperlink w:anchor="__RefHeading___Toc1393_3593330738">
             <w:r>
               <w:rPr>
                 <w:webHidden/>
@@ -1799,7 +1799,7 @@
             </w:tabs>
             <w:rPr/>
           </w:pPr>
-          <w:hyperlink w:anchor="__RefHeading___Toc4122_1360963153">
+          <w:hyperlink w:anchor="__RefHeading___Toc1395_3593330738">
             <w:r>
               <w:rPr>
                 <w:webHidden/>
@@ -1821,7 +1821,7 @@
             </w:tabs>
             <w:rPr/>
           </w:pPr>
-          <w:hyperlink w:anchor="__RefHeading___Toc4124_1360963153">
+          <w:hyperlink w:anchor="__RefHeading___Toc1397_3593330738">
             <w:r>
               <w:rPr>
                 <w:webHidden/>
@@ -1843,7 +1843,7 @@
             </w:tabs>
             <w:rPr/>
           </w:pPr>
-          <w:hyperlink w:anchor="__RefHeading___Toc4126_1360963153">
+          <w:hyperlink w:anchor="__RefHeading___Toc1399_3593330738">
             <w:r>
               <w:rPr>
                 <w:webHidden/>
@@ -1865,7 +1865,7 @@
             </w:tabs>
             <w:rPr/>
           </w:pPr>
-          <w:hyperlink w:anchor="__RefHeading___Toc4128_1360963153">
+          <w:hyperlink w:anchor="__RefHeading___Toc1401_3593330738">
             <w:r>
               <w:rPr>
                 <w:webHidden/>
@@ -1887,7 +1887,7 @@
             </w:tabs>
             <w:rPr/>
           </w:pPr>
-          <w:hyperlink w:anchor="__RefHeading___Toc4130_1360963153">
+          <w:hyperlink w:anchor="__RefHeading___Toc1403_3593330738">
             <w:r>
               <w:rPr>
                 <w:webHidden/>
@@ -1909,7 +1909,7 @@
             </w:tabs>
             <w:rPr/>
           </w:pPr>
-          <w:hyperlink w:anchor="__RefHeading___Toc4132_1360963153">
+          <w:hyperlink w:anchor="__RefHeading___Toc1405_3593330738">
             <w:r>
               <w:rPr>
                 <w:webHidden/>
@@ -1931,7 +1931,7 @@
             </w:tabs>
             <w:rPr/>
           </w:pPr>
-          <w:hyperlink w:anchor="__RefHeading___Toc4134_1360963153">
+          <w:hyperlink w:anchor="__RefHeading___Toc1407_3593330738">
             <w:r>
               <w:rPr>
                 <w:webHidden/>
@@ -1953,7 +1953,7 @@
             </w:tabs>
             <w:rPr/>
           </w:pPr>
-          <w:hyperlink w:anchor="__RefHeading___Toc4136_1360963153">
+          <w:hyperlink w:anchor="__RefHeading___Toc1409_3593330738">
             <w:r>
               <w:rPr>
                 <w:webHidden/>
@@ -1975,7 +1975,7 @@
             </w:tabs>
             <w:rPr/>
           </w:pPr>
-          <w:hyperlink w:anchor="__RefHeading___Toc4138_1360963153">
+          <w:hyperlink w:anchor="__RefHeading___Toc1411_3593330738">
             <w:r>
               <w:rPr>
                 <w:webHidden/>
@@ -1997,7 +1997,7 @@
             </w:tabs>
             <w:rPr/>
           </w:pPr>
-          <w:hyperlink w:anchor="__RefHeading___Toc4140_1360963153">
+          <w:hyperlink w:anchor="__RefHeading___Toc1413_3593330738">
             <w:r>
               <w:rPr>
                 <w:webHidden/>
@@ -2019,7 +2019,7 @@
             </w:tabs>
             <w:rPr/>
           </w:pPr>
-          <w:hyperlink w:anchor="__RefHeading___Toc4142_1360963153">
+          <w:hyperlink w:anchor="__RefHeading___Toc1415_3593330738">
             <w:r>
               <w:rPr>
                 <w:webHidden/>
@@ -2041,7 +2041,7 @@
             </w:tabs>
             <w:rPr/>
           </w:pPr>
-          <w:hyperlink w:anchor="__RefHeading___Toc4144_1360963153">
+          <w:hyperlink w:anchor="__RefHeading___Toc1417_3593330738">
             <w:r>
               <w:rPr>
                 <w:webHidden/>
@@ -2063,7 +2063,7 @@
             </w:tabs>
             <w:rPr/>
           </w:pPr>
-          <w:hyperlink w:anchor="__RefHeading___Toc4146_1360963153">
+          <w:hyperlink w:anchor="__RefHeading___Toc1419_3593330738">
             <w:r>
               <w:rPr>
                 <w:webHidden/>
@@ -2085,7 +2085,7 @@
             </w:tabs>
             <w:rPr/>
           </w:pPr>
-          <w:hyperlink w:anchor="__RefHeading___Toc4148_1360963153">
+          <w:hyperlink w:anchor="__RefHeading___Toc1421_3593330738">
             <w:r>
               <w:rPr>
                 <w:webHidden/>
@@ -2107,7 +2107,7 @@
             </w:tabs>
             <w:rPr/>
           </w:pPr>
-          <w:hyperlink w:anchor="__RefHeading___Toc4150_1360963153">
+          <w:hyperlink w:anchor="__RefHeading___Toc1423_3593330738">
             <w:r>
               <w:rPr>
                 <w:webHidden/>
@@ -2129,7 +2129,7 @@
             </w:tabs>
             <w:rPr/>
           </w:pPr>
-          <w:hyperlink w:anchor="__RefHeading___Toc4152_1360963153">
+          <w:hyperlink w:anchor="__RefHeading___Toc1425_3593330738">
             <w:r>
               <w:rPr>
                 <w:webHidden/>
@@ -2151,7 +2151,7 @@
             </w:tabs>
             <w:rPr/>
           </w:pPr>
-          <w:hyperlink w:anchor="__RefHeading___Toc4154_1360963153">
+          <w:hyperlink w:anchor="__RefHeading___Toc1427_3593330738">
             <w:r>
               <w:rPr>
                 <w:webHidden/>
@@ -2173,7 +2173,7 @@
             </w:tabs>
             <w:rPr/>
           </w:pPr>
-          <w:hyperlink w:anchor="__RefHeading___Toc4156_1360963153">
+          <w:hyperlink w:anchor="__RefHeading___Toc1429_3593330738">
             <w:r>
               <w:rPr>
                 <w:webHidden/>
@@ -2195,7 +2195,7 @@
             </w:tabs>
             <w:rPr/>
           </w:pPr>
-          <w:hyperlink w:anchor="__RefHeading___Toc4158_1360963153">
+          <w:hyperlink w:anchor="__RefHeading___Toc1431_3593330738">
             <w:r>
               <w:rPr>
                 <w:webHidden/>
@@ -2217,7 +2217,7 @@
             </w:tabs>
             <w:rPr/>
           </w:pPr>
-          <w:hyperlink w:anchor="__RefHeading___Toc4160_1360963153">
+          <w:hyperlink w:anchor="__RefHeading___Toc1433_3593330738">
             <w:r>
               <w:rPr>
                 <w:webHidden/>
@@ -2239,7 +2239,7 @@
             </w:tabs>
             <w:rPr/>
           </w:pPr>
-          <w:hyperlink w:anchor="__RefHeading___Toc4162_1360963153">
+          <w:hyperlink w:anchor="__RefHeading___Toc1435_3593330738">
             <w:r>
               <w:rPr>
                 <w:webHidden/>
@@ -2261,7 +2261,7 @@
             </w:tabs>
             <w:rPr/>
           </w:pPr>
-          <w:hyperlink w:anchor="__RefHeading___Toc4164_1360963153">
+          <w:hyperlink w:anchor="__RefHeading___Toc1437_3593330738">
             <w:r>
               <w:rPr>
                 <w:webHidden/>
@@ -2283,7 +2283,7 @@
             </w:tabs>
             <w:rPr/>
           </w:pPr>
-          <w:hyperlink w:anchor="__RefHeading___Toc4166_1360963153">
+          <w:hyperlink w:anchor="__RefHeading___Toc1439_3593330738">
             <w:r>
               <w:rPr>
                 <w:webHidden/>
@@ -2305,7 +2305,7 @@
             </w:tabs>
             <w:rPr/>
           </w:pPr>
-          <w:hyperlink w:anchor="__RefHeading___Toc4168_1360963153">
+          <w:hyperlink w:anchor="__RefHeading___Toc1441_3593330738">
             <w:r>
               <w:rPr>
                 <w:webHidden/>
@@ -2327,7 +2327,7 @@
             </w:tabs>
             <w:rPr/>
           </w:pPr>
-          <w:hyperlink w:anchor="__RefHeading___Toc4170_1360963153">
+          <w:hyperlink w:anchor="__RefHeading___Toc1443_3593330738">
             <w:r>
               <w:rPr>
                 <w:webHidden/>
@@ -2349,7 +2349,7 @@
             </w:tabs>
             <w:rPr/>
           </w:pPr>
-          <w:hyperlink w:anchor="__RefHeading___Toc4172_1360963153">
+          <w:hyperlink w:anchor="__RefHeading___Toc1445_3593330738">
             <w:r>
               <w:rPr>
                 <w:webHidden/>
@@ -2371,7 +2371,7 @@
             </w:tabs>
             <w:rPr/>
           </w:pPr>
-          <w:hyperlink w:anchor="__RefHeading___Toc4174_1360963153">
+          <w:hyperlink w:anchor="__RefHeading___Toc1447_3593330738">
             <w:r>
               <w:rPr>
                 <w:webHidden/>
@@ -2393,7 +2393,7 @@
             </w:tabs>
             <w:rPr/>
           </w:pPr>
-          <w:hyperlink w:anchor="__RefHeading___Toc4176_1360963153">
+          <w:hyperlink w:anchor="__RefHeading___Toc1449_3593330738">
             <w:r>
               <w:rPr>
                 <w:webHidden/>
@@ -2415,7 +2415,7 @@
             </w:tabs>
             <w:rPr/>
           </w:pPr>
-          <w:hyperlink w:anchor="__RefHeading___Toc4178_1360963153">
+          <w:hyperlink w:anchor="__RefHeading___Toc1451_3593330738">
             <w:r>
               <w:rPr>
                 <w:webHidden/>
@@ -2437,7 +2437,7 @@
             </w:tabs>
             <w:rPr/>
           </w:pPr>
-          <w:hyperlink w:anchor="__RefHeading___Toc4180_1360963153">
+          <w:hyperlink w:anchor="__RefHeading___Toc1453_3593330738">
             <w:r>
               <w:rPr>
                 <w:webHidden/>
@@ -2485,7 +2485,7 @@
       <w:r>
         <w:br w:type="page"/>
       </w:r>
-      <w:bookmarkStart w:id="0" w:name="__RefHeading___Toc4032_1360963153"/>
+      <w:bookmarkStart w:id="0" w:name="__RefHeading___Toc1305_3593330738"/>
       <w:bookmarkStart w:id="1" w:name="_Toc48319687"/>
       <w:bookmarkStart w:id="2" w:name="_Toc11824118"/>
       <w:bookmarkEnd w:id="0"/>
@@ -2879,7 +2879,7 @@
                 <w:szCs w:val="24"/>
                 <w:lang w:val="en-US" w:eastAsia="ja-JP" w:bidi="ar-SA"/>
               </w:rPr>
-              <w:t>1.1</w:t>
+              <w:t>1.1.1</w:t>
             </w:r>
           </w:p>
         </w:tc>
@@ -3027,7 +3027,7 @@
                 <w:szCs w:val="24"/>
                 <w:lang w:val="en-US" w:eastAsia="ja-JP" w:bidi="ar-SA"/>
               </w:rPr>
-              <w:t>Answers updated for AML/CFT, the IC and NPC compliance registers, BIR forms and EOPT invoices, integrations, dealer programmes, branding, My Work and the Report Builder; known limits revised</w:t>
+              <w:t>Version 1.1.1: release figures aligned with the release verification of 04 October 2026 (test cases, automated tests, UAT cycle, go-live rehearsal). Version 1.1: answers updated for AML/CFT, the IC and NPC compliance registers, BIR forms and EOPT invoices, integrations, dealer programmes, branding, My Work and the Report Builder; known limits revised</w:t>
             </w:r>
           </w:p>
         </w:tc>
@@ -3130,7 +3130,7 @@
           <w:spacing w:val="0"/>
         </w:rPr>
       </w:pPr>
-      <w:bookmarkStart w:id="4" w:name="__RefHeading___Toc4034_1360963153"/>
+      <w:bookmarkStart w:id="4" w:name="__RefHeading___Toc1307_3593330738"/>
       <w:bookmarkStart w:id="5" w:name="_Toc233203388"/>
       <w:bookmarkEnd w:id="4"/>
       <w:r>
@@ -5778,7 +5778,7 @@
         <w:pageBreakBefore w:val="false"/>
         <w:rPr/>
       </w:pPr>
-      <w:bookmarkStart w:id="6" w:name="__RefHeading___Toc4036_1360963153"/>
+      <w:bookmarkStart w:id="6" w:name="__RefHeading___Toc1309_3593330738"/>
       <w:bookmarkEnd w:id="6"/>
       <w:r>
         <w:rPr>
@@ -5795,7 +5795,7 @@
         <w:pStyle w:val="Heading2"/>
         <w:rPr/>
       </w:pPr>
-      <w:bookmarkStart w:id="7" w:name="__RefHeading___Toc4038_1360963153"/>
+      <w:bookmarkStart w:id="7" w:name="__RefHeading___Toc1311_3593330738"/>
       <w:bookmarkEnd w:id="7"/>
       <w:r>
         <w:rPr>
@@ -5827,7 +5827,7 @@
         <w:pStyle w:val="Heading2"/>
         <w:rPr/>
       </w:pPr>
-      <w:bookmarkStart w:id="8" w:name="__RefHeading___Toc4040_1360963153"/>
+      <w:bookmarkStart w:id="8" w:name="__RefHeading___Toc1313_3593330738"/>
       <w:bookmarkEnd w:id="8"/>
       <w:r>
         <w:rPr>
@@ -5942,7 +5942,7 @@
         <w:pStyle w:val="Heading1"/>
         <w:rPr/>
       </w:pPr>
-      <w:bookmarkStart w:id="9" w:name="__RefHeading___Toc4042_1360963153"/>
+      <w:bookmarkStart w:id="9" w:name="__RefHeading___Toc1315_3593330738"/>
       <w:bookmarkEnd w:id="9"/>
       <w:r>
         <w:rPr>
@@ -5959,7 +5959,7 @@
         <w:pStyle w:val="Heading2"/>
         <w:rPr/>
       </w:pPr>
-      <w:bookmarkStart w:id="10" w:name="__RefHeading___Toc4044_1360963153"/>
+      <w:bookmarkStart w:id="10" w:name="__RefHeading___Toc1317_3593330738"/>
       <w:bookmarkEnd w:id="10"/>
       <w:r>
         <w:rPr>
@@ -5991,7 +5991,7 @@
         <w:pStyle w:val="Heading2"/>
         <w:rPr/>
       </w:pPr>
-      <w:bookmarkStart w:id="11" w:name="__RefHeading___Toc4046_1360963153"/>
+      <w:bookmarkStart w:id="11" w:name="__RefHeading___Toc1319_3593330738"/>
       <w:bookmarkEnd w:id="11"/>
       <w:r>
         <w:rPr>
@@ -6023,7 +6023,7 @@
         <w:pStyle w:val="Heading2"/>
         <w:rPr/>
       </w:pPr>
-      <w:bookmarkStart w:id="12" w:name="__RefHeading___Toc4048_1360963153"/>
+      <w:bookmarkStart w:id="12" w:name="__RefHeading___Toc1321_3593330738"/>
       <w:bookmarkEnd w:id="12"/>
       <w:r>
         <w:rPr>
@@ -6055,7 +6055,7 @@
         <w:pStyle w:val="Heading2"/>
         <w:rPr/>
       </w:pPr>
-      <w:bookmarkStart w:id="13" w:name="__RefHeading___Toc4050_1360963153"/>
+      <w:bookmarkStart w:id="13" w:name="__RefHeading___Toc1323_3593330738"/>
       <w:bookmarkEnd w:id="13"/>
       <w:r>
         <w:rPr>
@@ -6087,7 +6087,7 @@
         <w:pStyle w:val="Heading2"/>
         <w:rPr/>
       </w:pPr>
-      <w:bookmarkStart w:id="14" w:name="__RefHeading___Toc4052_1360963153"/>
+      <w:bookmarkStart w:id="14" w:name="__RefHeading___Toc1325_3593330738"/>
       <w:bookmarkEnd w:id="14"/>
       <w:r>
         <w:rPr>
@@ -6119,7 +6119,7 @@
         <w:pStyle w:val="Heading2"/>
         <w:rPr/>
       </w:pPr>
-      <w:bookmarkStart w:id="15" w:name="__RefHeading___Toc4054_1360963153"/>
+      <w:bookmarkStart w:id="15" w:name="__RefHeading___Toc1327_3593330738"/>
       <w:bookmarkEnd w:id="15"/>
       <w:r>
         <w:rPr>
@@ -6151,7 +6151,7 @@
         <w:pStyle w:val="Heading2"/>
         <w:rPr/>
       </w:pPr>
-      <w:bookmarkStart w:id="16" w:name="__RefHeading___Toc4056_1360963153"/>
+      <w:bookmarkStart w:id="16" w:name="__RefHeading___Toc1329_3593330738"/>
       <w:bookmarkEnd w:id="16"/>
       <w:r>
         <w:rPr>
@@ -6183,7 +6183,7 @@
         <w:pStyle w:val="Heading2"/>
         <w:rPr/>
       </w:pPr>
-      <w:bookmarkStart w:id="17" w:name="__RefHeading___Toc4058_1360963153"/>
+      <w:bookmarkStart w:id="17" w:name="__RefHeading___Toc1331_3593330738"/>
       <w:bookmarkEnd w:id="17"/>
       <w:r>
         <w:rPr>
@@ -6215,7 +6215,7 @@
         <w:pStyle w:val="Heading2"/>
         <w:rPr/>
       </w:pPr>
-      <w:bookmarkStart w:id="18" w:name="__RefHeading___Toc4060_1360963153"/>
+      <w:bookmarkStart w:id="18" w:name="__RefHeading___Toc1333_3593330738"/>
       <w:bookmarkEnd w:id="18"/>
       <w:r>
         <w:rPr>
@@ -6247,7 +6247,7 @@
         <w:pStyle w:val="Heading2"/>
         <w:rPr/>
       </w:pPr>
-      <w:bookmarkStart w:id="19" w:name="__RefHeading___Toc4062_1360963153"/>
+      <w:bookmarkStart w:id="19" w:name="__RefHeading___Toc1335_3593330738"/>
       <w:bookmarkEnd w:id="19"/>
       <w:r>
         <w:rPr>
@@ -6279,7 +6279,7 @@
         <w:pStyle w:val="Heading2"/>
         <w:rPr/>
       </w:pPr>
-      <w:bookmarkStart w:id="20" w:name="__RefHeading___Toc4064_1360963153"/>
+      <w:bookmarkStart w:id="20" w:name="__RefHeading___Toc1337_3593330738"/>
       <w:bookmarkEnd w:id="20"/>
       <w:r>
         <w:rPr>
@@ -6311,7 +6311,7 @@
         <w:pStyle w:val="Heading2"/>
         <w:rPr/>
       </w:pPr>
-      <w:bookmarkStart w:id="21" w:name="__RefHeading___Toc4066_1360963153"/>
+      <w:bookmarkStart w:id="21" w:name="__RefHeading___Toc1339_3593330738"/>
       <w:bookmarkEnd w:id="21"/>
       <w:r>
         <w:rPr>
@@ -6346,7 +6346,7 @@
         <w:pStyle w:val="Heading1"/>
         <w:rPr/>
       </w:pPr>
-      <w:bookmarkStart w:id="22" w:name="__RefHeading___Toc4068_1360963153"/>
+      <w:bookmarkStart w:id="22" w:name="__RefHeading___Toc1341_3593330738"/>
       <w:bookmarkEnd w:id="22"/>
       <w:r>
         <w:rPr>
@@ -6363,7 +6363,7 @@
         <w:pStyle w:val="Heading2"/>
         <w:rPr/>
       </w:pPr>
-      <w:bookmarkStart w:id="23" w:name="__RefHeading___Toc4070_1360963153"/>
+      <w:bookmarkStart w:id="23" w:name="__RefHeading___Toc1343_3593330738"/>
       <w:bookmarkEnd w:id="23"/>
       <w:r>
         <w:rPr>
@@ -6395,7 +6395,7 @@
         <w:pStyle w:val="Heading2"/>
         <w:rPr/>
       </w:pPr>
-      <w:bookmarkStart w:id="24" w:name="__RefHeading___Toc4072_1360963153"/>
+      <w:bookmarkStart w:id="24" w:name="__RefHeading___Toc1345_3593330738"/>
       <w:bookmarkEnd w:id="24"/>
       <w:r>
         <w:rPr>
@@ -6427,7 +6427,7 @@
         <w:pStyle w:val="Heading2"/>
         <w:rPr/>
       </w:pPr>
-      <w:bookmarkStart w:id="25" w:name="__RefHeading___Toc4074_1360963153"/>
+      <w:bookmarkStart w:id="25" w:name="__RefHeading___Toc1347_3593330738"/>
       <w:bookmarkEnd w:id="25"/>
       <w:r>
         <w:rPr>
@@ -6459,7 +6459,7 @@
         <w:pStyle w:val="Heading2"/>
         <w:rPr/>
       </w:pPr>
-      <w:bookmarkStart w:id="26" w:name="__RefHeading___Toc4076_1360963153"/>
+      <w:bookmarkStart w:id="26" w:name="__RefHeading___Toc1349_3593330738"/>
       <w:bookmarkEnd w:id="26"/>
       <w:r>
         <w:rPr>
@@ -6491,7 +6491,7 @@
         <w:pStyle w:val="Heading2"/>
         <w:rPr/>
       </w:pPr>
-      <w:bookmarkStart w:id="27" w:name="__RefHeading___Toc4078_1360963153"/>
+      <w:bookmarkStart w:id="27" w:name="__RefHeading___Toc1351_3593330738"/>
       <w:bookmarkEnd w:id="27"/>
       <w:r>
         <w:rPr>
@@ -6523,7 +6523,7 @@
         <w:pStyle w:val="Heading2"/>
         <w:rPr/>
       </w:pPr>
-      <w:bookmarkStart w:id="28" w:name="__RefHeading___Toc4080_1360963153"/>
+      <w:bookmarkStart w:id="28" w:name="__RefHeading___Toc1353_3593330738"/>
       <w:bookmarkEnd w:id="28"/>
       <w:r>
         <w:rPr>
@@ -6703,7 +6703,7 @@
         <w:pStyle w:val="Heading2"/>
         <w:rPr/>
       </w:pPr>
-      <w:bookmarkStart w:id="29" w:name="__RefHeading___Toc4082_1360963153"/>
+      <w:bookmarkStart w:id="29" w:name="__RefHeading___Toc1355_3593330738"/>
       <w:bookmarkEnd w:id="29"/>
       <w:r>
         <w:rPr>
@@ -6738,7 +6738,7 @@
         <w:pStyle w:val="Heading1"/>
         <w:rPr/>
       </w:pPr>
-      <w:bookmarkStart w:id="30" w:name="__RefHeading___Toc4084_1360963153"/>
+      <w:bookmarkStart w:id="30" w:name="__RefHeading___Toc1357_3593330738"/>
       <w:bookmarkEnd w:id="30"/>
       <w:r>
         <w:rPr>
@@ -6755,7 +6755,7 @@
         <w:pStyle w:val="Heading2"/>
         <w:rPr/>
       </w:pPr>
-      <w:bookmarkStart w:id="31" w:name="__RefHeading___Toc4086_1360963153"/>
+      <w:bookmarkStart w:id="31" w:name="__RefHeading___Toc1359_3593330738"/>
       <w:bookmarkEnd w:id="31"/>
       <w:r>
         <w:rPr>
@@ -6787,7 +6787,7 @@
         <w:pStyle w:val="Heading2"/>
         <w:rPr/>
       </w:pPr>
-      <w:bookmarkStart w:id="32" w:name="__RefHeading___Toc4088_1360963153"/>
+      <w:bookmarkStart w:id="32" w:name="__RefHeading___Toc1361_3593330738"/>
       <w:bookmarkEnd w:id="32"/>
       <w:r>
         <w:rPr>
@@ -6819,7 +6819,7 @@
         <w:pStyle w:val="Heading2"/>
         <w:rPr/>
       </w:pPr>
-      <w:bookmarkStart w:id="33" w:name="__RefHeading___Toc4090_1360963153"/>
+      <w:bookmarkStart w:id="33" w:name="__RefHeading___Toc1363_3593330738"/>
       <w:bookmarkEnd w:id="33"/>
       <w:r>
         <w:rPr>
@@ -6851,7 +6851,7 @@
         <w:pStyle w:val="Heading2"/>
         <w:rPr/>
       </w:pPr>
-      <w:bookmarkStart w:id="34" w:name="__RefHeading___Toc4092_1360963153"/>
+      <w:bookmarkStart w:id="34" w:name="__RefHeading___Toc1365_3593330738"/>
       <w:bookmarkEnd w:id="34"/>
       <w:r>
         <w:rPr>
@@ -6883,7 +6883,7 @@
         <w:pStyle w:val="Heading2"/>
         <w:rPr/>
       </w:pPr>
-      <w:bookmarkStart w:id="35" w:name="__RefHeading___Toc4094_1360963153"/>
+      <w:bookmarkStart w:id="35" w:name="__RefHeading___Toc1367_3593330738"/>
       <w:bookmarkEnd w:id="35"/>
       <w:r>
         <w:rPr>
@@ -6915,7 +6915,7 @@
         <w:pStyle w:val="Heading2"/>
         <w:rPr/>
       </w:pPr>
-      <w:bookmarkStart w:id="36" w:name="__RefHeading___Toc4096_1360963153"/>
+      <w:bookmarkStart w:id="36" w:name="__RefHeading___Toc1369_3593330738"/>
       <w:bookmarkEnd w:id="36"/>
       <w:r>
         <w:rPr>
@@ -6950,7 +6950,7 @@
         <w:pStyle w:val="Heading1"/>
         <w:rPr/>
       </w:pPr>
-      <w:bookmarkStart w:id="37" w:name="__RefHeading___Toc4098_1360963153"/>
+      <w:bookmarkStart w:id="37" w:name="__RefHeading___Toc1371_3593330738"/>
       <w:bookmarkEnd w:id="37"/>
       <w:r>
         <w:rPr>
@@ -6967,7 +6967,7 @@
         <w:pStyle w:val="Heading2"/>
         <w:rPr/>
       </w:pPr>
-      <w:bookmarkStart w:id="38" w:name="__RefHeading___Toc4100_1360963153"/>
+      <w:bookmarkStart w:id="38" w:name="__RefHeading___Toc1373_3593330738"/>
       <w:bookmarkEnd w:id="38"/>
       <w:r>
         <w:rPr>
@@ -6999,7 +6999,7 @@
         <w:pStyle w:val="Heading2"/>
         <w:rPr/>
       </w:pPr>
-      <w:bookmarkStart w:id="39" w:name="__RefHeading___Toc4102_1360963153"/>
+      <w:bookmarkStart w:id="39" w:name="__RefHeading___Toc1375_3593330738"/>
       <w:bookmarkEnd w:id="39"/>
       <w:r>
         <w:rPr>
@@ -7031,7 +7031,7 @@
         <w:pStyle w:val="Heading2"/>
         <w:rPr/>
       </w:pPr>
-      <w:bookmarkStart w:id="40" w:name="__RefHeading___Toc4104_1360963153"/>
+      <w:bookmarkStart w:id="40" w:name="__RefHeading___Toc1377_3593330738"/>
       <w:bookmarkEnd w:id="40"/>
       <w:r>
         <w:rPr>
@@ -7063,7 +7063,7 @@
         <w:pStyle w:val="Heading2"/>
         <w:rPr/>
       </w:pPr>
-      <w:bookmarkStart w:id="41" w:name="__RefHeading___Toc4106_1360963153"/>
+      <w:bookmarkStart w:id="41" w:name="__RefHeading___Toc1379_3593330738"/>
       <w:bookmarkEnd w:id="41"/>
       <w:r>
         <w:rPr>
@@ -7095,7 +7095,7 @@
         <w:pStyle w:val="Heading2"/>
         <w:rPr/>
       </w:pPr>
-      <w:bookmarkStart w:id="42" w:name="__RefHeading___Toc4108_1360963153"/>
+      <w:bookmarkStart w:id="42" w:name="__RefHeading___Toc1381_3593330738"/>
       <w:bookmarkEnd w:id="42"/>
       <w:r>
         <w:rPr>
@@ -7127,7 +7127,7 @@
         <w:pStyle w:val="Heading2"/>
         <w:rPr/>
       </w:pPr>
-      <w:bookmarkStart w:id="43" w:name="__RefHeading___Toc4110_1360963153"/>
+      <w:bookmarkStart w:id="43" w:name="__RefHeading___Toc1383_3593330738"/>
       <w:bookmarkEnd w:id="43"/>
       <w:r>
         <w:rPr>
@@ -7151,7 +7151,7 @@
           <w:color w:val="101820"/>
           <w:sz w:val="21"/>
         </w:rPr>
-        <w:t>Yes. For this release, 497 test cases were prepared and, after the re-test of 03 October 2026, 486 passed; the remaining 11 are 2 open Medium items, 3 cases that need a mail server and 6 not yet run, each tracked in the test workbook. The backend business-rule regression has 717 tests. An end-to-end UAT cycle of 371 business steps ran on a fresh database with one user per role, from set-up to month-end close. An external penetration test was not part of this cycle and is recommended before go-live.</w:t>
+        <w:t>Yes. For this release, 629 test cases were prepared and, in the release verification of 04 October 2026, 617 passed; the remaining 12 are 1 open Medium item, 3 cases that need a mail server and 8 not yet run, each tracked in the test workbook. The backend regression has 1,113 automated tests and the front end 175, all passed on the merged release. An end-to-end UAT cycle of 433 business steps ran on a fresh database of the final code with one user per role, from set-up and customer due diligence to month-end close, and a go-live rehearsal of 52 checks passed between two environments. An external penetration test was not part of this cycle and is recommended before go-live.</w:t>
       </w:r>
       <w:r>
         <w:br w:type="page"/>
@@ -7162,7 +7162,7 @@
         <w:pStyle w:val="Heading1"/>
         <w:rPr/>
       </w:pPr>
-      <w:bookmarkStart w:id="44" w:name="__RefHeading___Toc4112_1360963153"/>
+      <w:bookmarkStart w:id="44" w:name="__RefHeading___Toc1385_3593330738"/>
       <w:bookmarkEnd w:id="44"/>
       <w:r>
         <w:rPr>
@@ -7179,7 +7179,7 @@
         <w:pStyle w:val="Heading2"/>
         <w:rPr/>
       </w:pPr>
-      <w:bookmarkStart w:id="45" w:name="__RefHeading___Toc4114_1360963153"/>
+      <w:bookmarkStart w:id="45" w:name="__RefHeading___Toc1387_3593330738"/>
       <w:bookmarkEnd w:id="45"/>
       <w:r>
         <w:rPr>
@@ -7211,7 +7211,7 @@
         <w:pStyle w:val="Heading2"/>
         <w:rPr/>
       </w:pPr>
-      <w:bookmarkStart w:id="46" w:name="__RefHeading___Toc4116_1360963153"/>
+      <w:bookmarkStart w:id="46" w:name="__RefHeading___Toc1389_3593330738"/>
       <w:bookmarkEnd w:id="46"/>
       <w:r>
         <w:rPr>
@@ -7243,7 +7243,7 @@
         <w:pStyle w:val="Heading2"/>
         <w:rPr/>
       </w:pPr>
-      <w:bookmarkStart w:id="47" w:name="__RefHeading___Toc4118_1360963153"/>
+      <w:bookmarkStart w:id="47" w:name="__RefHeading___Toc1391_3593330738"/>
       <w:bookmarkEnd w:id="47"/>
       <w:r>
         <w:rPr>
@@ -7275,7 +7275,7 @@
         <w:pStyle w:val="Heading2"/>
         <w:rPr/>
       </w:pPr>
-      <w:bookmarkStart w:id="48" w:name="__RefHeading___Toc4120_1360963153"/>
+      <w:bookmarkStart w:id="48" w:name="__RefHeading___Toc1393_3593330738"/>
       <w:bookmarkEnd w:id="48"/>
       <w:r>
         <w:rPr>
@@ -7310,7 +7310,7 @@
         <w:pStyle w:val="Heading1"/>
         <w:rPr/>
       </w:pPr>
-      <w:bookmarkStart w:id="49" w:name="__RefHeading___Toc4122_1360963153"/>
+      <w:bookmarkStart w:id="49" w:name="__RefHeading___Toc1395_3593330738"/>
       <w:bookmarkEnd w:id="49"/>
       <w:r>
         <w:rPr>
@@ -7327,7 +7327,7 @@
         <w:pStyle w:val="Heading2"/>
         <w:rPr/>
       </w:pPr>
-      <w:bookmarkStart w:id="50" w:name="__RefHeading___Toc4124_1360963153"/>
+      <w:bookmarkStart w:id="50" w:name="__RefHeading___Toc1397_3593330738"/>
       <w:bookmarkEnd w:id="50"/>
       <w:r>
         <w:rPr>
@@ -7359,7 +7359,7 @@
         <w:pStyle w:val="Heading2"/>
         <w:rPr/>
       </w:pPr>
-      <w:bookmarkStart w:id="51" w:name="__RefHeading___Toc4126_1360963153"/>
+      <w:bookmarkStart w:id="51" w:name="__RefHeading___Toc1399_3593330738"/>
       <w:bookmarkEnd w:id="51"/>
       <w:r>
         <w:rPr>
@@ -7391,7 +7391,7 @@
         <w:pStyle w:val="Heading2"/>
         <w:rPr/>
       </w:pPr>
-      <w:bookmarkStart w:id="52" w:name="__RefHeading___Toc4128_1360963153"/>
+      <w:bookmarkStart w:id="52" w:name="__RefHeading___Toc1401_3593330738"/>
       <w:bookmarkEnd w:id="52"/>
       <w:r>
         <w:rPr>
@@ -7426,7 +7426,7 @@
         <w:pStyle w:val="Heading1"/>
         <w:rPr/>
       </w:pPr>
-      <w:bookmarkStart w:id="53" w:name="__RefHeading___Toc4130_1360963153"/>
+      <w:bookmarkStart w:id="53" w:name="__RefHeading___Toc1403_3593330738"/>
       <w:bookmarkEnd w:id="53"/>
       <w:r>
         <w:rPr>
@@ -7443,7 +7443,7 @@
         <w:pStyle w:val="Heading2"/>
         <w:rPr/>
       </w:pPr>
-      <w:bookmarkStart w:id="54" w:name="__RefHeading___Toc4132_1360963153"/>
+      <w:bookmarkStart w:id="54" w:name="__RefHeading___Toc1405_3593330738"/>
       <w:bookmarkEnd w:id="54"/>
       <w:r>
         <w:rPr>
@@ -7475,7 +7475,7 @@
         <w:pStyle w:val="Heading2"/>
         <w:rPr/>
       </w:pPr>
-      <w:bookmarkStart w:id="55" w:name="__RefHeading___Toc4134_1360963153"/>
+      <w:bookmarkStart w:id="55" w:name="__RefHeading___Toc1407_3593330738"/>
       <w:bookmarkEnd w:id="55"/>
       <w:r>
         <w:rPr>
@@ -7507,7 +7507,7 @@
         <w:pStyle w:val="Heading2"/>
         <w:rPr/>
       </w:pPr>
-      <w:bookmarkStart w:id="56" w:name="__RefHeading___Toc4136_1360963153"/>
+      <w:bookmarkStart w:id="56" w:name="__RefHeading___Toc1409_3593330738"/>
       <w:bookmarkEnd w:id="56"/>
       <w:r>
         <w:rPr>
@@ -7539,7 +7539,7 @@
         <w:pStyle w:val="Heading2"/>
         <w:rPr/>
       </w:pPr>
-      <w:bookmarkStart w:id="57" w:name="__RefHeading___Toc4138_1360963153"/>
+      <w:bookmarkStart w:id="57" w:name="__RefHeading___Toc1411_3593330738"/>
       <w:bookmarkEnd w:id="57"/>
       <w:r>
         <w:rPr>
@@ -7571,7 +7571,7 @@
         <w:pStyle w:val="Heading2"/>
         <w:rPr/>
       </w:pPr>
-      <w:bookmarkStart w:id="58" w:name="__RefHeading___Toc4140_1360963153"/>
+      <w:bookmarkStart w:id="58" w:name="__RefHeading___Toc1413_3593330738"/>
       <w:bookmarkEnd w:id="58"/>
       <w:r>
         <w:rPr>
@@ -7603,7 +7603,7 @@
         <w:pStyle w:val="Heading2"/>
         <w:rPr/>
       </w:pPr>
-      <w:bookmarkStart w:id="59" w:name="__RefHeading___Toc4142_1360963153"/>
+      <w:bookmarkStart w:id="59" w:name="__RefHeading___Toc1415_3593330738"/>
       <w:bookmarkEnd w:id="59"/>
       <w:r>
         <w:rPr>
@@ -7638,7 +7638,7 @@
         <w:pStyle w:val="Heading1"/>
         <w:rPr/>
       </w:pPr>
-      <w:bookmarkStart w:id="60" w:name="__RefHeading___Toc4144_1360963153"/>
+      <w:bookmarkStart w:id="60" w:name="__RefHeading___Toc1417_3593330738"/>
       <w:bookmarkEnd w:id="60"/>
       <w:r>
         <w:rPr>
@@ -7655,7 +7655,7 @@
         <w:pStyle w:val="Heading2"/>
         <w:rPr/>
       </w:pPr>
-      <w:bookmarkStart w:id="61" w:name="__RefHeading___Toc4146_1360963153"/>
+      <w:bookmarkStart w:id="61" w:name="__RefHeading___Toc1419_3593330738"/>
       <w:bookmarkEnd w:id="61"/>
       <w:r>
         <w:rPr>
@@ -7748,7 +7748,7 @@
         <w:pStyle w:val="Heading2"/>
         <w:rPr/>
       </w:pPr>
-      <w:bookmarkStart w:id="62" w:name="__RefHeading___Toc4148_1360963153"/>
+      <w:bookmarkStart w:id="62" w:name="__RefHeading___Toc1421_3593330738"/>
       <w:bookmarkEnd w:id="62"/>
       <w:r>
         <w:rPr>
@@ -7837,7 +7837,7 @@
         <w:pStyle w:val="Heading2"/>
         <w:rPr/>
       </w:pPr>
-      <w:bookmarkStart w:id="63" w:name="__RefHeading___Toc4150_1360963153"/>
+      <w:bookmarkStart w:id="63" w:name="__RefHeading___Toc1423_3593330738"/>
       <w:bookmarkEnd w:id="63"/>
       <w:r>
         <w:rPr>
@@ -7926,7 +7926,7 @@
         <w:pStyle w:val="Heading2"/>
         <w:rPr/>
       </w:pPr>
-      <w:bookmarkStart w:id="64" w:name="__RefHeading___Toc4152_1360963153"/>
+      <w:bookmarkStart w:id="64" w:name="__RefHeading___Toc1425_3593330738"/>
       <w:bookmarkEnd w:id="64"/>
       <w:r>
         <w:rPr>
@@ -8015,7 +8015,7 @@
         <w:pStyle w:val="Heading2"/>
         <w:rPr/>
       </w:pPr>
-      <w:bookmarkStart w:id="65" w:name="__RefHeading___Toc4154_1360963153"/>
+      <w:bookmarkStart w:id="65" w:name="__RefHeading___Toc1427_3593330738"/>
       <w:bookmarkEnd w:id="65"/>
       <w:r>
         <w:rPr>
@@ -8104,7 +8104,7 @@
         <w:pStyle w:val="Heading2"/>
         <w:rPr/>
       </w:pPr>
-      <w:bookmarkStart w:id="66" w:name="__RefHeading___Toc4156_1360963153"/>
+      <w:bookmarkStart w:id="66" w:name="__RefHeading___Toc1429_3593330738"/>
       <w:bookmarkEnd w:id="66"/>
       <w:r>
         <w:rPr>
@@ -8193,7 +8193,7 @@
         <w:pStyle w:val="Heading2"/>
         <w:rPr/>
       </w:pPr>
-      <w:bookmarkStart w:id="67" w:name="__RefHeading___Toc4158_1360963153"/>
+      <w:bookmarkStart w:id="67" w:name="__RefHeading___Toc1431_3593330738"/>
       <w:bookmarkEnd w:id="67"/>
       <w:r>
         <w:rPr>
@@ -8282,7 +8282,7 @@
         <w:pStyle w:val="Heading2"/>
         <w:rPr/>
       </w:pPr>
-      <w:bookmarkStart w:id="68" w:name="__RefHeading___Toc4160_1360963153"/>
+      <w:bookmarkStart w:id="68" w:name="__RefHeading___Toc1433_3593330738"/>
       <w:bookmarkEnd w:id="68"/>
       <w:r>
         <w:rPr>
@@ -8371,7 +8371,7 @@
         <w:pStyle w:val="Heading2"/>
         <w:rPr/>
       </w:pPr>
-      <w:bookmarkStart w:id="69" w:name="__RefHeading___Toc4162_1360963153"/>
+      <w:bookmarkStart w:id="69" w:name="__RefHeading___Toc1435_3593330738"/>
       <w:bookmarkEnd w:id="69"/>
       <w:r>
         <w:rPr>
@@ -8460,7 +8460,7 @@
         <w:pStyle w:val="Heading2"/>
         <w:rPr/>
       </w:pPr>
-      <w:bookmarkStart w:id="70" w:name="__RefHeading___Toc4164_1360963153"/>
+      <w:bookmarkStart w:id="70" w:name="__RefHeading___Toc1437_3593330738"/>
       <w:bookmarkEnd w:id="70"/>
       <w:r>
         <w:rPr>
@@ -8549,7 +8549,7 @@
         <w:pStyle w:val="Heading2"/>
         <w:rPr/>
       </w:pPr>
-      <w:bookmarkStart w:id="71" w:name="__RefHeading___Toc4166_1360963153"/>
+      <w:bookmarkStart w:id="71" w:name="__RefHeading___Toc1439_3593330738"/>
       <w:bookmarkEnd w:id="71"/>
       <w:r>
         <w:rPr>
@@ -8638,7 +8638,7 @@
         <w:pStyle w:val="Heading2"/>
         <w:rPr/>
       </w:pPr>
-      <w:bookmarkStart w:id="72" w:name="__RefHeading___Toc4168_1360963153"/>
+      <w:bookmarkStart w:id="72" w:name="__RefHeading___Toc1441_3593330738"/>
       <w:bookmarkEnd w:id="72"/>
       <w:r>
         <w:rPr>
@@ -8679,7 +8679,7 @@
         <w:pStyle w:val="Heading2"/>
         <w:rPr/>
       </w:pPr>
-      <w:bookmarkStart w:id="73" w:name="__RefHeading___Toc4170_1360963153"/>
+      <w:bookmarkStart w:id="73" w:name="__RefHeading___Toc1443_3593330738"/>
       <w:bookmarkEnd w:id="73"/>
       <w:r>
         <w:rPr>
@@ -8712,7 +8712,7 @@
           <w:color w:val="101820"/>
           <w:sz w:val="21"/>
         </w:rPr>
-        <w:t xml:space="preserve"> [to confirm: the client references iorta TechNXT may name, and the reference call arrangement]. Until confirmed, offer the test evidence (497 test cases for this release), the documentation package and a proof-of-concept on the prospect's own examples during the workshop.</w:t>
+        <w:t xml:space="preserve"> [to confirm: the client references iorta TechNXT may name, and the reference call arrangement]. Until confirmed, offer the test evidence (629 test cases for this release), the documentation package and a proof-of-concept on the prospect's own examples during the workshop.</w:t>
       </w:r>
     </w:p>
     <w:p>
@@ -8720,7 +8720,7 @@
         <w:pStyle w:val="Heading2"/>
         <w:rPr/>
       </w:pPr>
-      <w:bookmarkStart w:id="74" w:name="__RefHeading___Toc4172_1360963153"/>
+      <w:bookmarkStart w:id="74" w:name="__RefHeading___Toc1445_3593330738"/>
       <w:bookmarkEnd w:id="74"/>
       <w:r>
         <w:rPr>
@@ -8761,7 +8761,7 @@
         <w:pStyle w:val="Heading2"/>
         <w:rPr/>
       </w:pPr>
-      <w:bookmarkStart w:id="75" w:name="__RefHeading___Toc4174_1360963153"/>
+      <w:bookmarkStart w:id="75" w:name="__RefHeading___Toc1447_3593330738"/>
       <w:bookmarkEnd w:id="75"/>
       <w:r>
         <w:rPr>
@@ -8826,7 +8826,7 @@
         <w:pStyle w:val="Heading2"/>
         <w:rPr/>
       </w:pPr>
-      <w:bookmarkStart w:id="76" w:name="__RefHeading___Toc4176_1360963153"/>
+      <w:bookmarkStart w:id="76" w:name="__RefHeading___Toc1449_3593330738"/>
       <w:bookmarkEnd w:id="76"/>
       <w:r>
         <w:rPr>
@@ -8870,7 +8870,7 @@
         <w:pStyle w:val="Heading1"/>
         <w:rPr/>
       </w:pPr>
-      <w:bookmarkStart w:id="77" w:name="__RefHeading___Toc4178_1360963153"/>
+      <w:bookmarkStart w:id="77" w:name="__RefHeading___Toc1451_3593330738"/>
       <w:bookmarkEnd w:id="77"/>
       <w:r>
         <w:rPr>
@@ -10088,7 +10088,7 @@
       <w:r>
         <w:br w:type="page"/>
       </w:r>
-      <w:bookmarkStart w:id="78" w:name="__RefHeading___Toc4180_1360963153"/>
+      <w:bookmarkStart w:id="78" w:name="__RefHeading___Toc1453_3593330738"/>
       <w:bookmarkStart w:id="79" w:name="_Toc233203395"/>
       <w:bookmarkEnd w:id="78"/>
       <w:r>

--- a/docs/package/01_Sales/iNXT_BrokerVerse_FAQ_and_Objection_Handling.docx
+++ b/docs/package/01_Sales/iNXT_BrokerVerse_FAQ_and_Objection_Handling.docx
@@ -10,7 +10,7 @@
       <w:r>
         <w:rPr/>
         <w:drawing>
-          <wp:anchor behindDoc="1" distT="0" distB="0" distL="0" distR="0" simplePos="0" locked="0" layoutInCell="0" allowOverlap="1" relativeHeight="30">
+          <wp:anchor behindDoc="1" distT="0" distB="0" distL="0" distR="0" simplePos="0" locked="0" layoutInCell="0" allowOverlap="1" relativeHeight="31">
             <wp:simplePos x="0" y="0"/>
             <wp:positionH relativeFrom="margin">
               <wp:posOffset>-914400</wp:posOffset>
@@ -55,7 +55,7 @@
           </wp:anchor>
         </w:drawing>
         <w:drawing>
-          <wp:anchor behindDoc="1" distT="0" distB="0" distL="0" distR="0" simplePos="0" locked="0" layoutInCell="0" allowOverlap="1" relativeHeight="41">
+          <wp:anchor behindDoc="1" distT="0" distB="0" distL="0" distR="0" simplePos="0" locked="0" layoutInCell="0" allowOverlap="1" relativeHeight="42">
             <wp:simplePos x="0" y="0"/>
             <wp:positionH relativeFrom="margin">
               <wp:align>center</wp:align>
@@ -111,7 +111,7 @@
         <mc:AlternateContent>
           <mc:Choice Requires="wps">
             <w:drawing>
-              <wp:anchor behindDoc="0" distT="45720" distB="45720" distL="114300" distR="114300" simplePos="0" locked="0" layoutInCell="0" allowOverlap="1" relativeHeight="31" wp14:anchorId="3D43415C">
+              <wp:anchor behindDoc="0" distT="45720" distB="45720" distL="114300" distR="114300" simplePos="0" locked="0" layoutInCell="0" allowOverlap="1" relativeHeight="32" wp14:anchorId="3D43415C">
                 <wp:simplePos x="0" y="0"/>
                 <wp:positionH relativeFrom="page">
                   <wp:posOffset>194310</wp:posOffset>
@@ -226,7 +226,7 @@
         <mc:AlternateContent>
           <mc:Choice Requires="wps">
             <w:drawing>
-              <wp:anchor behindDoc="0" distT="45720" distB="45720" distL="113030" distR="114935" simplePos="0" locked="0" layoutInCell="0" allowOverlap="1" relativeHeight="33" wp14:anchorId="58C23128">
+              <wp:anchor behindDoc="0" distT="45720" distB="45720" distL="113030" distR="114935" simplePos="0" locked="0" layoutInCell="0" allowOverlap="1" relativeHeight="34" wp14:anchorId="58C23128">
                 <wp:simplePos x="0" y="0"/>
                 <wp:positionH relativeFrom="page">
                   <wp:posOffset>3094990</wp:posOffset>
@@ -341,7 +341,7 @@
         <mc:AlternateContent>
           <mc:Choice Requires="wps">
             <w:drawing>
-              <wp:anchor behindDoc="0" distT="45720" distB="45720" distL="114300" distR="113665" simplePos="0" locked="0" layoutInCell="0" allowOverlap="1" relativeHeight="35" wp14:anchorId="1BF25123">
+              <wp:anchor behindDoc="0" distT="45720" distB="45720" distL="114300" distR="113665" simplePos="0" locked="0" layoutInCell="0" allowOverlap="1" relativeHeight="36" wp14:anchorId="1BF25123">
                 <wp:simplePos x="0" y="0"/>
                 <wp:positionH relativeFrom="page">
                   <wp:posOffset>4992370</wp:posOffset>
@@ -456,7 +456,7 @@
         <mc:AlternateContent>
           <mc:Choice Requires="wps">
             <w:drawing>
-              <wp:anchor behindDoc="0" distT="45720" distB="46355" distL="114300" distR="114300" simplePos="0" locked="0" layoutInCell="0" allowOverlap="1" relativeHeight="37" wp14:anchorId="01DE2BF4">
+              <wp:anchor behindDoc="0" distT="45720" distB="46355" distL="114300" distR="114300" simplePos="0" locked="0" layoutInCell="0" allowOverlap="1" relativeHeight="38" wp14:anchorId="01DE2BF4">
                 <wp:simplePos x="0" y="0"/>
                 <wp:positionH relativeFrom="margin">
                   <wp:align>center</wp:align>
@@ -601,7 +601,7 @@
         <mc:AlternateContent>
           <mc:Choice Requires="wps">
             <w:drawing>
-              <wp:anchor behindDoc="0" distT="45720" distB="50800" distL="114300" distR="114300" simplePos="0" locked="0" layoutInCell="0" allowOverlap="1" relativeHeight="39" wp14:anchorId="204C02CC">
+              <wp:anchor behindDoc="0" distT="45720" distB="50800" distL="114300" distR="114300" simplePos="0" locked="0" layoutInCell="0" allowOverlap="1" relativeHeight="40" wp14:anchorId="204C02CC">
                 <wp:simplePos x="0" y="0"/>
                 <wp:positionH relativeFrom="margin">
                   <wp:align>center</wp:align>
@@ -789,7 +789,7 @@
             </w:rPr>
             <w:fldChar w:fldCharType="separate"/>
           </w:r>
-          <w:hyperlink w:anchor="__RefHeading___Toc1305_3593330738">
+          <w:hyperlink w:anchor="__RefHeading___Toc1307_2842061002">
             <w:r>
               <w:rPr>
                 <w:webHidden/>
@@ -824,7 +824,7 @@
             </w:tabs>
             <w:rPr/>
           </w:pPr>
-          <w:hyperlink w:anchor="__RefHeading___Toc1307_3593330738">
+          <w:hyperlink w:anchor="__RefHeading___Toc1309_2842061002">
             <w:r>
               <w:rPr>
                 <w:webHidden/>
@@ -853,7 +853,7 @@
             </w:tabs>
             <w:rPr/>
           </w:pPr>
-          <w:hyperlink w:anchor="__RefHeading___Toc1309_3593330738">
+          <w:hyperlink w:anchor="__RefHeading___Toc1311_2842061002">
             <w:r>
               <w:rPr>
                 <w:webHidden/>
@@ -875,7 +875,7 @@
             </w:tabs>
             <w:rPr/>
           </w:pPr>
-          <w:hyperlink w:anchor="__RefHeading___Toc1311_3593330738">
+          <w:hyperlink w:anchor="__RefHeading___Toc1313_2842061002">
             <w:r>
               <w:rPr>
                 <w:webHidden/>
@@ -897,7 +897,7 @@
             </w:tabs>
             <w:rPr/>
           </w:pPr>
-          <w:hyperlink w:anchor="__RefHeading___Toc1313_3593330738">
+          <w:hyperlink w:anchor="__RefHeading___Toc1315_2842061002">
             <w:r>
               <w:rPr>
                 <w:webHidden/>
@@ -919,7 +919,7 @@
             </w:tabs>
             <w:rPr/>
           </w:pPr>
-          <w:hyperlink w:anchor="__RefHeading___Toc1315_3593330738">
+          <w:hyperlink w:anchor="__RefHeading___Toc1317_2842061002">
             <w:r>
               <w:rPr>
                 <w:webHidden/>
@@ -941,7 +941,7 @@
             </w:tabs>
             <w:rPr/>
           </w:pPr>
-          <w:hyperlink w:anchor="__RefHeading___Toc1317_3593330738">
+          <w:hyperlink w:anchor="__RefHeading___Toc1319_2842061002">
             <w:r>
               <w:rPr>
                 <w:webHidden/>
@@ -963,7 +963,7 @@
             </w:tabs>
             <w:rPr/>
           </w:pPr>
-          <w:hyperlink w:anchor="__RefHeading___Toc1319_3593330738">
+          <w:hyperlink w:anchor="__RefHeading___Toc1321_2842061002">
             <w:r>
               <w:rPr>
                 <w:webHidden/>
@@ -985,7 +985,7 @@
             </w:tabs>
             <w:rPr/>
           </w:pPr>
-          <w:hyperlink w:anchor="__RefHeading___Toc1321_3593330738">
+          <w:hyperlink w:anchor="__RefHeading___Toc1323_2842061002">
             <w:r>
               <w:rPr>
                 <w:webHidden/>
@@ -1007,7 +1007,7 @@
             </w:tabs>
             <w:rPr/>
           </w:pPr>
-          <w:hyperlink w:anchor="__RefHeading___Toc1323_3593330738">
+          <w:hyperlink w:anchor="__RefHeading___Toc1325_2842061002">
             <w:r>
               <w:rPr>
                 <w:webHidden/>
@@ -1029,7 +1029,7 @@
             </w:tabs>
             <w:rPr/>
           </w:pPr>
-          <w:hyperlink w:anchor="__RefHeading___Toc1325_3593330738">
+          <w:hyperlink w:anchor="__RefHeading___Toc1327_2842061002">
             <w:r>
               <w:rPr>
                 <w:webHidden/>
@@ -1051,7 +1051,7 @@
             </w:tabs>
             <w:rPr/>
           </w:pPr>
-          <w:hyperlink w:anchor="__RefHeading___Toc1327_3593330738">
+          <w:hyperlink w:anchor="__RefHeading___Toc1329_2842061002">
             <w:r>
               <w:rPr>
                 <w:webHidden/>
@@ -1073,7 +1073,7 @@
             </w:tabs>
             <w:rPr/>
           </w:pPr>
-          <w:hyperlink w:anchor="__RefHeading___Toc1329_3593330738">
+          <w:hyperlink w:anchor="__RefHeading___Toc1331_2842061002">
             <w:r>
               <w:rPr>
                 <w:webHidden/>
@@ -1095,7 +1095,7 @@
             </w:tabs>
             <w:rPr/>
           </w:pPr>
-          <w:hyperlink w:anchor="__RefHeading___Toc1331_3593330738">
+          <w:hyperlink w:anchor="__RefHeading___Toc1333_2842061002">
             <w:r>
               <w:rPr>
                 <w:webHidden/>
@@ -1117,7 +1117,7 @@
             </w:tabs>
             <w:rPr/>
           </w:pPr>
-          <w:hyperlink w:anchor="__RefHeading___Toc1333_3593330738">
+          <w:hyperlink w:anchor="__RefHeading___Toc1335_2842061002">
             <w:r>
               <w:rPr>
                 <w:webHidden/>
@@ -1139,7 +1139,7 @@
             </w:tabs>
             <w:rPr/>
           </w:pPr>
-          <w:hyperlink w:anchor="__RefHeading___Toc1335_3593330738">
+          <w:hyperlink w:anchor="__RefHeading___Toc1337_2842061002">
             <w:r>
               <w:rPr>
                 <w:webHidden/>
@@ -1161,7 +1161,7 @@
             </w:tabs>
             <w:rPr/>
           </w:pPr>
-          <w:hyperlink w:anchor="__RefHeading___Toc1337_3593330738">
+          <w:hyperlink w:anchor="__RefHeading___Toc1339_2842061002">
             <w:r>
               <w:rPr>
                 <w:webHidden/>
@@ -1183,7 +1183,7 @@
             </w:tabs>
             <w:rPr/>
           </w:pPr>
-          <w:hyperlink w:anchor="__RefHeading___Toc1339_3593330738">
+          <w:hyperlink w:anchor="__RefHeading___Toc1341_2842061002">
             <w:r>
               <w:rPr>
                 <w:webHidden/>
@@ -1205,7 +1205,7 @@
             </w:tabs>
             <w:rPr/>
           </w:pPr>
-          <w:hyperlink w:anchor="__RefHeading___Toc1341_3593330738">
+          <w:hyperlink w:anchor="__RefHeading___Toc1343_2842061002">
             <w:r>
               <w:rPr>
                 <w:webHidden/>
@@ -1227,7 +1227,7 @@
             </w:tabs>
             <w:rPr/>
           </w:pPr>
-          <w:hyperlink w:anchor="__RefHeading___Toc1343_3593330738">
+          <w:hyperlink w:anchor="__RefHeading___Toc1345_2842061002">
             <w:r>
               <w:rPr>
                 <w:webHidden/>
@@ -1249,7 +1249,7 @@
             </w:tabs>
             <w:rPr/>
           </w:pPr>
-          <w:hyperlink w:anchor="__RefHeading___Toc1345_3593330738">
+          <w:hyperlink w:anchor="__RefHeading___Toc1347_2842061002">
             <w:r>
               <w:rPr>
                 <w:webHidden/>
@@ -1271,7 +1271,7 @@
             </w:tabs>
             <w:rPr/>
           </w:pPr>
-          <w:hyperlink w:anchor="__RefHeading___Toc1347_3593330738">
+          <w:hyperlink w:anchor="__RefHeading___Toc1349_2842061002">
             <w:r>
               <w:rPr>
                 <w:webHidden/>
@@ -1293,7 +1293,7 @@
             </w:tabs>
             <w:rPr/>
           </w:pPr>
-          <w:hyperlink w:anchor="__RefHeading___Toc1349_3593330738">
+          <w:hyperlink w:anchor="__RefHeading___Toc1351_2842061002">
             <w:r>
               <w:rPr>
                 <w:webHidden/>
@@ -1315,7 +1315,7 @@
             </w:tabs>
             <w:rPr/>
           </w:pPr>
-          <w:hyperlink w:anchor="__RefHeading___Toc1351_3593330738">
+          <w:hyperlink w:anchor="__RefHeading___Toc1353_2842061002">
             <w:r>
               <w:rPr>
                 <w:webHidden/>
@@ -1337,7 +1337,7 @@
             </w:tabs>
             <w:rPr/>
           </w:pPr>
-          <w:hyperlink w:anchor="__RefHeading___Toc1353_3593330738">
+          <w:hyperlink w:anchor="__RefHeading___Toc1355_2842061002">
             <w:r>
               <w:rPr>
                 <w:webHidden/>
@@ -1359,7 +1359,7 @@
             </w:tabs>
             <w:rPr/>
           </w:pPr>
-          <w:hyperlink w:anchor="__RefHeading___Toc1355_3593330738">
+          <w:hyperlink w:anchor="__RefHeading___Toc1357_2842061002">
             <w:r>
               <w:rPr>
                 <w:webHidden/>
@@ -1381,7 +1381,7 @@
             </w:tabs>
             <w:rPr/>
           </w:pPr>
-          <w:hyperlink w:anchor="__RefHeading___Toc1357_3593330738">
+          <w:hyperlink w:anchor="__RefHeading___Toc1359_2842061002">
             <w:r>
               <w:rPr>
                 <w:webHidden/>
@@ -1403,7 +1403,7 @@
             </w:tabs>
             <w:rPr/>
           </w:pPr>
-          <w:hyperlink w:anchor="__RefHeading___Toc1359_3593330738">
+          <w:hyperlink w:anchor="__RefHeading___Toc1361_2842061002">
             <w:r>
               <w:rPr>
                 <w:webHidden/>
@@ -1425,7 +1425,7 @@
             </w:tabs>
             <w:rPr/>
           </w:pPr>
-          <w:hyperlink w:anchor="__RefHeading___Toc1361_3593330738">
+          <w:hyperlink w:anchor="__RefHeading___Toc1363_2842061002">
             <w:r>
               <w:rPr>
                 <w:webHidden/>
@@ -1447,7 +1447,7 @@
             </w:tabs>
             <w:rPr/>
           </w:pPr>
-          <w:hyperlink w:anchor="__RefHeading___Toc1363_3593330738">
+          <w:hyperlink w:anchor="__RefHeading___Toc1365_2842061002">
             <w:r>
               <w:rPr>
                 <w:webHidden/>
@@ -1469,7 +1469,7 @@
             </w:tabs>
             <w:rPr/>
           </w:pPr>
-          <w:hyperlink w:anchor="__RefHeading___Toc1365_3593330738">
+          <w:hyperlink w:anchor="__RefHeading___Toc1367_2842061002">
             <w:r>
               <w:rPr>
                 <w:webHidden/>
@@ -1491,7 +1491,7 @@
             </w:tabs>
             <w:rPr/>
           </w:pPr>
-          <w:hyperlink w:anchor="__RefHeading___Toc1367_3593330738">
+          <w:hyperlink w:anchor="__RefHeading___Toc1369_2842061002">
             <w:r>
               <w:rPr>
                 <w:webHidden/>
@@ -1513,7 +1513,7 @@
             </w:tabs>
             <w:rPr/>
           </w:pPr>
-          <w:hyperlink w:anchor="__RefHeading___Toc1369_3593330738">
+          <w:hyperlink w:anchor="__RefHeading___Toc1371_2842061002">
             <w:r>
               <w:rPr>
                 <w:webHidden/>
@@ -1535,7 +1535,7 @@
             </w:tabs>
             <w:rPr/>
           </w:pPr>
-          <w:hyperlink w:anchor="__RefHeading___Toc1371_3593330738">
+          <w:hyperlink w:anchor="__RefHeading___Toc1373_2842061002">
             <w:r>
               <w:rPr>
                 <w:webHidden/>
@@ -1557,7 +1557,7 @@
             </w:tabs>
             <w:rPr/>
           </w:pPr>
-          <w:hyperlink w:anchor="__RefHeading___Toc1373_3593330738">
+          <w:hyperlink w:anchor="__RefHeading___Toc1375_2842061002">
             <w:r>
               <w:rPr>
                 <w:webHidden/>
@@ -1579,7 +1579,7 @@
             </w:tabs>
             <w:rPr/>
           </w:pPr>
-          <w:hyperlink w:anchor="__RefHeading___Toc1375_3593330738">
+          <w:hyperlink w:anchor="__RefHeading___Toc1377_2842061002">
             <w:r>
               <w:rPr>
                 <w:webHidden/>
@@ -1601,7 +1601,7 @@
             </w:tabs>
             <w:rPr/>
           </w:pPr>
-          <w:hyperlink w:anchor="__RefHeading___Toc1377_3593330738">
+          <w:hyperlink w:anchor="__RefHeading___Toc1379_2842061002">
             <w:r>
               <w:rPr>
                 <w:webHidden/>
@@ -1623,7 +1623,7 @@
             </w:tabs>
             <w:rPr/>
           </w:pPr>
-          <w:hyperlink w:anchor="__RefHeading___Toc1379_3593330738">
+          <w:hyperlink w:anchor="__RefHeading___Toc1381_2842061002">
             <w:r>
               <w:rPr>
                 <w:webHidden/>
@@ -1645,7 +1645,7 @@
             </w:tabs>
             <w:rPr/>
           </w:pPr>
-          <w:hyperlink w:anchor="__RefHeading___Toc1381_3593330738">
+          <w:hyperlink w:anchor="__RefHeading___Toc1383_2842061002">
             <w:r>
               <w:rPr>
                 <w:webHidden/>
@@ -1667,7 +1667,7 @@
             </w:tabs>
             <w:rPr/>
           </w:pPr>
-          <w:hyperlink w:anchor="__RefHeading___Toc1383_3593330738">
+          <w:hyperlink w:anchor="__RefHeading___Toc1385_2842061002">
             <w:r>
               <w:rPr>
                 <w:webHidden/>
@@ -1689,7 +1689,7 @@
             </w:tabs>
             <w:rPr/>
           </w:pPr>
-          <w:hyperlink w:anchor="__RefHeading___Toc1385_3593330738">
+          <w:hyperlink w:anchor="__RefHeading___Toc1387_2842061002">
             <w:r>
               <w:rPr>
                 <w:webHidden/>
@@ -1711,7 +1711,7 @@
             </w:tabs>
             <w:rPr/>
           </w:pPr>
-          <w:hyperlink w:anchor="__RefHeading___Toc1387_3593330738">
+          <w:hyperlink w:anchor="__RefHeading___Toc1389_2842061002">
             <w:r>
               <w:rPr>
                 <w:webHidden/>
@@ -1733,7 +1733,7 @@
             </w:tabs>
             <w:rPr/>
           </w:pPr>
-          <w:hyperlink w:anchor="__RefHeading___Toc1389_3593330738">
+          <w:hyperlink w:anchor="__RefHeading___Toc1391_2842061002">
             <w:r>
               <w:rPr>
                 <w:webHidden/>
@@ -1755,7 +1755,7 @@
             </w:tabs>
             <w:rPr/>
           </w:pPr>
-          <w:hyperlink w:anchor="__RefHeading___Toc1391_3593330738">
+          <w:hyperlink w:anchor="__RefHeading___Toc1393_2842061002">
             <w:r>
               <w:rPr>
                 <w:webHidden/>
@@ -1777,7 +1777,7 @@
             </w:tabs>
             <w:rPr/>
           </w:pPr>
-          <w:hyperlink w:anchor="__RefHeading___Toc1393_3593330738">
+          <w:hyperlink w:anchor="__RefHeading___Toc1395_2842061002">
             <w:r>
               <w:rPr>
                 <w:webHidden/>
@@ -1799,7 +1799,7 @@
             </w:tabs>
             <w:rPr/>
           </w:pPr>
-          <w:hyperlink w:anchor="__RefHeading___Toc1395_3593330738">
+          <w:hyperlink w:anchor="__RefHeading___Toc1397_2842061002">
             <w:r>
               <w:rPr>
                 <w:webHidden/>
@@ -1821,7 +1821,7 @@
             </w:tabs>
             <w:rPr/>
           </w:pPr>
-          <w:hyperlink w:anchor="__RefHeading___Toc1397_3593330738">
+          <w:hyperlink w:anchor="__RefHeading___Toc1399_2842061002">
             <w:r>
               <w:rPr>
                 <w:webHidden/>
@@ -1843,7 +1843,7 @@
             </w:tabs>
             <w:rPr/>
           </w:pPr>
-          <w:hyperlink w:anchor="__RefHeading___Toc1399_3593330738">
+          <w:hyperlink w:anchor="__RefHeading___Toc1401_2842061002">
             <w:r>
               <w:rPr>
                 <w:webHidden/>
@@ -1865,7 +1865,7 @@
             </w:tabs>
             <w:rPr/>
           </w:pPr>
-          <w:hyperlink w:anchor="__RefHeading___Toc1401_3593330738">
+          <w:hyperlink w:anchor="__RefHeading___Toc1403_2842061002">
             <w:r>
               <w:rPr>
                 <w:webHidden/>
@@ -1887,7 +1887,7 @@
             </w:tabs>
             <w:rPr/>
           </w:pPr>
-          <w:hyperlink w:anchor="__RefHeading___Toc1403_3593330738">
+          <w:hyperlink w:anchor="__RefHeading___Toc1405_2842061002">
             <w:r>
               <w:rPr>
                 <w:webHidden/>
@@ -1909,7 +1909,7 @@
             </w:tabs>
             <w:rPr/>
           </w:pPr>
-          <w:hyperlink w:anchor="__RefHeading___Toc1405_3593330738">
+          <w:hyperlink w:anchor="__RefHeading___Toc1407_2842061002">
             <w:r>
               <w:rPr>
                 <w:webHidden/>
@@ -1931,13 +1931,13 @@
             </w:tabs>
             <w:rPr/>
           </w:pPr>
-          <w:hyperlink w:anchor="__RefHeading___Toc1407_3593330738">
+          <w:hyperlink w:anchor="__RefHeading___Toc1409_2842061002">
             <w:r>
               <w:rPr>
                 <w:webHidden/>
                 <w:rStyle w:val="IndexLink"/>
               </w:rPr>
-              <w:t>10.2 Which model should we choose?</w:t>
+              <w:t>10.2 Are the AML/CFT, IC compliance and BIR modules add-ons? What costs extra?</w:t>
               <w:tab/>
               <w:t>20</w:t>
             </w:r>
@@ -1953,13 +1953,13 @@
             </w:tabs>
             <w:rPr/>
           </w:pPr>
-          <w:hyperlink w:anchor="__RefHeading___Toc1409_3593330738">
+          <w:hyperlink w:anchor="__RefHeading___Toc1411_2842061002">
             <w:r>
               <w:rPr>
                 <w:webHidden/>
                 <w:rStyle w:val="IndexLink"/>
               </w:rPr>
-              <w:t>10.3 Who counts as a user?</w:t>
+              <w:t>10.3 Which model should we choose?</w:t>
               <w:tab/>
               <w:t>20</w:t>
             </w:r>
@@ -1975,13 +1975,13 @@
             </w:tabs>
             <w:rPr/>
           </w:pPr>
-          <w:hyperlink w:anchor="__RefHeading___Toc1411_3593330738">
+          <w:hyperlink w:anchor="__RefHeading___Toc1413_2842061002">
             <w:r>
               <w:rPr>
                 <w:webHidden/>
                 <w:rStyle w:val="IndexLink"/>
               </w:rPr>
-              <w:t>10.4 What are the payment terms?</w:t>
+              <w:t>10.4 Who counts as a user?</w:t>
               <w:tab/>
               <w:t>20</w:t>
             </w:r>
@@ -1997,15 +1997,15 @@
             </w:tabs>
             <w:rPr/>
           </w:pPr>
-          <w:hyperlink w:anchor="__RefHeading___Toc1413_3593330738">
+          <w:hyperlink w:anchor="__RefHeading___Toc1415_2842061002">
             <w:r>
               <w:rPr>
                 <w:webHidden/>
                 <w:rStyle w:val="IndexLink"/>
               </w:rPr>
-              <w:t>10.5 Can we withhold tax on your invoices?</w:t>
+              <w:t>10.5 What are the payment terms?</w:t>
               <w:tab/>
-              <w:t>20</w:t>
+              <w:t>21</w:t>
             </w:r>
           </w:hyperlink>
         </w:p>
@@ -2019,15 +2019,37 @@
             </w:tabs>
             <w:rPr/>
           </w:pPr>
-          <w:hyperlink w:anchor="__RefHeading___Toc1415_3593330738">
+          <w:hyperlink w:anchor="__RefHeading___Toc1417_2842061002">
             <w:r>
               <w:rPr>
                 <w:webHidden/>
                 <w:rStyle w:val="IndexLink"/>
               </w:rPr>
-              <w:t>10.6 Is there a discount?</w:t>
+              <w:t>10.6 Can we withhold tax on your invoices?</w:t>
               <w:tab/>
-              <w:t>20</w:t>
+              <w:t>21</w:t>
+            </w:r>
+          </w:hyperlink>
+        </w:p>
+        <w:p>
+          <w:pPr>
+            <w:pStyle w:val="TOC2"/>
+            <w:tabs>
+              <w:tab w:val="clear" w:pos="900"/>
+              <w:tab w:val="clear" w:pos="9350"/>
+              <w:tab w:val="right" w:pos="9025" w:leader="dot"/>
+            </w:tabs>
+            <w:rPr/>
+          </w:pPr>
+          <w:hyperlink w:anchor="__RefHeading___Toc1419_2842061002">
+            <w:r>
+              <w:rPr>
+                <w:webHidden/>
+                <w:rStyle w:val="IndexLink"/>
+              </w:rPr>
+              <w:t>10.7 Is there a discount?</w:t>
+              <w:tab/>
+              <w:t>21</w:t>
             </w:r>
           </w:hyperlink>
         </w:p>
@@ -2041,7 +2063,7 @@
             </w:tabs>
             <w:rPr/>
           </w:pPr>
-          <w:hyperlink w:anchor="__RefHeading___Toc1417_3593330738">
+          <w:hyperlink w:anchor="__RefHeading___Toc1421_2842061002">
             <w:r>
               <w:rPr>
                 <w:webHidden/>
@@ -2049,7 +2071,7 @@
               </w:rPr>
               <w:t>11. Objection handling</w:t>
               <w:tab/>
-              <w:t>21</w:t>
+              <w:t>22</w:t>
             </w:r>
           </w:hyperlink>
         </w:p>
@@ -2063,7 +2085,7 @@
             </w:tabs>
             <w:rPr/>
           </w:pPr>
-          <w:hyperlink w:anchor="__RefHeading___Toc1419_3593330738">
+          <w:hyperlink w:anchor="__RefHeading___Toc1423_2842061002">
             <w:r>
               <w:rPr>
                 <w:webHidden/>
@@ -2071,7 +2093,7 @@
               </w:rPr>
               <w:t>11.1 How to handle an objection</w:t>
               <w:tab/>
-              <w:t>21</w:t>
+              <w:t>22</w:t>
             </w:r>
           </w:hyperlink>
         </w:p>
@@ -2085,7 +2107,7 @@
             </w:tabs>
             <w:rPr/>
           </w:pPr>
-          <w:hyperlink w:anchor="__RefHeading___Toc1421_3593330738">
+          <w:hyperlink w:anchor="__RefHeading___Toc1425_2842061002">
             <w:r>
               <w:rPr>
                 <w:webHidden/>
@@ -2093,7 +2115,7 @@
               </w:rPr>
               <w:t>11.2 "Our spreadsheets and current system work well enough."</w:t>
               <w:tab/>
-              <w:t>21</w:t>
+              <w:t>22</w:t>
             </w:r>
           </w:hyperlink>
         </w:p>
@@ -2107,7 +2129,7 @@
             </w:tabs>
             <w:rPr/>
           </w:pPr>
-          <w:hyperlink w:anchor="__RefHeading___Toc1423_3593330738">
+          <w:hyperlink w:anchor="__RefHeading___Toc1427_2842061002">
             <w:r>
               <w:rPr>
                 <w:webHidden/>
@@ -2115,7 +2137,7 @@
               </w:rPr>
               <w:t>11.3 "It is too expensive."</w:t>
               <w:tab/>
-              <w:t>21</w:t>
+              <w:t>22</w:t>
             </w:r>
           </w:hyperlink>
         </w:p>
@@ -2129,7 +2151,7 @@
             </w:tabs>
             <w:rPr/>
           </w:pPr>
-          <w:hyperlink w:anchor="__RefHeading___Toc1425_3593330738">
+          <w:hyperlink w:anchor="__RefHeading___Toc1429_2842061002">
             <w:r>
               <w:rPr>
                 <w:webHidden/>
@@ -2137,7 +2159,7 @@
               </w:rPr>
               <w:t>11.4 "A global broker system has more features."</w:t>
               <w:tab/>
-              <w:t>21</w:t>
+              <w:t>22</w:t>
             </w:r>
           </w:hyperlink>
         </w:p>
@@ -2151,7 +2173,7 @@
             </w:tabs>
             <w:rPr/>
           </w:pPr>
-          <w:hyperlink w:anchor="__RefHeading___Toc1427_3593330738">
+          <w:hyperlink w:anchor="__RefHeading___Toc1431_2842061002">
             <w:r>
               <w:rPr>
                 <w:webHidden/>
@@ -2159,7 +2181,7 @@
               </w:rPr>
               <w:t>11.5 "We are too small for a system like this."</w:t>
               <w:tab/>
-              <w:t>22</w:t>
+              <w:t>23</w:t>
             </w:r>
           </w:hyperlink>
         </w:p>
@@ -2173,7 +2195,7 @@
             </w:tabs>
             <w:rPr/>
           </w:pPr>
-          <w:hyperlink w:anchor="__RefHeading___Toc1429_3593330738">
+          <w:hyperlink w:anchor="__RefHeading___Toc1433_2842061002">
             <w:r>
               <w:rPr>
                 <w:webHidden/>
@@ -2181,7 +2203,7 @@
               </w:rPr>
               <w:t>11.6 "We need it to work exactly like our current process."</w:t>
               <w:tab/>
-              <w:t>22</w:t>
+              <w:t>23</w:t>
             </w:r>
           </w:hyperlink>
         </w:p>
@@ -2195,7 +2217,7 @@
             </w:tabs>
             <w:rPr/>
           </w:pPr>
-          <w:hyperlink w:anchor="__RefHeading___Toc1431_3593330738">
+          <w:hyperlink w:anchor="__RefHeading___Toc1435_2842061002">
             <w:r>
               <w:rPr>
                 <w:webHidden/>
@@ -2203,7 +2225,7 @@
               </w:rPr>
               <w:t>11.7 "Implementation projects always run late."</w:t>
               <w:tab/>
-              <w:t>22</w:t>
+              <w:t>23</w:t>
             </w:r>
           </w:hyperlink>
         </w:p>
@@ -2217,7 +2239,7 @@
             </w:tabs>
             <w:rPr/>
           </w:pPr>
-          <w:hyperlink w:anchor="__RefHeading___Toc1433_3593330738">
+          <w:hyperlink w:anchor="__RefHeading___Toc1437_2842061002">
             <w:r>
               <w:rPr>
                 <w:webHidden/>
@@ -2225,7 +2247,7 @@
               </w:rPr>
               <w:t>11.8 "We do not want our data in the cloud abroad."</w:t>
               <w:tab/>
-              <w:t>22</w:t>
+              <w:t>23</w:t>
             </w:r>
           </w:hyperlink>
         </w:p>
@@ -2239,7 +2261,7 @@
             </w:tabs>
             <w:rPr/>
           </w:pPr>
-          <w:hyperlink w:anchor="__RefHeading___Toc1435_3593330738">
+          <w:hyperlink w:anchor="__RefHeading___Toc1439_2842061002">
             <w:r>
               <w:rPr>
                 <w:webHidden/>
@@ -2247,7 +2269,7 @@
               </w:rPr>
               <w:t>11.9 "We need direct integration with our insurers."</w:t>
               <w:tab/>
-              <w:t>22</w:t>
+              <w:t>23</w:t>
             </w:r>
           </w:hyperlink>
         </w:p>
@@ -2261,7 +2283,7 @@
             </w:tabs>
             <w:rPr/>
           </w:pPr>
-          <w:hyperlink w:anchor="__RefHeading___Toc1437_3593330738">
+          <w:hyperlink w:anchor="__RefHeading___Toc1441_2842061002">
             <w:r>
               <w:rPr>
                 <w:webHidden/>
@@ -2269,7 +2291,7 @@
               </w:rPr>
               <w:t>11.10 "Our finance team will not change the accounting system."</w:t>
               <w:tab/>
-              <w:t>23</w:t>
+              <w:t>24</w:t>
             </w:r>
           </w:hyperlink>
         </w:p>
@@ -2283,7 +2305,7 @@
             </w:tabs>
             <w:rPr/>
           </w:pPr>
-          <w:hyperlink w:anchor="__RefHeading___Toc1439_3593330738">
+          <w:hyperlink w:anchor="__RefHeading___Toc1443_2842061002">
             <w:r>
               <w:rPr>
                 <w:webHidden/>
@@ -2291,7 +2313,7 @@
               </w:rPr>
               <w:t>11.11 "Twenty-two percent AMC is high."</w:t>
               <w:tab/>
-              <w:t>23</w:t>
+              <w:t>24</w:t>
             </w:r>
           </w:hyperlink>
         </w:p>
@@ -2305,7 +2327,7 @@
             </w:tabs>
             <w:rPr/>
           </w:pPr>
-          <w:hyperlink w:anchor="__RefHeading___Toc1441_3593330738">
+          <w:hyperlink w:anchor="__RefHeading___Toc1445_2842061002">
             <w:r>
               <w:rPr>
                 <w:webHidden/>
@@ -2313,7 +2335,7 @@
               </w:rPr>
               <w:t>11.12 "The 5% yearly increase is a concern."</w:t>
               <w:tab/>
-              <w:t>23</w:t>
+              <w:t>24</w:t>
             </w:r>
           </w:hyperlink>
         </w:p>
@@ -2327,7 +2349,7 @@
             </w:tabs>
             <w:rPr/>
           </w:pPr>
-          <w:hyperlink w:anchor="__RefHeading___Toc1443_3593330738">
+          <w:hyperlink w:anchor="__RefHeading___Toc1447_2842061002">
             <w:r>
               <w:rPr>
                 <w:webHidden/>
@@ -2335,7 +2357,7 @@
               </w:rPr>
               <w:t>11.13 "Who are your other clients?"</w:t>
               <w:tab/>
-              <w:t>23</w:t>
+              <w:t>24</w:t>
             </w:r>
           </w:hyperlink>
         </w:p>
@@ -2349,7 +2371,7 @@
             </w:tabs>
             <w:rPr/>
           </w:pPr>
-          <w:hyperlink w:anchor="__RefHeading___Toc1445_3593330738">
+          <w:hyperlink w:anchor="__RefHeading___Toc1449_2842061002">
             <w:r>
               <w:rPr>
                 <w:webHidden/>
@@ -2357,7 +2379,7 @@
               </w:rPr>
               <w:t>11.14 "What happens if iorta TechNXT is no longer there?"</w:t>
               <w:tab/>
-              <w:t>23</w:t>
+              <w:t>24</w:t>
             </w:r>
           </w:hyperlink>
         </w:p>
@@ -2371,7 +2393,7 @@
             </w:tabs>
             <w:rPr/>
           </w:pPr>
-          <w:hyperlink w:anchor="__RefHeading___Toc1447_3593330738">
+          <w:hyperlink w:anchor="__RefHeading___Toc1451_2842061002">
             <w:r>
               <w:rPr>
                 <w:webHidden/>
@@ -2379,7 +2401,7 @@
               </w:rPr>
               <w:t>11.15 "Our users will not adopt a new system."</w:t>
               <w:tab/>
-              <w:t>24</w:t>
+              <w:t>25</w:t>
             </w:r>
           </w:hyperlink>
         </w:p>
@@ -2393,7 +2415,7 @@
             </w:tabs>
             <w:rPr/>
           </w:pPr>
-          <w:hyperlink w:anchor="__RefHeading___Toc1449_3593330738">
+          <w:hyperlink w:anchor="__RefHeading___Toc1453_2842061002">
             <w:r>
               <w:rPr>
                 <w:webHidden/>
@@ -2401,7 +2423,7 @@
               </w:rPr>
               <w:t>11.16 "The timing is not right. Maybe next year."</w:t>
               <w:tab/>
-              <w:t>24</w:t>
+              <w:t>25</w:t>
             </w:r>
           </w:hyperlink>
         </w:p>
@@ -2415,7 +2437,7 @@
             </w:tabs>
             <w:rPr/>
           </w:pPr>
-          <w:hyperlink w:anchor="__RefHeading___Toc1451_3593330738">
+          <w:hyperlink w:anchor="__RefHeading___Toc1455_2842061002">
             <w:r>
               <w:rPr>
                 <w:webHidden/>
@@ -2423,7 +2445,7 @@
               </w:rPr>
               <w:t>12. Known limits of the OOTB version</w:t>
               <w:tab/>
-              <w:t>25</w:t>
+              <w:t>26</w:t>
             </w:r>
           </w:hyperlink>
         </w:p>
@@ -2437,7 +2459,7 @@
             </w:tabs>
             <w:rPr/>
           </w:pPr>
-          <w:hyperlink w:anchor="__RefHeading___Toc1453_3593330738">
+          <w:hyperlink w:anchor="__RefHeading___Toc1457_2842061002">
             <w:r>
               <w:rPr>
                 <w:webHidden/>
@@ -2452,7 +2474,7 @@
                 <w:rStyle w:val="IndexLink"/>
               </w:rPr>
               <w:tab/>
-              <w:t>26</w:t>
+              <w:t>27</w:t>
             </w:r>
           </w:hyperlink>
           <w:r>
@@ -2485,7 +2507,7 @@
       <w:r>
         <w:br w:type="page"/>
       </w:r>
-      <w:bookmarkStart w:id="0" w:name="__RefHeading___Toc1305_3593330738"/>
+      <w:bookmarkStart w:id="0" w:name="__RefHeading___Toc1307_2842061002"/>
       <w:bookmarkStart w:id="1" w:name="_Toc48319687"/>
       <w:bookmarkStart w:id="2" w:name="_Toc11824118"/>
       <w:bookmarkEnd w:id="0"/>
@@ -2879,7 +2901,7 @@
                 <w:szCs w:val="24"/>
                 <w:lang w:val="en-US" w:eastAsia="ja-JP" w:bidi="ar-SA"/>
               </w:rPr>
-              <w:t>1.1.1</w:t>
+              <w:t>1.1.2</w:t>
             </w:r>
           </w:p>
         </w:tc>
@@ -3027,7 +3049,7 @@
                 <w:szCs w:val="24"/>
                 <w:lang w:val="en-US" w:eastAsia="ja-JP" w:bidi="ar-SA"/>
               </w:rPr>
-              <w:t>Version 1.1.1: release figures aligned with the release verification of 04 October 2026 (test cases, automated tests, UAT cycle, go-live rehearsal). Version 1.1: answers updated for AML/CFT, the IC and NPC compliance registers, BIR forms and EOPT invoices, integrations, dealer programmes, branding, My Work and the Report Builder; known limits revised</w:t>
+              <w:t>Version 1.1.2: answer on add-on modules and optional services added (optional modules and partner services confirmed by management on 04 October 2026). Version 1.1.1: release figures aligned with the release verification of 04 October 2026 (test cases, automated tests, UAT cycle, go-live rehearsal). Version 1.1: answers updated for AML/CFT, the IC and NPC compliance registers, BIR forms and EOPT invoices, integrations, dealer programmes, branding, My Work and the Report Builder; known limits revised</w:t>
             </w:r>
           </w:p>
         </w:tc>
@@ -3130,7 +3152,7 @@
           <w:spacing w:val="0"/>
         </w:rPr>
       </w:pPr>
-      <w:bookmarkStart w:id="4" w:name="__RefHeading___Toc1307_3593330738"/>
+      <w:bookmarkStart w:id="4" w:name="__RefHeading___Toc1309_2842061002"/>
       <w:bookmarkStart w:id="5" w:name="_Toc233203388"/>
       <w:bookmarkEnd w:id="4"/>
       <w:r>
@@ -5778,7 +5800,7 @@
         <w:pageBreakBefore w:val="false"/>
         <w:rPr/>
       </w:pPr>
-      <w:bookmarkStart w:id="6" w:name="__RefHeading___Toc1309_3593330738"/>
+      <w:bookmarkStart w:id="6" w:name="__RefHeading___Toc1311_2842061002"/>
       <w:bookmarkEnd w:id="6"/>
       <w:r>
         <w:rPr>
@@ -5795,7 +5817,7 @@
         <w:pStyle w:val="Heading2"/>
         <w:rPr/>
       </w:pPr>
-      <w:bookmarkStart w:id="7" w:name="__RefHeading___Toc1311_3593330738"/>
+      <w:bookmarkStart w:id="7" w:name="__RefHeading___Toc1313_2842061002"/>
       <w:bookmarkEnd w:id="7"/>
       <w:r>
         <w:rPr>
@@ -5827,7 +5849,7 @@
         <w:pStyle w:val="Heading2"/>
         <w:rPr/>
       </w:pPr>
-      <w:bookmarkStart w:id="8" w:name="__RefHeading___Toc1313_3593330738"/>
+      <w:bookmarkStart w:id="8" w:name="__RefHeading___Toc1315_2842061002"/>
       <w:bookmarkEnd w:id="8"/>
       <w:r>
         <w:rPr>
@@ -5942,7 +5964,7 @@
         <w:pStyle w:val="Heading1"/>
         <w:rPr/>
       </w:pPr>
-      <w:bookmarkStart w:id="9" w:name="__RefHeading___Toc1315_3593330738"/>
+      <w:bookmarkStart w:id="9" w:name="__RefHeading___Toc1317_2842061002"/>
       <w:bookmarkEnd w:id="9"/>
       <w:r>
         <w:rPr>
@@ -5959,7 +5981,7 @@
         <w:pStyle w:val="Heading2"/>
         <w:rPr/>
       </w:pPr>
-      <w:bookmarkStart w:id="10" w:name="__RefHeading___Toc1317_3593330738"/>
+      <w:bookmarkStart w:id="10" w:name="__RefHeading___Toc1319_2842061002"/>
       <w:bookmarkEnd w:id="10"/>
       <w:r>
         <w:rPr>
@@ -5991,7 +6013,7 @@
         <w:pStyle w:val="Heading2"/>
         <w:rPr/>
       </w:pPr>
-      <w:bookmarkStart w:id="11" w:name="__RefHeading___Toc1319_3593330738"/>
+      <w:bookmarkStart w:id="11" w:name="__RefHeading___Toc1321_2842061002"/>
       <w:bookmarkEnd w:id="11"/>
       <w:r>
         <w:rPr>
@@ -6023,7 +6045,7 @@
         <w:pStyle w:val="Heading2"/>
         <w:rPr/>
       </w:pPr>
-      <w:bookmarkStart w:id="12" w:name="__RefHeading___Toc1321_3593330738"/>
+      <w:bookmarkStart w:id="12" w:name="__RefHeading___Toc1323_2842061002"/>
       <w:bookmarkEnd w:id="12"/>
       <w:r>
         <w:rPr>
@@ -6055,7 +6077,7 @@
         <w:pStyle w:val="Heading2"/>
         <w:rPr/>
       </w:pPr>
-      <w:bookmarkStart w:id="13" w:name="__RefHeading___Toc1323_3593330738"/>
+      <w:bookmarkStart w:id="13" w:name="__RefHeading___Toc1325_2842061002"/>
       <w:bookmarkEnd w:id="13"/>
       <w:r>
         <w:rPr>
@@ -6087,7 +6109,7 @@
         <w:pStyle w:val="Heading2"/>
         <w:rPr/>
       </w:pPr>
-      <w:bookmarkStart w:id="14" w:name="__RefHeading___Toc1325_3593330738"/>
+      <w:bookmarkStart w:id="14" w:name="__RefHeading___Toc1327_2842061002"/>
       <w:bookmarkEnd w:id="14"/>
       <w:r>
         <w:rPr>
@@ -6119,7 +6141,7 @@
         <w:pStyle w:val="Heading2"/>
         <w:rPr/>
       </w:pPr>
-      <w:bookmarkStart w:id="15" w:name="__RefHeading___Toc1327_3593330738"/>
+      <w:bookmarkStart w:id="15" w:name="__RefHeading___Toc1329_2842061002"/>
       <w:bookmarkEnd w:id="15"/>
       <w:r>
         <w:rPr>
@@ -6151,7 +6173,7 @@
         <w:pStyle w:val="Heading2"/>
         <w:rPr/>
       </w:pPr>
-      <w:bookmarkStart w:id="16" w:name="__RefHeading___Toc1329_3593330738"/>
+      <w:bookmarkStart w:id="16" w:name="__RefHeading___Toc1331_2842061002"/>
       <w:bookmarkEnd w:id="16"/>
       <w:r>
         <w:rPr>
@@ -6183,7 +6205,7 @@
         <w:pStyle w:val="Heading2"/>
         <w:rPr/>
       </w:pPr>
-      <w:bookmarkStart w:id="17" w:name="__RefHeading___Toc1331_3593330738"/>
+      <w:bookmarkStart w:id="17" w:name="__RefHeading___Toc1333_2842061002"/>
       <w:bookmarkEnd w:id="17"/>
       <w:r>
         <w:rPr>
@@ -6215,7 +6237,7 @@
         <w:pStyle w:val="Heading2"/>
         <w:rPr/>
       </w:pPr>
-      <w:bookmarkStart w:id="18" w:name="__RefHeading___Toc1333_3593330738"/>
+      <w:bookmarkStart w:id="18" w:name="__RefHeading___Toc1335_2842061002"/>
       <w:bookmarkEnd w:id="18"/>
       <w:r>
         <w:rPr>
@@ -6247,7 +6269,7 @@
         <w:pStyle w:val="Heading2"/>
         <w:rPr/>
       </w:pPr>
-      <w:bookmarkStart w:id="19" w:name="__RefHeading___Toc1335_3593330738"/>
+      <w:bookmarkStart w:id="19" w:name="__RefHeading___Toc1337_2842061002"/>
       <w:bookmarkEnd w:id="19"/>
       <w:r>
         <w:rPr>
@@ -6279,7 +6301,7 @@
         <w:pStyle w:val="Heading2"/>
         <w:rPr/>
       </w:pPr>
-      <w:bookmarkStart w:id="20" w:name="__RefHeading___Toc1337_3593330738"/>
+      <w:bookmarkStart w:id="20" w:name="__RefHeading___Toc1339_2842061002"/>
       <w:bookmarkEnd w:id="20"/>
       <w:r>
         <w:rPr>
@@ -6311,7 +6333,7 @@
         <w:pStyle w:val="Heading2"/>
         <w:rPr/>
       </w:pPr>
-      <w:bookmarkStart w:id="21" w:name="__RefHeading___Toc1339_3593330738"/>
+      <w:bookmarkStart w:id="21" w:name="__RefHeading___Toc1341_2842061002"/>
       <w:bookmarkEnd w:id="21"/>
       <w:r>
         <w:rPr>
@@ -6346,7 +6368,7 @@
         <w:pStyle w:val="Heading1"/>
         <w:rPr/>
       </w:pPr>
-      <w:bookmarkStart w:id="22" w:name="__RefHeading___Toc1341_3593330738"/>
+      <w:bookmarkStart w:id="22" w:name="__RefHeading___Toc1343_2842061002"/>
       <w:bookmarkEnd w:id="22"/>
       <w:r>
         <w:rPr>
@@ -6363,7 +6385,7 @@
         <w:pStyle w:val="Heading2"/>
         <w:rPr/>
       </w:pPr>
-      <w:bookmarkStart w:id="23" w:name="__RefHeading___Toc1343_3593330738"/>
+      <w:bookmarkStart w:id="23" w:name="__RefHeading___Toc1345_2842061002"/>
       <w:bookmarkEnd w:id="23"/>
       <w:r>
         <w:rPr>
@@ -6395,7 +6417,7 @@
         <w:pStyle w:val="Heading2"/>
         <w:rPr/>
       </w:pPr>
-      <w:bookmarkStart w:id="24" w:name="__RefHeading___Toc1345_3593330738"/>
+      <w:bookmarkStart w:id="24" w:name="__RefHeading___Toc1347_2842061002"/>
       <w:bookmarkEnd w:id="24"/>
       <w:r>
         <w:rPr>
@@ -6427,7 +6449,7 @@
         <w:pStyle w:val="Heading2"/>
         <w:rPr/>
       </w:pPr>
-      <w:bookmarkStart w:id="25" w:name="__RefHeading___Toc1347_3593330738"/>
+      <w:bookmarkStart w:id="25" w:name="__RefHeading___Toc1349_2842061002"/>
       <w:bookmarkEnd w:id="25"/>
       <w:r>
         <w:rPr>
@@ -6459,7 +6481,7 @@
         <w:pStyle w:val="Heading2"/>
         <w:rPr/>
       </w:pPr>
-      <w:bookmarkStart w:id="26" w:name="__RefHeading___Toc1349_3593330738"/>
+      <w:bookmarkStart w:id="26" w:name="__RefHeading___Toc1351_2842061002"/>
       <w:bookmarkEnd w:id="26"/>
       <w:r>
         <w:rPr>
@@ -6491,7 +6513,7 @@
         <w:pStyle w:val="Heading2"/>
         <w:rPr/>
       </w:pPr>
-      <w:bookmarkStart w:id="27" w:name="__RefHeading___Toc1351_3593330738"/>
+      <w:bookmarkStart w:id="27" w:name="__RefHeading___Toc1353_2842061002"/>
       <w:bookmarkEnd w:id="27"/>
       <w:r>
         <w:rPr>
@@ -6523,7 +6545,7 @@
         <w:pStyle w:val="Heading2"/>
         <w:rPr/>
       </w:pPr>
-      <w:bookmarkStart w:id="28" w:name="__RefHeading___Toc1353_3593330738"/>
+      <w:bookmarkStart w:id="28" w:name="__RefHeading___Toc1355_2842061002"/>
       <w:bookmarkEnd w:id="28"/>
       <w:r>
         <w:rPr>
@@ -6703,7 +6725,7 @@
         <w:pStyle w:val="Heading2"/>
         <w:rPr/>
       </w:pPr>
-      <w:bookmarkStart w:id="29" w:name="__RefHeading___Toc1355_3593330738"/>
+      <w:bookmarkStart w:id="29" w:name="__RefHeading___Toc1357_2842061002"/>
       <w:bookmarkEnd w:id="29"/>
       <w:r>
         <w:rPr>
@@ -6738,7 +6760,7 @@
         <w:pStyle w:val="Heading1"/>
         <w:rPr/>
       </w:pPr>
-      <w:bookmarkStart w:id="30" w:name="__RefHeading___Toc1357_3593330738"/>
+      <w:bookmarkStart w:id="30" w:name="__RefHeading___Toc1359_2842061002"/>
       <w:bookmarkEnd w:id="30"/>
       <w:r>
         <w:rPr>
@@ -6755,7 +6777,7 @@
         <w:pStyle w:val="Heading2"/>
         <w:rPr/>
       </w:pPr>
-      <w:bookmarkStart w:id="31" w:name="__RefHeading___Toc1359_3593330738"/>
+      <w:bookmarkStart w:id="31" w:name="__RefHeading___Toc1361_2842061002"/>
       <w:bookmarkEnd w:id="31"/>
       <w:r>
         <w:rPr>
@@ -6787,7 +6809,7 @@
         <w:pStyle w:val="Heading2"/>
         <w:rPr/>
       </w:pPr>
-      <w:bookmarkStart w:id="32" w:name="__RefHeading___Toc1361_3593330738"/>
+      <w:bookmarkStart w:id="32" w:name="__RefHeading___Toc1363_2842061002"/>
       <w:bookmarkEnd w:id="32"/>
       <w:r>
         <w:rPr>
@@ -6819,7 +6841,7 @@
         <w:pStyle w:val="Heading2"/>
         <w:rPr/>
       </w:pPr>
-      <w:bookmarkStart w:id="33" w:name="__RefHeading___Toc1363_3593330738"/>
+      <w:bookmarkStart w:id="33" w:name="__RefHeading___Toc1365_2842061002"/>
       <w:bookmarkEnd w:id="33"/>
       <w:r>
         <w:rPr>
@@ -6851,7 +6873,7 @@
         <w:pStyle w:val="Heading2"/>
         <w:rPr/>
       </w:pPr>
-      <w:bookmarkStart w:id="34" w:name="__RefHeading___Toc1365_3593330738"/>
+      <w:bookmarkStart w:id="34" w:name="__RefHeading___Toc1367_2842061002"/>
       <w:bookmarkEnd w:id="34"/>
       <w:r>
         <w:rPr>
@@ -6883,7 +6905,7 @@
         <w:pStyle w:val="Heading2"/>
         <w:rPr/>
       </w:pPr>
-      <w:bookmarkStart w:id="35" w:name="__RefHeading___Toc1367_3593330738"/>
+      <w:bookmarkStart w:id="35" w:name="__RefHeading___Toc1369_2842061002"/>
       <w:bookmarkEnd w:id="35"/>
       <w:r>
         <w:rPr>
@@ -6915,7 +6937,7 @@
         <w:pStyle w:val="Heading2"/>
         <w:rPr/>
       </w:pPr>
-      <w:bookmarkStart w:id="36" w:name="__RefHeading___Toc1369_3593330738"/>
+      <w:bookmarkStart w:id="36" w:name="__RefHeading___Toc1371_2842061002"/>
       <w:bookmarkEnd w:id="36"/>
       <w:r>
         <w:rPr>
@@ -6950,7 +6972,7 @@
         <w:pStyle w:val="Heading1"/>
         <w:rPr/>
       </w:pPr>
-      <w:bookmarkStart w:id="37" w:name="__RefHeading___Toc1371_3593330738"/>
+      <w:bookmarkStart w:id="37" w:name="__RefHeading___Toc1373_2842061002"/>
       <w:bookmarkEnd w:id="37"/>
       <w:r>
         <w:rPr>
@@ -6967,7 +6989,7 @@
         <w:pStyle w:val="Heading2"/>
         <w:rPr/>
       </w:pPr>
-      <w:bookmarkStart w:id="38" w:name="__RefHeading___Toc1373_3593330738"/>
+      <w:bookmarkStart w:id="38" w:name="__RefHeading___Toc1375_2842061002"/>
       <w:bookmarkEnd w:id="38"/>
       <w:r>
         <w:rPr>
@@ -6999,7 +7021,7 @@
         <w:pStyle w:val="Heading2"/>
         <w:rPr/>
       </w:pPr>
-      <w:bookmarkStart w:id="39" w:name="__RefHeading___Toc1375_3593330738"/>
+      <w:bookmarkStart w:id="39" w:name="__RefHeading___Toc1377_2842061002"/>
       <w:bookmarkEnd w:id="39"/>
       <w:r>
         <w:rPr>
@@ -7031,7 +7053,7 @@
         <w:pStyle w:val="Heading2"/>
         <w:rPr/>
       </w:pPr>
-      <w:bookmarkStart w:id="40" w:name="__RefHeading___Toc1377_3593330738"/>
+      <w:bookmarkStart w:id="40" w:name="__RefHeading___Toc1379_2842061002"/>
       <w:bookmarkEnd w:id="40"/>
       <w:r>
         <w:rPr>
@@ -7063,7 +7085,7 @@
         <w:pStyle w:val="Heading2"/>
         <w:rPr/>
       </w:pPr>
-      <w:bookmarkStart w:id="41" w:name="__RefHeading___Toc1379_3593330738"/>
+      <w:bookmarkStart w:id="41" w:name="__RefHeading___Toc1381_2842061002"/>
       <w:bookmarkEnd w:id="41"/>
       <w:r>
         <w:rPr>
@@ -7095,7 +7117,7 @@
         <w:pStyle w:val="Heading2"/>
         <w:rPr/>
       </w:pPr>
-      <w:bookmarkStart w:id="42" w:name="__RefHeading___Toc1381_3593330738"/>
+      <w:bookmarkStart w:id="42" w:name="__RefHeading___Toc1383_2842061002"/>
       <w:bookmarkEnd w:id="42"/>
       <w:r>
         <w:rPr>
@@ -7127,7 +7149,7 @@
         <w:pStyle w:val="Heading2"/>
         <w:rPr/>
       </w:pPr>
-      <w:bookmarkStart w:id="43" w:name="__RefHeading___Toc1383_3593330738"/>
+      <w:bookmarkStart w:id="43" w:name="__RefHeading___Toc1385_2842061002"/>
       <w:bookmarkEnd w:id="43"/>
       <w:r>
         <w:rPr>
@@ -7162,7 +7184,7 @@
         <w:pStyle w:val="Heading1"/>
         <w:rPr/>
       </w:pPr>
-      <w:bookmarkStart w:id="44" w:name="__RefHeading___Toc1385_3593330738"/>
+      <w:bookmarkStart w:id="44" w:name="__RefHeading___Toc1387_2842061002"/>
       <w:bookmarkEnd w:id="44"/>
       <w:r>
         <w:rPr>
@@ -7179,7 +7201,7 @@
         <w:pStyle w:val="Heading2"/>
         <w:rPr/>
       </w:pPr>
-      <w:bookmarkStart w:id="45" w:name="__RefHeading___Toc1387_3593330738"/>
+      <w:bookmarkStart w:id="45" w:name="__RefHeading___Toc1389_2842061002"/>
       <w:bookmarkEnd w:id="45"/>
       <w:r>
         <w:rPr>
@@ -7211,7 +7233,7 @@
         <w:pStyle w:val="Heading2"/>
         <w:rPr/>
       </w:pPr>
-      <w:bookmarkStart w:id="46" w:name="__RefHeading___Toc1389_3593330738"/>
+      <w:bookmarkStart w:id="46" w:name="__RefHeading___Toc1391_2842061002"/>
       <w:bookmarkEnd w:id="46"/>
       <w:r>
         <w:rPr>
@@ -7243,7 +7265,7 @@
         <w:pStyle w:val="Heading2"/>
         <w:rPr/>
       </w:pPr>
-      <w:bookmarkStart w:id="47" w:name="__RefHeading___Toc1391_3593330738"/>
+      <w:bookmarkStart w:id="47" w:name="__RefHeading___Toc1393_2842061002"/>
       <w:bookmarkEnd w:id="47"/>
       <w:r>
         <w:rPr>
@@ -7275,7 +7297,7 @@
         <w:pStyle w:val="Heading2"/>
         <w:rPr/>
       </w:pPr>
-      <w:bookmarkStart w:id="48" w:name="__RefHeading___Toc1393_3593330738"/>
+      <w:bookmarkStart w:id="48" w:name="__RefHeading___Toc1395_2842061002"/>
       <w:bookmarkEnd w:id="48"/>
       <w:r>
         <w:rPr>
@@ -7310,7 +7332,7 @@
         <w:pStyle w:val="Heading1"/>
         <w:rPr/>
       </w:pPr>
-      <w:bookmarkStart w:id="49" w:name="__RefHeading___Toc1395_3593330738"/>
+      <w:bookmarkStart w:id="49" w:name="__RefHeading___Toc1397_2842061002"/>
       <w:bookmarkEnd w:id="49"/>
       <w:r>
         <w:rPr>
@@ -7327,7 +7349,7 @@
         <w:pStyle w:val="Heading2"/>
         <w:rPr/>
       </w:pPr>
-      <w:bookmarkStart w:id="50" w:name="__RefHeading___Toc1397_3593330738"/>
+      <w:bookmarkStart w:id="50" w:name="__RefHeading___Toc1399_2842061002"/>
       <w:bookmarkEnd w:id="50"/>
       <w:r>
         <w:rPr>
@@ -7359,7 +7381,7 @@
         <w:pStyle w:val="Heading2"/>
         <w:rPr/>
       </w:pPr>
-      <w:bookmarkStart w:id="51" w:name="__RefHeading___Toc1399_3593330738"/>
+      <w:bookmarkStart w:id="51" w:name="__RefHeading___Toc1401_2842061002"/>
       <w:bookmarkEnd w:id="51"/>
       <w:r>
         <w:rPr>
@@ -7391,7 +7413,7 @@
         <w:pStyle w:val="Heading2"/>
         <w:rPr/>
       </w:pPr>
-      <w:bookmarkStart w:id="52" w:name="__RefHeading___Toc1401_3593330738"/>
+      <w:bookmarkStart w:id="52" w:name="__RefHeading___Toc1403_2842061002"/>
       <w:bookmarkEnd w:id="52"/>
       <w:r>
         <w:rPr>
@@ -7426,7 +7448,7 @@
         <w:pStyle w:val="Heading1"/>
         <w:rPr/>
       </w:pPr>
-      <w:bookmarkStart w:id="53" w:name="__RefHeading___Toc1403_3593330738"/>
+      <w:bookmarkStart w:id="53" w:name="__RefHeading___Toc1405_2842061002"/>
       <w:bookmarkEnd w:id="53"/>
       <w:r>
         <w:rPr>
@@ -7443,7 +7465,7 @@
         <w:pStyle w:val="Heading2"/>
         <w:rPr/>
       </w:pPr>
-      <w:bookmarkStart w:id="54" w:name="__RefHeading___Toc1405_3593330738"/>
+      <w:bookmarkStart w:id="54" w:name="__RefHeading___Toc1407_2842061002"/>
       <w:bookmarkEnd w:id="54"/>
       <w:r>
         <w:rPr>
@@ -7475,7 +7497,7 @@
         <w:pStyle w:val="Heading2"/>
         <w:rPr/>
       </w:pPr>
-      <w:bookmarkStart w:id="55" w:name="__RefHeading___Toc1407_3593330738"/>
+      <w:bookmarkStart w:id="55" w:name="__RefHeading___Toc1409_2842061002"/>
       <w:bookmarkEnd w:id="55"/>
       <w:r>
         <w:rPr>
@@ -7484,7 +7506,7 @@
           <w:color w:val="0F4761"/>
           <w:sz w:val="26"/>
         </w:rPr>
-        <w:t>10.2  Which model should we choose?</w:t>
+        <w:t>10.2  Are the AML/CFT, IC compliance and BIR modules add-ons? What costs extra?</w:t>
       </w:r>
     </w:p>
     <w:p>
@@ -7499,7 +7521,7 @@
           <w:color w:val="101820"/>
           <w:sz w:val="21"/>
         </w:rPr>
-        <w:t>Subscription costs less in cash for the first three years and needs no capital approval. Perpetual costs less over five years: for the reference user counts, 13% to 18% less, with break-even in Year 4. iorta TechNXT recommends subscription for small and medium brokers and perpetual for large and enterprise brokers, or for any broker planning four years or more ahead.</w:t>
+        <w:t>No module is an add-on: every module, including the AML/CFT toolkit, the IC and NPC compliance registers, the BIR pack, the integration connectors, dealer programmes and branding, is in every package at no module price. What is optional is the service around them, listed in the Rate Card under "Optional modules and partner services" and confirmed by iorta TechNXT management on 04 October 2026: activation of the AML/CFT toolkit (PHP 130,000.00), of the IC compliance registers (PHP 100,000.00) and of the BIR pack (PHP 130,000.00); connector go-live with a partner (PHP 80,000.00 per connector); dealer programme set-up (PHP 50,000.00 per programme); client brand pack (PHP 30,000.00 per pack); and the regulator and partner steps: AMLC reporting file validation and portal test (PHP 50,000.00), IC annual statement form alignment (PHP 50,000.00), EOPT invoicing review with the broker's tax adviser (PHP 30,000.00), BIR CAS registration support (PHP 60,000.00), BIR EIS enrolment and certification (PHP 80,000.00), CTPL authentication and LTO interface certification (PHP 60,000.00), insurer API onboarding (PHP 50,000.00 per insurer), bank payment file certification (PHP 30,000.00 per bank), SMS or Viber gateway activation (PHP 20,000.00) and screening list provider onboarding (PHP 30,000.00). Each is man-days times the blended rate, is ordered only if the broker wants it, and does not change the package price. The fees of the regulator or the partner (AMLC, IC, BIR, CTPL provider, insurers, banks, gateways, list providers) are not included: the broker contracts and pays them directly, and files in its own name. Proof: the Rate Card, section "Optional modules and partner services".</w:t>
       </w:r>
     </w:p>
     <w:p>
@@ -7507,7 +7529,7 @@
         <w:pStyle w:val="Heading2"/>
         <w:rPr/>
       </w:pPr>
-      <w:bookmarkStart w:id="56" w:name="__RefHeading___Toc1409_3593330738"/>
+      <w:bookmarkStart w:id="56" w:name="__RefHeading___Toc1411_2842061002"/>
       <w:bookmarkEnd w:id="56"/>
       <w:r>
         <w:rPr>
@@ -7516,7 +7538,7 @@
           <w:color w:val="0F4761"/>
           <w:sz w:val="26"/>
         </w:rPr>
-        <w:t>10.3  Who counts as a user?</w:t>
+        <w:t>10.3  Which model should we choose?</w:t>
       </w:r>
     </w:p>
     <w:p>
@@ -7531,7 +7553,7 @@
           <w:color w:val="101820"/>
           <w:sz w:val="21"/>
         </w:rPr>
-        <w:t>A named person with a sign-in. Inactive users are not counted. Referrers do not sign in and are not users.</w:t>
+        <w:t>Subscription costs less in cash for the first three years and needs no capital approval. Perpetual costs less over five years: for the reference user counts, 13% to 18% less, with break-even in Year 4. iorta TechNXT recommends subscription for small and medium brokers and perpetual for large and enterprise brokers, or for any broker planning four years or more ahead.</w:t>
       </w:r>
     </w:p>
     <w:p>
@@ -7539,7 +7561,7 @@
         <w:pStyle w:val="Heading2"/>
         <w:rPr/>
       </w:pPr>
-      <w:bookmarkStart w:id="57" w:name="__RefHeading___Toc1411_3593330738"/>
+      <w:bookmarkStart w:id="57" w:name="__RefHeading___Toc1413_2842061002"/>
       <w:bookmarkEnd w:id="57"/>
       <w:r>
         <w:rPr>
@@ -7548,7 +7570,7 @@
           <w:color w:val="0F4761"/>
           <w:sz w:val="26"/>
         </w:rPr>
-        <w:t>10.4  What are the payment terms?</w:t>
+        <w:t>10.4  Who counts as a user?</w:t>
       </w:r>
     </w:p>
     <w:p>
@@ -7563,7 +7585,7 @@
           <w:color w:val="101820"/>
           <w:sz w:val="21"/>
         </w:rPr>
-        <w:t>Implementation: 40% on signing, 40% on UAT sign-off, 20% on go-live. Perpetual licence: 100% on go-live. AMC: yearly in advance. Subscription and hosting: monthly in advance. Invoices are payable in 30 days. The recommended minimum subscription term is 12 months.</w:t>
+        <w:t>A named person with a sign-in. Inactive users are not counted. Referrers do not sign in and are not users.</w:t>
       </w:r>
     </w:p>
     <w:p>
@@ -7571,7 +7593,7 @@
         <w:pStyle w:val="Heading2"/>
         <w:rPr/>
       </w:pPr>
-      <w:bookmarkStart w:id="58" w:name="__RefHeading___Toc1413_3593330738"/>
+      <w:bookmarkStart w:id="58" w:name="__RefHeading___Toc1415_2842061002"/>
       <w:bookmarkEnd w:id="58"/>
       <w:r>
         <w:rPr>
@@ -7580,7 +7602,7 @@
           <w:color w:val="0F4761"/>
           <w:sz w:val="26"/>
         </w:rPr>
-        <w:t>10.5  Can we withhold tax on your invoices?</w:t>
+        <w:t>10.5  What are the payment terms?</w:t>
       </w:r>
     </w:p>
     <w:p>
@@ -7595,7 +7617,7 @@
           <w:color w:val="101820"/>
           <w:sz w:val="21"/>
         </w:rPr>
-        <w:t>Yes, where the broker is a withholding agent; withholding does not reduce the invoice price and the broker issues BIR Form 2307. The treatment of the perpetual licence (sale of software or royalty) is confirmed by both parties' tax advisers before contract.</w:t>
+        <w:t>Implementation: 40% on signing, 40% on UAT sign-off, 20% on go-live. Perpetual licence: 100% on go-live. AMC: yearly in advance. Subscription and hosting: monthly in advance. Invoices are payable in 30 days. The recommended minimum subscription term is 12 months.</w:t>
       </w:r>
     </w:p>
     <w:p>
@@ -7603,7 +7625,7 @@
         <w:pStyle w:val="Heading2"/>
         <w:rPr/>
       </w:pPr>
-      <w:bookmarkStart w:id="59" w:name="__RefHeading___Toc1415_3593330738"/>
+      <w:bookmarkStart w:id="59" w:name="__RefHeading___Toc1417_2842061002"/>
       <w:bookmarkEnd w:id="59"/>
       <w:r>
         <w:rPr>
@@ -7612,7 +7634,7 @@
           <w:color w:val="0F4761"/>
           <w:sz w:val="26"/>
         </w:rPr>
-        <w:t>10.6  Is there a discount?</w:t>
+        <w:t>10.6  Can we withhold tax on your invoices?</w:t>
       </w:r>
     </w:p>
     <w:p>
@@ -7627,6 +7649,38 @@
           <w:color w:val="101820"/>
           <w:sz w:val="21"/>
         </w:rPr>
+        <w:t>Yes, where the broker is a withholding agent; withholding does not reduce the invoice price and the broker issues BIR Form 2307. The treatment of the perpetual licence (sale of software or royalty) is confirmed by both parties' tax advisers before contract.</w:t>
+      </w:r>
+    </w:p>
+    <w:p>
+      <w:pPr>
+        <w:pStyle w:val="Heading2"/>
+        <w:rPr/>
+      </w:pPr>
+      <w:bookmarkStart w:id="60" w:name="__RefHeading___Toc1419_2842061002"/>
+      <w:bookmarkEnd w:id="60"/>
+      <w:r>
+        <w:rPr>
+          <w:rFonts w:eastAsia="Segoe UI" w:cs="Segoe UI"/>
+          <w:b/>
+          <w:color w:val="0F4761"/>
+          <w:sz w:val="26"/>
+        </w:rPr>
+        <w:t>10.7  Is there a discount?</w:t>
+      </w:r>
+    </w:p>
+    <w:p>
+      <w:pPr>
+        <w:pStyle w:val="Normal"/>
+        <w:spacing w:lineRule="auto" w:line="276" w:before="0" w:after="120"/>
+        <w:rPr/>
+      </w:pPr>
+      <w:r>
+        <w:rPr>
+          <w:rFonts w:eastAsia="Segoe UI" w:cs="Segoe UI" w:ascii="Segoe UI" w:hAnsi="Segoe UI"/>
+          <w:color w:val="101820"/>
+          <w:sz w:val="21"/>
+        </w:rPr>
         <w:t>The onboarding fee percentage for subscription is an input that can be reduced as a commercial concession, with approval. Any other concession needs approval from iorta TechNXT management: [to confirm the discount authority of the sales team].</w:t>
       </w:r>
       <w:r>
@@ -7638,8 +7692,8 @@
         <w:pStyle w:val="Heading1"/>
         <w:rPr/>
       </w:pPr>
-      <w:bookmarkStart w:id="60" w:name="__RefHeading___Toc1417_3593330738"/>
-      <w:bookmarkEnd w:id="60"/>
+      <w:bookmarkStart w:id="61" w:name="__RefHeading___Toc1421_2842061002"/>
+      <w:bookmarkEnd w:id="61"/>
       <w:r>
         <w:rPr>
           <w:rFonts w:eastAsia="Segoe UI" w:cs="Segoe UI" w:ascii="Segoe UI" w:hAnsi="Segoe UI"/>
@@ -7655,8 +7709,8 @@
         <w:pStyle w:val="Heading2"/>
         <w:rPr/>
       </w:pPr>
-      <w:bookmarkStart w:id="61" w:name="__RefHeading___Toc1419_3593330738"/>
-      <w:bookmarkEnd w:id="61"/>
+      <w:bookmarkStart w:id="62" w:name="__RefHeading___Toc1423_2842061002"/>
+      <w:bookmarkEnd w:id="62"/>
       <w:r>
         <w:rPr>
           <w:rFonts w:eastAsia="Segoe UI" w:cs="Segoe UI"/>
@@ -7748,8 +7802,8 @@
         <w:pStyle w:val="Heading2"/>
         <w:rPr/>
       </w:pPr>
-      <w:bookmarkStart w:id="62" w:name="__RefHeading___Toc1421_3593330738"/>
-      <w:bookmarkEnd w:id="62"/>
+      <w:bookmarkStart w:id="63" w:name="__RefHeading___Toc1425_2842061002"/>
+      <w:bookmarkEnd w:id="63"/>
       <w:r>
         <w:rPr>
           <w:rFonts w:eastAsia="Segoe UI" w:cs="Segoe UI"/>
@@ -7837,8 +7891,8 @@
         <w:pStyle w:val="Heading2"/>
         <w:rPr/>
       </w:pPr>
-      <w:bookmarkStart w:id="63" w:name="__RefHeading___Toc1423_3593330738"/>
-      <w:bookmarkEnd w:id="63"/>
+      <w:bookmarkStart w:id="64" w:name="__RefHeading___Toc1427_2842061002"/>
+      <w:bookmarkEnd w:id="64"/>
       <w:r>
         <w:rPr>
           <w:rFonts w:eastAsia="Segoe UI" w:cs="Segoe UI"/>
@@ -7926,8 +7980,8 @@
         <w:pStyle w:val="Heading2"/>
         <w:rPr/>
       </w:pPr>
-      <w:bookmarkStart w:id="64" w:name="__RefHeading___Toc1425_3593330738"/>
-      <w:bookmarkEnd w:id="64"/>
+      <w:bookmarkStart w:id="65" w:name="__RefHeading___Toc1429_2842061002"/>
+      <w:bookmarkEnd w:id="65"/>
       <w:r>
         <w:rPr>
           <w:rFonts w:eastAsia="Segoe UI" w:cs="Segoe UI"/>
@@ -8015,8 +8069,8 @@
         <w:pStyle w:val="Heading2"/>
         <w:rPr/>
       </w:pPr>
-      <w:bookmarkStart w:id="65" w:name="__RefHeading___Toc1427_3593330738"/>
-      <w:bookmarkEnd w:id="65"/>
+      <w:bookmarkStart w:id="66" w:name="__RefHeading___Toc1431_2842061002"/>
+      <w:bookmarkEnd w:id="66"/>
       <w:r>
         <w:rPr>
           <w:rFonts w:eastAsia="Segoe UI" w:cs="Segoe UI"/>
@@ -8104,8 +8158,8 @@
         <w:pStyle w:val="Heading2"/>
         <w:rPr/>
       </w:pPr>
-      <w:bookmarkStart w:id="66" w:name="__RefHeading___Toc1429_3593330738"/>
-      <w:bookmarkEnd w:id="66"/>
+      <w:bookmarkStart w:id="67" w:name="__RefHeading___Toc1433_2842061002"/>
+      <w:bookmarkEnd w:id="67"/>
       <w:r>
         <w:rPr>
           <w:rFonts w:eastAsia="Segoe UI" w:cs="Segoe UI"/>
@@ -8193,8 +8247,8 @@
         <w:pStyle w:val="Heading2"/>
         <w:rPr/>
       </w:pPr>
-      <w:bookmarkStart w:id="67" w:name="__RefHeading___Toc1431_3593330738"/>
-      <w:bookmarkEnd w:id="67"/>
+      <w:bookmarkStart w:id="68" w:name="__RefHeading___Toc1435_2842061002"/>
+      <w:bookmarkEnd w:id="68"/>
       <w:r>
         <w:rPr>
           <w:rFonts w:eastAsia="Segoe UI" w:cs="Segoe UI"/>
@@ -8282,8 +8336,8 @@
         <w:pStyle w:val="Heading2"/>
         <w:rPr/>
       </w:pPr>
-      <w:bookmarkStart w:id="68" w:name="__RefHeading___Toc1433_3593330738"/>
-      <w:bookmarkEnd w:id="68"/>
+      <w:bookmarkStart w:id="69" w:name="__RefHeading___Toc1437_2842061002"/>
+      <w:bookmarkEnd w:id="69"/>
       <w:r>
         <w:rPr>
           <w:rFonts w:eastAsia="Segoe UI" w:cs="Segoe UI"/>
@@ -8371,8 +8425,8 @@
         <w:pStyle w:val="Heading2"/>
         <w:rPr/>
       </w:pPr>
-      <w:bookmarkStart w:id="69" w:name="__RefHeading___Toc1435_3593330738"/>
-      <w:bookmarkEnd w:id="69"/>
+      <w:bookmarkStart w:id="70" w:name="__RefHeading___Toc1439_2842061002"/>
+      <w:bookmarkEnd w:id="70"/>
       <w:r>
         <w:rPr>
           <w:rFonts w:eastAsia="Segoe UI" w:cs="Segoe UI"/>
@@ -8460,8 +8514,8 @@
         <w:pStyle w:val="Heading2"/>
         <w:rPr/>
       </w:pPr>
-      <w:bookmarkStart w:id="70" w:name="__RefHeading___Toc1437_3593330738"/>
-      <w:bookmarkEnd w:id="70"/>
+      <w:bookmarkStart w:id="71" w:name="__RefHeading___Toc1441_2842061002"/>
+      <w:bookmarkEnd w:id="71"/>
       <w:r>
         <w:rPr>
           <w:rFonts w:eastAsia="Segoe UI" w:cs="Segoe UI"/>
@@ -8549,8 +8603,8 @@
         <w:pStyle w:val="Heading2"/>
         <w:rPr/>
       </w:pPr>
-      <w:bookmarkStart w:id="71" w:name="__RefHeading___Toc1439_3593330738"/>
-      <w:bookmarkEnd w:id="71"/>
+      <w:bookmarkStart w:id="72" w:name="__RefHeading___Toc1443_2842061002"/>
+      <w:bookmarkEnd w:id="72"/>
       <w:r>
         <w:rPr>
           <w:rFonts w:eastAsia="Segoe UI" w:cs="Segoe UI"/>
@@ -8638,8 +8692,8 @@
         <w:pStyle w:val="Heading2"/>
         <w:rPr/>
       </w:pPr>
-      <w:bookmarkStart w:id="72" w:name="__RefHeading___Toc1441_3593330738"/>
-      <w:bookmarkEnd w:id="72"/>
+      <w:bookmarkStart w:id="73" w:name="__RefHeading___Toc1445_2842061002"/>
+      <w:bookmarkEnd w:id="73"/>
       <w:r>
         <w:rPr>
           <w:rFonts w:eastAsia="Segoe UI" w:cs="Segoe UI"/>
@@ -8679,8 +8733,8 @@
         <w:pStyle w:val="Heading2"/>
         <w:rPr/>
       </w:pPr>
-      <w:bookmarkStart w:id="73" w:name="__RefHeading___Toc1443_3593330738"/>
-      <w:bookmarkEnd w:id="73"/>
+      <w:bookmarkStart w:id="74" w:name="__RefHeading___Toc1447_2842061002"/>
+      <w:bookmarkEnd w:id="74"/>
       <w:r>
         <w:rPr>
           <w:rFonts w:eastAsia="Segoe UI" w:cs="Segoe UI"/>
@@ -8720,8 +8774,8 @@
         <w:pStyle w:val="Heading2"/>
         <w:rPr/>
       </w:pPr>
-      <w:bookmarkStart w:id="74" w:name="__RefHeading___Toc1445_3593330738"/>
-      <w:bookmarkEnd w:id="74"/>
+      <w:bookmarkStart w:id="75" w:name="__RefHeading___Toc1449_2842061002"/>
+      <w:bookmarkEnd w:id="75"/>
       <w:r>
         <w:rPr>
           <w:rFonts w:eastAsia="Segoe UI" w:cs="Segoe UI"/>
@@ -8761,8 +8815,8 @@
         <w:pStyle w:val="Heading2"/>
         <w:rPr/>
       </w:pPr>
-      <w:bookmarkStart w:id="75" w:name="__RefHeading___Toc1447_3593330738"/>
-      <w:bookmarkEnd w:id="75"/>
+      <w:bookmarkStart w:id="76" w:name="__RefHeading___Toc1451_2842061002"/>
+      <w:bookmarkEnd w:id="76"/>
       <w:r>
         <w:rPr>
           <w:rFonts w:eastAsia="Segoe UI" w:cs="Segoe UI"/>
@@ -8826,8 +8880,8 @@
         <w:pStyle w:val="Heading2"/>
         <w:rPr/>
       </w:pPr>
-      <w:bookmarkStart w:id="76" w:name="__RefHeading___Toc1449_3593330738"/>
-      <w:bookmarkEnd w:id="76"/>
+      <w:bookmarkStart w:id="77" w:name="__RefHeading___Toc1453_2842061002"/>
+      <w:bookmarkEnd w:id="77"/>
       <w:r>
         <w:rPr>
           <w:rFonts w:eastAsia="Segoe UI" w:cs="Segoe UI"/>
@@ -8870,8 +8924,8 @@
         <w:pStyle w:val="Heading1"/>
         <w:rPr/>
       </w:pPr>
-      <w:bookmarkStart w:id="77" w:name="__RefHeading___Toc1451_3593330738"/>
-      <w:bookmarkEnd w:id="77"/>
+      <w:bookmarkStart w:id="78" w:name="__RefHeading___Toc1455_2842061002"/>
+      <w:bookmarkEnd w:id="78"/>
       <w:r>
         <w:rPr>
           <w:rFonts w:eastAsia="Segoe UI" w:cs="Segoe UI" w:ascii="Segoe UI" w:hAnsi="Segoe UI"/>
@@ -10088,9 +10142,9 @@
       <w:r>
         <w:br w:type="page"/>
       </w:r>
-      <w:bookmarkStart w:id="78" w:name="__RefHeading___Toc1453_3593330738"/>
-      <w:bookmarkStart w:id="79" w:name="_Toc233203395"/>
-      <w:bookmarkEnd w:id="78"/>
+      <w:bookmarkStart w:id="79" w:name="__RefHeading___Toc1457_2842061002"/>
+      <w:bookmarkStart w:id="80" w:name="_Toc233203395"/>
+      <w:bookmarkEnd w:id="79"/>
       <w:r>
         <w:rPr>
           <w:rStyle w:val="BookTitle"/>
@@ -10101,7 +10155,7 @@
         </w:rPr>
         <w:t>13.  Document Sign-Off</w:t>
       </w:r>
-      <w:bookmarkEnd w:id="79"/>
+      <w:bookmarkEnd w:id="80"/>
     </w:p>
     <w:p>
       <w:pPr>
@@ -11846,7 +11900,7 @@
       <w:r>
         <w:rPr/>
         <w:drawing>
-          <wp:anchor behindDoc="1" distT="0" distB="0" distL="0" distR="0" simplePos="0" locked="0" layoutInCell="0" allowOverlap="1" relativeHeight="29">
+          <wp:anchor behindDoc="1" distT="0" distB="0" distL="0" distR="0" simplePos="0" locked="0" layoutInCell="0" allowOverlap="1" relativeHeight="30">
             <wp:simplePos x="0" y="0"/>
             <wp:positionH relativeFrom="margin">
               <wp:align>center</wp:align>
@@ -11917,7 +11971,7 @@
     <w:r>
       <w:rPr/>
       <w:drawing>
-        <wp:anchor behindDoc="1" distT="0" distB="0" distL="0" distR="0" simplePos="0" locked="0" layoutInCell="0" allowOverlap="1" relativeHeight="28">
+        <wp:anchor behindDoc="1" distT="0" distB="0" distL="0" distR="0" simplePos="0" locked="0" layoutInCell="0" allowOverlap="1" relativeHeight="29">
           <wp:simplePos x="0" y="0"/>
           <wp:positionH relativeFrom="page">
             <wp:align>left</wp:align>
@@ -11976,7 +12030,7 @@
     <w:r>
       <w:rPr/>
       <w:drawing>
-        <wp:anchor behindDoc="1" distT="0" distB="0" distL="0" distR="0" simplePos="0" locked="0" layoutInCell="0" allowOverlap="1" relativeHeight="28">
+        <wp:anchor behindDoc="1" distT="0" distB="0" distL="0" distR="0" simplePos="0" locked="0" layoutInCell="0" allowOverlap="1" relativeHeight="29">
           <wp:simplePos x="0" y="0"/>
           <wp:positionH relativeFrom="page">
             <wp:align>left</wp:align>

--- a/docs/package/01_Sales/iNXT_BrokerVerse_FAQ_and_Objection_Handling.docx
+++ b/docs/package/01_Sales/iNXT_BrokerVerse_FAQ_and_Objection_Handling.docx
@@ -789,7 +789,7 @@
             </w:rPr>
             <w:fldChar w:fldCharType="separate"/>
           </w:r>
-          <w:hyperlink w:anchor="__RefHeading___Toc1307_2842061002">
+          <w:hyperlink w:anchor="__RefHeading___Toc11233_1894618434">
             <w:r>
               <w:rPr>
                 <w:webHidden/>
@@ -824,7 +824,7 @@
             </w:tabs>
             <w:rPr/>
           </w:pPr>
-          <w:hyperlink w:anchor="__RefHeading___Toc1309_2842061002">
+          <w:hyperlink w:anchor="__RefHeading___Toc11235_1894618434">
             <w:r>
               <w:rPr>
                 <w:webHidden/>
@@ -853,7 +853,7 @@
             </w:tabs>
             <w:rPr/>
           </w:pPr>
-          <w:hyperlink w:anchor="__RefHeading___Toc1311_2842061002">
+          <w:hyperlink w:anchor="__RefHeading___Toc11237_1894618434">
             <w:r>
               <w:rPr>
                 <w:webHidden/>
@@ -875,7 +875,7 @@
             </w:tabs>
             <w:rPr/>
           </w:pPr>
-          <w:hyperlink w:anchor="__RefHeading___Toc1313_2842061002">
+          <w:hyperlink w:anchor="__RefHeading___Toc11239_1894618434">
             <w:r>
               <w:rPr>
                 <w:webHidden/>
@@ -897,7 +897,7 @@
             </w:tabs>
             <w:rPr/>
           </w:pPr>
-          <w:hyperlink w:anchor="__RefHeading___Toc1315_2842061002">
+          <w:hyperlink w:anchor="__RefHeading___Toc11241_1894618434">
             <w:r>
               <w:rPr>
                 <w:webHidden/>
@@ -919,7 +919,7 @@
             </w:tabs>
             <w:rPr/>
           </w:pPr>
-          <w:hyperlink w:anchor="__RefHeading___Toc1317_2842061002">
+          <w:hyperlink w:anchor="__RefHeading___Toc11243_1894618434">
             <w:r>
               <w:rPr>
                 <w:webHidden/>
@@ -941,7 +941,7 @@
             </w:tabs>
             <w:rPr/>
           </w:pPr>
-          <w:hyperlink w:anchor="__RefHeading___Toc1319_2842061002">
+          <w:hyperlink w:anchor="__RefHeading___Toc11245_1894618434">
             <w:r>
               <w:rPr>
                 <w:webHidden/>
@@ -963,7 +963,7 @@
             </w:tabs>
             <w:rPr/>
           </w:pPr>
-          <w:hyperlink w:anchor="__RefHeading___Toc1321_2842061002">
+          <w:hyperlink w:anchor="__RefHeading___Toc11247_1894618434">
             <w:r>
               <w:rPr>
                 <w:webHidden/>
@@ -985,7 +985,7 @@
             </w:tabs>
             <w:rPr/>
           </w:pPr>
-          <w:hyperlink w:anchor="__RefHeading___Toc1323_2842061002">
+          <w:hyperlink w:anchor="__RefHeading___Toc11249_1894618434">
             <w:r>
               <w:rPr>
                 <w:webHidden/>
@@ -1007,7 +1007,7 @@
             </w:tabs>
             <w:rPr/>
           </w:pPr>
-          <w:hyperlink w:anchor="__RefHeading___Toc1325_2842061002">
+          <w:hyperlink w:anchor="__RefHeading___Toc11251_1894618434">
             <w:r>
               <w:rPr>
                 <w:webHidden/>
@@ -1029,7 +1029,7 @@
             </w:tabs>
             <w:rPr/>
           </w:pPr>
-          <w:hyperlink w:anchor="__RefHeading___Toc1327_2842061002">
+          <w:hyperlink w:anchor="__RefHeading___Toc11253_1894618434">
             <w:r>
               <w:rPr>
                 <w:webHidden/>
@@ -1051,7 +1051,7 @@
             </w:tabs>
             <w:rPr/>
           </w:pPr>
-          <w:hyperlink w:anchor="__RefHeading___Toc1329_2842061002">
+          <w:hyperlink w:anchor="__RefHeading___Toc11255_1894618434">
             <w:r>
               <w:rPr>
                 <w:webHidden/>
@@ -1073,7 +1073,7 @@
             </w:tabs>
             <w:rPr/>
           </w:pPr>
-          <w:hyperlink w:anchor="__RefHeading___Toc1331_2842061002">
+          <w:hyperlink w:anchor="__RefHeading___Toc11257_1894618434">
             <w:r>
               <w:rPr>
                 <w:webHidden/>
@@ -1095,7 +1095,7 @@
             </w:tabs>
             <w:rPr/>
           </w:pPr>
-          <w:hyperlink w:anchor="__RefHeading___Toc1333_2842061002">
+          <w:hyperlink w:anchor="__RefHeading___Toc11259_1894618434">
             <w:r>
               <w:rPr>
                 <w:webHidden/>
@@ -1117,7 +1117,7 @@
             </w:tabs>
             <w:rPr/>
           </w:pPr>
-          <w:hyperlink w:anchor="__RefHeading___Toc1335_2842061002">
+          <w:hyperlink w:anchor="__RefHeading___Toc11261_1894618434">
             <w:r>
               <w:rPr>
                 <w:webHidden/>
@@ -1139,7 +1139,7 @@
             </w:tabs>
             <w:rPr/>
           </w:pPr>
-          <w:hyperlink w:anchor="__RefHeading___Toc1337_2842061002">
+          <w:hyperlink w:anchor="__RefHeading___Toc11263_1894618434">
             <w:r>
               <w:rPr>
                 <w:webHidden/>
@@ -1161,7 +1161,7 @@
             </w:tabs>
             <w:rPr/>
           </w:pPr>
-          <w:hyperlink w:anchor="__RefHeading___Toc1339_2842061002">
+          <w:hyperlink w:anchor="__RefHeading___Toc11265_1894618434">
             <w:r>
               <w:rPr>
                 <w:webHidden/>
@@ -1183,7 +1183,7 @@
             </w:tabs>
             <w:rPr/>
           </w:pPr>
-          <w:hyperlink w:anchor="__RefHeading___Toc1341_2842061002">
+          <w:hyperlink w:anchor="__RefHeading___Toc11267_1894618434">
             <w:r>
               <w:rPr>
                 <w:webHidden/>
@@ -1205,7 +1205,7 @@
             </w:tabs>
             <w:rPr/>
           </w:pPr>
-          <w:hyperlink w:anchor="__RefHeading___Toc1343_2842061002">
+          <w:hyperlink w:anchor="__RefHeading___Toc11269_1894618434">
             <w:r>
               <w:rPr>
                 <w:webHidden/>
@@ -1227,7 +1227,7 @@
             </w:tabs>
             <w:rPr/>
           </w:pPr>
-          <w:hyperlink w:anchor="__RefHeading___Toc1345_2842061002">
+          <w:hyperlink w:anchor="__RefHeading___Toc11271_1894618434">
             <w:r>
               <w:rPr>
                 <w:webHidden/>
@@ -1249,7 +1249,7 @@
             </w:tabs>
             <w:rPr/>
           </w:pPr>
-          <w:hyperlink w:anchor="__RefHeading___Toc1347_2842061002">
+          <w:hyperlink w:anchor="__RefHeading___Toc11273_1894618434">
             <w:r>
               <w:rPr>
                 <w:webHidden/>
@@ -1271,7 +1271,7 @@
             </w:tabs>
             <w:rPr/>
           </w:pPr>
-          <w:hyperlink w:anchor="__RefHeading___Toc1349_2842061002">
+          <w:hyperlink w:anchor="__RefHeading___Toc11275_1894618434">
             <w:r>
               <w:rPr>
                 <w:webHidden/>
@@ -1293,7 +1293,7 @@
             </w:tabs>
             <w:rPr/>
           </w:pPr>
-          <w:hyperlink w:anchor="__RefHeading___Toc1351_2842061002">
+          <w:hyperlink w:anchor="__RefHeading___Toc11277_1894618434">
             <w:r>
               <w:rPr>
                 <w:webHidden/>
@@ -1315,7 +1315,7 @@
             </w:tabs>
             <w:rPr/>
           </w:pPr>
-          <w:hyperlink w:anchor="__RefHeading___Toc1353_2842061002">
+          <w:hyperlink w:anchor="__RefHeading___Toc11279_1894618434">
             <w:r>
               <w:rPr>
                 <w:webHidden/>
@@ -1337,7 +1337,7 @@
             </w:tabs>
             <w:rPr/>
           </w:pPr>
-          <w:hyperlink w:anchor="__RefHeading___Toc1355_2842061002">
+          <w:hyperlink w:anchor="__RefHeading___Toc11281_1894618434">
             <w:r>
               <w:rPr>
                 <w:webHidden/>
@@ -1359,7 +1359,7 @@
             </w:tabs>
             <w:rPr/>
           </w:pPr>
-          <w:hyperlink w:anchor="__RefHeading___Toc1357_2842061002">
+          <w:hyperlink w:anchor="__RefHeading___Toc11283_1894618434">
             <w:r>
               <w:rPr>
                 <w:webHidden/>
@@ -1381,7 +1381,7 @@
             </w:tabs>
             <w:rPr/>
           </w:pPr>
-          <w:hyperlink w:anchor="__RefHeading___Toc1359_2842061002">
+          <w:hyperlink w:anchor="__RefHeading___Toc11285_1894618434">
             <w:r>
               <w:rPr>
                 <w:webHidden/>
@@ -1403,7 +1403,7 @@
             </w:tabs>
             <w:rPr/>
           </w:pPr>
-          <w:hyperlink w:anchor="__RefHeading___Toc1361_2842061002">
+          <w:hyperlink w:anchor="__RefHeading___Toc11287_1894618434">
             <w:r>
               <w:rPr>
                 <w:webHidden/>
@@ -1425,7 +1425,7 @@
             </w:tabs>
             <w:rPr/>
           </w:pPr>
-          <w:hyperlink w:anchor="__RefHeading___Toc1363_2842061002">
+          <w:hyperlink w:anchor="__RefHeading___Toc11289_1894618434">
             <w:r>
               <w:rPr>
                 <w:webHidden/>
@@ -1447,7 +1447,7 @@
             </w:tabs>
             <w:rPr/>
           </w:pPr>
-          <w:hyperlink w:anchor="__RefHeading___Toc1365_2842061002">
+          <w:hyperlink w:anchor="__RefHeading___Toc11291_1894618434">
             <w:r>
               <w:rPr>
                 <w:webHidden/>
@@ -1469,7 +1469,7 @@
             </w:tabs>
             <w:rPr/>
           </w:pPr>
-          <w:hyperlink w:anchor="__RefHeading___Toc1367_2842061002">
+          <w:hyperlink w:anchor="__RefHeading___Toc11293_1894618434">
             <w:r>
               <w:rPr>
                 <w:webHidden/>
@@ -1491,7 +1491,7 @@
             </w:tabs>
             <w:rPr/>
           </w:pPr>
-          <w:hyperlink w:anchor="__RefHeading___Toc1369_2842061002">
+          <w:hyperlink w:anchor="__RefHeading___Toc11295_1894618434">
             <w:r>
               <w:rPr>
                 <w:webHidden/>
@@ -1513,7 +1513,7 @@
             </w:tabs>
             <w:rPr/>
           </w:pPr>
-          <w:hyperlink w:anchor="__RefHeading___Toc1371_2842061002">
+          <w:hyperlink w:anchor="__RefHeading___Toc11297_1894618434">
             <w:r>
               <w:rPr>
                 <w:webHidden/>
@@ -1535,7 +1535,7 @@
             </w:tabs>
             <w:rPr/>
           </w:pPr>
-          <w:hyperlink w:anchor="__RefHeading___Toc1373_2842061002">
+          <w:hyperlink w:anchor="__RefHeading___Toc11299_1894618434">
             <w:r>
               <w:rPr>
                 <w:webHidden/>
@@ -1557,7 +1557,7 @@
             </w:tabs>
             <w:rPr/>
           </w:pPr>
-          <w:hyperlink w:anchor="__RefHeading___Toc1375_2842061002">
+          <w:hyperlink w:anchor="__RefHeading___Toc11301_1894618434">
             <w:r>
               <w:rPr>
                 <w:webHidden/>
@@ -1579,7 +1579,7 @@
             </w:tabs>
             <w:rPr/>
           </w:pPr>
-          <w:hyperlink w:anchor="__RefHeading___Toc1377_2842061002">
+          <w:hyperlink w:anchor="__RefHeading___Toc11303_1894618434">
             <w:r>
               <w:rPr>
                 <w:webHidden/>
@@ -1601,7 +1601,7 @@
             </w:tabs>
             <w:rPr/>
           </w:pPr>
-          <w:hyperlink w:anchor="__RefHeading___Toc1379_2842061002">
+          <w:hyperlink w:anchor="__RefHeading___Toc11305_1894618434">
             <w:r>
               <w:rPr>
                 <w:webHidden/>
@@ -1623,7 +1623,7 @@
             </w:tabs>
             <w:rPr/>
           </w:pPr>
-          <w:hyperlink w:anchor="__RefHeading___Toc1381_2842061002">
+          <w:hyperlink w:anchor="__RefHeading___Toc11307_1894618434">
             <w:r>
               <w:rPr>
                 <w:webHidden/>
@@ -1645,7 +1645,7 @@
             </w:tabs>
             <w:rPr/>
           </w:pPr>
-          <w:hyperlink w:anchor="__RefHeading___Toc1383_2842061002">
+          <w:hyperlink w:anchor="__RefHeading___Toc11309_1894618434">
             <w:r>
               <w:rPr>
                 <w:webHidden/>
@@ -1667,7 +1667,7 @@
             </w:tabs>
             <w:rPr/>
           </w:pPr>
-          <w:hyperlink w:anchor="__RefHeading___Toc1385_2842061002">
+          <w:hyperlink w:anchor="__RefHeading___Toc11311_1894618434">
             <w:r>
               <w:rPr>
                 <w:webHidden/>
@@ -1689,7 +1689,7 @@
             </w:tabs>
             <w:rPr/>
           </w:pPr>
-          <w:hyperlink w:anchor="__RefHeading___Toc1387_2842061002">
+          <w:hyperlink w:anchor="__RefHeading___Toc11313_1894618434">
             <w:r>
               <w:rPr>
                 <w:webHidden/>
@@ -1711,7 +1711,7 @@
             </w:tabs>
             <w:rPr/>
           </w:pPr>
-          <w:hyperlink w:anchor="__RefHeading___Toc1389_2842061002">
+          <w:hyperlink w:anchor="__RefHeading___Toc11315_1894618434">
             <w:r>
               <w:rPr>
                 <w:webHidden/>
@@ -1733,7 +1733,7 @@
             </w:tabs>
             <w:rPr/>
           </w:pPr>
-          <w:hyperlink w:anchor="__RefHeading___Toc1391_2842061002">
+          <w:hyperlink w:anchor="__RefHeading___Toc11317_1894618434">
             <w:r>
               <w:rPr>
                 <w:webHidden/>
@@ -1755,7 +1755,7 @@
             </w:tabs>
             <w:rPr/>
           </w:pPr>
-          <w:hyperlink w:anchor="__RefHeading___Toc1393_2842061002">
+          <w:hyperlink w:anchor="__RefHeading___Toc11319_1894618434">
             <w:r>
               <w:rPr>
                 <w:webHidden/>
@@ -1777,7 +1777,7 @@
             </w:tabs>
             <w:rPr/>
           </w:pPr>
-          <w:hyperlink w:anchor="__RefHeading___Toc1395_2842061002">
+          <w:hyperlink w:anchor="__RefHeading___Toc11321_1894618434">
             <w:r>
               <w:rPr>
                 <w:webHidden/>
@@ -1799,7 +1799,7 @@
             </w:tabs>
             <w:rPr/>
           </w:pPr>
-          <w:hyperlink w:anchor="__RefHeading___Toc1397_2842061002">
+          <w:hyperlink w:anchor="__RefHeading___Toc11323_1894618434">
             <w:r>
               <w:rPr>
                 <w:webHidden/>
@@ -1821,7 +1821,7 @@
             </w:tabs>
             <w:rPr/>
           </w:pPr>
-          <w:hyperlink w:anchor="__RefHeading___Toc1399_2842061002">
+          <w:hyperlink w:anchor="__RefHeading___Toc11325_1894618434">
             <w:r>
               <w:rPr>
                 <w:webHidden/>
@@ -1843,7 +1843,7 @@
             </w:tabs>
             <w:rPr/>
           </w:pPr>
-          <w:hyperlink w:anchor="__RefHeading___Toc1401_2842061002">
+          <w:hyperlink w:anchor="__RefHeading___Toc11327_1894618434">
             <w:r>
               <w:rPr>
                 <w:webHidden/>
@@ -1865,7 +1865,7 @@
             </w:tabs>
             <w:rPr/>
           </w:pPr>
-          <w:hyperlink w:anchor="__RefHeading___Toc1403_2842061002">
+          <w:hyperlink w:anchor="__RefHeading___Toc11329_1894618434">
             <w:r>
               <w:rPr>
                 <w:webHidden/>
@@ -1887,7 +1887,7 @@
             </w:tabs>
             <w:rPr/>
           </w:pPr>
-          <w:hyperlink w:anchor="__RefHeading___Toc1405_2842061002">
+          <w:hyperlink w:anchor="__RefHeading___Toc11331_1894618434">
             <w:r>
               <w:rPr>
                 <w:webHidden/>
@@ -1909,7 +1909,7 @@
             </w:tabs>
             <w:rPr/>
           </w:pPr>
-          <w:hyperlink w:anchor="__RefHeading___Toc1407_2842061002">
+          <w:hyperlink w:anchor="__RefHeading___Toc11333_1894618434">
             <w:r>
               <w:rPr>
                 <w:webHidden/>
@@ -1931,7 +1931,7 @@
             </w:tabs>
             <w:rPr/>
           </w:pPr>
-          <w:hyperlink w:anchor="__RefHeading___Toc1409_2842061002">
+          <w:hyperlink w:anchor="__RefHeading___Toc11335_1894618434">
             <w:r>
               <w:rPr>
                 <w:webHidden/>
@@ -1953,7 +1953,7 @@
             </w:tabs>
             <w:rPr/>
           </w:pPr>
-          <w:hyperlink w:anchor="__RefHeading___Toc1411_2842061002">
+          <w:hyperlink w:anchor="__RefHeading___Toc11337_1894618434">
             <w:r>
               <w:rPr>
                 <w:webHidden/>
@@ -1975,7 +1975,7 @@
             </w:tabs>
             <w:rPr/>
           </w:pPr>
-          <w:hyperlink w:anchor="__RefHeading___Toc1413_2842061002">
+          <w:hyperlink w:anchor="__RefHeading___Toc11339_1894618434">
             <w:r>
               <w:rPr>
                 <w:webHidden/>
@@ -1997,7 +1997,7 @@
             </w:tabs>
             <w:rPr/>
           </w:pPr>
-          <w:hyperlink w:anchor="__RefHeading___Toc1415_2842061002">
+          <w:hyperlink w:anchor="__RefHeading___Toc11341_1894618434">
             <w:r>
               <w:rPr>
                 <w:webHidden/>
@@ -2019,7 +2019,7 @@
             </w:tabs>
             <w:rPr/>
           </w:pPr>
-          <w:hyperlink w:anchor="__RefHeading___Toc1417_2842061002">
+          <w:hyperlink w:anchor="__RefHeading___Toc11343_1894618434">
             <w:r>
               <w:rPr>
                 <w:webHidden/>
@@ -2041,7 +2041,7 @@
             </w:tabs>
             <w:rPr/>
           </w:pPr>
-          <w:hyperlink w:anchor="__RefHeading___Toc1419_2842061002">
+          <w:hyperlink w:anchor="__RefHeading___Toc11345_1894618434">
             <w:r>
               <w:rPr>
                 <w:webHidden/>
@@ -2063,7 +2063,7 @@
             </w:tabs>
             <w:rPr/>
           </w:pPr>
-          <w:hyperlink w:anchor="__RefHeading___Toc1421_2842061002">
+          <w:hyperlink w:anchor="__RefHeading___Toc11347_1894618434">
             <w:r>
               <w:rPr>
                 <w:webHidden/>
@@ -2085,7 +2085,7 @@
             </w:tabs>
             <w:rPr/>
           </w:pPr>
-          <w:hyperlink w:anchor="__RefHeading___Toc1423_2842061002">
+          <w:hyperlink w:anchor="__RefHeading___Toc11349_1894618434">
             <w:r>
               <w:rPr>
                 <w:webHidden/>
@@ -2107,7 +2107,7 @@
             </w:tabs>
             <w:rPr/>
           </w:pPr>
-          <w:hyperlink w:anchor="__RefHeading___Toc1425_2842061002">
+          <w:hyperlink w:anchor="__RefHeading___Toc11351_1894618434">
             <w:r>
               <w:rPr>
                 <w:webHidden/>
@@ -2129,7 +2129,7 @@
             </w:tabs>
             <w:rPr/>
           </w:pPr>
-          <w:hyperlink w:anchor="__RefHeading___Toc1427_2842061002">
+          <w:hyperlink w:anchor="__RefHeading___Toc11353_1894618434">
             <w:r>
               <w:rPr>
                 <w:webHidden/>
@@ -2151,7 +2151,7 @@
             </w:tabs>
             <w:rPr/>
           </w:pPr>
-          <w:hyperlink w:anchor="__RefHeading___Toc1429_2842061002">
+          <w:hyperlink w:anchor="__RefHeading___Toc11355_1894618434">
             <w:r>
               <w:rPr>
                 <w:webHidden/>
@@ -2173,7 +2173,7 @@
             </w:tabs>
             <w:rPr/>
           </w:pPr>
-          <w:hyperlink w:anchor="__RefHeading___Toc1431_2842061002">
+          <w:hyperlink w:anchor="__RefHeading___Toc11357_1894618434">
             <w:r>
               <w:rPr>
                 <w:webHidden/>
@@ -2195,7 +2195,7 @@
             </w:tabs>
             <w:rPr/>
           </w:pPr>
-          <w:hyperlink w:anchor="__RefHeading___Toc1433_2842061002">
+          <w:hyperlink w:anchor="__RefHeading___Toc11359_1894618434">
             <w:r>
               <w:rPr>
                 <w:webHidden/>
@@ -2217,7 +2217,7 @@
             </w:tabs>
             <w:rPr/>
           </w:pPr>
-          <w:hyperlink w:anchor="__RefHeading___Toc1435_2842061002">
+          <w:hyperlink w:anchor="__RefHeading___Toc11361_1894618434">
             <w:r>
               <w:rPr>
                 <w:webHidden/>
@@ -2239,7 +2239,7 @@
             </w:tabs>
             <w:rPr/>
           </w:pPr>
-          <w:hyperlink w:anchor="__RefHeading___Toc1437_2842061002">
+          <w:hyperlink w:anchor="__RefHeading___Toc11363_1894618434">
             <w:r>
               <w:rPr>
                 <w:webHidden/>
@@ -2261,7 +2261,7 @@
             </w:tabs>
             <w:rPr/>
           </w:pPr>
-          <w:hyperlink w:anchor="__RefHeading___Toc1439_2842061002">
+          <w:hyperlink w:anchor="__RefHeading___Toc11365_1894618434">
             <w:r>
               <w:rPr>
                 <w:webHidden/>
@@ -2283,7 +2283,7 @@
             </w:tabs>
             <w:rPr/>
           </w:pPr>
-          <w:hyperlink w:anchor="__RefHeading___Toc1441_2842061002">
+          <w:hyperlink w:anchor="__RefHeading___Toc11367_1894618434">
             <w:r>
               <w:rPr>
                 <w:webHidden/>
@@ -2305,7 +2305,7 @@
             </w:tabs>
             <w:rPr/>
           </w:pPr>
-          <w:hyperlink w:anchor="__RefHeading___Toc1443_2842061002">
+          <w:hyperlink w:anchor="__RefHeading___Toc11369_1894618434">
             <w:r>
               <w:rPr>
                 <w:webHidden/>
@@ -2327,7 +2327,7 @@
             </w:tabs>
             <w:rPr/>
           </w:pPr>
-          <w:hyperlink w:anchor="__RefHeading___Toc1445_2842061002">
+          <w:hyperlink w:anchor="__RefHeading___Toc11371_1894618434">
             <w:r>
               <w:rPr>
                 <w:webHidden/>
@@ -2349,7 +2349,7 @@
             </w:tabs>
             <w:rPr/>
           </w:pPr>
-          <w:hyperlink w:anchor="__RefHeading___Toc1447_2842061002">
+          <w:hyperlink w:anchor="__RefHeading___Toc11373_1894618434">
             <w:r>
               <w:rPr>
                 <w:webHidden/>
@@ -2371,7 +2371,7 @@
             </w:tabs>
             <w:rPr/>
           </w:pPr>
-          <w:hyperlink w:anchor="__RefHeading___Toc1449_2842061002">
+          <w:hyperlink w:anchor="__RefHeading___Toc11375_1894618434">
             <w:r>
               <w:rPr>
                 <w:webHidden/>
@@ -2393,7 +2393,7 @@
             </w:tabs>
             <w:rPr/>
           </w:pPr>
-          <w:hyperlink w:anchor="__RefHeading___Toc1451_2842061002">
+          <w:hyperlink w:anchor="__RefHeading___Toc11377_1894618434">
             <w:r>
               <w:rPr>
                 <w:webHidden/>
@@ -2415,7 +2415,7 @@
             </w:tabs>
             <w:rPr/>
           </w:pPr>
-          <w:hyperlink w:anchor="__RefHeading___Toc1453_2842061002">
+          <w:hyperlink w:anchor="__RefHeading___Toc11379_1894618434">
             <w:r>
               <w:rPr>
                 <w:webHidden/>
@@ -2437,7 +2437,7 @@
             </w:tabs>
             <w:rPr/>
           </w:pPr>
-          <w:hyperlink w:anchor="__RefHeading___Toc1455_2842061002">
+          <w:hyperlink w:anchor="__RefHeading___Toc11381_1894618434">
             <w:r>
               <w:rPr>
                 <w:webHidden/>
@@ -2459,7 +2459,7 @@
             </w:tabs>
             <w:rPr/>
           </w:pPr>
-          <w:hyperlink w:anchor="__RefHeading___Toc1457_2842061002">
+          <w:hyperlink w:anchor="__RefHeading___Toc11383_1894618434">
             <w:r>
               <w:rPr>
                 <w:webHidden/>
@@ -2507,7 +2507,7 @@
       <w:r>
         <w:br w:type="page"/>
       </w:r>
-      <w:bookmarkStart w:id="0" w:name="__RefHeading___Toc1307_2842061002"/>
+      <w:bookmarkStart w:id="0" w:name="__RefHeading___Toc11233_1894618434"/>
       <w:bookmarkStart w:id="1" w:name="_Toc48319687"/>
       <w:bookmarkStart w:id="2" w:name="_Toc11824118"/>
       <w:bookmarkEnd w:id="0"/>
@@ -2901,7 +2901,7 @@
                 <w:szCs w:val="24"/>
                 <w:lang w:val="en-US" w:eastAsia="ja-JP" w:bidi="ar-SA"/>
               </w:rPr>
-              <w:t>1.1.2</w:t>
+              <w:t>1.1.3</w:t>
             </w:r>
           </w:p>
         </w:tc>
@@ -3049,7 +3049,7 @@
                 <w:szCs w:val="24"/>
                 <w:lang w:val="en-US" w:eastAsia="ja-JP" w:bidi="ar-SA"/>
               </w:rPr>
-              <w:t>Version 1.1.2: answer on add-on modules and optional services added (optional modules and partner services confirmed by management on 04 October 2026). Version 1.1.1: release figures aligned with the release verification of 04 October 2026 (test cases, automated tests, UAT cycle, go-live rehearsal). Version 1.1: answers updated for AML/CFT, the IC and NPC compliance registers, BIR forms and EOPT invoices, integrations, dealer programmes, branding, My Work and the Report Builder; known limits revised</w:t>
+              <w:t>Version 1.1.3: Client brand packs: basis is the client's contract with iorta TechNXT (management decision of 04 October 2026). Version 1.1.2: answer on add-on modules and optional services added (optional modules and partner services confirmed by management on 04 October 2026). Version 1.1.1: release figures aligned with the release verification of 04 October 2026 (test cases, automated tests, UAT cycle, go-live rehearsal). Version 1.1: answers updated for AML/CFT, the IC and NPC compliance registers, BIR forms and EOPT invoices, integrations, dealer programmes, branding, My Work and the Report Builder; known limits revised</w:t>
             </w:r>
           </w:p>
         </w:tc>
@@ -3152,7 +3152,7 @@
           <w:spacing w:val="0"/>
         </w:rPr>
       </w:pPr>
-      <w:bookmarkStart w:id="4" w:name="__RefHeading___Toc1309_2842061002"/>
+      <w:bookmarkStart w:id="4" w:name="__RefHeading___Toc11235_1894618434"/>
       <w:bookmarkStart w:id="5" w:name="_Toc233203388"/>
       <w:bookmarkEnd w:id="4"/>
       <w:r>
@@ -5800,7 +5800,7 @@
         <w:pageBreakBefore w:val="false"/>
         <w:rPr/>
       </w:pPr>
-      <w:bookmarkStart w:id="6" w:name="__RefHeading___Toc1311_2842061002"/>
+      <w:bookmarkStart w:id="6" w:name="__RefHeading___Toc11237_1894618434"/>
       <w:bookmarkEnd w:id="6"/>
       <w:r>
         <w:rPr>
@@ -5817,7 +5817,7 @@
         <w:pStyle w:val="Heading2"/>
         <w:rPr/>
       </w:pPr>
-      <w:bookmarkStart w:id="7" w:name="__RefHeading___Toc1313_2842061002"/>
+      <w:bookmarkStart w:id="7" w:name="__RefHeading___Toc11239_1894618434"/>
       <w:bookmarkEnd w:id="7"/>
       <w:r>
         <w:rPr>
@@ -5849,7 +5849,7 @@
         <w:pStyle w:val="Heading2"/>
         <w:rPr/>
       </w:pPr>
-      <w:bookmarkStart w:id="8" w:name="__RefHeading___Toc1315_2842061002"/>
+      <w:bookmarkStart w:id="8" w:name="__RefHeading___Toc11241_1894618434"/>
       <w:bookmarkEnd w:id="8"/>
       <w:r>
         <w:rPr>
@@ -5964,7 +5964,7 @@
         <w:pStyle w:val="Heading1"/>
         <w:rPr/>
       </w:pPr>
-      <w:bookmarkStart w:id="9" w:name="__RefHeading___Toc1317_2842061002"/>
+      <w:bookmarkStart w:id="9" w:name="__RefHeading___Toc11243_1894618434"/>
       <w:bookmarkEnd w:id="9"/>
       <w:r>
         <w:rPr>
@@ -5981,7 +5981,7 @@
         <w:pStyle w:val="Heading2"/>
         <w:rPr/>
       </w:pPr>
-      <w:bookmarkStart w:id="10" w:name="__RefHeading___Toc1319_2842061002"/>
+      <w:bookmarkStart w:id="10" w:name="__RefHeading___Toc11245_1894618434"/>
       <w:bookmarkEnd w:id="10"/>
       <w:r>
         <w:rPr>
@@ -6013,7 +6013,7 @@
         <w:pStyle w:val="Heading2"/>
         <w:rPr/>
       </w:pPr>
-      <w:bookmarkStart w:id="11" w:name="__RefHeading___Toc1321_2842061002"/>
+      <w:bookmarkStart w:id="11" w:name="__RefHeading___Toc11247_1894618434"/>
       <w:bookmarkEnd w:id="11"/>
       <w:r>
         <w:rPr>
@@ -6045,7 +6045,7 @@
         <w:pStyle w:val="Heading2"/>
         <w:rPr/>
       </w:pPr>
-      <w:bookmarkStart w:id="12" w:name="__RefHeading___Toc1323_2842061002"/>
+      <w:bookmarkStart w:id="12" w:name="__RefHeading___Toc11249_1894618434"/>
       <w:bookmarkEnd w:id="12"/>
       <w:r>
         <w:rPr>
@@ -6077,7 +6077,7 @@
         <w:pStyle w:val="Heading2"/>
         <w:rPr/>
       </w:pPr>
-      <w:bookmarkStart w:id="13" w:name="__RefHeading___Toc1325_2842061002"/>
+      <w:bookmarkStart w:id="13" w:name="__RefHeading___Toc11251_1894618434"/>
       <w:bookmarkEnd w:id="13"/>
       <w:r>
         <w:rPr>
@@ -6109,7 +6109,7 @@
         <w:pStyle w:val="Heading2"/>
         <w:rPr/>
       </w:pPr>
-      <w:bookmarkStart w:id="14" w:name="__RefHeading___Toc1327_2842061002"/>
+      <w:bookmarkStart w:id="14" w:name="__RefHeading___Toc11253_1894618434"/>
       <w:bookmarkEnd w:id="14"/>
       <w:r>
         <w:rPr>
@@ -6141,7 +6141,7 @@
         <w:pStyle w:val="Heading2"/>
         <w:rPr/>
       </w:pPr>
-      <w:bookmarkStart w:id="15" w:name="__RefHeading___Toc1329_2842061002"/>
+      <w:bookmarkStart w:id="15" w:name="__RefHeading___Toc11255_1894618434"/>
       <w:bookmarkEnd w:id="15"/>
       <w:r>
         <w:rPr>
@@ -6173,7 +6173,7 @@
         <w:pStyle w:val="Heading2"/>
         <w:rPr/>
       </w:pPr>
-      <w:bookmarkStart w:id="16" w:name="__RefHeading___Toc1331_2842061002"/>
+      <w:bookmarkStart w:id="16" w:name="__RefHeading___Toc11257_1894618434"/>
       <w:bookmarkEnd w:id="16"/>
       <w:r>
         <w:rPr>
@@ -6205,7 +6205,7 @@
         <w:pStyle w:val="Heading2"/>
         <w:rPr/>
       </w:pPr>
-      <w:bookmarkStart w:id="17" w:name="__RefHeading___Toc1333_2842061002"/>
+      <w:bookmarkStart w:id="17" w:name="__RefHeading___Toc11259_1894618434"/>
       <w:bookmarkEnd w:id="17"/>
       <w:r>
         <w:rPr>
@@ -6237,7 +6237,7 @@
         <w:pStyle w:val="Heading2"/>
         <w:rPr/>
       </w:pPr>
-      <w:bookmarkStart w:id="18" w:name="__RefHeading___Toc1335_2842061002"/>
+      <w:bookmarkStart w:id="18" w:name="__RefHeading___Toc11261_1894618434"/>
       <w:bookmarkEnd w:id="18"/>
       <w:r>
         <w:rPr>
@@ -6269,7 +6269,7 @@
         <w:pStyle w:val="Heading2"/>
         <w:rPr/>
       </w:pPr>
-      <w:bookmarkStart w:id="19" w:name="__RefHeading___Toc1337_2842061002"/>
+      <w:bookmarkStart w:id="19" w:name="__RefHeading___Toc11263_1894618434"/>
       <w:bookmarkEnd w:id="19"/>
       <w:r>
         <w:rPr>
@@ -6293,7 +6293,7 @@
           <w:color w:val="101820"/>
           <w:sz w:val="21"/>
         </w:rPr>
-        <w:t>Yes. The System Administrator sets the theme (colours, header and side bar style, font, density), the logo, the sign-in page picture and texts, the branding of printed documents, report files and e-mails on Master &gt; System Settings &gt; Theme and Branding, with a contrast check before saving. Signatories and approvers capture an e-signature once; it is mapped to the documents it signs (policy schedule, official receipt, payment voucher and others) and prints only once the document is issued or approved. A brand pack file moves the whole branding from UAT to Production. A brand pack carrying another company's marks is used only with that company's written permission.</w:t>
+        <w:t>Yes. The System Administrator sets the theme (colours, header and side bar style, font, density), the logo, the sign-in page picture and texts, the branding of printed documents, report files and e-mails on Master &gt; System Settings &gt; Theme and Branding, with a contrast check before saving. Signatories and approvers capture an e-signature once; it is mapped to the documents it signs (policy schedule, official receipt, payment voucher and others) and prints only once the document is issued or approved. A brand pack file moves the whole branding from UAT to Production. A client brand pack carries the marks of a client of iorta TechNXT and is applied only in that client's environments, under the client's contract with iorta TechNXT, which covers the use of its marks there.</w:t>
       </w:r>
     </w:p>
     <w:p>
@@ -6301,7 +6301,7 @@
         <w:pStyle w:val="Heading2"/>
         <w:rPr/>
       </w:pPr>
-      <w:bookmarkStart w:id="20" w:name="__RefHeading___Toc1339_2842061002"/>
+      <w:bookmarkStart w:id="20" w:name="__RefHeading___Toc11265_1894618434"/>
       <w:bookmarkEnd w:id="20"/>
       <w:r>
         <w:rPr>
@@ -6333,7 +6333,7 @@
         <w:pStyle w:val="Heading2"/>
         <w:rPr/>
       </w:pPr>
-      <w:bookmarkStart w:id="21" w:name="__RefHeading___Toc1341_2842061002"/>
+      <w:bookmarkStart w:id="21" w:name="__RefHeading___Toc11267_1894618434"/>
       <w:bookmarkEnd w:id="21"/>
       <w:r>
         <w:rPr>
@@ -6368,7 +6368,7 @@
         <w:pStyle w:val="Heading1"/>
         <w:rPr/>
       </w:pPr>
-      <w:bookmarkStart w:id="22" w:name="__RefHeading___Toc1343_2842061002"/>
+      <w:bookmarkStart w:id="22" w:name="__RefHeading___Toc11269_1894618434"/>
       <w:bookmarkEnd w:id="22"/>
       <w:r>
         <w:rPr>
@@ -6385,7 +6385,7 @@
         <w:pStyle w:val="Heading2"/>
         <w:rPr/>
       </w:pPr>
-      <w:bookmarkStart w:id="23" w:name="__RefHeading___Toc1345_2842061002"/>
+      <w:bookmarkStart w:id="23" w:name="__RefHeading___Toc11271_1894618434"/>
       <w:bookmarkEnd w:id="23"/>
       <w:r>
         <w:rPr>
@@ -6417,7 +6417,7 @@
         <w:pStyle w:val="Heading2"/>
         <w:rPr/>
       </w:pPr>
-      <w:bookmarkStart w:id="24" w:name="__RefHeading___Toc1347_2842061002"/>
+      <w:bookmarkStart w:id="24" w:name="__RefHeading___Toc11273_1894618434"/>
       <w:bookmarkEnd w:id="24"/>
       <w:r>
         <w:rPr>
@@ -6449,7 +6449,7 @@
         <w:pStyle w:val="Heading2"/>
         <w:rPr/>
       </w:pPr>
-      <w:bookmarkStart w:id="25" w:name="__RefHeading___Toc1349_2842061002"/>
+      <w:bookmarkStart w:id="25" w:name="__RefHeading___Toc11275_1894618434"/>
       <w:bookmarkEnd w:id="25"/>
       <w:r>
         <w:rPr>
@@ -6481,7 +6481,7 @@
         <w:pStyle w:val="Heading2"/>
         <w:rPr/>
       </w:pPr>
-      <w:bookmarkStart w:id="26" w:name="__RefHeading___Toc1351_2842061002"/>
+      <w:bookmarkStart w:id="26" w:name="__RefHeading___Toc11277_1894618434"/>
       <w:bookmarkEnd w:id="26"/>
       <w:r>
         <w:rPr>
@@ -6513,7 +6513,7 @@
         <w:pStyle w:val="Heading2"/>
         <w:rPr/>
       </w:pPr>
-      <w:bookmarkStart w:id="27" w:name="__RefHeading___Toc1353_2842061002"/>
+      <w:bookmarkStart w:id="27" w:name="__RefHeading___Toc11279_1894618434"/>
       <w:bookmarkEnd w:id="27"/>
       <w:r>
         <w:rPr>
@@ -6545,7 +6545,7 @@
         <w:pStyle w:val="Heading2"/>
         <w:rPr/>
       </w:pPr>
-      <w:bookmarkStart w:id="28" w:name="__RefHeading___Toc1355_2842061002"/>
+      <w:bookmarkStart w:id="28" w:name="__RefHeading___Toc11281_1894618434"/>
       <w:bookmarkEnd w:id="28"/>
       <w:r>
         <w:rPr>
@@ -6725,7 +6725,7 @@
         <w:pStyle w:val="Heading2"/>
         <w:rPr/>
       </w:pPr>
-      <w:bookmarkStart w:id="29" w:name="__RefHeading___Toc1357_2842061002"/>
+      <w:bookmarkStart w:id="29" w:name="__RefHeading___Toc11283_1894618434"/>
       <w:bookmarkEnd w:id="29"/>
       <w:r>
         <w:rPr>
@@ -6760,7 +6760,7 @@
         <w:pStyle w:val="Heading1"/>
         <w:rPr/>
       </w:pPr>
-      <w:bookmarkStart w:id="30" w:name="__RefHeading___Toc1359_2842061002"/>
+      <w:bookmarkStart w:id="30" w:name="__RefHeading___Toc11285_1894618434"/>
       <w:bookmarkEnd w:id="30"/>
       <w:r>
         <w:rPr>
@@ -6777,7 +6777,7 @@
         <w:pStyle w:val="Heading2"/>
         <w:rPr/>
       </w:pPr>
-      <w:bookmarkStart w:id="31" w:name="__RefHeading___Toc1361_2842061002"/>
+      <w:bookmarkStart w:id="31" w:name="__RefHeading___Toc11287_1894618434"/>
       <w:bookmarkEnd w:id="31"/>
       <w:r>
         <w:rPr>
@@ -6809,7 +6809,7 @@
         <w:pStyle w:val="Heading2"/>
         <w:rPr/>
       </w:pPr>
-      <w:bookmarkStart w:id="32" w:name="__RefHeading___Toc1363_2842061002"/>
+      <w:bookmarkStart w:id="32" w:name="__RefHeading___Toc11289_1894618434"/>
       <w:bookmarkEnd w:id="32"/>
       <w:r>
         <w:rPr>
@@ -6841,7 +6841,7 @@
         <w:pStyle w:val="Heading2"/>
         <w:rPr/>
       </w:pPr>
-      <w:bookmarkStart w:id="33" w:name="__RefHeading___Toc1365_2842061002"/>
+      <w:bookmarkStart w:id="33" w:name="__RefHeading___Toc11291_1894618434"/>
       <w:bookmarkEnd w:id="33"/>
       <w:r>
         <w:rPr>
@@ -6873,7 +6873,7 @@
         <w:pStyle w:val="Heading2"/>
         <w:rPr/>
       </w:pPr>
-      <w:bookmarkStart w:id="34" w:name="__RefHeading___Toc1367_2842061002"/>
+      <w:bookmarkStart w:id="34" w:name="__RefHeading___Toc11293_1894618434"/>
       <w:bookmarkEnd w:id="34"/>
       <w:r>
         <w:rPr>
@@ -6905,7 +6905,7 @@
         <w:pStyle w:val="Heading2"/>
         <w:rPr/>
       </w:pPr>
-      <w:bookmarkStart w:id="35" w:name="__RefHeading___Toc1369_2842061002"/>
+      <w:bookmarkStart w:id="35" w:name="__RefHeading___Toc11295_1894618434"/>
       <w:bookmarkEnd w:id="35"/>
       <w:r>
         <w:rPr>
@@ -6937,7 +6937,7 @@
         <w:pStyle w:val="Heading2"/>
         <w:rPr/>
       </w:pPr>
-      <w:bookmarkStart w:id="36" w:name="__RefHeading___Toc1371_2842061002"/>
+      <w:bookmarkStart w:id="36" w:name="__RefHeading___Toc11297_1894618434"/>
       <w:bookmarkEnd w:id="36"/>
       <w:r>
         <w:rPr>
@@ -6972,7 +6972,7 @@
         <w:pStyle w:val="Heading1"/>
         <w:rPr/>
       </w:pPr>
-      <w:bookmarkStart w:id="37" w:name="__RefHeading___Toc1373_2842061002"/>
+      <w:bookmarkStart w:id="37" w:name="__RefHeading___Toc11299_1894618434"/>
       <w:bookmarkEnd w:id="37"/>
       <w:r>
         <w:rPr>
@@ -6989,7 +6989,7 @@
         <w:pStyle w:val="Heading2"/>
         <w:rPr/>
       </w:pPr>
-      <w:bookmarkStart w:id="38" w:name="__RefHeading___Toc1375_2842061002"/>
+      <w:bookmarkStart w:id="38" w:name="__RefHeading___Toc11301_1894618434"/>
       <w:bookmarkEnd w:id="38"/>
       <w:r>
         <w:rPr>
@@ -7021,7 +7021,7 @@
         <w:pStyle w:val="Heading2"/>
         <w:rPr/>
       </w:pPr>
-      <w:bookmarkStart w:id="39" w:name="__RefHeading___Toc1377_2842061002"/>
+      <w:bookmarkStart w:id="39" w:name="__RefHeading___Toc11303_1894618434"/>
       <w:bookmarkEnd w:id="39"/>
       <w:r>
         <w:rPr>
@@ -7053,7 +7053,7 @@
         <w:pStyle w:val="Heading2"/>
         <w:rPr/>
       </w:pPr>
-      <w:bookmarkStart w:id="40" w:name="__RefHeading___Toc1379_2842061002"/>
+      <w:bookmarkStart w:id="40" w:name="__RefHeading___Toc11305_1894618434"/>
       <w:bookmarkEnd w:id="40"/>
       <w:r>
         <w:rPr>
@@ -7085,7 +7085,7 @@
         <w:pStyle w:val="Heading2"/>
         <w:rPr/>
       </w:pPr>
-      <w:bookmarkStart w:id="41" w:name="__RefHeading___Toc1381_2842061002"/>
+      <w:bookmarkStart w:id="41" w:name="__RefHeading___Toc11307_1894618434"/>
       <w:bookmarkEnd w:id="41"/>
       <w:r>
         <w:rPr>
@@ -7117,7 +7117,7 @@
         <w:pStyle w:val="Heading2"/>
         <w:rPr/>
       </w:pPr>
-      <w:bookmarkStart w:id="42" w:name="__RefHeading___Toc1383_2842061002"/>
+      <w:bookmarkStart w:id="42" w:name="__RefHeading___Toc11309_1894618434"/>
       <w:bookmarkEnd w:id="42"/>
       <w:r>
         <w:rPr>
@@ -7149,7 +7149,7 @@
         <w:pStyle w:val="Heading2"/>
         <w:rPr/>
       </w:pPr>
-      <w:bookmarkStart w:id="43" w:name="__RefHeading___Toc1385_2842061002"/>
+      <w:bookmarkStart w:id="43" w:name="__RefHeading___Toc11311_1894618434"/>
       <w:bookmarkEnd w:id="43"/>
       <w:r>
         <w:rPr>
@@ -7184,7 +7184,7 @@
         <w:pStyle w:val="Heading1"/>
         <w:rPr/>
       </w:pPr>
-      <w:bookmarkStart w:id="44" w:name="__RefHeading___Toc1387_2842061002"/>
+      <w:bookmarkStart w:id="44" w:name="__RefHeading___Toc11313_1894618434"/>
       <w:bookmarkEnd w:id="44"/>
       <w:r>
         <w:rPr>
@@ -7201,7 +7201,7 @@
         <w:pStyle w:val="Heading2"/>
         <w:rPr/>
       </w:pPr>
-      <w:bookmarkStart w:id="45" w:name="__RefHeading___Toc1389_2842061002"/>
+      <w:bookmarkStart w:id="45" w:name="__RefHeading___Toc11315_1894618434"/>
       <w:bookmarkEnd w:id="45"/>
       <w:r>
         <w:rPr>
@@ -7233,7 +7233,7 @@
         <w:pStyle w:val="Heading2"/>
         <w:rPr/>
       </w:pPr>
-      <w:bookmarkStart w:id="46" w:name="__RefHeading___Toc1391_2842061002"/>
+      <w:bookmarkStart w:id="46" w:name="__RefHeading___Toc11317_1894618434"/>
       <w:bookmarkEnd w:id="46"/>
       <w:r>
         <w:rPr>
@@ -7265,7 +7265,7 @@
         <w:pStyle w:val="Heading2"/>
         <w:rPr/>
       </w:pPr>
-      <w:bookmarkStart w:id="47" w:name="__RefHeading___Toc1393_2842061002"/>
+      <w:bookmarkStart w:id="47" w:name="__RefHeading___Toc11319_1894618434"/>
       <w:bookmarkEnd w:id="47"/>
       <w:r>
         <w:rPr>
@@ -7297,7 +7297,7 @@
         <w:pStyle w:val="Heading2"/>
         <w:rPr/>
       </w:pPr>
-      <w:bookmarkStart w:id="48" w:name="__RefHeading___Toc1395_2842061002"/>
+      <w:bookmarkStart w:id="48" w:name="__RefHeading___Toc11321_1894618434"/>
       <w:bookmarkEnd w:id="48"/>
       <w:r>
         <w:rPr>
@@ -7332,7 +7332,7 @@
         <w:pStyle w:val="Heading1"/>
         <w:rPr/>
       </w:pPr>
-      <w:bookmarkStart w:id="49" w:name="__RefHeading___Toc1397_2842061002"/>
+      <w:bookmarkStart w:id="49" w:name="__RefHeading___Toc11323_1894618434"/>
       <w:bookmarkEnd w:id="49"/>
       <w:r>
         <w:rPr>
@@ -7349,7 +7349,7 @@
         <w:pStyle w:val="Heading2"/>
         <w:rPr/>
       </w:pPr>
-      <w:bookmarkStart w:id="50" w:name="__RefHeading___Toc1399_2842061002"/>
+      <w:bookmarkStart w:id="50" w:name="__RefHeading___Toc11325_1894618434"/>
       <w:bookmarkEnd w:id="50"/>
       <w:r>
         <w:rPr>
@@ -7381,7 +7381,7 @@
         <w:pStyle w:val="Heading2"/>
         <w:rPr/>
       </w:pPr>
-      <w:bookmarkStart w:id="51" w:name="__RefHeading___Toc1401_2842061002"/>
+      <w:bookmarkStart w:id="51" w:name="__RefHeading___Toc11327_1894618434"/>
       <w:bookmarkEnd w:id="51"/>
       <w:r>
         <w:rPr>
@@ -7413,7 +7413,7 @@
         <w:pStyle w:val="Heading2"/>
         <w:rPr/>
       </w:pPr>
-      <w:bookmarkStart w:id="52" w:name="__RefHeading___Toc1403_2842061002"/>
+      <w:bookmarkStart w:id="52" w:name="__RefHeading___Toc11329_1894618434"/>
       <w:bookmarkEnd w:id="52"/>
       <w:r>
         <w:rPr>
@@ -7448,7 +7448,7 @@
         <w:pStyle w:val="Heading1"/>
         <w:rPr/>
       </w:pPr>
-      <w:bookmarkStart w:id="53" w:name="__RefHeading___Toc1405_2842061002"/>
+      <w:bookmarkStart w:id="53" w:name="__RefHeading___Toc11331_1894618434"/>
       <w:bookmarkEnd w:id="53"/>
       <w:r>
         <w:rPr>
@@ -7465,7 +7465,7 @@
         <w:pStyle w:val="Heading2"/>
         <w:rPr/>
       </w:pPr>
-      <w:bookmarkStart w:id="54" w:name="__RefHeading___Toc1407_2842061002"/>
+      <w:bookmarkStart w:id="54" w:name="__RefHeading___Toc11333_1894618434"/>
       <w:bookmarkEnd w:id="54"/>
       <w:r>
         <w:rPr>
@@ -7497,7 +7497,7 @@
         <w:pStyle w:val="Heading2"/>
         <w:rPr/>
       </w:pPr>
-      <w:bookmarkStart w:id="55" w:name="__RefHeading___Toc1409_2842061002"/>
+      <w:bookmarkStart w:id="55" w:name="__RefHeading___Toc11335_1894618434"/>
       <w:bookmarkEnd w:id="55"/>
       <w:r>
         <w:rPr>
@@ -7529,7 +7529,7 @@
         <w:pStyle w:val="Heading2"/>
         <w:rPr/>
       </w:pPr>
-      <w:bookmarkStart w:id="56" w:name="__RefHeading___Toc1411_2842061002"/>
+      <w:bookmarkStart w:id="56" w:name="__RefHeading___Toc11337_1894618434"/>
       <w:bookmarkEnd w:id="56"/>
       <w:r>
         <w:rPr>
@@ -7561,7 +7561,7 @@
         <w:pStyle w:val="Heading2"/>
         <w:rPr/>
       </w:pPr>
-      <w:bookmarkStart w:id="57" w:name="__RefHeading___Toc1413_2842061002"/>
+      <w:bookmarkStart w:id="57" w:name="__RefHeading___Toc11339_1894618434"/>
       <w:bookmarkEnd w:id="57"/>
       <w:r>
         <w:rPr>
@@ -7593,7 +7593,7 @@
         <w:pStyle w:val="Heading2"/>
         <w:rPr/>
       </w:pPr>
-      <w:bookmarkStart w:id="58" w:name="__RefHeading___Toc1415_2842061002"/>
+      <w:bookmarkStart w:id="58" w:name="__RefHeading___Toc11341_1894618434"/>
       <w:bookmarkEnd w:id="58"/>
       <w:r>
         <w:rPr>
@@ -7625,7 +7625,7 @@
         <w:pStyle w:val="Heading2"/>
         <w:rPr/>
       </w:pPr>
-      <w:bookmarkStart w:id="59" w:name="__RefHeading___Toc1417_2842061002"/>
+      <w:bookmarkStart w:id="59" w:name="__RefHeading___Toc11343_1894618434"/>
       <w:bookmarkEnd w:id="59"/>
       <w:r>
         <w:rPr>
@@ -7657,7 +7657,7 @@
         <w:pStyle w:val="Heading2"/>
         <w:rPr/>
       </w:pPr>
-      <w:bookmarkStart w:id="60" w:name="__RefHeading___Toc1419_2842061002"/>
+      <w:bookmarkStart w:id="60" w:name="__RefHeading___Toc11345_1894618434"/>
       <w:bookmarkEnd w:id="60"/>
       <w:r>
         <w:rPr>
@@ -7692,7 +7692,7 @@
         <w:pStyle w:val="Heading1"/>
         <w:rPr/>
       </w:pPr>
-      <w:bookmarkStart w:id="61" w:name="__RefHeading___Toc1421_2842061002"/>
+      <w:bookmarkStart w:id="61" w:name="__RefHeading___Toc11347_1894618434"/>
       <w:bookmarkEnd w:id="61"/>
       <w:r>
         <w:rPr>
@@ -7709,7 +7709,7 @@
         <w:pStyle w:val="Heading2"/>
         <w:rPr/>
       </w:pPr>
-      <w:bookmarkStart w:id="62" w:name="__RefHeading___Toc1423_2842061002"/>
+      <w:bookmarkStart w:id="62" w:name="__RefHeading___Toc11349_1894618434"/>
       <w:bookmarkEnd w:id="62"/>
       <w:r>
         <w:rPr>
@@ -7802,7 +7802,7 @@
         <w:pStyle w:val="Heading2"/>
         <w:rPr/>
       </w:pPr>
-      <w:bookmarkStart w:id="63" w:name="__RefHeading___Toc1425_2842061002"/>
+      <w:bookmarkStart w:id="63" w:name="__RefHeading___Toc11351_1894618434"/>
       <w:bookmarkEnd w:id="63"/>
       <w:r>
         <w:rPr>
@@ -7891,7 +7891,7 @@
         <w:pStyle w:val="Heading2"/>
         <w:rPr/>
       </w:pPr>
-      <w:bookmarkStart w:id="64" w:name="__RefHeading___Toc1427_2842061002"/>
+      <w:bookmarkStart w:id="64" w:name="__RefHeading___Toc11353_1894618434"/>
       <w:bookmarkEnd w:id="64"/>
       <w:r>
         <w:rPr>
@@ -7980,7 +7980,7 @@
         <w:pStyle w:val="Heading2"/>
         <w:rPr/>
       </w:pPr>
-      <w:bookmarkStart w:id="65" w:name="__RefHeading___Toc1429_2842061002"/>
+      <w:bookmarkStart w:id="65" w:name="__RefHeading___Toc11355_1894618434"/>
       <w:bookmarkEnd w:id="65"/>
       <w:r>
         <w:rPr>
@@ -8069,7 +8069,7 @@
         <w:pStyle w:val="Heading2"/>
         <w:rPr/>
       </w:pPr>
-      <w:bookmarkStart w:id="66" w:name="__RefHeading___Toc1431_2842061002"/>
+      <w:bookmarkStart w:id="66" w:name="__RefHeading___Toc11357_1894618434"/>
       <w:bookmarkEnd w:id="66"/>
       <w:r>
         <w:rPr>
@@ -8158,7 +8158,7 @@
         <w:pStyle w:val="Heading2"/>
         <w:rPr/>
       </w:pPr>
-      <w:bookmarkStart w:id="67" w:name="__RefHeading___Toc1433_2842061002"/>
+      <w:bookmarkStart w:id="67" w:name="__RefHeading___Toc11359_1894618434"/>
       <w:bookmarkEnd w:id="67"/>
       <w:r>
         <w:rPr>
@@ -8247,7 +8247,7 @@
         <w:pStyle w:val="Heading2"/>
         <w:rPr/>
       </w:pPr>
-      <w:bookmarkStart w:id="68" w:name="__RefHeading___Toc1435_2842061002"/>
+      <w:bookmarkStart w:id="68" w:name="__RefHeading___Toc11361_1894618434"/>
       <w:bookmarkEnd w:id="68"/>
       <w:r>
         <w:rPr>
@@ -8336,7 +8336,7 @@
         <w:pStyle w:val="Heading2"/>
         <w:rPr/>
       </w:pPr>
-      <w:bookmarkStart w:id="69" w:name="__RefHeading___Toc1437_2842061002"/>
+      <w:bookmarkStart w:id="69" w:name="__RefHeading___Toc11363_1894618434"/>
       <w:bookmarkEnd w:id="69"/>
       <w:r>
         <w:rPr>
@@ -8425,7 +8425,7 @@
         <w:pStyle w:val="Heading2"/>
         <w:rPr/>
       </w:pPr>
-      <w:bookmarkStart w:id="70" w:name="__RefHeading___Toc1439_2842061002"/>
+      <w:bookmarkStart w:id="70" w:name="__RefHeading___Toc11365_1894618434"/>
       <w:bookmarkEnd w:id="70"/>
       <w:r>
         <w:rPr>
@@ -8514,7 +8514,7 @@
         <w:pStyle w:val="Heading2"/>
         <w:rPr/>
       </w:pPr>
-      <w:bookmarkStart w:id="71" w:name="__RefHeading___Toc1441_2842061002"/>
+      <w:bookmarkStart w:id="71" w:name="__RefHeading___Toc11367_1894618434"/>
       <w:bookmarkEnd w:id="71"/>
       <w:r>
         <w:rPr>
@@ -8603,7 +8603,7 @@
         <w:pStyle w:val="Heading2"/>
         <w:rPr/>
       </w:pPr>
-      <w:bookmarkStart w:id="72" w:name="__RefHeading___Toc1443_2842061002"/>
+      <w:bookmarkStart w:id="72" w:name="__RefHeading___Toc11369_1894618434"/>
       <w:bookmarkEnd w:id="72"/>
       <w:r>
         <w:rPr>
@@ -8692,7 +8692,7 @@
         <w:pStyle w:val="Heading2"/>
         <w:rPr/>
       </w:pPr>
-      <w:bookmarkStart w:id="73" w:name="__RefHeading___Toc1445_2842061002"/>
+      <w:bookmarkStart w:id="73" w:name="__RefHeading___Toc11371_1894618434"/>
       <w:bookmarkEnd w:id="73"/>
       <w:r>
         <w:rPr>
@@ -8733,7 +8733,7 @@
         <w:pStyle w:val="Heading2"/>
         <w:rPr/>
       </w:pPr>
-      <w:bookmarkStart w:id="74" w:name="__RefHeading___Toc1447_2842061002"/>
+      <w:bookmarkStart w:id="74" w:name="__RefHeading___Toc11373_1894618434"/>
       <w:bookmarkEnd w:id="74"/>
       <w:r>
         <w:rPr>
@@ -8774,7 +8774,7 @@
         <w:pStyle w:val="Heading2"/>
         <w:rPr/>
       </w:pPr>
-      <w:bookmarkStart w:id="75" w:name="__RefHeading___Toc1449_2842061002"/>
+      <w:bookmarkStart w:id="75" w:name="__RefHeading___Toc11375_1894618434"/>
       <w:bookmarkEnd w:id="75"/>
       <w:r>
         <w:rPr>
@@ -8815,7 +8815,7 @@
         <w:pStyle w:val="Heading2"/>
         <w:rPr/>
       </w:pPr>
-      <w:bookmarkStart w:id="76" w:name="__RefHeading___Toc1451_2842061002"/>
+      <w:bookmarkStart w:id="76" w:name="__RefHeading___Toc11377_1894618434"/>
       <w:bookmarkEnd w:id="76"/>
       <w:r>
         <w:rPr>
@@ -8880,7 +8880,7 @@
         <w:pStyle w:val="Heading2"/>
         <w:rPr/>
       </w:pPr>
-      <w:bookmarkStart w:id="77" w:name="__RefHeading___Toc1453_2842061002"/>
+      <w:bookmarkStart w:id="77" w:name="__RefHeading___Toc11379_1894618434"/>
       <w:bookmarkEnd w:id="77"/>
       <w:r>
         <w:rPr>
@@ -8924,7 +8924,7 @@
         <w:pStyle w:val="Heading1"/>
         <w:rPr/>
       </w:pPr>
-      <w:bookmarkStart w:id="78" w:name="__RefHeading___Toc1455_2842061002"/>
+      <w:bookmarkStart w:id="78" w:name="__RefHeading___Toc11381_1894618434"/>
       <w:bookmarkEnd w:id="78"/>
       <w:r>
         <w:rPr>
@@ -10142,7 +10142,7 @@
       <w:r>
         <w:br w:type="page"/>
       </w:r>
-      <w:bookmarkStart w:id="79" w:name="__RefHeading___Toc1457_2842061002"/>
+      <w:bookmarkStart w:id="79" w:name="__RefHeading___Toc11383_1894618434"/>
       <w:bookmarkStart w:id="80" w:name="_Toc233203395"/>
       <w:bookmarkEnd w:id="79"/>
       <w:r>
